--- a/附录.docx
+++ b/附录.docx
@@ -18,7 +18,25 @@
           <w:sz w:val="16"/>
           <w:szCs w:val="18"/>
         </w:rPr>
-        <w:t>对于BindingDB数据集的处理。</w:t>
+        <w:t>对于</w:t>
+      </w:r>
+      <w:proofErr w:type="spellStart"/>
+      <w:r>
+        <w:rPr>
+          <w:rFonts w:hint="eastAsia"/>
+          <w:sz w:val="16"/>
+          <w:szCs w:val="18"/>
+        </w:rPr>
+        <w:t>BindingDB</w:t>
+      </w:r>
+      <w:proofErr w:type="spellEnd"/>
+      <w:r>
+        <w:rPr>
+          <w:rFonts w:hint="eastAsia"/>
+          <w:sz w:val="16"/>
+          <w:szCs w:val="18"/>
+        </w:rPr>
+        <w:t>数据集的处理。</w:t>
       </w:r>
     </w:p>
     <w:p>
@@ -37,7 +55,71 @@
           <w:sz w:val="16"/>
           <w:szCs w:val="18"/>
         </w:rPr>
-        <w:t>1. 我们从BindingDB官网获取了BindingDB_All_202411_tsv.zip(解压后的文件为BindingDB_All.tsv)，其中包含了截止至2024年11月的BindingDB中的所有数据，数据包含的各种属性值如下表所示。随机选择的sample data是第678组数据。</w:t>
+        <w:t>1. 我们从</w:t>
+      </w:r>
+      <w:proofErr w:type="spellStart"/>
+      <w:r>
+        <w:rPr>
+          <w:rFonts w:hint="eastAsia"/>
+          <w:sz w:val="16"/>
+          <w:szCs w:val="18"/>
+        </w:rPr>
+        <w:t>BindingDB</w:t>
+      </w:r>
+      <w:proofErr w:type="spellEnd"/>
+      <w:proofErr w:type="gramStart"/>
+      <w:r>
+        <w:rPr>
+          <w:rFonts w:hint="eastAsia"/>
+          <w:sz w:val="16"/>
+          <w:szCs w:val="18"/>
+        </w:rPr>
+        <w:t>官网获取</w:t>
+      </w:r>
+      <w:proofErr w:type="gramEnd"/>
+      <w:r>
+        <w:rPr>
+          <w:rFonts w:hint="eastAsia"/>
+          <w:sz w:val="16"/>
+          <w:szCs w:val="18"/>
+        </w:rPr>
+        <w:t>了BindingDB_All_202411_tsv.zip(解压后的文件为</w:t>
+      </w:r>
+      <w:proofErr w:type="spellStart"/>
+      <w:r>
+        <w:rPr>
+          <w:rFonts w:hint="eastAsia"/>
+          <w:sz w:val="16"/>
+          <w:szCs w:val="18"/>
+        </w:rPr>
+        <w:t>BindingDB_All.tsv</w:t>
+      </w:r>
+      <w:proofErr w:type="spellEnd"/>
+      <w:r>
+        <w:rPr>
+          <w:rFonts w:hint="eastAsia"/>
+          <w:sz w:val="16"/>
+          <w:szCs w:val="18"/>
+        </w:rPr>
+        <w:t>)，其中包含了截止至2024年11月的</w:t>
+      </w:r>
+      <w:proofErr w:type="spellStart"/>
+      <w:r>
+        <w:rPr>
+          <w:rFonts w:hint="eastAsia"/>
+          <w:sz w:val="16"/>
+          <w:szCs w:val="18"/>
+        </w:rPr>
+        <w:t>BindingDB</w:t>
+      </w:r>
+      <w:proofErr w:type="spellEnd"/>
+      <w:r>
+        <w:rPr>
+          <w:rFonts w:hint="eastAsia"/>
+          <w:sz w:val="16"/>
+          <w:szCs w:val="18"/>
+        </w:rPr>
+        <w:t>中的所有数据，数据包含的各种属性值如下表所示。随机选择的sample data是第678组数据。</w:t>
       </w:r>
     </w:p>
     <w:tbl>
@@ -154,14 +236,34 @@
                 <w:szCs w:val="11"/>
               </w:rPr>
             </w:pPr>
-            <w:r>
-              <w:rPr>
-                <w:rFonts w:ascii="Times New Roman" w:hAnsi="Times New Roman" w:cs="Times New Roman"/>
-                <w:sz w:val="11"/>
-                <w:szCs w:val="11"/>
-              </w:rPr>
-              <w:t>BindingDB Reactant_set_id</w:t>
-            </w:r>
+            <w:proofErr w:type="spellStart"/>
+            <w:r>
+              <w:rPr>
+                <w:rFonts w:ascii="Times New Roman" w:hAnsi="Times New Roman" w:cs="Times New Roman"/>
+                <w:sz w:val="11"/>
+                <w:szCs w:val="11"/>
+              </w:rPr>
+              <w:t>BindingDB</w:t>
+            </w:r>
+            <w:proofErr w:type="spellEnd"/>
+            <w:r>
+              <w:rPr>
+                <w:rFonts w:ascii="Times New Roman" w:hAnsi="Times New Roman" w:cs="Times New Roman"/>
+                <w:sz w:val="11"/>
+                <w:szCs w:val="11"/>
+              </w:rPr>
+              <w:t xml:space="preserve"> </w:t>
+            </w:r>
+            <w:proofErr w:type="spellStart"/>
+            <w:r>
+              <w:rPr>
+                <w:rFonts w:ascii="Times New Roman" w:hAnsi="Times New Roman" w:cs="Times New Roman"/>
+                <w:sz w:val="11"/>
+                <w:szCs w:val="11"/>
+              </w:rPr>
+              <w:t>Reactant_set_id</w:t>
+            </w:r>
+            <w:proofErr w:type="spellEnd"/>
           </w:p>
         </w:tc>
         <w:tc>
@@ -193,7 +295,25 @@
                 <w:sz w:val="11"/>
                 <w:szCs w:val="11"/>
               </w:rPr>
-              <w:t xml:space="preserve"> BindingDB </w:t>
+              <w:t xml:space="preserve"> </w:t>
+            </w:r>
+            <w:proofErr w:type="spellStart"/>
+            <w:r>
+              <w:rPr>
+                <w:rFonts w:ascii="Times New Roman" w:hAnsi="Times New Roman" w:cs="Times New Roman"/>
+                <w:sz w:val="11"/>
+                <w:szCs w:val="11"/>
+              </w:rPr>
+              <w:t>BindingDB</w:t>
+            </w:r>
+            <w:proofErr w:type="spellEnd"/>
+            <w:r>
+              <w:rPr>
+                <w:rFonts w:ascii="Times New Roman" w:hAnsi="Times New Roman" w:cs="Times New Roman"/>
+                <w:sz w:val="11"/>
+                <w:szCs w:val="11"/>
+              </w:rPr>
+              <w:t xml:space="preserve"> </w:t>
             </w:r>
             <w:r>
               <w:rPr>
@@ -347,7 +467,151 @@
                 <w:sz w:val="11"/>
                 <w:szCs w:val="11"/>
               </w:rPr>
-              <w:t>CC(C)C[C@H](CO)NC(=O)[C@@H]1N[C@H](SC1(C)C)[C@H](NC(=O)Cc1ccccc1)C(=O)NCc1ccccc1</w:t>
+              <w:t>CC(C)C[C@</w:t>
+            </w:r>
+            <w:proofErr w:type="gramStart"/>
+            <w:r>
+              <w:rPr>
+                <w:rFonts w:ascii="Times New Roman" w:hAnsi="Times New Roman" w:cs="Times New Roman"/>
+                <w:sz w:val="11"/>
+                <w:szCs w:val="11"/>
+              </w:rPr>
+              <w:t>H](</w:t>
+            </w:r>
+            <w:proofErr w:type="gramEnd"/>
+            <w:r>
+              <w:rPr>
+                <w:rFonts w:ascii="Times New Roman" w:hAnsi="Times New Roman" w:cs="Times New Roman"/>
+                <w:sz w:val="11"/>
+                <w:szCs w:val="11"/>
+              </w:rPr>
+              <w:t>CO)NC(=</w:t>
+            </w:r>
+            <w:proofErr w:type="gramStart"/>
+            <w:r>
+              <w:rPr>
+                <w:rFonts w:ascii="Times New Roman" w:hAnsi="Times New Roman" w:cs="Times New Roman"/>
+                <w:sz w:val="11"/>
+                <w:szCs w:val="11"/>
+              </w:rPr>
+              <w:t>O)[</w:t>
+            </w:r>
+            <w:proofErr w:type="gramEnd"/>
+            <w:r>
+              <w:rPr>
+                <w:rFonts w:ascii="Times New Roman" w:hAnsi="Times New Roman" w:cs="Times New Roman"/>
+                <w:sz w:val="11"/>
+                <w:szCs w:val="11"/>
+              </w:rPr>
+              <w:t>C@@H]1N[C@</w:t>
+            </w:r>
+            <w:proofErr w:type="gramStart"/>
+            <w:r>
+              <w:rPr>
+                <w:rFonts w:ascii="Times New Roman" w:hAnsi="Times New Roman" w:cs="Times New Roman"/>
+                <w:sz w:val="11"/>
+                <w:szCs w:val="11"/>
+              </w:rPr>
+              <w:t>H](</w:t>
+            </w:r>
+            <w:proofErr w:type="gramEnd"/>
+            <w:r>
+              <w:rPr>
+                <w:rFonts w:ascii="Times New Roman" w:hAnsi="Times New Roman" w:cs="Times New Roman"/>
+                <w:sz w:val="11"/>
+                <w:szCs w:val="11"/>
+              </w:rPr>
+              <w:t>SC1(C)</w:t>
+            </w:r>
+            <w:proofErr w:type="gramStart"/>
+            <w:r>
+              <w:rPr>
+                <w:rFonts w:ascii="Times New Roman" w:hAnsi="Times New Roman" w:cs="Times New Roman"/>
+                <w:sz w:val="11"/>
+                <w:szCs w:val="11"/>
+              </w:rPr>
+              <w:t>C)[</w:t>
+            </w:r>
+            <w:proofErr w:type="gramEnd"/>
+            <w:r>
+              <w:rPr>
+                <w:rFonts w:ascii="Times New Roman" w:hAnsi="Times New Roman" w:cs="Times New Roman"/>
+                <w:sz w:val="11"/>
+                <w:szCs w:val="11"/>
+              </w:rPr>
+              <w:t>C@</w:t>
+            </w:r>
+            <w:proofErr w:type="gramStart"/>
+            <w:r>
+              <w:rPr>
+                <w:rFonts w:ascii="Times New Roman" w:hAnsi="Times New Roman" w:cs="Times New Roman"/>
+                <w:sz w:val="11"/>
+                <w:szCs w:val="11"/>
+              </w:rPr>
+              <w:t>H](</w:t>
+            </w:r>
+            <w:proofErr w:type="gramEnd"/>
+            <w:r>
+              <w:rPr>
+                <w:rFonts w:ascii="Times New Roman" w:hAnsi="Times New Roman" w:cs="Times New Roman"/>
+                <w:sz w:val="11"/>
+                <w:szCs w:val="11"/>
+              </w:rPr>
+              <w:t>NC(=</w:t>
+            </w:r>
+            <w:proofErr w:type="gramStart"/>
+            <w:r>
+              <w:rPr>
+                <w:rFonts w:ascii="Times New Roman" w:hAnsi="Times New Roman" w:cs="Times New Roman"/>
+                <w:sz w:val="11"/>
+                <w:szCs w:val="11"/>
+              </w:rPr>
+              <w:t>O)Cc</w:t>
+            </w:r>
+            <w:proofErr w:type="gramEnd"/>
+            <w:r>
+              <w:rPr>
+                <w:rFonts w:ascii="Times New Roman" w:hAnsi="Times New Roman" w:cs="Times New Roman"/>
+                <w:sz w:val="11"/>
+                <w:szCs w:val="11"/>
+              </w:rPr>
+              <w:t>1ccccc</w:t>
+            </w:r>
+            <w:proofErr w:type="gramStart"/>
+            <w:r>
+              <w:rPr>
+                <w:rFonts w:ascii="Times New Roman" w:hAnsi="Times New Roman" w:cs="Times New Roman"/>
+                <w:sz w:val="11"/>
+                <w:szCs w:val="11"/>
+              </w:rPr>
+              <w:t>1)C</w:t>
+            </w:r>
+            <w:proofErr w:type="gramEnd"/>
+            <w:r>
+              <w:rPr>
+                <w:rFonts w:ascii="Times New Roman" w:hAnsi="Times New Roman" w:cs="Times New Roman"/>
+                <w:sz w:val="11"/>
+                <w:szCs w:val="11"/>
+              </w:rPr>
+              <w:t>(=</w:t>
+            </w:r>
+            <w:proofErr w:type="gramStart"/>
+            <w:r>
+              <w:rPr>
+                <w:rFonts w:ascii="Times New Roman" w:hAnsi="Times New Roman" w:cs="Times New Roman"/>
+                <w:sz w:val="11"/>
+                <w:szCs w:val="11"/>
+              </w:rPr>
+              <w:t>O)NCc</w:t>
+            </w:r>
+            <w:proofErr w:type="gramEnd"/>
+            <w:r>
+              <w:rPr>
+                <w:rFonts w:ascii="Times New Roman" w:hAnsi="Times New Roman" w:cs="Times New Roman"/>
+                <w:sz w:val="11"/>
+                <w:szCs w:val="11"/>
+              </w:rPr>
+              <w:t>1ccccc1</w:t>
             </w:r>
           </w:p>
         </w:tc>
@@ -419,7 +683,25 @@
                 <w:sz w:val="11"/>
                 <w:szCs w:val="11"/>
               </w:rPr>
-              <w:t>国际化学标识符，用于更标准和可扩展的分子结构表示</w:t>
+              <w:t>国际化学标识符，用于更标准和</w:t>
+            </w:r>
+            <w:proofErr w:type="gramStart"/>
+            <w:r>
+              <w:rPr>
+                <w:rFonts w:ascii="Times New Roman" w:hAnsi="Times New Roman" w:cs="Times New Roman"/>
+                <w:sz w:val="11"/>
+                <w:szCs w:val="11"/>
+              </w:rPr>
+              <w:t>可</w:t>
+            </w:r>
+            <w:proofErr w:type="gramEnd"/>
+            <w:r>
+              <w:rPr>
+                <w:rFonts w:ascii="Times New Roman" w:hAnsi="Times New Roman" w:cs="Times New Roman"/>
+                <w:sz w:val="11"/>
+                <w:szCs w:val="11"/>
+              </w:rPr>
+              <w:t>扩展的分子结构表示</w:t>
             </w:r>
           </w:p>
         </w:tc>
@@ -558,14 +840,34 @@
                 <w:szCs w:val="11"/>
               </w:rPr>
             </w:pPr>
-            <w:r>
-              <w:rPr>
-                <w:rFonts w:ascii="Times New Roman" w:hAnsi="Times New Roman" w:cs="Times New Roman"/>
-                <w:sz w:val="11"/>
-                <w:szCs w:val="11"/>
-              </w:rPr>
-              <w:t>BindingDB MonomerID</w:t>
-            </w:r>
+            <w:proofErr w:type="spellStart"/>
+            <w:r>
+              <w:rPr>
+                <w:rFonts w:ascii="Times New Roman" w:hAnsi="Times New Roman" w:cs="Times New Roman"/>
+                <w:sz w:val="11"/>
+                <w:szCs w:val="11"/>
+              </w:rPr>
+              <w:t>BindingDB</w:t>
+            </w:r>
+            <w:proofErr w:type="spellEnd"/>
+            <w:r>
+              <w:rPr>
+                <w:rFonts w:ascii="Times New Roman" w:hAnsi="Times New Roman" w:cs="Times New Roman"/>
+                <w:sz w:val="11"/>
+                <w:szCs w:val="11"/>
+              </w:rPr>
+              <w:t xml:space="preserve"> </w:t>
+            </w:r>
+            <w:proofErr w:type="spellStart"/>
+            <w:r>
+              <w:rPr>
+                <w:rFonts w:ascii="Times New Roman" w:hAnsi="Times New Roman" w:cs="Times New Roman"/>
+                <w:sz w:val="11"/>
+                <w:szCs w:val="11"/>
+              </w:rPr>
+              <w:t>MonomerID</w:t>
+            </w:r>
+            <w:proofErr w:type="spellEnd"/>
           </w:p>
         </w:tc>
         <w:tc>
@@ -597,7 +899,25 @@
                 <w:sz w:val="11"/>
                 <w:szCs w:val="11"/>
               </w:rPr>
-              <w:t xml:space="preserve"> BindingDB </w:t>
+              <w:t xml:space="preserve"> </w:t>
+            </w:r>
+            <w:proofErr w:type="spellStart"/>
+            <w:r>
+              <w:rPr>
+                <w:rFonts w:ascii="Times New Roman" w:hAnsi="Times New Roman" w:cs="Times New Roman"/>
+                <w:sz w:val="11"/>
+                <w:szCs w:val="11"/>
+              </w:rPr>
+              <w:t>BindingDB</w:t>
+            </w:r>
+            <w:proofErr w:type="spellEnd"/>
+            <w:r>
+              <w:rPr>
+                <w:rFonts w:ascii="Times New Roman" w:hAnsi="Times New Roman" w:cs="Times New Roman"/>
+                <w:sz w:val="11"/>
+                <w:szCs w:val="11"/>
+              </w:rPr>
+              <w:t xml:space="preserve"> </w:t>
             </w:r>
             <w:r>
               <w:rPr>
@@ -663,13 +983,23 @@
                 <w:szCs w:val="11"/>
               </w:rPr>
             </w:pPr>
-            <w:r>
-              <w:rPr>
-                <w:rFonts w:ascii="Times New Roman" w:hAnsi="Times New Roman" w:cs="Times New Roman"/>
-                <w:sz w:val="11"/>
-                <w:szCs w:val="11"/>
-              </w:rPr>
-              <w:t>BindingDB Ligand Name</w:t>
+            <w:proofErr w:type="spellStart"/>
+            <w:r>
+              <w:rPr>
+                <w:rFonts w:ascii="Times New Roman" w:hAnsi="Times New Roman" w:cs="Times New Roman"/>
+                <w:sz w:val="11"/>
+                <w:szCs w:val="11"/>
+              </w:rPr>
+              <w:t>BindingDB</w:t>
+            </w:r>
+            <w:proofErr w:type="spellEnd"/>
+            <w:r>
+              <w:rPr>
+                <w:rFonts w:ascii="Times New Roman" w:hAnsi="Times New Roman" w:cs="Times New Roman"/>
+                <w:sz w:val="11"/>
+                <w:szCs w:val="11"/>
+              </w:rPr>
+              <w:t xml:space="preserve"> Ligand Name</w:t>
             </w:r>
           </w:p>
         </w:tc>
@@ -702,7 +1032,25 @@
                 <w:sz w:val="11"/>
                 <w:szCs w:val="11"/>
               </w:rPr>
-              <w:t xml:space="preserve"> BindingDB </w:t>
+              <w:t xml:space="preserve"> </w:t>
+            </w:r>
+            <w:proofErr w:type="spellStart"/>
+            <w:r>
+              <w:rPr>
+                <w:rFonts w:ascii="Times New Roman" w:hAnsi="Times New Roman" w:cs="Times New Roman"/>
+                <w:sz w:val="11"/>
+                <w:szCs w:val="11"/>
+              </w:rPr>
+              <w:t>BindingDB</w:t>
+            </w:r>
+            <w:proofErr w:type="spellEnd"/>
+            <w:r>
+              <w:rPr>
+                <w:rFonts w:ascii="Times New Roman" w:hAnsi="Times New Roman" w:cs="Times New Roman"/>
+                <w:sz w:val="11"/>
+                <w:szCs w:val="11"/>
+              </w:rPr>
+              <w:t xml:space="preserve"> </w:t>
             </w:r>
             <w:r>
               <w:rPr>
@@ -735,7 +1083,79 @@
                 <w:sz w:val="11"/>
                 <w:szCs w:val="11"/>
               </w:rPr>
-              <w:t>(2R,4S)-2-[(R)-(benzylcarbamoyl)(1-phenylacetamido)methyl]-N-[(2R)-1-hydroxy-4-methylpentan-2-yl]-5,5-dimethyl-1,3-thiazolidine-4-carboxamide::penicillin deriv. 56</w:t>
+              <w:t>(2R,4S)-2</w:t>
+            </w:r>
+            <w:proofErr w:type="gramStart"/>
+            <w:r>
+              <w:rPr>
+                <w:rFonts w:ascii="Times New Roman" w:hAnsi="Times New Roman" w:cs="Times New Roman"/>
+                <w:sz w:val="11"/>
+                <w:szCs w:val="11"/>
+              </w:rPr>
+              <w:t>-[(</w:t>
+            </w:r>
+            <w:proofErr w:type="gramEnd"/>
+            <w:r>
+              <w:rPr>
+                <w:rFonts w:ascii="Times New Roman" w:hAnsi="Times New Roman" w:cs="Times New Roman"/>
+                <w:sz w:val="11"/>
+                <w:szCs w:val="11"/>
+              </w:rPr>
+              <w:t>R)-(</w:t>
+            </w:r>
+            <w:proofErr w:type="gramStart"/>
+            <w:r>
+              <w:rPr>
+                <w:rFonts w:ascii="Times New Roman" w:hAnsi="Times New Roman" w:cs="Times New Roman"/>
+                <w:sz w:val="11"/>
+                <w:szCs w:val="11"/>
+              </w:rPr>
+              <w:t>benzylcarbamoyl)(</w:t>
+            </w:r>
+            <w:proofErr w:type="gramEnd"/>
+            <w:r>
+              <w:rPr>
+                <w:rFonts w:ascii="Times New Roman" w:hAnsi="Times New Roman" w:cs="Times New Roman"/>
+                <w:sz w:val="11"/>
+                <w:szCs w:val="11"/>
+              </w:rPr>
+              <w:t>1-</w:t>
+            </w:r>
+            <w:proofErr w:type="gramStart"/>
+            <w:r>
+              <w:rPr>
+                <w:rFonts w:ascii="Times New Roman" w:hAnsi="Times New Roman" w:cs="Times New Roman"/>
+                <w:sz w:val="11"/>
+                <w:szCs w:val="11"/>
+              </w:rPr>
+              <w:t>phenylacetamido)methyl</w:t>
+            </w:r>
+            <w:proofErr w:type="gramEnd"/>
+            <w:r>
+              <w:rPr>
+                <w:rFonts w:ascii="Times New Roman" w:hAnsi="Times New Roman" w:cs="Times New Roman"/>
+                <w:sz w:val="11"/>
+                <w:szCs w:val="11"/>
+              </w:rPr>
+              <w:t>]-N-[(2R)-1-hydroxy-4-methylpentan-2-yl]-5,5-dimethyl-1,3-thiazolidine-4-</w:t>
+            </w:r>
+            <w:proofErr w:type="gramStart"/>
+            <w:r>
+              <w:rPr>
+                <w:rFonts w:ascii="Times New Roman" w:hAnsi="Times New Roman" w:cs="Times New Roman"/>
+                <w:sz w:val="11"/>
+                <w:szCs w:val="11"/>
+              </w:rPr>
+              <w:t>carboxamide::</w:t>
+            </w:r>
+            <w:proofErr w:type="gramEnd"/>
+            <w:r>
+              <w:rPr>
+                <w:rFonts w:ascii="Times New Roman" w:hAnsi="Times New Roman" w:cs="Times New Roman"/>
+                <w:sz w:val="11"/>
+                <w:szCs w:val="11"/>
+              </w:rPr>
+              <w:t>penicillin deriv. 56</w:t>
             </w:r>
           </w:p>
         </w:tc>
@@ -847,8 +1267,18 @@
                 <w:sz w:val="11"/>
                 <w:szCs w:val="11"/>
               </w:rPr>
-              <w:t>Target Source Organism According to Curator or DataSource</w:t>
-            </w:r>
+              <w:t xml:space="preserve">Target Source Organism According to Curator or </w:t>
+            </w:r>
+            <w:proofErr w:type="spellStart"/>
+            <w:r>
+              <w:rPr>
+                <w:rFonts w:ascii="Times New Roman" w:hAnsi="Times New Roman" w:cs="Times New Roman"/>
+                <w:sz w:val="11"/>
+                <w:szCs w:val="11"/>
+              </w:rPr>
+              <w:t>DataSource</w:t>
+            </w:r>
+            <w:proofErr w:type="spellEnd"/>
           </w:p>
         </w:tc>
         <w:tc>
@@ -928,7 +1358,25 @@
                 <w:sz w:val="11"/>
                 <w:szCs w:val="11"/>
               </w:rPr>
-              <w:t>Ki (nM)</w:t>
+              <w:t>Ki (</w:t>
+            </w:r>
+            <w:proofErr w:type="spellStart"/>
+            <w:r>
+              <w:rPr>
+                <w:rFonts w:ascii="Times New Roman" w:hAnsi="Times New Roman" w:cs="Times New Roman"/>
+                <w:sz w:val="11"/>
+                <w:szCs w:val="11"/>
+              </w:rPr>
+              <w:t>nM</w:t>
+            </w:r>
+            <w:proofErr w:type="spellEnd"/>
+            <w:r>
+              <w:rPr>
+                <w:rFonts w:ascii="Times New Roman" w:hAnsi="Times New Roman" w:cs="Times New Roman"/>
+                <w:sz w:val="11"/>
+                <w:szCs w:val="11"/>
+              </w:rPr>
+              <w:t>)</w:t>
             </w:r>
           </w:p>
         </w:tc>
@@ -971,6 +1419,7 @@
               </w:rPr>
               <w:t>），单位为纳摩尔（</w:t>
             </w:r>
+            <w:proofErr w:type="spellStart"/>
             <w:r>
               <w:rPr>
                 <w:rFonts w:ascii="Times New Roman" w:hAnsi="Times New Roman" w:cs="Times New Roman"/>
@@ -979,6 +1428,7 @@
               </w:rPr>
               <w:t>nM</w:t>
             </w:r>
+            <w:proofErr w:type="spellEnd"/>
             <w:r>
               <w:rPr>
                 <w:rFonts w:ascii="Times New Roman" w:hAnsi="Times New Roman" w:cs="Times New Roman"/>
@@ -1033,7 +1483,25 @@
                 <w:sz w:val="11"/>
                 <w:szCs w:val="11"/>
               </w:rPr>
-              <w:t>IC50 (nM)</w:t>
+              <w:t>IC50 (</w:t>
+            </w:r>
+            <w:proofErr w:type="spellStart"/>
+            <w:r>
+              <w:rPr>
+                <w:rFonts w:ascii="Times New Roman" w:hAnsi="Times New Roman" w:cs="Times New Roman"/>
+                <w:sz w:val="11"/>
+                <w:szCs w:val="11"/>
+              </w:rPr>
+              <w:t>nM</w:t>
+            </w:r>
+            <w:proofErr w:type="spellEnd"/>
+            <w:r>
+              <w:rPr>
+                <w:rFonts w:ascii="Times New Roman" w:hAnsi="Times New Roman" w:cs="Times New Roman"/>
+                <w:sz w:val="11"/>
+                <w:szCs w:val="11"/>
+              </w:rPr>
+              <w:t>)</w:t>
             </w:r>
           </w:p>
         </w:tc>
@@ -1124,13 +1592,41 @@
                 <w:szCs w:val="11"/>
               </w:rPr>
             </w:pPr>
-            <w:r>
-              <w:rPr>
-                <w:rFonts w:ascii="Times New Roman" w:hAnsi="Times New Roman" w:cs="Times New Roman"/>
-                <w:sz w:val="11"/>
-                <w:szCs w:val="11"/>
-              </w:rPr>
-              <w:t>Kd (nM)</w:t>
+            <w:proofErr w:type="spellStart"/>
+            <w:r>
+              <w:rPr>
+                <w:rFonts w:ascii="Times New Roman" w:hAnsi="Times New Roman" w:cs="Times New Roman"/>
+                <w:sz w:val="11"/>
+                <w:szCs w:val="11"/>
+              </w:rPr>
+              <w:t>Kd</w:t>
+            </w:r>
+            <w:proofErr w:type="spellEnd"/>
+            <w:r>
+              <w:rPr>
+                <w:rFonts w:ascii="Times New Roman" w:hAnsi="Times New Roman" w:cs="Times New Roman"/>
+                <w:sz w:val="11"/>
+                <w:szCs w:val="11"/>
+              </w:rPr>
+              <w:t xml:space="preserve"> (</w:t>
+            </w:r>
+            <w:proofErr w:type="spellStart"/>
+            <w:r>
+              <w:rPr>
+                <w:rFonts w:ascii="Times New Roman" w:hAnsi="Times New Roman" w:cs="Times New Roman"/>
+                <w:sz w:val="11"/>
+                <w:szCs w:val="11"/>
+              </w:rPr>
+              <w:t>nM</w:t>
+            </w:r>
+            <w:proofErr w:type="spellEnd"/>
+            <w:r>
+              <w:rPr>
+                <w:rFonts w:ascii="Times New Roman" w:hAnsi="Times New Roman" w:cs="Times New Roman"/>
+                <w:sz w:val="11"/>
+                <w:szCs w:val="11"/>
+              </w:rPr>
+              <w:t>)</w:t>
             </w:r>
           </w:p>
         </w:tc>
@@ -1203,7 +1699,25 @@
                 <w:sz w:val="11"/>
                 <w:szCs w:val="11"/>
               </w:rPr>
-              <w:t>EC50 (nM)</w:t>
+              <w:t>EC50 (</w:t>
+            </w:r>
+            <w:proofErr w:type="spellStart"/>
+            <w:r>
+              <w:rPr>
+                <w:rFonts w:ascii="Times New Roman" w:hAnsi="Times New Roman" w:cs="Times New Roman"/>
+                <w:sz w:val="11"/>
+                <w:szCs w:val="11"/>
+              </w:rPr>
+              <w:t>nM</w:t>
+            </w:r>
+            <w:proofErr w:type="spellEnd"/>
+            <w:r>
+              <w:rPr>
+                <w:rFonts w:ascii="Times New Roman" w:hAnsi="Times New Roman" w:cs="Times New Roman"/>
+                <w:sz w:val="11"/>
+                <w:szCs w:val="11"/>
+              </w:rPr>
+              <w:t>)</w:t>
             </w:r>
           </w:p>
         </w:tc>
@@ -1270,13 +1784,23 @@
                 <w:szCs w:val="11"/>
               </w:rPr>
             </w:pPr>
-            <w:r>
-              <w:rPr>
-                <w:rFonts w:ascii="Times New Roman" w:hAnsi="Times New Roman" w:cs="Times New Roman"/>
-                <w:sz w:val="11"/>
-                <w:szCs w:val="11"/>
-              </w:rPr>
-              <w:t>kon (</w:t>
+            <w:proofErr w:type="spellStart"/>
+            <w:r>
+              <w:rPr>
+                <w:rFonts w:ascii="Times New Roman" w:hAnsi="Times New Roman" w:cs="Times New Roman"/>
+                <w:sz w:val="11"/>
+                <w:szCs w:val="11"/>
+              </w:rPr>
+              <w:t>kon</w:t>
+            </w:r>
+            <w:proofErr w:type="spellEnd"/>
+            <w:r>
+              <w:rPr>
+                <w:rFonts w:ascii="Times New Roman" w:hAnsi="Times New Roman" w:cs="Times New Roman"/>
+                <w:sz w:val="11"/>
+                <w:szCs w:val="11"/>
+              </w:rPr>
+              <w:t xml:space="preserve"> (</w:t>
             </w:r>
             <w:r>
               <w:rPr>
@@ -1435,13 +1959,23 @@
                 <w:szCs w:val="11"/>
               </w:rPr>
             </w:pPr>
-            <w:r>
-              <w:rPr>
-                <w:rFonts w:ascii="Times New Roman" w:hAnsi="Times New Roman" w:cs="Times New Roman"/>
-                <w:sz w:val="11"/>
-                <w:szCs w:val="11"/>
-              </w:rPr>
-              <w:t>koff (s</w:t>
+            <w:proofErr w:type="spellStart"/>
+            <w:r>
+              <w:rPr>
+                <w:rFonts w:ascii="Times New Roman" w:hAnsi="Times New Roman" w:cs="Times New Roman"/>
+                <w:sz w:val="11"/>
+                <w:szCs w:val="11"/>
+              </w:rPr>
+              <w:t>koff</w:t>
+            </w:r>
+            <w:proofErr w:type="spellEnd"/>
+            <w:r>
+              <w:rPr>
+                <w:rFonts w:ascii="Times New Roman" w:hAnsi="Times New Roman" w:cs="Times New Roman"/>
+                <w:sz w:val="11"/>
+                <w:szCs w:val="11"/>
+              </w:rPr>
+              <w:t xml:space="preserve"> (s</w:t>
             </w:r>
             <w:r>
               <w:rPr>
@@ -1750,8 +2284,18 @@
                 <w:sz w:val="11"/>
                 <w:szCs w:val="11"/>
               </w:rPr>
-              <w:t>Curation/DataSource</w:t>
-            </w:r>
+              <w:t>Curation/</w:t>
+            </w:r>
+            <w:proofErr w:type="spellStart"/>
+            <w:r>
+              <w:rPr>
+                <w:rFonts w:ascii="Times New Roman" w:hAnsi="Times New Roman" w:cs="Times New Roman"/>
+                <w:sz w:val="11"/>
+                <w:szCs w:val="11"/>
+              </w:rPr>
+              <w:t>DataSource</w:t>
+            </w:r>
+            <w:proofErr w:type="spellEnd"/>
           </w:p>
         </w:tc>
         <w:tc>
@@ -1800,8 +2344,18 @@
                 <w:sz w:val="11"/>
                 <w:szCs w:val="11"/>
               </w:rPr>
-              <w:t>Curated from the literature by BindingDB</w:t>
-            </w:r>
+              <w:t xml:space="preserve">Curated from the literature by </w:t>
+            </w:r>
+            <w:proofErr w:type="spellStart"/>
+            <w:r>
+              <w:rPr>
+                <w:rFonts w:ascii="Times New Roman" w:hAnsi="Times New Roman" w:cs="Times New Roman"/>
+                <w:sz w:val="11"/>
+                <w:szCs w:val="11"/>
+              </w:rPr>
+              <w:t>BindingDB</w:t>
+            </w:r>
+            <w:proofErr w:type="spellEnd"/>
           </w:p>
         </w:tc>
       </w:tr>
@@ -1922,13 +2476,23 @@
                 <w:szCs w:val="11"/>
               </w:rPr>
             </w:pPr>
-            <w:r>
-              <w:rPr>
-                <w:rFonts w:ascii="Times New Roman" w:hAnsi="Times New Roman" w:cs="Times New Roman"/>
-                <w:sz w:val="11"/>
-                <w:szCs w:val="11"/>
-              </w:rPr>
-              <w:t>BindingDB Entry DOI</w:t>
+            <w:proofErr w:type="spellStart"/>
+            <w:r>
+              <w:rPr>
+                <w:rFonts w:ascii="Times New Roman" w:hAnsi="Times New Roman" w:cs="Times New Roman"/>
+                <w:sz w:val="11"/>
+                <w:szCs w:val="11"/>
+              </w:rPr>
+              <w:t>BindingDB</w:t>
+            </w:r>
+            <w:proofErr w:type="spellEnd"/>
+            <w:r>
+              <w:rPr>
+                <w:rFonts w:ascii="Times New Roman" w:hAnsi="Times New Roman" w:cs="Times New Roman"/>
+                <w:sz w:val="11"/>
+                <w:szCs w:val="11"/>
+              </w:rPr>
+              <w:t xml:space="preserve"> Entry DOI</w:t>
             </w:r>
           </w:p>
         </w:tc>
@@ -1961,7 +2525,25 @@
                 <w:sz w:val="11"/>
                 <w:szCs w:val="11"/>
               </w:rPr>
-              <w:t xml:space="preserve"> BindingDB </w:t>
+              <w:t xml:space="preserve"> </w:t>
+            </w:r>
+            <w:proofErr w:type="spellStart"/>
+            <w:r>
+              <w:rPr>
+                <w:rFonts w:ascii="Times New Roman" w:hAnsi="Times New Roman" w:cs="Times New Roman"/>
+                <w:sz w:val="11"/>
+                <w:szCs w:val="11"/>
+              </w:rPr>
+              <w:t>BindingDB</w:t>
+            </w:r>
+            <w:proofErr w:type="spellEnd"/>
+            <w:r>
+              <w:rPr>
+                <w:rFonts w:ascii="Times New Roman" w:hAnsi="Times New Roman" w:cs="Times New Roman"/>
+                <w:sz w:val="11"/>
+                <w:szCs w:val="11"/>
+              </w:rPr>
+              <w:t xml:space="preserve"> </w:t>
             </w:r>
             <w:r>
               <w:rPr>
@@ -2471,8 +3053,18 @@
                 <w:sz w:val="11"/>
                 <w:szCs w:val="11"/>
               </w:rPr>
-              <w:t>Link to Ligand in BindingDB</w:t>
-            </w:r>
+              <w:t xml:space="preserve">Link to Ligand in </w:t>
+            </w:r>
+            <w:proofErr w:type="spellStart"/>
+            <w:r>
+              <w:rPr>
+                <w:rFonts w:ascii="Times New Roman" w:hAnsi="Times New Roman" w:cs="Times New Roman"/>
+                <w:sz w:val="11"/>
+                <w:szCs w:val="11"/>
+              </w:rPr>
+              <w:t>BindingDB</w:t>
+            </w:r>
+            <w:proofErr w:type="spellEnd"/>
           </w:p>
         </w:tc>
         <w:tc>
@@ -2504,7 +3096,25 @@
                 <w:sz w:val="11"/>
                 <w:szCs w:val="11"/>
               </w:rPr>
-              <w:t xml:space="preserve"> BindingDB </w:t>
+              <w:t xml:space="preserve"> </w:t>
+            </w:r>
+            <w:proofErr w:type="spellStart"/>
+            <w:r>
+              <w:rPr>
+                <w:rFonts w:ascii="Times New Roman" w:hAnsi="Times New Roman" w:cs="Times New Roman"/>
+                <w:sz w:val="11"/>
+                <w:szCs w:val="11"/>
+              </w:rPr>
+              <w:t>BindingDB</w:t>
+            </w:r>
+            <w:proofErr w:type="spellEnd"/>
+            <w:r>
+              <w:rPr>
+                <w:rFonts w:ascii="Times New Roman" w:hAnsi="Times New Roman" w:cs="Times New Roman"/>
+                <w:sz w:val="11"/>
+                <w:szCs w:val="11"/>
+              </w:rPr>
+              <w:t xml:space="preserve"> </w:t>
             </w:r>
             <w:r>
               <w:rPr>
@@ -2568,8 +3178,18 @@
                 <w:sz w:val="11"/>
                 <w:szCs w:val="11"/>
               </w:rPr>
-              <w:t>Link to Target in BindingDB</w:t>
-            </w:r>
+              <w:t xml:space="preserve">Link to Target in </w:t>
+            </w:r>
+            <w:proofErr w:type="spellStart"/>
+            <w:r>
+              <w:rPr>
+                <w:rFonts w:ascii="Times New Roman" w:hAnsi="Times New Roman" w:cs="Times New Roman"/>
+                <w:sz w:val="11"/>
+                <w:szCs w:val="11"/>
+              </w:rPr>
+              <w:t>BindingDB</w:t>
+            </w:r>
+            <w:proofErr w:type="spellEnd"/>
           </w:p>
         </w:tc>
         <w:tc>
@@ -2601,7 +3221,25 @@
                 <w:sz w:val="11"/>
                 <w:szCs w:val="11"/>
               </w:rPr>
-              <w:t xml:space="preserve"> BindingDB </w:t>
+              <w:t xml:space="preserve"> </w:t>
+            </w:r>
+            <w:proofErr w:type="spellStart"/>
+            <w:r>
+              <w:rPr>
+                <w:rFonts w:ascii="Times New Roman" w:hAnsi="Times New Roman" w:cs="Times New Roman"/>
+                <w:sz w:val="11"/>
+                <w:szCs w:val="11"/>
+              </w:rPr>
+              <w:t>BindingDB</w:t>
+            </w:r>
+            <w:proofErr w:type="spellEnd"/>
+            <w:r>
+              <w:rPr>
+                <w:rFonts w:ascii="Times New Roman" w:hAnsi="Times New Roman" w:cs="Times New Roman"/>
+                <w:sz w:val="11"/>
+                <w:szCs w:val="11"/>
+              </w:rPr>
+              <w:t xml:space="preserve"> </w:t>
             </w:r>
             <w:r>
               <w:rPr>
@@ -2665,8 +3303,18 @@
                 <w:sz w:val="11"/>
                 <w:szCs w:val="11"/>
               </w:rPr>
-              <w:t>Link to Ligand-Target Pair in BindingDB</w:t>
-            </w:r>
+              <w:t xml:space="preserve">Link to Ligand-Target Pair in </w:t>
+            </w:r>
+            <w:proofErr w:type="spellStart"/>
+            <w:r>
+              <w:rPr>
+                <w:rFonts w:ascii="Times New Roman" w:hAnsi="Times New Roman" w:cs="Times New Roman"/>
+                <w:sz w:val="11"/>
+                <w:szCs w:val="11"/>
+              </w:rPr>
+              <w:t>BindingDB</w:t>
+            </w:r>
+            <w:proofErr w:type="spellEnd"/>
           </w:p>
         </w:tc>
         <w:tc>
@@ -2714,7 +3362,25 @@
                 <w:sz w:val="11"/>
                 <w:szCs w:val="11"/>
               </w:rPr>
-              <w:t xml:space="preserve"> BindingDB </w:t>
+              <w:t xml:space="preserve"> </w:t>
+            </w:r>
+            <w:proofErr w:type="spellStart"/>
+            <w:r>
+              <w:rPr>
+                <w:rFonts w:ascii="Times New Roman" w:hAnsi="Times New Roman" w:cs="Times New Roman"/>
+                <w:sz w:val="11"/>
+                <w:szCs w:val="11"/>
+              </w:rPr>
+              <w:t>BindingDB</w:t>
+            </w:r>
+            <w:proofErr w:type="spellEnd"/>
+            <w:r>
+              <w:rPr>
+                <w:rFonts w:ascii="Times New Roman" w:hAnsi="Times New Roman" w:cs="Times New Roman"/>
+                <w:sz w:val="11"/>
+                <w:szCs w:val="11"/>
+              </w:rPr>
+              <w:t xml:space="preserve"> </w:t>
             </w:r>
             <w:r>
               <w:rPr>
@@ -3184,13 +3850,23 @@
                 <w:szCs w:val="11"/>
               </w:rPr>
             </w:pPr>
-            <w:r>
-              <w:rPr>
-                <w:rFonts w:ascii="Times New Roman" w:hAnsi="Times New Roman" w:cs="Times New Roman"/>
-                <w:sz w:val="11"/>
-                <w:szCs w:val="11"/>
-              </w:rPr>
-              <w:t>ChEBI ID of Ligand</w:t>
+            <w:proofErr w:type="spellStart"/>
+            <w:r>
+              <w:rPr>
+                <w:rFonts w:ascii="Times New Roman" w:hAnsi="Times New Roman" w:cs="Times New Roman"/>
+                <w:sz w:val="11"/>
+                <w:szCs w:val="11"/>
+              </w:rPr>
+              <w:t>ChEBI</w:t>
+            </w:r>
+            <w:proofErr w:type="spellEnd"/>
+            <w:r>
+              <w:rPr>
+                <w:rFonts w:ascii="Times New Roman" w:hAnsi="Times New Roman" w:cs="Times New Roman"/>
+                <w:sz w:val="11"/>
+                <w:szCs w:val="11"/>
+              </w:rPr>
+              <w:t xml:space="preserve"> ID of Ligand</w:t>
             </w:r>
           </w:p>
         </w:tc>
@@ -3223,8 +3899,18 @@
                 <w:sz w:val="11"/>
                 <w:szCs w:val="11"/>
               </w:rPr>
-              <w:t xml:space="preserve"> ChEBI</w:t>
-            </w:r>
+              <w:t xml:space="preserve"> </w:t>
+            </w:r>
+            <w:proofErr w:type="spellStart"/>
+            <w:r>
+              <w:rPr>
+                <w:rFonts w:ascii="Times New Roman" w:hAnsi="Times New Roman" w:cs="Times New Roman"/>
+                <w:sz w:val="11"/>
+                <w:szCs w:val="11"/>
+              </w:rPr>
+              <w:t>ChEBI</w:t>
+            </w:r>
+            <w:proofErr w:type="spellEnd"/>
             <w:r>
               <w:rPr>
                 <w:rFonts w:ascii="Times New Roman" w:hAnsi="Times New Roman" w:cs="Times New Roman"/>
@@ -3281,13 +3967,23 @@
                 <w:szCs w:val="11"/>
               </w:rPr>
             </w:pPr>
-            <w:r>
-              <w:rPr>
-                <w:rFonts w:ascii="Times New Roman" w:hAnsi="Times New Roman" w:cs="Times New Roman"/>
-                <w:sz w:val="11"/>
-                <w:szCs w:val="11"/>
-              </w:rPr>
-              <w:t>ChEMBL ID of Ligand</w:t>
+            <w:proofErr w:type="spellStart"/>
+            <w:r>
+              <w:rPr>
+                <w:rFonts w:ascii="Times New Roman" w:hAnsi="Times New Roman" w:cs="Times New Roman"/>
+                <w:sz w:val="11"/>
+                <w:szCs w:val="11"/>
+              </w:rPr>
+              <w:t>ChEMBL</w:t>
+            </w:r>
+            <w:proofErr w:type="spellEnd"/>
+            <w:r>
+              <w:rPr>
+                <w:rFonts w:ascii="Times New Roman" w:hAnsi="Times New Roman" w:cs="Times New Roman"/>
+                <w:sz w:val="11"/>
+                <w:szCs w:val="11"/>
+              </w:rPr>
+              <w:t xml:space="preserve"> ID of Ligand</w:t>
             </w:r>
           </w:p>
         </w:tc>
@@ -3320,7 +4016,25 @@
                 <w:sz w:val="11"/>
                 <w:szCs w:val="11"/>
               </w:rPr>
-              <w:t xml:space="preserve"> ChEMBL </w:t>
+              <w:t xml:space="preserve"> </w:t>
+            </w:r>
+            <w:proofErr w:type="spellStart"/>
+            <w:r>
+              <w:rPr>
+                <w:rFonts w:ascii="Times New Roman" w:hAnsi="Times New Roman" w:cs="Times New Roman"/>
+                <w:sz w:val="11"/>
+                <w:szCs w:val="11"/>
+              </w:rPr>
+              <w:t>ChEMBL</w:t>
+            </w:r>
+            <w:proofErr w:type="spellEnd"/>
+            <w:r>
+              <w:rPr>
+                <w:rFonts w:ascii="Times New Roman" w:hAnsi="Times New Roman" w:cs="Times New Roman"/>
+                <w:sz w:val="11"/>
+                <w:szCs w:val="11"/>
+              </w:rPr>
+              <w:t xml:space="preserve"> </w:t>
             </w:r>
             <w:r>
               <w:rPr>
@@ -3378,13 +4092,23 @@
                 <w:szCs w:val="11"/>
               </w:rPr>
             </w:pPr>
-            <w:r>
-              <w:rPr>
-                <w:rFonts w:ascii="Times New Roman" w:hAnsi="Times New Roman" w:cs="Times New Roman"/>
-                <w:sz w:val="11"/>
-                <w:szCs w:val="11"/>
-              </w:rPr>
-              <w:t>DrugBank ID of Ligand</w:t>
+            <w:proofErr w:type="spellStart"/>
+            <w:r>
+              <w:rPr>
+                <w:rFonts w:ascii="Times New Roman" w:hAnsi="Times New Roman" w:cs="Times New Roman"/>
+                <w:sz w:val="11"/>
+                <w:szCs w:val="11"/>
+              </w:rPr>
+              <w:t>DrugBank</w:t>
+            </w:r>
+            <w:proofErr w:type="spellEnd"/>
+            <w:r>
+              <w:rPr>
+                <w:rFonts w:ascii="Times New Roman" w:hAnsi="Times New Roman" w:cs="Times New Roman"/>
+                <w:sz w:val="11"/>
+                <w:szCs w:val="11"/>
+              </w:rPr>
+              <w:t xml:space="preserve"> ID of Ligand</w:t>
             </w:r>
           </w:p>
         </w:tc>
@@ -3417,7 +4141,25 @@
                 <w:sz w:val="11"/>
                 <w:szCs w:val="11"/>
               </w:rPr>
-              <w:t xml:space="preserve"> DrugBank </w:t>
+              <w:t xml:space="preserve"> </w:t>
+            </w:r>
+            <w:proofErr w:type="spellStart"/>
+            <w:r>
+              <w:rPr>
+                <w:rFonts w:ascii="Times New Roman" w:hAnsi="Times New Roman" w:cs="Times New Roman"/>
+                <w:sz w:val="11"/>
+                <w:szCs w:val="11"/>
+              </w:rPr>
+              <w:t>DrugBank</w:t>
+            </w:r>
+            <w:proofErr w:type="spellEnd"/>
+            <w:r>
+              <w:rPr>
+                <w:rFonts w:ascii="Times New Roman" w:hAnsi="Times New Roman" w:cs="Times New Roman"/>
+                <w:sz w:val="11"/>
+                <w:szCs w:val="11"/>
+              </w:rPr>
+              <w:t xml:space="preserve"> </w:t>
             </w:r>
             <w:r>
               <w:rPr>
@@ -3871,13 +4613,23 @@
                 <w:szCs w:val="11"/>
               </w:rPr>
             </w:pPr>
-            <w:r>
-              <w:rPr>
-                <w:rFonts w:ascii="Times New Roman" w:hAnsi="Times New Roman" w:cs="Times New Roman"/>
-                <w:sz w:val="11"/>
-                <w:szCs w:val="11"/>
-              </w:rPr>
-              <w:t>BindingDB Target Chain Sequence</w:t>
+            <w:proofErr w:type="spellStart"/>
+            <w:r>
+              <w:rPr>
+                <w:rFonts w:ascii="Times New Roman" w:hAnsi="Times New Roman" w:cs="Times New Roman"/>
+                <w:sz w:val="11"/>
+                <w:szCs w:val="11"/>
+              </w:rPr>
+              <w:t>BindingDB</w:t>
+            </w:r>
+            <w:proofErr w:type="spellEnd"/>
+            <w:r>
+              <w:rPr>
+                <w:rFonts w:ascii="Times New Roman" w:hAnsi="Times New Roman" w:cs="Times New Roman"/>
+                <w:sz w:val="11"/>
+                <w:szCs w:val="11"/>
+              </w:rPr>
+              <w:t xml:space="preserve"> Target Chain Sequence</w:t>
             </w:r>
           </w:p>
         </w:tc>
@@ -3983,7 +4735,25 @@
                 <w:sz w:val="11"/>
                 <w:szCs w:val="11"/>
               </w:rPr>
-              <w:t>靶标链所在的</w:t>
+              <w:t>靶标</w:t>
+            </w:r>
+            <w:proofErr w:type="gramStart"/>
+            <w:r>
+              <w:rPr>
+                <w:rFonts w:ascii="Times New Roman" w:hAnsi="Times New Roman" w:cs="Times New Roman"/>
+                <w:sz w:val="11"/>
+                <w:szCs w:val="11"/>
+              </w:rPr>
+              <w:t>链所在</w:t>
+            </w:r>
+            <w:proofErr w:type="gramEnd"/>
+            <w:r>
+              <w:rPr>
+                <w:rFonts w:ascii="Times New Roman" w:hAnsi="Times New Roman" w:cs="Times New Roman"/>
+                <w:sz w:val="11"/>
+                <w:szCs w:val="11"/>
+              </w:rPr>
+              <w:t>的</w:t>
             </w:r>
             <w:r>
               <w:rPr>
@@ -4057,13 +4827,41 @@
                 <w:szCs w:val="11"/>
               </w:rPr>
             </w:pPr>
-            <w:r>
-              <w:rPr>
-                <w:rFonts w:ascii="Times New Roman" w:hAnsi="Times New Roman" w:cs="Times New Roman"/>
-                <w:sz w:val="11"/>
-                <w:szCs w:val="11"/>
-              </w:rPr>
-              <w:t>UniProt (SwissProt) Recommended Name of Target Chain</w:t>
+            <w:proofErr w:type="spellStart"/>
+            <w:r>
+              <w:rPr>
+                <w:rFonts w:ascii="Times New Roman" w:hAnsi="Times New Roman" w:cs="Times New Roman"/>
+                <w:sz w:val="11"/>
+                <w:szCs w:val="11"/>
+              </w:rPr>
+              <w:t>UniProt</w:t>
+            </w:r>
+            <w:proofErr w:type="spellEnd"/>
+            <w:r>
+              <w:rPr>
+                <w:rFonts w:ascii="Times New Roman" w:hAnsi="Times New Roman" w:cs="Times New Roman"/>
+                <w:sz w:val="11"/>
+                <w:szCs w:val="11"/>
+              </w:rPr>
+              <w:t xml:space="preserve"> (</w:t>
+            </w:r>
+            <w:proofErr w:type="spellStart"/>
+            <w:r>
+              <w:rPr>
+                <w:rFonts w:ascii="Times New Roman" w:hAnsi="Times New Roman" w:cs="Times New Roman"/>
+                <w:sz w:val="11"/>
+                <w:szCs w:val="11"/>
+              </w:rPr>
+              <w:t>SwissProt</w:t>
+            </w:r>
+            <w:proofErr w:type="spellEnd"/>
+            <w:r>
+              <w:rPr>
+                <w:rFonts w:ascii="Times New Roman" w:hAnsi="Times New Roman" w:cs="Times New Roman"/>
+                <w:sz w:val="11"/>
+                <w:szCs w:val="11"/>
+              </w:rPr>
+              <w:t>) Recommended Name of Target Chain</w:t>
             </w:r>
           </w:p>
         </w:tc>
@@ -4096,8 +4894,18 @@
                 <w:sz w:val="11"/>
                 <w:szCs w:val="11"/>
               </w:rPr>
-              <w:t xml:space="preserve"> UniProt</w:t>
-            </w:r>
+              <w:t xml:space="preserve"> </w:t>
+            </w:r>
+            <w:proofErr w:type="spellStart"/>
+            <w:r>
+              <w:rPr>
+                <w:rFonts w:ascii="Times New Roman" w:hAnsi="Times New Roman" w:cs="Times New Roman"/>
+                <w:sz w:val="11"/>
+                <w:szCs w:val="11"/>
+              </w:rPr>
+              <w:t>UniProt</w:t>
+            </w:r>
+            <w:proofErr w:type="spellEnd"/>
             <w:r>
               <w:rPr>
                 <w:rFonts w:ascii="Times New Roman" w:hAnsi="Times New Roman" w:cs="Times New Roman"/>
@@ -4106,6 +4914,7 @@
               </w:rPr>
               <w:t>（</w:t>
             </w:r>
+            <w:proofErr w:type="spellStart"/>
             <w:r>
               <w:rPr>
                 <w:rFonts w:ascii="Times New Roman" w:hAnsi="Times New Roman" w:cs="Times New Roman"/>
@@ -4114,6 +4923,7 @@
               </w:rPr>
               <w:t>SwissProt</w:t>
             </w:r>
+            <w:proofErr w:type="spellEnd"/>
             <w:r>
               <w:rPr>
                 <w:rFonts w:ascii="Times New Roman" w:hAnsi="Times New Roman" w:cs="Times New Roman"/>
@@ -4170,13 +4980,41 @@
                 <w:szCs w:val="11"/>
               </w:rPr>
             </w:pPr>
-            <w:r>
-              <w:rPr>
-                <w:rFonts w:ascii="Times New Roman" w:hAnsi="Times New Roman" w:cs="Times New Roman"/>
-                <w:sz w:val="11"/>
-                <w:szCs w:val="11"/>
-              </w:rPr>
-              <w:t>UniProt (SwissProt) Entry Name of Target Chain</w:t>
+            <w:proofErr w:type="spellStart"/>
+            <w:r>
+              <w:rPr>
+                <w:rFonts w:ascii="Times New Roman" w:hAnsi="Times New Roman" w:cs="Times New Roman"/>
+                <w:sz w:val="11"/>
+                <w:szCs w:val="11"/>
+              </w:rPr>
+              <w:t>UniProt</w:t>
+            </w:r>
+            <w:proofErr w:type="spellEnd"/>
+            <w:r>
+              <w:rPr>
+                <w:rFonts w:ascii="Times New Roman" w:hAnsi="Times New Roman" w:cs="Times New Roman"/>
+                <w:sz w:val="11"/>
+                <w:szCs w:val="11"/>
+              </w:rPr>
+              <w:t xml:space="preserve"> (</w:t>
+            </w:r>
+            <w:proofErr w:type="spellStart"/>
+            <w:r>
+              <w:rPr>
+                <w:rFonts w:ascii="Times New Roman" w:hAnsi="Times New Roman" w:cs="Times New Roman"/>
+                <w:sz w:val="11"/>
+                <w:szCs w:val="11"/>
+              </w:rPr>
+              <w:t>SwissProt</w:t>
+            </w:r>
+            <w:proofErr w:type="spellEnd"/>
+            <w:r>
+              <w:rPr>
+                <w:rFonts w:ascii="Times New Roman" w:hAnsi="Times New Roman" w:cs="Times New Roman"/>
+                <w:sz w:val="11"/>
+                <w:szCs w:val="11"/>
+              </w:rPr>
+              <w:t>) Entry Name of Target Chain</w:t>
             </w:r>
           </w:p>
         </w:tc>
@@ -4209,8 +5047,18 @@
                 <w:sz w:val="11"/>
                 <w:szCs w:val="11"/>
               </w:rPr>
-              <w:t xml:space="preserve"> UniProt</w:t>
-            </w:r>
+              <w:t xml:space="preserve"> </w:t>
+            </w:r>
+            <w:proofErr w:type="spellStart"/>
+            <w:r>
+              <w:rPr>
+                <w:rFonts w:ascii="Times New Roman" w:hAnsi="Times New Roman" w:cs="Times New Roman"/>
+                <w:sz w:val="11"/>
+                <w:szCs w:val="11"/>
+              </w:rPr>
+              <w:t>UniProt</w:t>
+            </w:r>
+            <w:proofErr w:type="spellEnd"/>
             <w:r>
               <w:rPr>
                 <w:rFonts w:ascii="Times New Roman" w:hAnsi="Times New Roman" w:cs="Times New Roman"/>
@@ -4219,6 +5067,7 @@
               </w:rPr>
               <w:t>（</w:t>
             </w:r>
+            <w:proofErr w:type="spellStart"/>
             <w:r>
               <w:rPr>
                 <w:rFonts w:ascii="Times New Roman" w:hAnsi="Times New Roman" w:cs="Times New Roman"/>
@@ -4227,6 +5076,7 @@
               </w:rPr>
               <w:t>SwissProt</w:t>
             </w:r>
+            <w:proofErr w:type="spellEnd"/>
             <w:r>
               <w:rPr>
                 <w:rFonts w:ascii="Times New Roman" w:hAnsi="Times New Roman" w:cs="Times New Roman"/>
@@ -4283,13 +5133,41 @@
                 <w:szCs w:val="11"/>
               </w:rPr>
             </w:pPr>
-            <w:r>
-              <w:rPr>
-                <w:rFonts w:ascii="Times New Roman" w:hAnsi="Times New Roman" w:cs="Times New Roman"/>
-                <w:sz w:val="11"/>
-                <w:szCs w:val="11"/>
-              </w:rPr>
-              <w:t>UniProt (SwissProt) Primary ID of Target Chain</w:t>
+            <w:proofErr w:type="spellStart"/>
+            <w:r>
+              <w:rPr>
+                <w:rFonts w:ascii="Times New Roman" w:hAnsi="Times New Roman" w:cs="Times New Roman"/>
+                <w:sz w:val="11"/>
+                <w:szCs w:val="11"/>
+              </w:rPr>
+              <w:t>UniProt</w:t>
+            </w:r>
+            <w:proofErr w:type="spellEnd"/>
+            <w:r>
+              <w:rPr>
+                <w:rFonts w:ascii="Times New Roman" w:hAnsi="Times New Roman" w:cs="Times New Roman"/>
+                <w:sz w:val="11"/>
+                <w:szCs w:val="11"/>
+              </w:rPr>
+              <w:t xml:space="preserve"> (</w:t>
+            </w:r>
+            <w:proofErr w:type="spellStart"/>
+            <w:r>
+              <w:rPr>
+                <w:rFonts w:ascii="Times New Roman" w:hAnsi="Times New Roman" w:cs="Times New Roman"/>
+                <w:sz w:val="11"/>
+                <w:szCs w:val="11"/>
+              </w:rPr>
+              <w:t>SwissProt</w:t>
+            </w:r>
+            <w:proofErr w:type="spellEnd"/>
+            <w:r>
+              <w:rPr>
+                <w:rFonts w:ascii="Times New Roman" w:hAnsi="Times New Roman" w:cs="Times New Roman"/>
+                <w:sz w:val="11"/>
+                <w:szCs w:val="11"/>
+              </w:rPr>
+              <w:t>) Primary ID of Target Chain</w:t>
             </w:r>
           </w:p>
         </w:tc>
@@ -4322,8 +5200,18 @@
                 <w:sz w:val="11"/>
                 <w:szCs w:val="11"/>
               </w:rPr>
-              <w:t xml:space="preserve"> UniProt</w:t>
-            </w:r>
+              <w:t xml:space="preserve"> </w:t>
+            </w:r>
+            <w:proofErr w:type="spellStart"/>
+            <w:r>
+              <w:rPr>
+                <w:rFonts w:ascii="Times New Roman" w:hAnsi="Times New Roman" w:cs="Times New Roman"/>
+                <w:sz w:val="11"/>
+                <w:szCs w:val="11"/>
+              </w:rPr>
+              <w:t>UniProt</w:t>
+            </w:r>
+            <w:proofErr w:type="spellEnd"/>
             <w:r>
               <w:rPr>
                 <w:rFonts w:ascii="Times New Roman" w:hAnsi="Times New Roman" w:cs="Times New Roman"/>
@@ -4332,6 +5220,7 @@
               </w:rPr>
               <w:t>（</w:t>
             </w:r>
+            <w:proofErr w:type="spellStart"/>
             <w:r>
               <w:rPr>
                 <w:rFonts w:ascii="Times New Roman" w:hAnsi="Times New Roman" w:cs="Times New Roman"/>
@@ -4340,6 +5229,7 @@
               </w:rPr>
               <w:t>SwissProt</w:t>
             </w:r>
+            <w:proofErr w:type="spellEnd"/>
             <w:r>
               <w:rPr>
                 <w:rFonts w:ascii="Times New Roman" w:hAnsi="Times New Roman" w:cs="Times New Roman"/>
@@ -4404,13 +5294,41 @@
                 <w:szCs w:val="11"/>
               </w:rPr>
             </w:pPr>
-            <w:r>
-              <w:rPr>
-                <w:rFonts w:ascii="Times New Roman" w:hAnsi="Times New Roman" w:cs="Times New Roman"/>
-                <w:sz w:val="11"/>
-                <w:szCs w:val="11"/>
-              </w:rPr>
-              <w:t>UniProt (SwissProt) Secondary ID(s) of Target Chain</w:t>
+            <w:proofErr w:type="spellStart"/>
+            <w:r>
+              <w:rPr>
+                <w:rFonts w:ascii="Times New Roman" w:hAnsi="Times New Roman" w:cs="Times New Roman"/>
+                <w:sz w:val="11"/>
+                <w:szCs w:val="11"/>
+              </w:rPr>
+              <w:t>UniProt</w:t>
+            </w:r>
+            <w:proofErr w:type="spellEnd"/>
+            <w:r>
+              <w:rPr>
+                <w:rFonts w:ascii="Times New Roman" w:hAnsi="Times New Roman" w:cs="Times New Roman"/>
+                <w:sz w:val="11"/>
+                <w:szCs w:val="11"/>
+              </w:rPr>
+              <w:t xml:space="preserve"> (</w:t>
+            </w:r>
+            <w:proofErr w:type="spellStart"/>
+            <w:r>
+              <w:rPr>
+                <w:rFonts w:ascii="Times New Roman" w:hAnsi="Times New Roman" w:cs="Times New Roman"/>
+                <w:sz w:val="11"/>
+                <w:szCs w:val="11"/>
+              </w:rPr>
+              <w:t>SwissProt</w:t>
+            </w:r>
+            <w:proofErr w:type="spellEnd"/>
+            <w:r>
+              <w:rPr>
+                <w:rFonts w:ascii="Times New Roman" w:hAnsi="Times New Roman" w:cs="Times New Roman"/>
+                <w:sz w:val="11"/>
+                <w:szCs w:val="11"/>
+              </w:rPr>
+              <w:t>) Secondary ID(s) of Target Chain</w:t>
             </w:r>
           </w:p>
         </w:tc>
@@ -4443,8 +5361,18 @@
                 <w:sz w:val="11"/>
                 <w:szCs w:val="11"/>
               </w:rPr>
-              <w:t xml:space="preserve"> UniProt</w:t>
-            </w:r>
+              <w:t xml:space="preserve"> </w:t>
+            </w:r>
+            <w:proofErr w:type="spellStart"/>
+            <w:r>
+              <w:rPr>
+                <w:rFonts w:ascii="Times New Roman" w:hAnsi="Times New Roman" w:cs="Times New Roman"/>
+                <w:sz w:val="11"/>
+                <w:szCs w:val="11"/>
+              </w:rPr>
+              <w:t>UniProt</w:t>
+            </w:r>
+            <w:proofErr w:type="spellEnd"/>
             <w:r>
               <w:rPr>
                 <w:rFonts w:ascii="Times New Roman" w:hAnsi="Times New Roman" w:cs="Times New Roman"/>
@@ -4453,6 +5381,7 @@
               </w:rPr>
               <w:t>（</w:t>
             </w:r>
+            <w:proofErr w:type="spellStart"/>
             <w:r>
               <w:rPr>
                 <w:rFonts w:ascii="Times New Roman" w:hAnsi="Times New Roman" w:cs="Times New Roman"/>
@@ -4461,6 +5390,7 @@
               </w:rPr>
               <w:t>SwissProt</w:t>
             </w:r>
+            <w:proofErr w:type="spellEnd"/>
             <w:r>
               <w:rPr>
                 <w:rFonts w:ascii="Times New Roman" w:hAnsi="Times New Roman" w:cs="Times New Roman"/>
@@ -4517,6 +5447,7 @@
                 <w:szCs w:val="11"/>
               </w:rPr>
             </w:pPr>
+            <w:proofErr w:type="spellStart"/>
             <w:r>
               <w:rPr>
                 <w:rFonts w:ascii="Times New Roman" w:hAnsi="Times New Roman" w:cs="Times New Roman"/>
@@ -4524,7 +5455,34 @@
                 <w:szCs w:val="11"/>
               </w:rPr>
               <w:lastRenderedPageBreak/>
-              <w:t>UniProt (SwissProt) Alternative ID(s) of Target Chain</w:t>
+              <w:t>UniProt</w:t>
+            </w:r>
+            <w:proofErr w:type="spellEnd"/>
+            <w:r>
+              <w:rPr>
+                <w:rFonts w:ascii="Times New Roman" w:hAnsi="Times New Roman" w:cs="Times New Roman"/>
+                <w:sz w:val="11"/>
+                <w:szCs w:val="11"/>
+              </w:rPr>
+              <w:t xml:space="preserve"> (</w:t>
+            </w:r>
+            <w:proofErr w:type="spellStart"/>
+            <w:r>
+              <w:rPr>
+                <w:rFonts w:ascii="Times New Roman" w:hAnsi="Times New Roman" w:cs="Times New Roman"/>
+                <w:sz w:val="11"/>
+                <w:szCs w:val="11"/>
+              </w:rPr>
+              <w:t>SwissProt</w:t>
+            </w:r>
+            <w:proofErr w:type="spellEnd"/>
+            <w:r>
+              <w:rPr>
+                <w:rFonts w:ascii="Times New Roman" w:hAnsi="Times New Roman" w:cs="Times New Roman"/>
+                <w:sz w:val="11"/>
+                <w:szCs w:val="11"/>
+              </w:rPr>
+              <w:t>) Alternative ID(s) of Target Chain</w:t>
             </w:r>
           </w:p>
         </w:tc>
@@ -4557,8 +5515,18 @@
                 <w:sz w:val="11"/>
                 <w:szCs w:val="11"/>
               </w:rPr>
-              <w:t xml:space="preserve"> UniProt</w:t>
-            </w:r>
+              <w:t xml:space="preserve"> </w:t>
+            </w:r>
+            <w:proofErr w:type="spellStart"/>
+            <w:r>
+              <w:rPr>
+                <w:rFonts w:ascii="Times New Roman" w:hAnsi="Times New Roman" w:cs="Times New Roman"/>
+                <w:sz w:val="11"/>
+                <w:szCs w:val="11"/>
+              </w:rPr>
+              <w:t>UniProt</w:t>
+            </w:r>
+            <w:proofErr w:type="spellEnd"/>
             <w:r>
               <w:rPr>
                 <w:rFonts w:ascii="Times New Roman" w:hAnsi="Times New Roman" w:cs="Times New Roman"/>
@@ -4567,6 +5535,7 @@
               </w:rPr>
               <w:t>（</w:t>
             </w:r>
+            <w:proofErr w:type="spellStart"/>
             <w:r>
               <w:rPr>
                 <w:rFonts w:ascii="Times New Roman" w:hAnsi="Times New Roman" w:cs="Times New Roman"/>
@@ -4575,6 +5544,7 @@
               </w:rPr>
               <w:t>SwissProt</w:t>
             </w:r>
+            <w:proofErr w:type="spellEnd"/>
             <w:r>
               <w:rPr>
                 <w:rFonts w:ascii="Times New Roman" w:hAnsi="Times New Roman" w:cs="Times New Roman"/>
@@ -4631,13 +5601,41 @@
                 <w:szCs w:val="11"/>
               </w:rPr>
             </w:pPr>
-            <w:r>
-              <w:rPr>
-                <w:rFonts w:ascii="Times New Roman" w:hAnsi="Times New Roman" w:cs="Times New Roman"/>
-                <w:sz w:val="11"/>
-                <w:szCs w:val="11"/>
-              </w:rPr>
-              <w:t>UniProt (TrEMBL) Submitted Name of Target Chain</w:t>
+            <w:proofErr w:type="spellStart"/>
+            <w:r>
+              <w:rPr>
+                <w:rFonts w:ascii="Times New Roman" w:hAnsi="Times New Roman" w:cs="Times New Roman"/>
+                <w:sz w:val="11"/>
+                <w:szCs w:val="11"/>
+              </w:rPr>
+              <w:t>UniProt</w:t>
+            </w:r>
+            <w:proofErr w:type="spellEnd"/>
+            <w:r>
+              <w:rPr>
+                <w:rFonts w:ascii="Times New Roman" w:hAnsi="Times New Roman" w:cs="Times New Roman"/>
+                <w:sz w:val="11"/>
+                <w:szCs w:val="11"/>
+              </w:rPr>
+              <w:t xml:space="preserve"> (</w:t>
+            </w:r>
+            <w:proofErr w:type="spellStart"/>
+            <w:r>
+              <w:rPr>
+                <w:rFonts w:ascii="Times New Roman" w:hAnsi="Times New Roman" w:cs="Times New Roman"/>
+                <w:sz w:val="11"/>
+                <w:szCs w:val="11"/>
+              </w:rPr>
+              <w:t>TrEMBL</w:t>
+            </w:r>
+            <w:proofErr w:type="spellEnd"/>
+            <w:r>
+              <w:rPr>
+                <w:rFonts w:ascii="Times New Roman" w:hAnsi="Times New Roman" w:cs="Times New Roman"/>
+                <w:sz w:val="11"/>
+                <w:szCs w:val="11"/>
+              </w:rPr>
+              <w:t>) Submitted Name of Target Chain</w:t>
             </w:r>
           </w:p>
         </w:tc>
@@ -4670,8 +5668,18 @@
                 <w:sz w:val="11"/>
                 <w:szCs w:val="11"/>
               </w:rPr>
-              <w:t xml:space="preserve"> UniProt</w:t>
-            </w:r>
+              <w:t xml:space="preserve"> </w:t>
+            </w:r>
+            <w:proofErr w:type="spellStart"/>
+            <w:r>
+              <w:rPr>
+                <w:rFonts w:ascii="Times New Roman" w:hAnsi="Times New Roman" w:cs="Times New Roman"/>
+                <w:sz w:val="11"/>
+                <w:szCs w:val="11"/>
+              </w:rPr>
+              <w:t>UniProt</w:t>
+            </w:r>
+            <w:proofErr w:type="spellEnd"/>
             <w:r>
               <w:rPr>
                 <w:rFonts w:ascii="Times New Roman" w:hAnsi="Times New Roman" w:cs="Times New Roman"/>
@@ -4680,6 +5688,7 @@
               </w:rPr>
               <w:t>（</w:t>
             </w:r>
+            <w:proofErr w:type="spellStart"/>
             <w:r>
               <w:rPr>
                 <w:rFonts w:ascii="Times New Roman" w:hAnsi="Times New Roman" w:cs="Times New Roman"/>
@@ -4688,6 +5697,7 @@
               </w:rPr>
               <w:t>TrEMBL</w:t>
             </w:r>
+            <w:proofErr w:type="spellEnd"/>
             <w:r>
               <w:rPr>
                 <w:rFonts w:ascii="Times New Roman" w:hAnsi="Times New Roman" w:cs="Times New Roman"/>
@@ -4736,13 +5746,41 @@
                 <w:szCs w:val="11"/>
               </w:rPr>
             </w:pPr>
-            <w:r>
-              <w:rPr>
-                <w:rFonts w:ascii="Times New Roman" w:hAnsi="Times New Roman" w:cs="Times New Roman"/>
-                <w:sz w:val="11"/>
-                <w:szCs w:val="11"/>
-              </w:rPr>
-              <w:t>UniProt (TrEMBL) Entry Name of Target Chain</w:t>
+            <w:proofErr w:type="spellStart"/>
+            <w:r>
+              <w:rPr>
+                <w:rFonts w:ascii="Times New Roman" w:hAnsi="Times New Roman" w:cs="Times New Roman"/>
+                <w:sz w:val="11"/>
+                <w:szCs w:val="11"/>
+              </w:rPr>
+              <w:t>UniProt</w:t>
+            </w:r>
+            <w:proofErr w:type="spellEnd"/>
+            <w:r>
+              <w:rPr>
+                <w:rFonts w:ascii="Times New Roman" w:hAnsi="Times New Roman" w:cs="Times New Roman"/>
+                <w:sz w:val="11"/>
+                <w:szCs w:val="11"/>
+              </w:rPr>
+              <w:t xml:space="preserve"> (</w:t>
+            </w:r>
+            <w:proofErr w:type="spellStart"/>
+            <w:r>
+              <w:rPr>
+                <w:rFonts w:ascii="Times New Roman" w:hAnsi="Times New Roman" w:cs="Times New Roman"/>
+                <w:sz w:val="11"/>
+                <w:szCs w:val="11"/>
+              </w:rPr>
+              <w:t>TrEMBL</w:t>
+            </w:r>
+            <w:proofErr w:type="spellEnd"/>
+            <w:r>
+              <w:rPr>
+                <w:rFonts w:ascii="Times New Roman" w:hAnsi="Times New Roman" w:cs="Times New Roman"/>
+                <w:sz w:val="11"/>
+                <w:szCs w:val="11"/>
+              </w:rPr>
+              <w:t>) Entry Name of Target Chain</w:t>
             </w:r>
           </w:p>
         </w:tc>
@@ -4775,8 +5813,18 @@
                 <w:sz w:val="11"/>
                 <w:szCs w:val="11"/>
               </w:rPr>
-              <w:t xml:space="preserve"> UniProt</w:t>
-            </w:r>
+              <w:t xml:space="preserve"> </w:t>
+            </w:r>
+            <w:proofErr w:type="spellStart"/>
+            <w:r>
+              <w:rPr>
+                <w:rFonts w:ascii="Times New Roman" w:hAnsi="Times New Roman" w:cs="Times New Roman"/>
+                <w:sz w:val="11"/>
+                <w:szCs w:val="11"/>
+              </w:rPr>
+              <w:t>UniProt</w:t>
+            </w:r>
+            <w:proofErr w:type="spellEnd"/>
             <w:r>
               <w:rPr>
                 <w:rFonts w:ascii="Times New Roman" w:hAnsi="Times New Roman" w:cs="Times New Roman"/>
@@ -4785,6 +5833,7 @@
               </w:rPr>
               <w:t>（</w:t>
             </w:r>
+            <w:proofErr w:type="spellStart"/>
             <w:r>
               <w:rPr>
                 <w:rFonts w:ascii="Times New Roman" w:hAnsi="Times New Roman" w:cs="Times New Roman"/>
@@ -4793,6 +5842,7 @@
               </w:rPr>
               <w:t>TrEMBL</w:t>
             </w:r>
+            <w:proofErr w:type="spellEnd"/>
             <w:r>
               <w:rPr>
                 <w:rFonts w:ascii="Times New Roman" w:hAnsi="Times New Roman" w:cs="Times New Roman"/>
@@ -4841,13 +5891,41 @@
                 <w:szCs w:val="11"/>
               </w:rPr>
             </w:pPr>
-            <w:r>
-              <w:rPr>
-                <w:rFonts w:ascii="Times New Roman" w:hAnsi="Times New Roman" w:cs="Times New Roman"/>
-                <w:sz w:val="11"/>
-                <w:szCs w:val="11"/>
-              </w:rPr>
-              <w:t>UniProt (TrEMBL) Primary ID of Target Chain</w:t>
+            <w:proofErr w:type="spellStart"/>
+            <w:r>
+              <w:rPr>
+                <w:rFonts w:ascii="Times New Roman" w:hAnsi="Times New Roman" w:cs="Times New Roman"/>
+                <w:sz w:val="11"/>
+                <w:szCs w:val="11"/>
+              </w:rPr>
+              <w:t>UniProt</w:t>
+            </w:r>
+            <w:proofErr w:type="spellEnd"/>
+            <w:r>
+              <w:rPr>
+                <w:rFonts w:ascii="Times New Roman" w:hAnsi="Times New Roman" w:cs="Times New Roman"/>
+                <w:sz w:val="11"/>
+                <w:szCs w:val="11"/>
+              </w:rPr>
+              <w:t xml:space="preserve"> (</w:t>
+            </w:r>
+            <w:proofErr w:type="spellStart"/>
+            <w:r>
+              <w:rPr>
+                <w:rFonts w:ascii="Times New Roman" w:hAnsi="Times New Roman" w:cs="Times New Roman"/>
+                <w:sz w:val="11"/>
+                <w:szCs w:val="11"/>
+              </w:rPr>
+              <w:t>TrEMBL</w:t>
+            </w:r>
+            <w:proofErr w:type="spellEnd"/>
+            <w:r>
+              <w:rPr>
+                <w:rFonts w:ascii="Times New Roman" w:hAnsi="Times New Roman" w:cs="Times New Roman"/>
+                <w:sz w:val="11"/>
+                <w:szCs w:val="11"/>
+              </w:rPr>
+              <w:t>) Primary ID of Target Chain</w:t>
             </w:r>
           </w:p>
         </w:tc>
@@ -4880,8 +5958,18 @@
                 <w:sz w:val="11"/>
                 <w:szCs w:val="11"/>
               </w:rPr>
-              <w:t xml:space="preserve"> UniProt</w:t>
-            </w:r>
+              <w:t xml:space="preserve"> </w:t>
+            </w:r>
+            <w:proofErr w:type="spellStart"/>
+            <w:r>
+              <w:rPr>
+                <w:rFonts w:ascii="Times New Roman" w:hAnsi="Times New Roman" w:cs="Times New Roman"/>
+                <w:sz w:val="11"/>
+                <w:szCs w:val="11"/>
+              </w:rPr>
+              <w:t>UniProt</w:t>
+            </w:r>
+            <w:proofErr w:type="spellEnd"/>
             <w:r>
               <w:rPr>
                 <w:rFonts w:ascii="Times New Roman" w:hAnsi="Times New Roman" w:cs="Times New Roman"/>
@@ -4890,6 +5978,7 @@
               </w:rPr>
               <w:t>（</w:t>
             </w:r>
+            <w:proofErr w:type="spellStart"/>
             <w:r>
               <w:rPr>
                 <w:rFonts w:ascii="Times New Roman" w:hAnsi="Times New Roman" w:cs="Times New Roman"/>
@@ -4898,6 +5987,7 @@
               </w:rPr>
               <w:t>TrEMBL</w:t>
             </w:r>
+            <w:proofErr w:type="spellEnd"/>
             <w:r>
               <w:rPr>
                 <w:rFonts w:ascii="Times New Roman" w:hAnsi="Times New Roman" w:cs="Times New Roman"/>
@@ -4954,13 +6044,41 @@
                 <w:szCs w:val="11"/>
               </w:rPr>
             </w:pPr>
-            <w:r>
-              <w:rPr>
-                <w:rFonts w:ascii="Times New Roman" w:hAnsi="Times New Roman" w:cs="Times New Roman"/>
-                <w:sz w:val="11"/>
-                <w:szCs w:val="11"/>
-              </w:rPr>
-              <w:t>UniProt (TrEMBL) Secondary ID(s) of Target Chain</w:t>
+            <w:proofErr w:type="spellStart"/>
+            <w:r>
+              <w:rPr>
+                <w:rFonts w:ascii="Times New Roman" w:hAnsi="Times New Roman" w:cs="Times New Roman"/>
+                <w:sz w:val="11"/>
+                <w:szCs w:val="11"/>
+              </w:rPr>
+              <w:t>UniProt</w:t>
+            </w:r>
+            <w:proofErr w:type="spellEnd"/>
+            <w:r>
+              <w:rPr>
+                <w:rFonts w:ascii="Times New Roman" w:hAnsi="Times New Roman" w:cs="Times New Roman"/>
+                <w:sz w:val="11"/>
+                <w:szCs w:val="11"/>
+              </w:rPr>
+              <w:t xml:space="preserve"> (</w:t>
+            </w:r>
+            <w:proofErr w:type="spellStart"/>
+            <w:r>
+              <w:rPr>
+                <w:rFonts w:ascii="Times New Roman" w:hAnsi="Times New Roman" w:cs="Times New Roman"/>
+                <w:sz w:val="11"/>
+                <w:szCs w:val="11"/>
+              </w:rPr>
+              <w:t>TrEMBL</w:t>
+            </w:r>
+            <w:proofErr w:type="spellEnd"/>
+            <w:r>
+              <w:rPr>
+                <w:rFonts w:ascii="Times New Roman" w:hAnsi="Times New Roman" w:cs="Times New Roman"/>
+                <w:sz w:val="11"/>
+                <w:szCs w:val="11"/>
+              </w:rPr>
+              <w:t>) Secondary ID(s) of Target Chain</w:t>
             </w:r>
           </w:p>
         </w:tc>
@@ -4993,8 +6111,18 @@
                 <w:sz w:val="11"/>
                 <w:szCs w:val="11"/>
               </w:rPr>
-              <w:t xml:space="preserve"> UniProt</w:t>
-            </w:r>
+              <w:t xml:space="preserve"> </w:t>
+            </w:r>
+            <w:proofErr w:type="spellStart"/>
+            <w:r>
+              <w:rPr>
+                <w:rFonts w:ascii="Times New Roman" w:hAnsi="Times New Roman" w:cs="Times New Roman"/>
+                <w:sz w:val="11"/>
+                <w:szCs w:val="11"/>
+              </w:rPr>
+              <w:t>UniProt</w:t>
+            </w:r>
+            <w:proofErr w:type="spellEnd"/>
             <w:r>
               <w:rPr>
                 <w:rFonts w:ascii="Times New Roman" w:hAnsi="Times New Roman" w:cs="Times New Roman"/>
@@ -5003,6 +6131,7 @@
               </w:rPr>
               <w:t>（</w:t>
             </w:r>
+            <w:proofErr w:type="spellStart"/>
             <w:r>
               <w:rPr>
                 <w:rFonts w:ascii="Times New Roman" w:hAnsi="Times New Roman" w:cs="Times New Roman"/>
@@ -5011,6 +6140,7 @@
               </w:rPr>
               <w:t>TrEMBL</w:t>
             </w:r>
+            <w:proofErr w:type="spellEnd"/>
             <w:r>
               <w:rPr>
                 <w:rFonts w:ascii="Times New Roman" w:hAnsi="Times New Roman" w:cs="Times New Roman"/>
@@ -5067,13 +6197,41 @@
                 <w:szCs w:val="11"/>
               </w:rPr>
             </w:pPr>
-            <w:r>
-              <w:rPr>
-                <w:rFonts w:ascii="Times New Roman" w:hAnsi="Times New Roman" w:cs="Times New Roman"/>
-                <w:sz w:val="11"/>
-                <w:szCs w:val="11"/>
-              </w:rPr>
-              <w:t>UniProt (TrEMBL) Alternative ID(s) of Target Chain</w:t>
+            <w:proofErr w:type="spellStart"/>
+            <w:r>
+              <w:rPr>
+                <w:rFonts w:ascii="Times New Roman" w:hAnsi="Times New Roman" w:cs="Times New Roman"/>
+                <w:sz w:val="11"/>
+                <w:szCs w:val="11"/>
+              </w:rPr>
+              <w:t>UniProt</w:t>
+            </w:r>
+            <w:proofErr w:type="spellEnd"/>
+            <w:r>
+              <w:rPr>
+                <w:rFonts w:ascii="Times New Roman" w:hAnsi="Times New Roman" w:cs="Times New Roman"/>
+                <w:sz w:val="11"/>
+                <w:szCs w:val="11"/>
+              </w:rPr>
+              <w:t xml:space="preserve"> (</w:t>
+            </w:r>
+            <w:proofErr w:type="spellStart"/>
+            <w:r>
+              <w:rPr>
+                <w:rFonts w:ascii="Times New Roman" w:hAnsi="Times New Roman" w:cs="Times New Roman"/>
+                <w:sz w:val="11"/>
+                <w:szCs w:val="11"/>
+              </w:rPr>
+              <w:t>TrEMBL</w:t>
+            </w:r>
+            <w:proofErr w:type="spellEnd"/>
+            <w:r>
+              <w:rPr>
+                <w:rFonts w:ascii="Times New Roman" w:hAnsi="Times New Roman" w:cs="Times New Roman"/>
+                <w:sz w:val="11"/>
+                <w:szCs w:val="11"/>
+              </w:rPr>
+              <w:t>) Alternative ID(s) of Target Chain</w:t>
             </w:r>
           </w:p>
         </w:tc>
@@ -5106,8 +6264,18 @@
                 <w:sz w:val="11"/>
                 <w:szCs w:val="11"/>
               </w:rPr>
-              <w:t xml:space="preserve"> UniProt</w:t>
-            </w:r>
+              <w:t xml:space="preserve"> </w:t>
+            </w:r>
+            <w:proofErr w:type="spellStart"/>
+            <w:r>
+              <w:rPr>
+                <w:rFonts w:ascii="Times New Roman" w:hAnsi="Times New Roman" w:cs="Times New Roman"/>
+                <w:sz w:val="11"/>
+                <w:szCs w:val="11"/>
+              </w:rPr>
+              <w:t>UniProt</w:t>
+            </w:r>
+            <w:proofErr w:type="spellEnd"/>
             <w:r>
               <w:rPr>
                 <w:rFonts w:ascii="Times New Roman" w:hAnsi="Times New Roman" w:cs="Times New Roman"/>
@@ -5116,6 +6284,7 @@
               </w:rPr>
               <w:t>（</w:t>
             </w:r>
+            <w:proofErr w:type="spellStart"/>
             <w:r>
               <w:rPr>
                 <w:rFonts w:ascii="Times New Roman" w:hAnsi="Times New Roman" w:cs="Times New Roman"/>
@@ -5124,6 +6293,7 @@
               </w:rPr>
               <w:t>TrEMBL</w:t>
             </w:r>
+            <w:proofErr w:type="spellEnd"/>
             <w:r>
               <w:rPr>
                 <w:rFonts w:ascii="Times New Roman" w:hAnsi="Times New Roman" w:cs="Times New Roman"/>
@@ -5192,7 +6362,25 @@
           <w:sz w:val="16"/>
           <w:szCs w:val="18"/>
         </w:rPr>
-        <w:t>09组实验数据来看，其中有些蛋白质链中的氨基酸使用了小写字母表示。因此，我们先将这些氨基酸链全部转换为大写字母，这方便后续直接使用蛋白质编码器进行操作。</w:t>
+        <w:t>09组实验数据来看，其中有些蛋白质链中的氨基酸使用了小写字母表示。因此，我们先将这些氨基酸</w:t>
+      </w:r>
+      <w:proofErr w:type="gramStart"/>
+      <w:r>
+        <w:rPr>
+          <w:rFonts w:hint="eastAsia"/>
+          <w:sz w:val="16"/>
+          <w:szCs w:val="18"/>
+        </w:rPr>
+        <w:t>链全部</w:t>
+      </w:r>
+      <w:proofErr w:type="gramEnd"/>
+      <w:r>
+        <w:rPr>
+          <w:rFonts w:hint="eastAsia"/>
+          <w:sz w:val="16"/>
+          <w:szCs w:val="18"/>
+        </w:rPr>
+        <w:t>转换为大写字母，这方便后续直接使用蛋白质编码器进行操作。</w:t>
       </w:r>
     </w:p>
     <w:p>
@@ -5243,7 +6431,115 @@
           <w:sz w:val="16"/>
           <w:szCs w:val="18"/>
         </w:rPr>
-        <w:t>在内的至少一项数据用于描述环境因素，同时包含Ki (nM)，IC50 (nM)，Kd (nM)，EC50 (nM)，kon (M</w:t>
+        <w:t>在内的至少一项数据用于描述环境因素，同时包含Ki (</w:t>
+      </w:r>
+      <w:proofErr w:type="spellStart"/>
+      <w:r>
+        <w:rPr>
+          <w:rFonts w:hint="eastAsia"/>
+          <w:sz w:val="16"/>
+          <w:szCs w:val="18"/>
+        </w:rPr>
+        <w:t>nM</w:t>
+      </w:r>
+      <w:proofErr w:type="spellEnd"/>
+      <w:r>
+        <w:rPr>
+          <w:rFonts w:hint="eastAsia"/>
+          <w:sz w:val="16"/>
+          <w:szCs w:val="18"/>
+        </w:rPr>
+        <w:t>)，IC50 (</w:t>
+      </w:r>
+      <w:proofErr w:type="spellStart"/>
+      <w:r>
+        <w:rPr>
+          <w:rFonts w:hint="eastAsia"/>
+          <w:sz w:val="16"/>
+          <w:szCs w:val="18"/>
+        </w:rPr>
+        <w:t>nM</w:t>
+      </w:r>
+      <w:proofErr w:type="spellEnd"/>
+      <w:r>
+        <w:rPr>
+          <w:rFonts w:hint="eastAsia"/>
+          <w:sz w:val="16"/>
+          <w:szCs w:val="18"/>
+        </w:rPr>
+        <w:t>)，</w:t>
+      </w:r>
+      <w:proofErr w:type="spellStart"/>
+      <w:r>
+        <w:rPr>
+          <w:rFonts w:hint="eastAsia"/>
+          <w:sz w:val="16"/>
+          <w:szCs w:val="18"/>
+        </w:rPr>
+        <w:t>Kd</w:t>
+      </w:r>
+      <w:proofErr w:type="spellEnd"/>
+      <w:r>
+        <w:rPr>
+          <w:rFonts w:hint="eastAsia"/>
+          <w:sz w:val="16"/>
+          <w:szCs w:val="18"/>
+        </w:rPr>
+        <w:t xml:space="preserve"> (</w:t>
+      </w:r>
+      <w:proofErr w:type="spellStart"/>
+      <w:r>
+        <w:rPr>
+          <w:rFonts w:hint="eastAsia"/>
+          <w:sz w:val="16"/>
+          <w:szCs w:val="18"/>
+        </w:rPr>
+        <w:t>nM</w:t>
+      </w:r>
+      <w:proofErr w:type="spellEnd"/>
+      <w:r>
+        <w:rPr>
+          <w:rFonts w:hint="eastAsia"/>
+          <w:sz w:val="16"/>
+          <w:szCs w:val="18"/>
+        </w:rPr>
+        <w:t>)，EC50 (</w:t>
+      </w:r>
+      <w:proofErr w:type="spellStart"/>
+      <w:r>
+        <w:rPr>
+          <w:rFonts w:hint="eastAsia"/>
+          <w:sz w:val="16"/>
+          <w:szCs w:val="18"/>
+        </w:rPr>
+        <w:t>nM</w:t>
+      </w:r>
+      <w:proofErr w:type="spellEnd"/>
+      <w:r>
+        <w:rPr>
+          <w:rFonts w:hint="eastAsia"/>
+          <w:sz w:val="16"/>
+          <w:szCs w:val="18"/>
+        </w:rPr>
+        <w:t>)，</w:t>
+      </w:r>
+      <w:proofErr w:type="spellStart"/>
+      <w:r>
+        <w:rPr>
+          <w:rFonts w:hint="eastAsia"/>
+          <w:sz w:val="16"/>
+          <w:szCs w:val="18"/>
+        </w:rPr>
+        <w:t>kon</w:t>
+      </w:r>
+      <w:proofErr w:type="spellEnd"/>
+      <w:r>
+        <w:rPr>
+          <w:rFonts w:hint="eastAsia"/>
+          <w:sz w:val="16"/>
+          <w:szCs w:val="18"/>
+        </w:rPr>
+        <w:t xml:space="preserve"> (M</w:t>
       </w:r>
       <w:r>
         <w:rPr>
@@ -5277,7 +6573,25 @@
           <w:sz w:val="16"/>
           <w:szCs w:val="18"/>
         </w:rPr>
-        <w:t>)及koff (s</w:t>
+        <w:t>)及</w:t>
+      </w:r>
+      <w:proofErr w:type="spellStart"/>
+      <w:r>
+        <w:rPr>
+          <w:rFonts w:hint="eastAsia"/>
+          <w:sz w:val="16"/>
+          <w:szCs w:val="18"/>
+        </w:rPr>
+        <w:t>koff</w:t>
+      </w:r>
+      <w:proofErr w:type="spellEnd"/>
+      <w:r>
+        <w:rPr>
+          <w:rFonts w:hint="eastAsia"/>
+          <w:sz w:val="16"/>
+          <w:szCs w:val="18"/>
+        </w:rPr>
+        <w:t xml:space="preserve"> (s</w:t>
       </w:r>
       <w:r>
         <w:rPr>
@@ -5493,7 +6807,25 @@
                 <w:sz w:val="16"/>
                 <w:szCs w:val="16"/>
               </w:rPr>
-              <w:t>Ki (nM)</w:t>
+              <w:t>Ki (</w:t>
+            </w:r>
+            <w:proofErr w:type="spellStart"/>
+            <w:r>
+              <w:rPr>
+                <w:rFonts w:hint="eastAsia"/>
+                <w:sz w:val="16"/>
+                <w:szCs w:val="16"/>
+              </w:rPr>
+              <w:t>nM</w:t>
+            </w:r>
+            <w:proofErr w:type="spellEnd"/>
+            <w:r>
+              <w:rPr>
+                <w:rFonts w:hint="eastAsia"/>
+                <w:sz w:val="16"/>
+                <w:szCs w:val="16"/>
+              </w:rPr>
+              <w:t>)</w:t>
             </w:r>
           </w:p>
         </w:tc>
@@ -5543,7 +6875,25 @@
                 <w:sz w:val="16"/>
                 <w:szCs w:val="16"/>
               </w:rPr>
-              <w:t>IC50 (nM)</w:t>
+              <w:t>IC50 (</w:t>
+            </w:r>
+            <w:proofErr w:type="spellStart"/>
+            <w:r>
+              <w:rPr>
+                <w:rFonts w:hint="eastAsia"/>
+                <w:sz w:val="16"/>
+                <w:szCs w:val="16"/>
+              </w:rPr>
+              <w:t>nM</w:t>
+            </w:r>
+            <w:proofErr w:type="spellEnd"/>
+            <w:r>
+              <w:rPr>
+                <w:rFonts w:hint="eastAsia"/>
+                <w:sz w:val="16"/>
+                <w:szCs w:val="16"/>
+              </w:rPr>
+              <w:t>)</w:t>
             </w:r>
           </w:p>
         </w:tc>
@@ -5561,6 +6911,7 @@
                 <w:szCs w:val="16"/>
               </w:rPr>
             </w:pPr>
+            <w:proofErr w:type="gramStart"/>
             <w:r>
               <w:rPr>
                 <w:rFonts w:hint="eastAsia"/>
@@ -5576,6 +6927,7 @@
               </w:rPr>
               <w:t>‘</w:t>
             </w:r>
+            <w:proofErr w:type="gramEnd"/>
             <w:r>
               <w:rPr>
                 <w:rFonts w:hint="eastAsia"/>
@@ -5617,13 +6969,41 @@
                 <w:szCs w:val="16"/>
               </w:rPr>
             </w:pPr>
+            <w:proofErr w:type="spellStart"/>
             <w:r>
               <w:rPr>
                 <w:rFonts w:hint="eastAsia"/>
                 <w:sz w:val="16"/>
                 <w:szCs w:val="16"/>
               </w:rPr>
-              <w:t>Kd (nM)</w:t>
+              <w:t>Kd</w:t>
+            </w:r>
+            <w:proofErr w:type="spellEnd"/>
+            <w:r>
+              <w:rPr>
+                <w:rFonts w:hint="eastAsia"/>
+                <w:sz w:val="16"/>
+                <w:szCs w:val="16"/>
+              </w:rPr>
+              <w:t xml:space="preserve"> (</w:t>
+            </w:r>
+            <w:proofErr w:type="spellStart"/>
+            <w:r>
+              <w:rPr>
+                <w:rFonts w:hint="eastAsia"/>
+                <w:sz w:val="16"/>
+                <w:szCs w:val="16"/>
+              </w:rPr>
+              <w:t>nM</w:t>
+            </w:r>
+            <w:proofErr w:type="spellEnd"/>
+            <w:r>
+              <w:rPr>
+                <w:rFonts w:hint="eastAsia"/>
+                <w:sz w:val="16"/>
+                <w:szCs w:val="16"/>
+              </w:rPr>
+              <w:t>)</w:t>
             </w:r>
           </w:p>
         </w:tc>
@@ -5641,6 +7021,7 @@
                 <w:szCs w:val="16"/>
               </w:rPr>
             </w:pPr>
+            <w:proofErr w:type="gramStart"/>
             <w:r>
               <w:rPr>
                 <w:rFonts w:hint="eastAsia"/>
@@ -5658,6 +7039,7 @@
             <w:r>
               <w:t>‘</w:t>
             </w:r>
+            <w:proofErr w:type="gramEnd"/>
             <w:r>
               <w:rPr>
                 <w:rFonts w:hint="eastAsia"/>
@@ -5735,7 +7117,25 @@
                 <w:sz w:val="16"/>
                 <w:szCs w:val="16"/>
               </w:rPr>
-              <w:t>EC50 (nM)</w:t>
+              <w:t>EC50 (</w:t>
+            </w:r>
+            <w:proofErr w:type="spellStart"/>
+            <w:r>
+              <w:rPr>
+                <w:rFonts w:hint="eastAsia"/>
+                <w:sz w:val="16"/>
+                <w:szCs w:val="16"/>
+              </w:rPr>
+              <w:t>nM</w:t>
+            </w:r>
+            <w:proofErr w:type="spellEnd"/>
+            <w:r>
+              <w:rPr>
+                <w:rFonts w:hint="eastAsia"/>
+                <w:sz w:val="16"/>
+                <w:szCs w:val="16"/>
+              </w:rPr>
+              <w:t>)</w:t>
             </w:r>
           </w:p>
         </w:tc>
@@ -5753,6 +7153,7 @@
                 <w:szCs w:val="16"/>
               </w:rPr>
             </w:pPr>
+            <w:proofErr w:type="gramStart"/>
             <w:r>
               <w:rPr>
                 <w:rFonts w:hint="eastAsia"/>
@@ -5768,6 +7169,7 @@
               </w:rPr>
               <w:t>‘</w:t>
             </w:r>
+            <w:proofErr w:type="gramEnd"/>
             <w:r>
               <w:rPr>
                 <w:rFonts w:hint="eastAsia"/>
@@ -5776,6 +7178,7 @@
               </w:rPr>
               <w:t>&gt;01000</w:t>
             </w:r>
+            <w:proofErr w:type="gramStart"/>
             <w:r>
               <w:rPr>
                 <w:sz w:val="16"/>
@@ -5789,7 +7192,16 @@
                 <w:sz w:val="16"/>
                 <w:szCs w:val="16"/>
               </w:rPr>
-              <w:t xml:space="preserve"> ; &gt;A; &lt;B</w:t>
+              <w:t xml:space="preserve"> ;</w:t>
+            </w:r>
+            <w:proofErr w:type="gramEnd"/>
+            <w:r>
+              <w:rPr>
+                <w:rFonts w:hint="eastAsia"/>
+                <w:sz w:val="16"/>
+                <w:szCs w:val="16"/>
+              </w:rPr>
+              <w:t xml:space="preserve"> &gt;A; &lt;B</w:t>
             </w:r>
           </w:p>
         </w:tc>
@@ -5809,13 +7221,23 @@
                 <w:szCs w:val="16"/>
               </w:rPr>
             </w:pPr>
+            <w:proofErr w:type="spellStart"/>
             <w:r>
               <w:rPr>
                 <w:rFonts w:hint="eastAsia"/>
                 <w:sz w:val="16"/>
                 <w:szCs w:val="16"/>
               </w:rPr>
-              <w:t>kon (M</w:t>
+              <w:t>kon</w:t>
+            </w:r>
+            <w:proofErr w:type="spellEnd"/>
+            <w:r>
+              <w:rPr>
+                <w:rFonts w:hint="eastAsia"/>
+                <w:sz w:val="16"/>
+                <w:szCs w:val="16"/>
+              </w:rPr>
+              <w:t xml:space="preserve"> (M</w:t>
             </w:r>
             <w:r>
               <w:rPr>
@@ -5893,13 +7315,23 @@
                 <w:szCs w:val="16"/>
               </w:rPr>
             </w:pPr>
+            <w:proofErr w:type="spellStart"/>
             <w:r>
               <w:rPr>
                 <w:rFonts w:hint="eastAsia"/>
                 <w:sz w:val="16"/>
                 <w:szCs w:val="16"/>
               </w:rPr>
-              <w:t>koff (s</w:t>
+              <w:t>koff</w:t>
+            </w:r>
+            <w:proofErr w:type="spellEnd"/>
+            <w:r>
+              <w:rPr>
+                <w:rFonts w:hint="eastAsia"/>
+                <w:sz w:val="16"/>
+                <w:szCs w:val="16"/>
+              </w:rPr>
+              <w:t xml:space="preserve"> (s</w:t>
             </w:r>
             <w:r>
               <w:rPr>
@@ -6024,6 +7456,7 @@
         </w:rPr>
         <w:t>及</w:t>
       </w:r>
+      <w:proofErr w:type="gramStart"/>
       <w:r>
         <w:rPr>
           <w:sz w:val="16"/>
@@ -6031,6 +7464,7 @@
         </w:rPr>
         <w:t>’</w:t>
       </w:r>
+      <w:proofErr w:type="gramEnd"/>
       <w:r>
         <w:rPr>
           <w:rFonts w:hint="eastAsia"/>
@@ -6039,6 +7473,7 @@
         </w:rPr>
         <w:t>NV</w:t>
       </w:r>
+      <w:proofErr w:type="gramStart"/>
       <w:r>
         <w:rPr>
           <w:sz w:val="16"/>
@@ -6046,19 +7481,38 @@
         </w:rPr>
         <w:t>’</w:t>
       </w:r>
+      <w:proofErr w:type="gramEnd"/>
       <w:r>
         <w:rPr>
           <w:rFonts w:hint="eastAsia"/>
           <w:sz w:val="16"/>
           <w:szCs w:val="16"/>
         </w:rPr>
-        <w:t>是数据库中直接记录的信息。</w:t>
-      </w:r>
-      <w:r>
-        <w:rPr>
+        <w:t>是数据库中直</w:t>
+      </w:r>
+      <w:proofErr w:type="gramStart"/>
+      <w:r>
+        <w:rPr>
+          <w:rFonts w:hint="eastAsia"/>
           <w:sz w:val="16"/>
           <w:szCs w:val="16"/>
         </w:rPr>
+        <w:t>接记录</w:t>
+      </w:r>
+      <w:proofErr w:type="gramEnd"/>
+      <w:r>
+        <w:rPr>
+          <w:rFonts w:hint="eastAsia"/>
+          <w:sz w:val="16"/>
+          <w:szCs w:val="16"/>
+        </w:rPr>
+        <w:t>的信息。</w:t>
+      </w:r>
+      <w:r>
+        <w:rPr>
+          <w:sz w:val="16"/>
+          <w:szCs w:val="16"/>
+        </w:rPr>
         <w:t>’</w:t>
       </w:r>
       <w:r>
@@ -6172,8 +7626,18 @@
           <w:sz w:val="16"/>
           <w:szCs w:val="16"/>
         </w:rPr>
-        <w:t>是实数。若环境因素(</w:t>
-      </w:r>
+        <w:t>是实数。</w:t>
+      </w:r>
+      <w:proofErr w:type="gramStart"/>
+      <w:r>
+        <w:rPr>
+          <w:rFonts w:hint="eastAsia"/>
+          <w:sz w:val="16"/>
+          <w:szCs w:val="16"/>
+        </w:rPr>
+        <w:t>若环境因素(</w:t>
+      </w:r>
+      <w:proofErr w:type="gramEnd"/>
       <w:r>
         <w:rPr>
           <w:rFonts w:ascii="Times New Roman" w:hAnsi="Times New Roman" w:cs="Times New Roman"/>
@@ -6196,23 +7660,159 @@
           <w:sz w:val="16"/>
           <w:szCs w:val="16"/>
         </w:rPr>
-        <w:t>Temp (C)</w:t>
-      </w:r>
-      <w:r>
-        <w:rPr>
-          <w:rFonts w:hint="eastAsia"/>
+        <w:t>Temp (C</w:t>
+      </w:r>
+      <w:proofErr w:type="gramStart"/>
+      <w:r>
+        <w:rPr>
+          <w:rFonts w:ascii="Times New Roman" w:hAnsi="Times New Roman" w:cs="Times New Roman"/>
           <w:sz w:val="16"/>
           <w:szCs w:val="16"/>
         </w:rPr>
-        <w:t>)均为非正常数据，则视为环境缺失。若相互作用强度(</w:t>
-      </w:r>
-      <w:r>
-        <w:rPr>
-          <w:rFonts w:hint="eastAsia"/>
-          <w:sz w:val="16"/>
-          <w:szCs w:val="18"/>
-        </w:rPr>
-        <w:t>Ki (nM)，IC50 (nM)，Kd (nM)，EC50 (nM)，kon (M</w:t>
+        <w:t>)</w:t>
+      </w:r>
+      <w:r>
+        <w:rPr>
+          <w:rFonts w:hint="eastAsia"/>
+          <w:sz w:val="16"/>
+          <w:szCs w:val="16"/>
+        </w:rPr>
+        <w:t>)均为非正常数据</w:t>
+      </w:r>
+      <w:proofErr w:type="gramEnd"/>
+      <w:r>
+        <w:rPr>
+          <w:rFonts w:hint="eastAsia"/>
+          <w:sz w:val="16"/>
+          <w:szCs w:val="16"/>
+        </w:rPr>
+        <w:t>，则视为环境缺失。</w:t>
+      </w:r>
+      <w:proofErr w:type="gramStart"/>
+      <w:r>
+        <w:rPr>
+          <w:rFonts w:hint="eastAsia"/>
+          <w:sz w:val="16"/>
+          <w:szCs w:val="16"/>
+        </w:rPr>
+        <w:t>若相互作用强度(</w:t>
+      </w:r>
+      <w:proofErr w:type="gramEnd"/>
+      <w:r>
+        <w:rPr>
+          <w:rFonts w:hint="eastAsia"/>
+          <w:sz w:val="16"/>
+          <w:szCs w:val="18"/>
+        </w:rPr>
+        <w:t>Ki (</w:t>
+      </w:r>
+      <w:proofErr w:type="spellStart"/>
+      <w:r>
+        <w:rPr>
+          <w:rFonts w:hint="eastAsia"/>
+          <w:sz w:val="16"/>
+          <w:szCs w:val="18"/>
+        </w:rPr>
+        <w:t>nM</w:t>
+      </w:r>
+      <w:proofErr w:type="spellEnd"/>
+      <w:r>
+        <w:rPr>
+          <w:rFonts w:hint="eastAsia"/>
+          <w:sz w:val="16"/>
+          <w:szCs w:val="18"/>
+        </w:rPr>
+        <w:t>)，IC50 (</w:t>
+      </w:r>
+      <w:proofErr w:type="spellStart"/>
+      <w:r>
+        <w:rPr>
+          <w:rFonts w:hint="eastAsia"/>
+          <w:sz w:val="16"/>
+          <w:szCs w:val="18"/>
+        </w:rPr>
+        <w:t>nM</w:t>
+      </w:r>
+      <w:proofErr w:type="spellEnd"/>
+      <w:r>
+        <w:rPr>
+          <w:rFonts w:hint="eastAsia"/>
+          <w:sz w:val="16"/>
+          <w:szCs w:val="18"/>
+        </w:rPr>
+        <w:t>)，</w:t>
+      </w:r>
+      <w:proofErr w:type="spellStart"/>
+      <w:r>
+        <w:rPr>
+          <w:rFonts w:hint="eastAsia"/>
+          <w:sz w:val="16"/>
+          <w:szCs w:val="18"/>
+        </w:rPr>
+        <w:t>Kd</w:t>
+      </w:r>
+      <w:proofErr w:type="spellEnd"/>
+      <w:r>
+        <w:rPr>
+          <w:rFonts w:hint="eastAsia"/>
+          <w:sz w:val="16"/>
+          <w:szCs w:val="18"/>
+        </w:rPr>
+        <w:t xml:space="preserve"> (</w:t>
+      </w:r>
+      <w:proofErr w:type="spellStart"/>
+      <w:r>
+        <w:rPr>
+          <w:rFonts w:hint="eastAsia"/>
+          <w:sz w:val="16"/>
+          <w:szCs w:val="18"/>
+        </w:rPr>
+        <w:t>nM</w:t>
+      </w:r>
+      <w:proofErr w:type="spellEnd"/>
+      <w:r>
+        <w:rPr>
+          <w:rFonts w:hint="eastAsia"/>
+          <w:sz w:val="16"/>
+          <w:szCs w:val="18"/>
+        </w:rPr>
+        <w:t>)，EC50 (</w:t>
+      </w:r>
+      <w:proofErr w:type="spellStart"/>
+      <w:r>
+        <w:rPr>
+          <w:rFonts w:hint="eastAsia"/>
+          <w:sz w:val="16"/>
+          <w:szCs w:val="18"/>
+        </w:rPr>
+        <w:t>nM</w:t>
+      </w:r>
+      <w:proofErr w:type="spellEnd"/>
+      <w:r>
+        <w:rPr>
+          <w:rFonts w:hint="eastAsia"/>
+          <w:sz w:val="16"/>
+          <w:szCs w:val="18"/>
+        </w:rPr>
+        <w:t>)，</w:t>
+      </w:r>
+      <w:proofErr w:type="spellStart"/>
+      <w:r>
+        <w:rPr>
+          <w:rFonts w:hint="eastAsia"/>
+          <w:sz w:val="16"/>
+          <w:szCs w:val="18"/>
+        </w:rPr>
+        <w:t>kon</w:t>
+      </w:r>
+      <w:proofErr w:type="spellEnd"/>
+      <w:r>
+        <w:rPr>
+          <w:rFonts w:hint="eastAsia"/>
+          <w:sz w:val="16"/>
+          <w:szCs w:val="18"/>
+        </w:rPr>
+        <w:t xml:space="preserve"> (M</w:t>
       </w:r>
       <w:r>
         <w:rPr>
@@ -6238,25 +7838,55 @@
           <w:szCs w:val="18"/>
           <w:vertAlign w:val="superscript"/>
         </w:rPr>
+        <w:t>-</w:t>
+      </w:r>
+      <w:proofErr w:type="gramStart"/>
+      <w:r>
+        <w:rPr>
+          <w:rFonts w:hint="eastAsia"/>
+          <w:sz w:val="16"/>
+          <w:szCs w:val="18"/>
+          <w:vertAlign w:val="superscript"/>
+        </w:rPr>
+        <w:t>1</w:t>
+      </w:r>
+      <w:r>
+        <w:rPr>
+          <w:rFonts w:hint="eastAsia"/>
+          <w:sz w:val="16"/>
+          <w:szCs w:val="18"/>
+        </w:rPr>
+        <w:t>)及</w:t>
+      </w:r>
+      <w:proofErr w:type="spellStart"/>
+      <w:proofErr w:type="gramEnd"/>
+      <w:r>
+        <w:rPr>
+          <w:rFonts w:hint="eastAsia"/>
+          <w:sz w:val="16"/>
+          <w:szCs w:val="18"/>
+        </w:rPr>
+        <w:t>koff</w:t>
+      </w:r>
+      <w:proofErr w:type="spellEnd"/>
+      <w:r>
+        <w:rPr>
+          <w:rFonts w:hint="eastAsia"/>
+          <w:sz w:val="16"/>
+          <w:szCs w:val="18"/>
+        </w:rPr>
+        <w:t xml:space="preserve"> (s</w:t>
+      </w:r>
+      <w:r>
+        <w:rPr>
+          <w:rFonts w:hint="eastAsia"/>
+          <w:sz w:val="16"/>
+          <w:szCs w:val="18"/>
+          <w:vertAlign w:val="superscript"/>
+        </w:rPr>
         <w:t>-1</w:t>
       </w:r>
-      <w:r>
-        <w:rPr>
-          <w:rFonts w:hint="eastAsia"/>
-          <w:sz w:val="16"/>
-          <w:szCs w:val="18"/>
-        </w:rPr>
-        <w:t>)及koff (s</w:t>
-      </w:r>
-      <w:r>
-        <w:rPr>
-          <w:rFonts w:hint="eastAsia"/>
-          <w:sz w:val="16"/>
-          <w:szCs w:val="18"/>
-          <w:vertAlign w:val="superscript"/>
-        </w:rPr>
-        <w:t>-1</w:t>
-      </w:r>
+      <w:proofErr w:type="gramStart"/>
       <w:r>
         <w:rPr>
           <w:rFonts w:hint="eastAsia"/>
@@ -6271,7 +7901,16 @@
           <w:sz w:val="16"/>
           <w:szCs w:val="16"/>
         </w:rPr>
-        <w:t>)均为非正常数据，则视为强度缺失。缺失的数据条目数量为2681505。剩余的完整的数据条目数量为246104。</w:t>
+        <w:t>)均为非正常数据</w:t>
+      </w:r>
+      <w:proofErr w:type="gramEnd"/>
+      <w:r>
+        <w:rPr>
+          <w:rFonts w:hint="eastAsia"/>
+          <w:sz w:val="16"/>
+          <w:szCs w:val="16"/>
+        </w:rPr>
+        <w:t>，则视为强度缺失。缺失的数据条目数量为2681505。剩余的完整的数据条目数量为246104。</w:t>
       </w:r>
     </w:p>
     <w:p>
@@ -6307,6 +7946,7 @@
         </w:rPr>
         <w:t>(</w:t>
       </w:r>
+      <w:proofErr w:type="spellStart"/>
       <w:r>
         <w:rPr>
           <w:sz w:val="16"/>
@@ -6314,6 +7954,7 @@
         </w:rPr>
         <w:t>RDKit</w:t>
       </w:r>
+      <w:proofErr w:type="spellEnd"/>
       <w:r>
         <w:rPr>
           <w:rFonts w:hint="eastAsia"/>
@@ -6433,7 +8074,23 @@
                 <w:sz w:val="16"/>
                 <w:szCs w:val="16"/>
               </w:rPr>
-              <w:t>Explicit valence for atom #x atomtype, 4, is greater than permitted</w:t>
+              <w:t xml:space="preserve">Explicit valence for atom #x </w:t>
+            </w:r>
+            <w:proofErr w:type="spellStart"/>
+            <w:r>
+              <w:rPr>
+                <w:sz w:val="16"/>
+                <w:szCs w:val="16"/>
+              </w:rPr>
+              <w:t>atomtype</w:t>
+            </w:r>
+            <w:proofErr w:type="spellEnd"/>
+            <w:r>
+              <w:rPr>
+                <w:sz w:val="16"/>
+                <w:szCs w:val="16"/>
+              </w:rPr>
+              <w:t>, 4, is greater than permitted</w:t>
             </w:r>
           </w:p>
         </w:tc>
@@ -6482,7 +8139,39 @@
                 <w:sz w:val="16"/>
                 <w:szCs w:val="16"/>
               </w:rPr>
-              <w:t>Can't kekulize mol. Unkekulized atoms: x</w:t>
+              <w:t xml:space="preserve">Can't </w:t>
+            </w:r>
+            <w:proofErr w:type="spellStart"/>
+            <w:r>
+              <w:rPr>
+                <w:sz w:val="16"/>
+                <w:szCs w:val="16"/>
+              </w:rPr>
+              <w:t>kekulize</w:t>
+            </w:r>
+            <w:proofErr w:type="spellEnd"/>
+            <w:r>
+              <w:rPr>
+                <w:sz w:val="16"/>
+                <w:szCs w:val="16"/>
+              </w:rPr>
+              <w:t xml:space="preserve"> mol. </w:t>
+            </w:r>
+            <w:proofErr w:type="spellStart"/>
+            <w:r>
+              <w:rPr>
+                <w:sz w:val="16"/>
+                <w:szCs w:val="16"/>
+              </w:rPr>
+              <w:t>Unkekulized</w:t>
+            </w:r>
+            <w:proofErr w:type="spellEnd"/>
+            <w:r>
+              <w:rPr>
+                <w:sz w:val="16"/>
+                <w:szCs w:val="16"/>
+              </w:rPr>
+              <w:t xml:space="preserve"> atoms: x</w:t>
             </w:r>
           </w:p>
         </w:tc>
@@ -6506,7 +8195,43 @@
                 <w:sz w:val="16"/>
                 <w:szCs w:val="16"/>
               </w:rPr>
-              <w:t>Can't kekulize mol.  Unkekulized atoms: 12 13 15 16 18 19 20 21 22</w:t>
+              <w:t xml:space="preserve">Can't </w:t>
+            </w:r>
+            <w:proofErr w:type="spellStart"/>
+            <w:r>
+              <w:rPr>
+                <w:rFonts w:hint="eastAsia"/>
+                <w:sz w:val="16"/>
+                <w:szCs w:val="16"/>
+              </w:rPr>
+              <w:t>kekulize</w:t>
+            </w:r>
+            <w:proofErr w:type="spellEnd"/>
+            <w:r>
+              <w:rPr>
+                <w:rFonts w:hint="eastAsia"/>
+                <w:sz w:val="16"/>
+                <w:szCs w:val="16"/>
+              </w:rPr>
+              <w:t xml:space="preserve"> mol.  </w:t>
+            </w:r>
+            <w:proofErr w:type="spellStart"/>
+            <w:r>
+              <w:rPr>
+                <w:rFonts w:hint="eastAsia"/>
+                <w:sz w:val="16"/>
+                <w:szCs w:val="16"/>
+              </w:rPr>
+              <w:t>Unkekulized</w:t>
+            </w:r>
+            <w:proofErr w:type="spellEnd"/>
+            <w:r>
+              <w:rPr>
+                <w:rFonts w:hint="eastAsia"/>
+                <w:sz w:val="16"/>
+                <w:szCs w:val="16"/>
+              </w:rPr>
+              <w:t xml:space="preserve"> atoms: 12 13 15 16 18 19 20 21 22</w:t>
             </w:r>
           </w:p>
         </w:tc>
@@ -6587,12 +8312,21 @@
         </w:rPr>
         <w:t>和</w:t>
       </w:r>
-      <w:r>
-        <w:rPr>
-          <w:sz w:val="16"/>
-          <w:szCs w:val="18"/>
-        </w:rPr>
-        <w:t>BindGPT[2]</w:t>
+      <w:proofErr w:type="spellStart"/>
+      <w:r>
+        <w:rPr>
+          <w:sz w:val="16"/>
+          <w:szCs w:val="18"/>
+        </w:rPr>
+        <w:t>BindGPT</w:t>
+      </w:r>
+      <w:proofErr w:type="spellEnd"/>
+      <w:r>
+        <w:rPr>
+          <w:sz w:val="16"/>
+          <w:szCs w:val="18"/>
+        </w:rPr>
+        <w:t>[2]</w:t>
       </w:r>
       <w:r>
         <w:rPr>
@@ -6619,15 +8353,16 @@
           <w:sz w:val="16"/>
           <w:szCs w:val="16"/>
         </w:rPr>
-        <w:t>5. AA所报道的bindingd</w:t>
-      </w:r>
+        <w:t>5. AA所报道的</w:t>
+      </w:r>
+      <w:proofErr w:type="spellStart"/>
       <w:r>
         <w:rPr>
           <w:rFonts w:hint="eastAsia"/>
           <w:sz w:val="16"/>
           <w:szCs w:val="16"/>
         </w:rPr>
-        <w:t>b,celegans及human</w:t>
+        <w:t>bindingd</w:t>
       </w:r>
       <w:r>
         <w:rPr>
@@ -6635,6 +8370,23 @@
           <w:sz w:val="16"/>
           <w:szCs w:val="16"/>
         </w:rPr>
+        <w:t>b,celegans</w:t>
+      </w:r>
+      <w:proofErr w:type="spellEnd"/>
+      <w:r>
+        <w:rPr>
+          <w:rFonts w:hint="eastAsia"/>
+          <w:sz w:val="16"/>
+          <w:szCs w:val="16"/>
+        </w:rPr>
+        <w:t>及human</w:t>
+      </w:r>
+      <w:r>
+        <w:rPr>
+          <w:rFonts w:hint="eastAsia"/>
+          <w:sz w:val="16"/>
+          <w:szCs w:val="16"/>
+        </w:rPr>
         <w:t>数据集是相对无噪声的，但是它们缺乏</w:t>
       </w:r>
       <w:r>
@@ -6667,7 +8419,25 @@
           <w:sz w:val="16"/>
           <w:szCs w:val="16"/>
         </w:rPr>
-        <w:t>数据集为基础，根据蛋白质序列及药物序列的完全一致性来匹配BindingDB数据集。根据该方法可以获得</w:t>
+        <w:t>数据集为基础，根据蛋白质序列及药物序列的完全一致性来匹配</w:t>
+      </w:r>
+      <w:proofErr w:type="spellStart"/>
+      <w:r>
+        <w:rPr>
+          <w:rFonts w:hint="eastAsia"/>
+          <w:sz w:val="16"/>
+          <w:szCs w:val="16"/>
+        </w:rPr>
+        <w:t>BindingDB</w:t>
+      </w:r>
+      <w:proofErr w:type="spellEnd"/>
+      <w:r>
+        <w:rPr>
+          <w:rFonts w:hint="eastAsia"/>
+          <w:sz w:val="16"/>
+          <w:szCs w:val="16"/>
+        </w:rPr>
+        <w:t>数据集。根据该方法可以获得</w:t>
       </w:r>
       <w:r>
         <w:rPr>
@@ -6764,14 +8534,32 @@
           <w:sz w:val="16"/>
           <w:szCs w:val="16"/>
         </w:rPr>
-        <w:t>由于BindingDB中的每组数据不一定包含所有的实验测定值(Kd,EC50,IC50,Ki,Kon,Koff)，只根据</w:t>
-      </w:r>
+        <w:t>由于</w:t>
+      </w:r>
+      <w:proofErr w:type="spellStart"/>
       <w:r>
         <w:rPr>
           <w:rFonts w:hint="eastAsia"/>
           <w:sz w:val="16"/>
           <w:szCs w:val="16"/>
         </w:rPr>
+        <w:t>BindingDB</w:t>
+      </w:r>
+      <w:proofErr w:type="spellEnd"/>
+      <w:r>
+        <w:rPr>
+          <w:rFonts w:hint="eastAsia"/>
+          <w:sz w:val="16"/>
+          <w:szCs w:val="16"/>
+        </w:rPr>
+        <w:t>中的每组数据不一定包含所有的实验测定值(Kd,EC50,IC50,Ki,Kon,Koff)，只根据</w:t>
+      </w:r>
+      <w:r>
+        <w:rPr>
+          <w:rFonts w:hint="eastAsia"/>
+          <w:sz w:val="16"/>
+          <w:szCs w:val="16"/>
+        </w:rPr>
         <w:t>记录的实验测定值</w:t>
       </w:r>
       <w:r>
@@ -6796,7 +8584,25 @@
           <w:sz w:val="16"/>
           <w:szCs w:val="16"/>
         </w:rPr>
-        <w:t>组数据进行异常检测。只有当决策树及逻辑回归预测的相互作用模式一致，且与bindingdb等数据集中的相互作用模式相同时，数据被认为是正常的，否则为异常数据。最终获得</w:t>
+        <w:t>组数据进行异常检测。只有当决策树及逻辑回归预测的相互作用模式一致，且与</w:t>
+      </w:r>
+      <w:proofErr w:type="spellStart"/>
+      <w:r>
+        <w:rPr>
+          <w:rFonts w:hint="eastAsia"/>
+          <w:sz w:val="16"/>
+          <w:szCs w:val="16"/>
+        </w:rPr>
+        <w:t>bindingdb</w:t>
+      </w:r>
+      <w:proofErr w:type="spellEnd"/>
+      <w:r>
+        <w:rPr>
+          <w:rFonts w:hint="eastAsia"/>
+          <w:sz w:val="16"/>
+          <w:szCs w:val="16"/>
+        </w:rPr>
+        <w:t>等数据集中的相互作用模式相同时，数据被认为是正常的，否则为异常数据。最终获得</w:t>
       </w:r>
       <w:r>
         <w:rPr>
@@ -6820,6 +8626,7 @@
         <w:spacing w:after="0" w:line="240" w:lineRule="auto"/>
         <w:jc w:val="both"/>
         <w:rPr>
+          <w:rFonts w:hint="eastAsia"/>
           <w:sz w:val="16"/>
           <w:szCs w:val="16"/>
         </w:rPr>
@@ -6846,7 +8653,25 @@
           <w:sz w:val="16"/>
           <w:szCs w:val="16"/>
         </w:rPr>
-        <w:t>及二维图特征bin文件</w:t>
+        <w:t>及二</w:t>
+      </w:r>
+      <w:proofErr w:type="gramStart"/>
+      <w:r>
+        <w:rPr>
+          <w:rFonts w:hint="eastAsia"/>
+          <w:sz w:val="16"/>
+          <w:szCs w:val="16"/>
+        </w:rPr>
+        <w:t>维图特征</w:t>
+      </w:r>
+      <w:proofErr w:type="gramEnd"/>
+      <w:r>
+        <w:rPr>
+          <w:rFonts w:hint="eastAsia"/>
+          <w:sz w:val="16"/>
+          <w:szCs w:val="16"/>
+        </w:rPr>
+        <w:t>bin文件</w:t>
       </w:r>
       <w:r>
         <w:rPr>
@@ -6903,14 +8728,32 @@
           <w:sz w:val="16"/>
           <w:szCs w:val="16"/>
         </w:rPr>
-        <w:t xml:space="preserve">513组数据中的UniProt </w:t>
-      </w:r>
+        <w:t>513组数据中的</w:t>
+      </w:r>
+      <w:proofErr w:type="spellStart"/>
       <w:r>
         <w:rPr>
           <w:rFonts w:hint="eastAsia"/>
           <w:sz w:val="16"/>
           <w:szCs w:val="16"/>
         </w:rPr>
+        <w:t>UniProt</w:t>
+      </w:r>
+      <w:proofErr w:type="spellEnd"/>
+      <w:r>
+        <w:rPr>
+          <w:rFonts w:hint="eastAsia"/>
+          <w:sz w:val="16"/>
+          <w:szCs w:val="16"/>
+        </w:rPr>
+        <w:t xml:space="preserve"> </w:t>
+      </w:r>
+      <w:r>
+        <w:rPr>
+          <w:rFonts w:hint="eastAsia"/>
+          <w:sz w:val="16"/>
+          <w:szCs w:val="16"/>
+        </w:rPr>
         <w:t>ID</w:t>
       </w:r>
       <w:r>
@@ -6919,7 +8762,43 @@
           <w:sz w:val="16"/>
           <w:szCs w:val="16"/>
         </w:rPr>
-        <w:t xml:space="preserve">记录源自BindingDB，但仍然存在28组数据的UniProt </w:t>
+        <w:t>记录源自</w:t>
+      </w:r>
+      <w:proofErr w:type="spellStart"/>
+      <w:r>
+        <w:rPr>
+          <w:rFonts w:hint="eastAsia"/>
+          <w:sz w:val="16"/>
+          <w:szCs w:val="16"/>
+        </w:rPr>
+        <w:t>BindingDB</w:t>
+      </w:r>
+      <w:proofErr w:type="spellEnd"/>
+      <w:r>
+        <w:rPr>
+          <w:rFonts w:hint="eastAsia"/>
+          <w:sz w:val="16"/>
+          <w:szCs w:val="16"/>
+        </w:rPr>
+        <w:t>，但仍然存在28组数据的</w:t>
+      </w:r>
+      <w:proofErr w:type="spellStart"/>
+      <w:r>
+        <w:rPr>
+          <w:rFonts w:hint="eastAsia"/>
+          <w:sz w:val="16"/>
+          <w:szCs w:val="16"/>
+        </w:rPr>
+        <w:t>UniProt</w:t>
+      </w:r>
+      <w:proofErr w:type="spellEnd"/>
+      <w:r>
+        <w:rPr>
+          <w:rFonts w:hint="eastAsia"/>
+          <w:sz w:val="16"/>
+          <w:szCs w:val="16"/>
+        </w:rPr>
+        <w:t xml:space="preserve"> </w:t>
       </w:r>
       <w:r>
         <w:rPr>
@@ -6962,14 +8841,32 @@
           <w:sz w:val="16"/>
           <w:szCs w:val="16"/>
         </w:rPr>
-        <w:t xml:space="preserve">对于没有UniProt </w:t>
-      </w:r>
+        <w:t>对于没有</w:t>
+      </w:r>
+      <w:proofErr w:type="spellStart"/>
       <w:r>
         <w:rPr>
           <w:rFonts w:hint="eastAsia"/>
           <w:sz w:val="16"/>
           <w:szCs w:val="16"/>
         </w:rPr>
+        <w:t>UniProt</w:t>
+      </w:r>
+      <w:proofErr w:type="spellEnd"/>
+      <w:r>
+        <w:rPr>
+          <w:rFonts w:hint="eastAsia"/>
+          <w:sz w:val="16"/>
+          <w:szCs w:val="16"/>
+        </w:rPr>
+        <w:t xml:space="preserve"> </w:t>
+      </w:r>
+      <w:r>
+        <w:rPr>
+          <w:rFonts w:hint="eastAsia"/>
+          <w:sz w:val="16"/>
+          <w:szCs w:val="16"/>
+        </w:rPr>
         <w:t>ID</w:t>
       </w:r>
       <w:r>
@@ -6978,8 +8875,18 @@
           <w:sz w:val="16"/>
           <w:szCs w:val="16"/>
         </w:rPr>
-        <w:t>记录的数据，我们根据蛋白质序列，在UniProt</w:t>
-      </w:r>
+        <w:t>记录的数据，我们根据蛋白质序列，在</w:t>
+      </w:r>
+      <w:proofErr w:type="spellStart"/>
+      <w:r>
+        <w:rPr>
+          <w:rFonts w:hint="eastAsia"/>
+          <w:sz w:val="16"/>
+          <w:szCs w:val="16"/>
+        </w:rPr>
+        <w:t>UniProt</w:t>
+      </w:r>
+      <w:proofErr w:type="spellEnd"/>
       <w:r>
         <w:rPr>
           <w:rFonts w:hint="eastAsia"/>
@@ -7021,7 +8928,25 @@
           <w:sz w:val="16"/>
           <w:szCs w:val="16"/>
         </w:rPr>
-        <w:t>上查找并补充其UniProt ID。</w:t>
+        <w:t>上查找并补充其</w:t>
+      </w:r>
+      <w:proofErr w:type="spellStart"/>
+      <w:r>
+        <w:rPr>
+          <w:rFonts w:hint="eastAsia"/>
+          <w:sz w:val="16"/>
+          <w:szCs w:val="16"/>
+        </w:rPr>
+        <w:t>UniProt</w:t>
+      </w:r>
+      <w:proofErr w:type="spellEnd"/>
+      <w:r>
+        <w:rPr>
+          <w:rFonts w:hint="eastAsia"/>
+          <w:sz w:val="16"/>
+          <w:szCs w:val="16"/>
+        </w:rPr>
+        <w:t xml:space="preserve"> ID。</w:t>
       </w:r>
     </w:p>
     <w:p>
@@ -7058,13 +8983,23 @@
         </w:rPr>
         <w:t>该</w:t>
       </w:r>
+      <w:proofErr w:type="spellStart"/>
       <w:r>
         <w:rPr>
           <w:rFonts w:hint="eastAsia"/>
           <w:sz w:val="16"/>
           <w:szCs w:val="16"/>
         </w:rPr>
-        <w:t xml:space="preserve">UniProt </w:t>
+        <w:t>UniProt</w:t>
+      </w:r>
+      <w:proofErr w:type="spellEnd"/>
+      <w:r>
+        <w:rPr>
+          <w:rFonts w:hint="eastAsia"/>
+          <w:sz w:val="16"/>
+          <w:szCs w:val="16"/>
+        </w:rPr>
+        <w:t xml:space="preserve"> </w:t>
       </w:r>
       <w:r>
         <w:rPr>
@@ -7292,7 +9227,23 @@
           <w:sz w:val="16"/>
           <w:szCs w:val="16"/>
         </w:rPr>
-        <w:t>使用 PDBParser对蛋白质结构文件</w:t>
+        <w:t xml:space="preserve">使用 </w:t>
+      </w:r>
+      <w:proofErr w:type="spellStart"/>
+      <w:r>
+        <w:rPr>
+          <w:sz w:val="16"/>
+          <w:szCs w:val="16"/>
+        </w:rPr>
+        <w:t>PDBParser</w:t>
+      </w:r>
+      <w:proofErr w:type="spellEnd"/>
+      <w:r>
+        <w:rPr>
+          <w:sz w:val="16"/>
+          <w:szCs w:val="16"/>
+        </w:rPr>
+        <w:t>对蛋白质结构文件</w:t>
       </w:r>
       <w:r>
         <w:rPr>
@@ -7399,7 +9350,115 @@
           <w:sz w:val="16"/>
           <w:szCs w:val="18"/>
         </w:rPr>
-        <w:t xml:space="preserve"> Ki (nM)，IC50 (nM)，Kd (nM)，EC50 (nM)，kon (M</w:t>
+        <w:t xml:space="preserve"> Ki (</w:t>
+      </w:r>
+      <w:proofErr w:type="spellStart"/>
+      <w:r>
+        <w:rPr>
+          <w:rFonts w:hint="eastAsia"/>
+          <w:sz w:val="16"/>
+          <w:szCs w:val="18"/>
+        </w:rPr>
+        <w:t>nM</w:t>
+      </w:r>
+      <w:proofErr w:type="spellEnd"/>
+      <w:r>
+        <w:rPr>
+          <w:rFonts w:hint="eastAsia"/>
+          <w:sz w:val="16"/>
+          <w:szCs w:val="18"/>
+        </w:rPr>
+        <w:t>)，IC50 (</w:t>
+      </w:r>
+      <w:proofErr w:type="spellStart"/>
+      <w:r>
+        <w:rPr>
+          <w:rFonts w:hint="eastAsia"/>
+          <w:sz w:val="16"/>
+          <w:szCs w:val="18"/>
+        </w:rPr>
+        <w:t>nM</w:t>
+      </w:r>
+      <w:proofErr w:type="spellEnd"/>
+      <w:r>
+        <w:rPr>
+          <w:rFonts w:hint="eastAsia"/>
+          <w:sz w:val="16"/>
+          <w:szCs w:val="18"/>
+        </w:rPr>
+        <w:t>)，</w:t>
+      </w:r>
+      <w:proofErr w:type="spellStart"/>
+      <w:r>
+        <w:rPr>
+          <w:rFonts w:hint="eastAsia"/>
+          <w:sz w:val="16"/>
+          <w:szCs w:val="18"/>
+        </w:rPr>
+        <w:t>Kd</w:t>
+      </w:r>
+      <w:proofErr w:type="spellEnd"/>
+      <w:r>
+        <w:rPr>
+          <w:rFonts w:hint="eastAsia"/>
+          <w:sz w:val="16"/>
+          <w:szCs w:val="18"/>
+        </w:rPr>
+        <w:t xml:space="preserve"> (</w:t>
+      </w:r>
+      <w:proofErr w:type="spellStart"/>
+      <w:r>
+        <w:rPr>
+          <w:rFonts w:hint="eastAsia"/>
+          <w:sz w:val="16"/>
+          <w:szCs w:val="18"/>
+        </w:rPr>
+        <w:t>nM</w:t>
+      </w:r>
+      <w:proofErr w:type="spellEnd"/>
+      <w:r>
+        <w:rPr>
+          <w:rFonts w:hint="eastAsia"/>
+          <w:sz w:val="16"/>
+          <w:szCs w:val="18"/>
+        </w:rPr>
+        <w:t>)，EC50 (</w:t>
+      </w:r>
+      <w:proofErr w:type="spellStart"/>
+      <w:r>
+        <w:rPr>
+          <w:rFonts w:hint="eastAsia"/>
+          <w:sz w:val="16"/>
+          <w:szCs w:val="18"/>
+        </w:rPr>
+        <w:t>nM</w:t>
+      </w:r>
+      <w:proofErr w:type="spellEnd"/>
+      <w:r>
+        <w:rPr>
+          <w:rFonts w:hint="eastAsia"/>
+          <w:sz w:val="16"/>
+          <w:szCs w:val="18"/>
+        </w:rPr>
+        <w:t>)，</w:t>
+      </w:r>
+      <w:proofErr w:type="spellStart"/>
+      <w:r>
+        <w:rPr>
+          <w:rFonts w:hint="eastAsia"/>
+          <w:sz w:val="16"/>
+          <w:szCs w:val="18"/>
+        </w:rPr>
+        <w:t>kon</w:t>
+      </w:r>
+      <w:proofErr w:type="spellEnd"/>
+      <w:r>
+        <w:rPr>
+          <w:rFonts w:hint="eastAsia"/>
+          <w:sz w:val="16"/>
+          <w:szCs w:val="18"/>
+        </w:rPr>
+        <w:t xml:space="preserve"> (M</w:t>
       </w:r>
       <w:r>
         <w:rPr>
@@ -7433,7 +9492,25 @@
           <w:sz w:val="16"/>
           <w:szCs w:val="18"/>
         </w:rPr>
-        <w:t>)及koff (s</w:t>
+        <w:t>)及</w:t>
+      </w:r>
+      <w:proofErr w:type="spellStart"/>
+      <w:r>
+        <w:rPr>
+          <w:rFonts w:hint="eastAsia"/>
+          <w:sz w:val="16"/>
+          <w:szCs w:val="18"/>
+        </w:rPr>
+        <w:t>koff</w:t>
+      </w:r>
+      <w:proofErr w:type="spellEnd"/>
+      <w:r>
+        <w:rPr>
+          <w:rFonts w:hint="eastAsia"/>
+          <w:sz w:val="16"/>
+          <w:szCs w:val="18"/>
+        </w:rPr>
+        <w:t xml:space="preserve"> (s</w:t>
       </w:r>
       <w:r>
         <w:rPr>
@@ -7519,7 +9596,25 @@
           <w:sz w:val="16"/>
           <w:szCs w:val="18"/>
         </w:rPr>
-        <w:t>(以bindingbd为例</w:t>
+        <w:t>(以</w:t>
+      </w:r>
+      <w:proofErr w:type="spellStart"/>
+      <w:r>
+        <w:rPr>
+          <w:rFonts w:hint="eastAsia"/>
+          <w:sz w:val="16"/>
+          <w:szCs w:val="18"/>
+        </w:rPr>
+        <w:t>bindingbd</w:t>
+      </w:r>
+      <w:proofErr w:type="spellEnd"/>
+      <w:r>
+        <w:rPr>
+          <w:rFonts w:hint="eastAsia"/>
+          <w:sz w:val="16"/>
+          <w:szCs w:val="18"/>
+        </w:rPr>
+        <w:t>为例</w:t>
       </w:r>
       <w:r>
         <w:rPr>
@@ -7536,6 +9631,7 @@
         </w:rPr>
         <w:t>由于</w:t>
       </w:r>
+      <w:proofErr w:type="spellStart"/>
       <w:r>
         <w:rPr>
           <w:sz w:val="16"/>
@@ -7543,6 +9639,7 @@
         </w:rPr>
         <w:t>Biosnap</w:t>
       </w:r>
+      <w:proofErr w:type="spellEnd"/>
       <w:r>
         <w:rPr>
           <w:rFonts w:hint="eastAsia"/>
@@ -7585,12 +9682,21 @@
       <w:r>
         <w:t xml:space="preserve"> </w:t>
       </w:r>
-      <w:r>
-        <w:rPr>
-          <w:sz w:val="16"/>
-          <w:szCs w:val="18"/>
-        </w:rPr>
-        <w:t>bindingdb共计</w:t>
+      <w:proofErr w:type="spellStart"/>
+      <w:r>
+        <w:rPr>
+          <w:sz w:val="16"/>
+          <w:szCs w:val="18"/>
+        </w:rPr>
+        <w:t>bindingdb</w:t>
+      </w:r>
+      <w:proofErr w:type="spellEnd"/>
+      <w:r>
+        <w:rPr>
+          <w:sz w:val="16"/>
+          <w:szCs w:val="18"/>
+        </w:rPr>
+        <w:t>共计</w:t>
       </w:r>
       <w:r>
         <w:rPr>
@@ -7613,7 +9719,25 @@
           <w:sz w:val="16"/>
           <w:szCs w:val="18"/>
         </w:rPr>
-        <w:t>【基础数据源自mlanDTI论文】</w:t>
+        <w:t>【基础数据源自</w:t>
+      </w:r>
+      <w:proofErr w:type="spellStart"/>
+      <w:r>
+        <w:rPr>
+          <w:rFonts w:hint="eastAsia"/>
+          <w:sz w:val="16"/>
+          <w:szCs w:val="18"/>
+        </w:rPr>
+        <w:t>mlanDTI</w:t>
+      </w:r>
+      <w:proofErr w:type="spellEnd"/>
+      <w:r>
+        <w:rPr>
+          <w:rFonts w:hint="eastAsia"/>
+          <w:sz w:val="16"/>
+          <w:szCs w:val="18"/>
+        </w:rPr>
+        <w:t>论文】</w:t>
       </w:r>
       <w:r>
         <w:rPr>
@@ -7709,15 +9833,51 @@
           <w:sz w:val="16"/>
           <w:szCs w:val="18"/>
         </w:rPr>
-        <w:t>【获取了pdb_result.json】</w:t>
-      </w:r>
-      <w:r>
-        <w:rPr>
-          <w:rFonts w:hint="eastAsia"/>
-          <w:sz w:val="16"/>
-          <w:szCs w:val="18"/>
-        </w:rPr>
-        <w:t xml:space="preserve"> (查询通过了drugVQA/tools中的</w:t>
+        <w:t>【获取了</w:t>
+      </w:r>
+      <w:proofErr w:type="spellStart"/>
+      <w:r>
+        <w:rPr>
+          <w:rFonts w:hint="eastAsia"/>
+          <w:sz w:val="16"/>
+          <w:szCs w:val="18"/>
+        </w:rPr>
+        <w:t>pdb_result.json</w:t>
+      </w:r>
+      <w:proofErr w:type="spellEnd"/>
+      <w:r>
+        <w:rPr>
+          <w:rFonts w:hint="eastAsia"/>
+          <w:sz w:val="16"/>
+          <w:szCs w:val="18"/>
+        </w:rPr>
+        <w:t>】</w:t>
+      </w:r>
+      <w:r>
+        <w:rPr>
+          <w:rFonts w:hint="eastAsia"/>
+          <w:sz w:val="16"/>
+          <w:szCs w:val="18"/>
+        </w:rPr>
+        <w:t xml:space="preserve"> (查询通过了</w:t>
+      </w:r>
+      <w:proofErr w:type="spellStart"/>
+      <w:r>
+        <w:rPr>
+          <w:rFonts w:hint="eastAsia"/>
+          <w:sz w:val="16"/>
+          <w:szCs w:val="18"/>
+        </w:rPr>
+        <w:t>drugVQA</w:t>
+      </w:r>
+      <w:proofErr w:type="spellEnd"/>
+      <w:r>
+        <w:rPr>
+          <w:rFonts w:hint="eastAsia"/>
+          <w:sz w:val="16"/>
+          <w:szCs w:val="18"/>
+        </w:rPr>
+        <w:t>/tools中的</w:t>
       </w:r>
       <w:r>
         <w:rPr>
@@ -7772,7 +9932,25 @@
           <w:sz w:val="16"/>
           <w:szCs w:val="18"/>
         </w:rPr>
-        <w:t>【由pdb_result.json获取了</w:t>
+        <w:t>【由</w:t>
+      </w:r>
+      <w:proofErr w:type="spellStart"/>
+      <w:r>
+        <w:rPr>
+          <w:rFonts w:hint="eastAsia"/>
+          <w:sz w:val="16"/>
+          <w:szCs w:val="18"/>
+        </w:rPr>
+        <w:t>pdb_result.json</w:t>
+      </w:r>
+      <w:proofErr w:type="spellEnd"/>
+      <w:r>
+        <w:rPr>
+          <w:rFonts w:hint="eastAsia"/>
+          <w:sz w:val="16"/>
+          <w:szCs w:val="18"/>
+        </w:rPr>
+        <w:t>获取了</w:t>
       </w:r>
       <w:r>
         <w:rPr>
@@ -7841,8 +10019,34 @@
           <w:sz w:val="16"/>
           <w:szCs w:val="18"/>
         </w:rPr>
-        <w:t>之后，经过https://files.rcsb.org/download/{pdb_id}.{file_type}下载获取</w:t>
-      </w:r>
+        <w:t>之后，经过https://files.rcsb.org/download/{pdb_id</w:t>
+      </w:r>
+      <w:proofErr w:type="gramStart"/>
+      <w:r>
+        <w:rPr>
+          <w:sz w:val="16"/>
+          <w:szCs w:val="18"/>
+        </w:rPr>
+        <w:t>}.{</w:t>
+      </w:r>
+      <w:proofErr w:type="gramEnd"/>
+      <w:r>
+        <w:rPr>
+          <w:sz w:val="16"/>
+          <w:szCs w:val="18"/>
+        </w:rPr>
+        <w:t>file_</w:t>
+      </w:r>
+      <w:proofErr w:type="gramStart"/>
+      <w:r>
+        <w:rPr>
+          <w:sz w:val="16"/>
+          <w:szCs w:val="18"/>
+        </w:rPr>
+        <w:t>type}下载获取</w:t>
+      </w:r>
+      <w:proofErr w:type="spellStart"/>
+      <w:proofErr w:type="gramEnd"/>
       <w:r>
         <w:rPr>
           <w:color w:val="BF4E14" w:themeColor="accent2" w:themeShade="BF"/>
@@ -7851,6 +10055,7 @@
         </w:rPr>
         <w:t>pdb</w:t>
       </w:r>
+      <w:proofErr w:type="spellEnd"/>
       <w:r>
         <w:rPr>
           <w:rFonts w:hint="eastAsia"/>
@@ -7858,8 +10063,19 @@
           <w:sz w:val="16"/>
           <w:szCs w:val="18"/>
         </w:rPr>
-        <w:t>/cif</w:t>
-      </w:r>
+        <w:t>/</w:t>
+      </w:r>
+      <w:proofErr w:type="spellStart"/>
+      <w:r>
+        <w:rPr>
+          <w:rFonts w:hint="eastAsia"/>
+          <w:color w:val="BF4E14" w:themeColor="accent2" w:themeShade="BF"/>
+          <w:sz w:val="16"/>
+          <w:szCs w:val="18"/>
+        </w:rPr>
+        <w:t>cif</w:t>
+      </w:r>
+      <w:proofErr w:type="spellEnd"/>
       <w:r>
         <w:rPr>
           <w:sz w:val="16"/>
@@ -7968,13 +10184,23 @@
         </w:rPr>
         <w:t>通过</w:t>
       </w:r>
-      <w:r>
-        <w:rPr>
-          <w:rFonts w:hint="eastAsia"/>
-          <w:sz w:val="16"/>
-          <w:szCs w:val="18"/>
-        </w:rPr>
-        <w:t>drugVQA/tools中</w:t>
+      <w:proofErr w:type="spellStart"/>
+      <w:r>
+        <w:rPr>
+          <w:rFonts w:hint="eastAsia"/>
+          <w:sz w:val="16"/>
+          <w:szCs w:val="18"/>
+        </w:rPr>
+        <w:t>drugVQA</w:t>
+      </w:r>
+      <w:proofErr w:type="spellEnd"/>
+      <w:r>
+        <w:rPr>
+          <w:rFonts w:hint="eastAsia"/>
+          <w:sz w:val="16"/>
+          <w:szCs w:val="18"/>
+        </w:rPr>
+        <w:t>/tools中</w:t>
       </w:r>
       <w:r>
         <w:rPr>
@@ -8096,7 +10322,25 @@
           <w:sz w:val="16"/>
           <w:szCs w:val="18"/>
         </w:rPr>
-        <w:t>【结合下载得到的pdb结构文件及</w:t>
+        <w:t>【结合下载得到的</w:t>
+      </w:r>
+      <w:proofErr w:type="spellStart"/>
+      <w:r>
+        <w:rPr>
+          <w:rFonts w:hint="eastAsia"/>
+          <w:sz w:val="16"/>
+          <w:szCs w:val="18"/>
+        </w:rPr>
+        <w:t>pdb</w:t>
+      </w:r>
+      <w:proofErr w:type="spellEnd"/>
+      <w:r>
+        <w:rPr>
+          <w:rFonts w:hint="eastAsia"/>
+          <w:sz w:val="16"/>
+          <w:szCs w:val="18"/>
+        </w:rPr>
+        <w:t>结构文件及</w:t>
       </w:r>
       <w:r>
         <w:rPr>
@@ -8129,6 +10373,7 @@
         </w:rPr>
         <w:t>，同时，由于一个entry可能对应了多个Sequence，也整理了字典文件</w:t>
       </w:r>
+      <w:proofErr w:type="spellStart"/>
       <w:r>
         <w:rPr>
           <w:color w:val="FFC000"/>
@@ -8137,6 +10382,7 @@
         </w:rPr>
         <w:t>sequence_to_pdb.json</w:t>
       </w:r>
+      <w:proofErr w:type="spellEnd"/>
       <w:r>
         <w:rPr>
           <w:rFonts w:hint="eastAsia"/>
@@ -8199,30 +10445,109 @@
           <w:sz w:val="16"/>
           <w:szCs w:val="18"/>
         </w:rPr>
-        <w:t>由于CRAFT对结构文件提取的空腔文件存在空空腔文件，因此考虑使用</w:t>
-      </w:r>
-      <w:r>
-        <w:rPr>
-          <w:sz w:val="16"/>
-          <w:szCs w:val="18"/>
-        </w:rPr>
-        <w:t>pk.find_pockets(prot_pdb)</w:t>
-      </w:r>
-      <w:r>
-        <w:rPr>
-          <w:rFonts w:hint="eastAsia"/>
-          <w:sz w:val="16"/>
-          <w:szCs w:val="18"/>
-        </w:rPr>
-        <w:t>【AttentionMGT-DTA】获取口袋信息。</w:t>
-      </w:r>
-      <w:r>
-        <w:rPr>
-          <w:rFonts w:hint="eastAsia"/>
-          <w:sz w:val="16"/>
-          <w:szCs w:val="18"/>
-        </w:rPr>
-        <w:t>--首先对提取为空空腔文件的结构文件进行实验，看新方法是否可以提取出空腔</w:t>
+        <w:t>由于CRAFT对结构文件提取的空腔文件存在空空</w:t>
+      </w:r>
+      <w:proofErr w:type="gramStart"/>
+      <w:r>
+        <w:rPr>
+          <w:rFonts w:hint="eastAsia"/>
+          <w:sz w:val="16"/>
+          <w:szCs w:val="18"/>
+        </w:rPr>
+        <w:t>腔</w:t>
+      </w:r>
+      <w:proofErr w:type="gramEnd"/>
+      <w:r>
+        <w:rPr>
+          <w:rFonts w:hint="eastAsia"/>
+          <w:sz w:val="16"/>
+          <w:szCs w:val="18"/>
+        </w:rPr>
+        <w:t>文件，因此考虑使用</w:t>
+      </w:r>
+      <w:proofErr w:type="spellStart"/>
+      <w:r>
+        <w:rPr>
+          <w:sz w:val="16"/>
+          <w:szCs w:val="18"/>
+        </w:rPr>
+        <w:t>pk.find_pockets</w:t>
+      </w:r>
+      <w:proofErr w:type="spellEnd"/>
+      <w:r>
+        <w:rPr>
+          <w:sz w:val="16"/>
+          <w:szCs w:val="18"/>
+        </w:rPr>
+        <w:t>(</w:t>
+      </w:r>
+      <w:proofErr w:type="spellStart"/>
+      <w:r>
+        <w:rPr>
+          <w:sz w:val="16"/>
+          <w:szCs w:val="18"/>
+        </w:rPr>
+        <w:t>prot_pdb</w:t>
+      </w:r>
+      <w:proofErr w:type="spellEnd"/>
+      <w:r>
+        <w:rPr>
+          <w:sz w:val="16"/>
+          <w:szCs w:val="18"/>
+        </w:rPr>
+        <w:t>)</w:t>
+      </w:r>
+      <w:r>
+        <w:rPr>
+          <w:rFonts w:hint="eastAsia"/>
+          <w:sz w:val="16"/>
+          <w:szCs w:val="18"/>
+        </w:rPr>
+        <w:t>【</w:t>
+      </w:r>
+      <w:proofErr w:type="spellStart"/>
+      <w:r>
+        <w:rPr>
+          <w:rFonts w:hint="eastAsia"/>
+          <w:sz w:val="16"/>
+          <w:szCs w:val="18"/>
+        </w:rPr>
+        <w:t>AttentionMGT</w:t>
+      </w:r>
+      <w:proofErr w:type="spellEnd"/>
+      <w:r>
+        <w:rPr>
+          <w:rFonts w:hint="eastAsia"/>
+          <w:sz w:val="16"/>
+          <w:szCs w:val="18"/>
+        </w:rPr>
+        <w:t>-DTA】获取口袋信息。</w:t>
+      </w:r>
+      <w:r>
+        <w:rPr>
+          <w:rFonts w:hint="eastAsia"/>
+          <w:sz w:val="16"/>
+          <w:szCs w:val="18"/>
+        </w:rPr>
+        <w:t>--首先对提取为空空</w:t>
+      </w:r>
+      <w:proofErr w:type="gramStart"/>
+      <w:r>
+        <w:rPr>
+          <w:rFonts w:hint="eastAsia"/>
+          <w:sz w:val="16"/>
+          <w:szCs w:val="18"/>
+        </w:rPr>
+        <w:t>腔</w:t>
+      </w:r>
+      <w:proofErr w:type="gramEnd"/>
+      <w:r>
+        <w:rPr>
+          <w:rFonts w:hint="eastAsia"/>
+          <w:sz w:val="16"/>
+          <w:szCs w:val="18"/>
+        </w:rPr>
+        <w:t>文件的结构文件进行实验，看新方法是否可以提取出空腔</w:t>
       </w:r>
       <w:r>
         <w:rPr>
@@ -8283,20 +10608,63 @@
         </w:rPr>
         <w:t>---结果是,以1F7L为例，</w:t>
       </w:r>
-      <w:r>
-        <w:rPr>
-          <w:sz w:val="16"/>
-          <w:szCs w:val="18"/>
-        </w:rPr>
-        <w:t>pk.find_pockets(prot_pdb)</w:t>
-      </w:r>
-      <w:r>
-        <w:rPr>
-          <w:rFonts w:hint="eastAsia"/>
-          <w:sz w:val="16"/>
-          <w:szCs w:val="18"/>
-        </w:rPr>
-        <w:t>获取了空腔信息，因此采用AttentionMGT-DTA</w:t>
+      <w:proofErr w:type="spellStart"/>
+      <w:r>
+        <w:rPr>
+          <w:sz w:val="16"/>
+          <w:szCs w:val="18"/>
+        </w:rPr>
+        <w:t>pk.find_pockets</w:t>
+      </w:r>
+      <w:proofErr w:type="spellEnd"/>
+      <w:r>
+        <w:rPr>
+          <w:sz w:val="16"/>
+          <w:szCs w:val="18"/>
+        </w:rPr>
+        <w:t>(</w:t>
+      </w:r>
+      <w:proofErr w:type="spellStart"/>
+      <w:r>
+        <w:rPr>
+          <w:sz w:val="16"/>
+          <w:szCs w:val="18"/>
+        </w:rPr>
+        <w:t>prot_pdb</w:t>
+      </w:r>
+      <w:proofErr w:type="spellEnd"/>
+      <w:r>
+        <w:rPr>
+          <w:sz w:val="16"/>
+          <w:szCs w:val="18"/>
+        </w:rPr>
+        <w:t>)</w:t>
+      </w:r>
+      <w:r>
+        <w:rPr>
+          <w:rFonts w:hint="eastAsia"/>
+          <w:sz w:val="16"/>
+          <w:szCs w:val="18"/>
+        </w:rPr>
+        <w:t>获取了空腔信息，因此采用</w:t>
+      </w:r>
+      <w:proofErr w:type="spellStart"/>
+      <w:r>
+        <w:rPr>
+          <w:rFonts w:hint="eastAsia"/>
+          <w:sz w:val="16"/>
+          <w:szCs w:val="18"/>
+        </w:rPr>
+        <w:t>AttentionMGT</w:t>
+      </w:r>
+      <w:proofErr w:type="spellEnd"/>
+      <w:r>
+        <w:rPr>
+          <w:rFonts w:hint="eastAsia"/>
+          <w:sz w:val="16"/>
+          <w:szCs w:val="18"/>
+        </w:rPr>
+        <w:t>-DTA</w:t>
       </w:r>
     </w:p>
     <w:p>
@@ -8315,7 +10683,61 @@
           <w:sz w:val="16"/>
           <w:szCs w:val="18"/>
         </w:rPr>
-        <w:t>---在获取全图及子图的过程中，因为空腔提取函数及大部分函数都依赖于pdb结构，因此先(手动)将&lt;10MB的.cif文件转换为.pdb文件(</w:t>
+        <w:t>---在获取全图及子图的过程中，因为空腔提取函数及大部分函数都依赖于</w:t>
+      </w:r>
+      <w:proofErr w:type="spellStart"/>
+      <w:r>
+        <w:rPr>
+          <w:rFonts w:hint="eastAsia"/>
+          <w:sz w:val="16"/>
+          <w:szCs w:val="18"/>
+        </w:rPr>
+        <w:t>pdb</w:t>
+      </w:r>
+      <w:proofErr w:type="spellEnd"/>
+      <w:r>
+        <w:rPr>
+          <w:rFonts w:hint="eastAsia"/>
+          <w:sz w:val="16"/>
+          <w:szCs w:val="18"/>
+        </w:rPr>
+        <w:t>结构，因此先(手动)将&lt;10MB的.</w:t>
+      </w:r>
+      <w:proofErr w:type="spellStart"/>
+      <w:r>
+        <w:rPr>
+          <w:rFonts w:hint="eastAsia"/>
+          <w:sz w:val="16"/>
+          <w:szCs w:val="18"/>
+        </w:rPr>
+        <w:t>cif</w:t>
+      </w:r>
+      <w:proofErr w:type="spellEnd"/>
+      <w:r>
+        <w:rPr>
+          <w:rFonts w:hint="eastAsia"/>
+          <w:sz w:val="16"/>
+          <w:szCs w:val="18"/>
+        </w:rPr>
+        <w:t>文件转换为.</w:t>
+      </w:r>
+      <w:proofErr w:type="spellStart"/>
+      <w:r>
+        <w:rPr>
+          <w:rFonts w:hint="eastAsia"/>
+          <w:sz w:val="16"/>
+          <w:szCs w:val="18"/>
+        </w:rPr>
+        <w:t>pdb</w:t>
+      </w:r>
+      <w:proofErr w:type="spellEnd"/>
+      <w:r>
+        <w:rPr>
+          <w:rFonts w:hint="eastAsia"/>
+          <w:sz w:val="16"/>
+          <w:szCs w:val="18"/>
+        </w:rPr>
+        <w:t>文件(</w:t>
       </w:r>
       <w:hyperlink r:id="rId11" w:history="1">
         <w:r>
@@ -8358,9 +10780,1590 @@
           <w:sz w:val="16"/>
           <w:szCs w:val="18"/>
         </w:rPr>
-        <w:t>,之后，在提取图的过程中，为了减少计算量，大于5000残基的pdb文件被舍弃。</w:t>
+        <w:t>,之后，在提取图的过程中，为了减少计算量，大于5000残基的</w:t>
+      </w:r>
+      <w:proofErr w:type="spellStart"/>
+      <w:r>
+        <w:rPr>
+          <w:rFonts w:hint="eastAsia"/>
+          <w:sz w:val="16"/>
+          <w:szCs w:val="18"/>
+        </w:rPr>
+        <w:t>pdb</w:t>
+      </w:r>
+      <w:proofErr w:type="spellEnd"/>
+      <w:r>
+        <w:rPr>
+          <w:rFonts w:hint="eastAsia"/>
+          <w:sz w:val="16"/>
+          <w:szCs w:val="18"/>
+        </w:rPr>
+        <w:t>文件被舍弃。</w:t>
       </w:r>
     </w:p>
+    <w:p>
+      <w:pPr>
+        <w:spacing w:after="0" w:line="240" w:lineRule="auto"/>
+        <w:jc w:val="both"/>
+        <w:rPr>
+          <w:rFonts w:hint="eastAsia"/>
+          <w:sz w:val="16"/>
+          <w:szCs w:val="18"/>
+        </w:rPr>
+      </w:pPr>
+      <w:r>
+        <w:rPr>
+          <w:rFonts w:hint="eastAsia"/>
+          <w:sz w:val="16"/>
+          <w:szCs w:val="18"/>
+        </w:rPr>
+        <w:lastRenderedPageBreak/>
+        <w:t>7.</w:t>
+      </w:r>
+      <w:r>
+        <w:rPr>
+          <w:rFonts w:hint="eastAsia"/>
+          <w:sz w:val="16"/>
+          <w:szCs w:val="18"/>
+        </w:rPr>
+        <w:t>关于</w:t>
+      </w:r>
+      <w:proofErr w:type="spellStart"/>
+      <w:r>
+        <w:rPr>
+          <w:rFonts w:hint="eastAsia"/>
+          <w:sz w:val="16"/>
+          <w:szCs w:val="18"/>
+        </w:rPr>
+        <w:t>gold</w:t>
+      </w:r>
+      <w:r>
+        <w:rPr>
+          <w:sz w:val="16"/>
+          <w:szCs w:val="18"/>
+        </w:rPr>
+        <w:t>_</w:t>
+      </w:r>
+      <w:r>
+        <w:rPr>
+          <w:rFonts w:hint="eastAsia"/>
+          <w:sz w:val="16"/>
+          <w:szCs w:val="18"/>
+        </w:rPr>
+        <w:t>bindingdb</w:t>
+      </w:r>
+      <w:proofErr w:type="spellEnd"/>
+      <w:r>
+        <w:rPr>
+          <w:rFonts w:hint="eastAsia"/>
+          <w:sz w:val="16"/>
+          <w:szCs w:val="18"/>
+        </w:rPr>
+        <w:t>数据集</w:t>
+      </w:r>
+      <w:r>
+        <w:rPr>
+          <w:rFonts w:hint="eastAsia"/>
+          <w:sz w:val="16"/>
+          <w:szCs w:val="18"/>
+        </w:rPr>
+        <w:t>的构建，</w:t>
+      </w:r>
+    </w:p>
+    <w:p>
+      <w:pPr>
+        <w:spacing w:after="0" w:line="240" w:lineRule="auto"/>
+        <w:jc w:val="both"/>
+        <w:rPr>
+          <w:rFonts w:hint="eastAsia"/>
+          <w:sz w:val="16"/>
+          <w:szCs w:val="18"/>
+        </w:rPr>
+      </w:pPr>
+      <w:proofErr w:type="spellStart"/>
+      <w:r>
+        <w:rPr>
+          <w:rFonts w:hint="eastAsia"/>
+          <w:sz w:val="16"/>
+          <w:szCs w:val="18"/>
+        </w:rPr>
+        <w:t>gold</w:t>
+      </w:r>
+      <w:r>
+        <w:rPr>
+          <w:sz w:val="16"/>
+          <w:szCs w:val="18"/>
+        </w:rPr>
+        <w:t>_</w:t>
+      </w:r>
+      <w:r>
+        <w:rPr>
+          <w:rFonts w:hint="eastAsia"/>
+          <w:sz w:val="16"/>
+          <w:szCs w:val="18"/>
+        </w:rPr>
+        <w:t>bindingdb</w:t>
+      </w:r>
+      <w:proofErr w:type="spellEnd"/>
+      <w:r>
+        <w:rPr>
+          <w:rFonts w:hint="eastAsia"/>
+          <w:sz w:val="16"/>
+          <w:szCs w:val="18"/>
+        </w:rPr>
+        <w:t>数据集只用于本文模型，因为其包含了更多的输入知识(</w:t>
+      </w:r>
+      <w:proofErr w:type="spellStart"/>
+      <w:r>
+        <w:rPr>
+          <w:rFonts w:hint="eastAsia"/>
+          <w:sz w:val="16"/>
+          <w:szCs w:val="18"/>
+        </w:rPr>
+        <w:t>Temp,PH</w:t>
+      </w:r>
+      <w:proofErr w:type="spellEnd"/>
+      <w:r>
+        <w:rPr>
+          <w:rFonts w:hint="eastAsia"/>
+          <w:sz w:val="16"/>
+          <w:szCs w:val="18"/>
+        </w:rPr>
+        <w:t>)，同时，其可以使本文模型获得更多的预测能力(动力学常数预测)</w:t>
+      </w:r>
+      <w:r>
+        <w:rPr>
+          <w:rFonts w:hint="eastAsia"/>
+          <w:sz w:val="16"/>
+          <w:szCs w:val="18"/>
+        </w:rPr>
+        <w:t>。</w:t>
+      </w:r>
+    </w:p>
+    <w:p>
+      <w:pPr>
+        <w:spacing w:after="0" w:line="240" w:lineRule="auto"/>
+        <w:jc w:val="both"/>
+        <w:rPr>
+          <w:rFonts w:hint="eastAsia"/>
+          <w:sz w:val="16"/>
+          <w:szCs w:val="18"/>
+        </w:rPr>
+      </w:pPr>
+      <w:r>
+        <w:rPr>
+          <w:rFonts w:hint="eastAsia"/>
+          <w:sz w:val="16"/>
+          <w:szCs w:val="18"/>
+        </w:rPr>
+        <w:t>Gold数据集中包含了</w:t>
+      </w:r>
+      <w:proofErr w:type="spellStart"/>
+      <w:r>
+        <w:rPr>
+          <w:rFonts w:hint="eastAsia"/>
+          <w:sz w:val="16"/>
+          <w:szCs w:val="18"/>
+        </w:rPr>
+        <w:t>biosnap</w:t>
+      </w:r>
+      <w:proofErr w:type="spellEnd"/>
+      <w:r>
+        <w:rPr>
+          <w:rFonts w:hint="eastAsia"/>
+          <w:sz w:val="16"/>
+          <w:szCs w:val="18"/>
+        </w:rPr>
+        <w:t>基础数据集中的若干DT对（由</w:t>
+      </w:r>
+      <w:proofErr w:type="spellStart"/>
+      <w:r>
+        <w:rPr>
+          <w:rFonts w:hint="eastAsia"/>
+          <w:sz w:val="16"/>
+          <w:szCs w:val="18"/>
+        </w:rPr>
+        <w:t>MYmlanDTI</w:t>
+      </w:r>
+      <w:proofErr w:type="spellEnd"/>
+      <w:r>
+        <w:rPr>
+          <w:rFonts w:hint="eastAsia"/>
+          <w:sz w:val="16"/>
+          <w:szCs w:val="18"/>
+        </w:rPr>
+        <w:t>/</w:t>
+      </w:r>
+      <w:r>
+        <w:rPr>
+          <w:rFonts w:hint="eastAsia"/>
+          <w:sz w:val="16"/>
+          <w:szCs w:val="18"/>
+        </w:rPr>
+        <w:t>uniSmile_with_cluster.csv</w:t>
+      </w:r>
+      <w:r>
+        <w:rPr>
+          <w:rFonts w:hint="eastAsia"/>
+          <w:sz w:val="16"/>
+          <w:szCs w:val="18"/>
+        </w:rPr>
+        <w:t>在生成后缺乏部分</w:t>
+      </w:r>
+      <w:proofErr w:type="spellStart"/>
+      <w:r>
+        <w:rPr>
+          <w:rFonts w:hint="eastAsia"/>
+          <w:sz w:val="16"/>
+          <w:szCs w:val="18"/>
+        </w:rPr>
+        <w:t>drug_cluster</w:t>
+      </w:r>
+      <w:proofErr w:type="spellEnd"/>
+      <w:r>
+        <w:rPr>
+          <w:rFonts w:hint="eastAsia"/>
+          <w:sz w:val="16"/>
+          <w:szCs w:val="18"/>
+        </w:rPr>
+        <w:t>可知），因此，为了契合binding浓缩集中的cluster实验模式的进行，在生成</w:t>
+      </w:r>
+      <w:proofErr w:type="spellStart"/>
+      <w:r>
+        <w:rPr>
+          <w:rFonts w:hint="eastAsia"/>
+          <w:sz w:val="16"/>
+          <w:szCs w:val="18"/>
+        </w:rPr>
+        <w:t>gold</w:t>
+      </w:r>
+      <w:r>
+        <w:rPr>
+          <w:sz w:val="16"/>
+          <w:szCs w:val="18"/>
+        </w:rPr>
+        <w:t>_</w:t>
+      </w:r>
+      <w:r>
+        <w:rPr>
+          <w:rFonts w:hint="eastAsia"/>
+          <w:sz w:val="16"/>
+          <w:szCs w:val="18"/>
+        </w:rPr>
+        <w:t>bindingdb</w:t>
+      </w:r>
+      <w:proofErr w:type="spellEnd"/>
+      <w:r>
+        <w:rPr>
+          <w:rFonts w:hint="eastAsia"/>
+          <w:sz w:val="16"/>
+          <w:szCs w:val="18"/>
+        </w:rPr>
+        <w:t>数据集的生成时，第一步是将gold数据集中关于这些缺乏</w:t>
+      </w:r>
+      <w:proofErr w:type="spellStart"/>
+      <w:r>
+        <w:rPr>
+          <w:rFonts w:hint="eastAsia"/>
+          <w:sz w:val="16"/>
+          <w:szCs w:val="18"/>
+        </w:rPr>
+        <w:t>drug_cluster</w:t>
+      </w:r>
+      <w:proofErr w:type="spellEnd"/>
+      <w:r>
+        <w:rPr>
+          <w:rFonts w:hint="eastAsia"/>
+          <w:sz w:val="16"/>
+          <w:szCs w:val="18"/>
+        </w:rPr>
+        <w:t>的药物分子相关的DT对的删除</w:t>
+      </w:r>
+      <w:r>
+        <w:rPr>
+          <w:rFonts w:hint="eastAsia"/>
+          <w:sz w:val="16"/>
+          <w:szCs w:val="18"/>
+        </w:rPr>
+        <w:t>。</w:t>
+      </w:r>
+    </w:p>
+    <w:p>
+      <w:pPr>
+        <w:spacing w:after="0" w:line="240" w:lineRule="auto"/>
+        <w:jc w:val="both"/>
+        <w:rPr>
+          <w:rFonts w:hint="eastAsia"/>
+          <w:sz w:val="16"/>
+          <w:szCs w:val="18"/>
+        </w:rPr>
+      </w:pPr>
+      <w:r>
+        <w:rPr>
+          <w:rFonts w:hint="eastAsia"/>
+          <w:sz w:val="16"/>
+          <w:szCs w:val="18"/>
+        </w:rPr>
+        <w:t>为了使生成时的条理清晰，且方便在论文中叙述。</w:t>
+      </w:r>
+      <w:proofErr w:type="spellStart"/>
+      <w:r>
+        <w:rPr>
+          <w:rFonts w:hint="eastAsia"/>
+          <w:sz w:val="16"/>
+          <w:szCs w:val="18"/>
+        </w:rPr>
+        <w:t>gold_bindingd</w:t>
+      </w:r>
+      <w:r>
+        <w:rPr>
+          <w:rFonts w:hint="eastAsia"/>
+          <w:sz w:val="16"/>
+          <w:szCs w:val="18"/>
+        </w:rPr>
+        <w:t>b</w:t>
+      </w:r>
+      <w:proofErr w:type="spellEnd"/>
+      <w:r>
+        <w:rPr>
+          <w:rFonts w:hint="eastAsia"/>
+          <w:sz w:val="16"/>
+          <w:szCs w:val="18"/>
+        </w:rPr>
+        <w:t>数据集生成的流程如下。首先，将gold数据集进一步减少，即将缺乏</w:t>
+      </w:r>
+      <w:proofErr w:type="spellStart"/>
+      <w:r>
+        <w:rPr>
+          <w:rFonts w:hint="eastAsia"/>
+          <w:sz w:val="16"/>
+          <w:szCs w:val="18"/>
+        </w:rPr>
+        <w:t>drug_cluster</w:t>
+      </w:r>
+      <w:proofErr w:type="spellEnd"/>
+      <w:r>
+        <w:rPr>
+          <w:rFonts w:hint="eastAsia"/>
+          <w:sz w:val="16"/>
+          <w:szCs w:val="18"/>
+        </w:rPr>
+        <w:t>的药物分子相关的DT对删除，获得的精简的gold仍然称为gold（因为只在此处用到了gold）。然后，在</w:t>
+      </w:r>
+      <w:proofErr w:type="spellStart"/>
+      <w:r>
+        <w:rPr>
+          <w:rFonts w:hint="eastAsia"/>
+          <w:sz w:val="16"/>
+          <w:szCs w:val="18"/>
+        </w:rPr>
+        <w:t>bindingdbdb</w:t>
+      </w:r>
+      <w:proofErr w:type="spellEnd"/>
+      <w:r>
+        <w:rPr>
+          <w:rFonts w:hint="eastAsia"/>
+          <w:sz w:val="16"/>
+          <w:szCs w:val="18"/>
+        </w:rPr>
+        <w:t>浓缩集</w:t>
+      </w:r>
+      <w:r>
+        <w:rPr>
+          <w:rFonts w:hint="eastAsia"/>
+          <w:sz w:val="16"/>
+          <w:szCs w:val="18"/>
+        </w:rPr>
+        <w:t>的</w:t>
+      </w:r>
+      <w:r>
+        <w:rPr>
+          <w:sz w:val="16"/>
+          <w:szCs w:val="18"/>
+        </w:rPr>
+        <w:t>cluster/cold/random</w:t>
+      </w:r>
+      <w:r>
+        <w:rPr>
+          <w:rFonts w:hint="eastAsia"/>
+          <w:sz w:val="16"/>
+          <w:szCs w:val="18"/>
+        </w:rPr>
+        <w:t>中的</w:t>
+      </w:r>
+      <w:r>
+        <w:rPr>
+          <w:sz w:val="16"/>
+          <w:szCs w:val="18"/>
+        </w:rPr>
+        <w:t>train/valid/test</w:t>
+      </w:r>
+      <w:r>
+        <w:rPr>
+          <w:rFonts w:hint="eastAsia"/>
+          <w:sz w:val="16"/>
+          <w:szCs w:val="18"/>
+        </w:rPr>
+        <w:t>子集的</w:t>
+      </w:r>
+      <w:r>
+        <w:rPr>
+          <w:sz w:val="16"/>
+          <w:szCs w:val="18"/>
+        </w:rPr>
+        <w:t>samples.csv</w:t>
+      </w:r>
+      <w:r>
+        <w:rPr>
+          <w:rFonts w:hint="eastAsia"/>
+          <w:sz w:val="16"/>
+          <w:szCs w:val="18"/>
+        </w:rPr>
+        <w:t>中对应增加</w:t>
+      </w:r>
+      <w:r>
+        <w:rPr>
+          <w:sz w:val="16"/>
+          <w:szCs w:val="18"/>
+        </w:rPr>
+        <w:t>gold</w:t>
+      </w:r>
+      <w:r>
+        <w:rPr>
+          <w:rFonts w:hint="eastAsia"/>
+          <w:sz w:val="16"/>
+          <w:szCs w:val="18"/>
+        </w:rPr>
+        <w:t>的额外信息</w:t>
+      </w:r>
+      <w:r>
+        <w:rPr>
+          <w:rFonts w:hint="eastAsia"/>
+          <w:sz w:val="16"/>
+          <w:szCs w:val="18"/>
+        </w:rPr>
+        <w:sym w:font="Wingdings" w:char="F0E0"/>
+      </w:r>
+      <w:r>
+        <w:rPr>
+          <w:rFonts w:hint="eastAsia"/>
+          <w:sz w:val="16"/>
+          <w:szCs w:val="18"/>
+        </w:rPr>
+        <w:t>这样做，不仅方便与其他论文对比，也方便本文模型使用</w:t>
+      </w:r>
+      <w:r>
+        <w:rPr>
+          <w:sz w:val="16"/>
+          <w:szCs w:val="18"/>
+        </w:rPr>
+        <w:t>gold</w:t>
+      </w:r>
+      <w:r>
+        <w:rPr>
+          <w:rFonts w:hint="eastAsia"/>
+          <w:sz w:val="16"/>
+          <w:szCs w:val="18"/>
+        </w:rPr>
+        <w:t>的数据</w:t>
+      </w:r>
+      <w:r>
+        <w:rPr>
+          <w:rFonts w:hint="eastAsia"/>
+          <w:sz w:val="16"/>
+          <w:szCs w:val="18"/>
+        </w:rPr>
+        <w:t>。</w:t>
+      </w:r>
+    </w:p>
+    <w:p>
+      <w:pPr>
+        <w:spacing w:after="0" w:line="240" w:lineRule="auto"/>
+        <w:jc w:val="both"/>
+        <w:rPr>
+          <w:rFonts w:hint="eastAsia"/>
+          <w:sz w:val="16"/>
+          <w:szCs w:val="18"/>
+        </w:rPr>
+      </w:pPr>
+      <w:r>
+        <w:rPr>
+          <w:rFonts w:hint="eastAsia"/>
+          <w:sz w:val="16"/>
+          <w:szCs w:val="18"/>
+          <w:highlight w:val="yellow"/>
+        </w:rPr>
+        <w:t>由于</w:t>
+      </w:r>
+      <w:r>
+        <w:rPr>
+          <w:rFonts w:hint="eastAsia"/>
+          <w:sz w:val="16"/>
+          <w:szCs w:val="18"/>
+        </w:rPr>
+        <w:t xml:space="preserve"> </w:t>
+      </w:r>
+      <w:proofErr w:type="spellStart"/>
+      <w:r>
+        <w:rPr>
+          <w:rFonts w:hint="eastAsia"/>
+          <w:sz w:val="16"/>
+          <w:szCs w:val="18"/>
+        </w:rPr>
+        <w:t>bindingdb</w:t>
+      </w:r>
+      <w:proofErr w:type="spellEnd"/>
+      <w:r>
+        <w:rPr>
+          <w:rFonts w:hint="eastAsia"/>
+          <w:sz w:val="16"/>
+          <w:szCs w:val="18"/>
+        </w:rPr>
+        <w:t>浓缩集与gold所包含的DT对之间的关系是1对多的关系，因此，将</w:t>
+      </w:r>
+      <w:r>
+        <w:rPr>
+          <w:rFonts w:hint="eastAsia"/>
+          <w:sz w:val="16"/>
+          <w:szCs w:val="18"/>
+        </w:rPr>
+        <w:t>gold中存在的多组对应的DT对使用samples2存储。</w:t>
+      </w:r>
+      <w:r>
+        <w:rPr>
+          <w:rFonts w:hint="eastAsia"/>
+          <w:sz w:val="16"/>
+          <w:szCs w:val="18"/>
+        </w:rPr>
+        <w:t>以下是各分割下的samples2的DT对数量。</w:t>
+      </w:r>
+    </w:p>
+    <w:tbl>
+      <w:tblPr>
+        <w:tblStyle w:val="ab"/>
+        <w:tblW w:w="0" w:type="auto"/>
+        <w:tblLook w:val="04A0" w:firstRow="1" w:lastRow="0" w:firstColumn="1" w:lastColumn="0" w:noHBand="0" w:noVBand="1"/>
+      </w:tblPr>
+      <w:tblGrid>
+        <w:gridCol w:w="1552"/>
+        <w:gridCol w:w="1948"/>
+        <w:gridCol w:w="1574"/>
+        <w:gridCol w:w="1574"/>
+        <w:gridCol w:w="1648"/>
+      </w:tblGrid>
+      <w:tr>
+        <w:tc>
+          <w:tcPr>
+            <w:tcW w:w="1659" w:type="dxa"/>
+          </w:tcPr>
+          <w:p>
+            <w:pPr>
+              <w:spacing w:after="0" w:line="240" w:lineRule="auto"/>
+              <w:jc w:val="both"/>
+              <w:rPr>
+                <w:rFonts w:hint="eastAsia"/>
+                <w:sz w:val="16"/>
+                <w:szCs w:val="18"/>
+              </w:rPr>
+            </w:pPr>
+            <w:r>
+              <w:rPr>
+                <w:rFonts w:hint="eastAsia"/>
+                <w:sz w:val="16"/>
+                <w:szCs w:val="18"/>
+              </w:rPr>
+              <w:t>分割类型</w:t>
+            </w:r>
+          </w:p>
+        </w:tc>
+        <w:tc>
+          <w:tcPr>
+            <w:tcW w:w="1659" w:type="dxa"/>
+          </w:tcPr>
+          <w:p>
+            <w:pPr>
+              <w:spacing w:after="0" w:line="240" w:lineRule="auto"/>
+              <w:jc w:val="both"/>
+              <w:rPr>
+                <w:rFonts w:hint="eastAsia"/>
+                <w:sz w:val="16"/>
+                <w:szCs w:val="18"/>
+              </w:rPr>
+            </w:pPr>
+            <w:r>
+              <w:rPr>
+                <w:rFonts w:hint="eastAsia"/>
+                <w:sz w:val="16"/>
+                <w:szCs w:val="18"/>
+              </w:rPr>
+              <w:t>训练集</w:t>
+            </w:r>
+            <w:r>
+              <w:rPr>
+                <w:rFonts w:hint="eastAsia"/>
+                <w:sz w:val="16"/>
+                <w:szCs w:val="18"/>
+              </w:rPr>
+              <w:t>(binding/gold</w:t>
+            </w:r>
+            <w:r>
+              <w:rPr>
+                <w:rFonts w:hint="eastAsia"/>
+                <w:sz w:val="16"/>
+                <w:szCs w:val="18"/>
+              </w:rPr>
+              <w:t>/</w:t>
+            </w:r>
+            <w:r>
+              <w:rPr>
+                <w:rFonts w:hint="eastAsia"/>
+                <w:sz w:val="16"/>
+                <w:szCs w:val="18"/>
+              </w:rPr>
+              <w:t>difference</w:t>
+            </w:r>
+            <w:r>
+              <w:rPr>
+                <w:rFonts w:hint="eastAsia"/>
+                <w:sz w:val="16"/>
+                <w:szCs w:val="18"/>
+              </w:rPr>
+              <w:t>)</w:t>
+            </w:r>
+          </w:p>
+        </w:tc>
+        <w:tc>
+          <w:tcPr>
+            <w:tcW w:w="1659" w:type="dxa"/>
+          </w:tcPr>
+          <w:p>
+            <w:pPr>
+              <w:spacing w:after="0" w:line="240" w:lineRule="auto"/>
+              <w:jc w:val="both"/>
+              <w:rPr>
+                <w:rFonts w:hint="eastAsia"/>
+                <w:sz w:val="16"/>
+                <w:szCs w:val="18"/>
+              </w:rPr>
+            </w:pPr>
+            <w:r>
+              <w:rPr>
+                <w:rFonts w:hint="eastAsia"/>
+                <w:sz w:val="16"/>
+                <w:szCs w:val="18"/>
+              </w:rPr>
+              <w:t>验证集</w:t>
+            </w:r>
+            <w:r>
+              <w:rPr>
+                <w:rFonts w:hint="eastAsia"/>
+                <w:sz w:val="16"/>
+                <w:szCs w:val="18"/>
+              </w:rPr>
+              <w:t>(binding/gold)</w:t>
+            </w:r>
+          </w:p>
+        </w:tc>
+        <w:tc>
+          <w:tcPr>
+            <w:tcW w:w="1659" w:type="dxa"/>
+          </w:tcPr>
+          <w:p>
+            <w:pPr>
+              <w:spacing w:after="0" w:line="240" w:lineRule="auto"/>
+              <w:jc w:val="both"/>
+              <w:rPr>
+                <w:rFonts w:hint="eastAsia"/>
+                <w:sz w:val="16"/>
+                <w:szCs w:val="18"/>
+              </w:rPr>
+            </w:pPr>
+            <w:r>
+              <w:rPr>
+                <w:rFonts w:hint="eastAsia"/>
+                <w:sz w:val="16"/>
+                <w:szCs w:val="18"/>
+              </w:rPr>
+              <w:t>测试集</w:t>
+            </w:r>
+            <w:r>
+              <w:rPr>
+                <w:rFonts w:hint="eastAsia"/>
+                <w:sz w:val="16"/>
+                <w:szCs w:val="18"/>
+              </w:rPr>
+              <w:t>(binding/gold)</w:t>
+            </w:r>
+          </w:p>
+        </w:tc>
+        <w:tc>
+          <w:tcPr>
+            <w:tcW w:w="1660" w:type="dxa"/>
+          </w:tcPr>
+          <w:p>
+            <w:pPr>
+              <w:spacing w:after="0" w:line="240" w:lineRule="auto"/>
+              <w:jc w:val="both"/>
+              <w:rPr>
+                <w:rFonts w:hint="eastAsia"/>
+                <w:sz w:val="16"/>
+                <w:szCs w:val="18"/>
+              </w:rPr>
+            </w:pPr>
+            <w:r>
+              <w:rPr>
+                <w:rFonts w:hint="eastAsia"/>
+                <w:sz w:val="16"/>
+                <w:szCs w:val="18"/>
+              </w:rPr>
+              <w:t>新</w:t>
+            </w:r>
+            <w:proofErr w:type="gramStart"/>
+            <w:r>
+              <w:rPr>
+                <w:rFonts w:hint="eastAsia"/>
+                <w:sz w:val="16"/>
+                <w:szCs w:val="18"/>
+              </w:rPr>
+              <w:t>增值</w:t>
+            </w:r>
+            <w:r>
+              <w:rPr>
+                <w:rFonts w:hint="eastAsia"/>
+                <w:sz w:val="16"/>
+                <w:szCs w:val="18"/>
+              </w:rPr>
+              <w:t>占</w:t>
+            </w:r>
+            <w:r>
+              <w:rPr>
+                <w:rFonts w:hint="eastAsia"/>
+                <w:sz w:val="16"/>
+                <w:szCs w:val="18"/>
+              </w:rPr>
+              <w:t>训练集</w:t>
+            </w:r>
+            <w:r>
+              <w:rPr>
+                <w:rFonts w:hint="eastAsia"/>
+                <w:sz w:val="16"/>
+                <w:szCs w:val="18"/>
+              </w:rPr>
+              <w:t>总数</w:t>
+            </w:r>
+            <w:proofErr w:type="gramEnd"/>
+            <w:r>
+              <w:rPr>
+                <w:rFonts w:hint="eastAsia"/>
+                <w:sz w:val="16"/>
+                <w:szCs w:val="18"/>
+              </w:rPr>
+              <w:t>比率</w:t>
+            </w:r>
+            <w:r>
+              <w:rPr>
+                <w:rFonts w:hint="eastAsia"/>
+                <w:sz w:val="16"/>
+                <w:szCs w:val="18"/>
+              </w:rPr>
+              <w:t>(binding/gold)</w:t>
+            </w:r>
+          </w:p>
+        </w:tc>
+      </w:tr>
+      <w:tr>
+        <w:tc>
+          <w:tcPr>
+            <w:tcW w:w="1659" w:type="dxa"/>
+          </w:tcPr>
+          <w:p>
+            <w:pPr>
+              <w:spacing w:after="0" w:line="240" w:lineRule="auto"/>
+              <w:jc w:val="both"/>
+              <w:rPr>
+                <w:rFonts w:hint="eastAsia"/>
+                <w:sz w:val="16"/>
+                <w:szCs w:val="18"/>
+              </w:rPr>
+            </w:pPr>
+            <w:r>
+              <w:rPr>
+                <w:rFonts w:hint="eastAsia"/>
+                <w:sz w:val="16"/>
+                <w:szCs w:val="18"/>
+              </w:rPr>
+              <w:t>cluster</w:t>
+            </w:r>
+          </w:p>
+        </w:tc>
+        <w:tc>
+          <w:tcPr>
+            <w:tcW w:w="1659" w:type="dxa"/>
+          </w:tcPr>
+          <w:p>
+            <w:pPr>
+              <w:spacing w:after="0" w:line="240" w:lineRule="auto"/>
+              <w:jc w:val="both"/>
+              <w:rPr>
+                <w:rFonts w:hint="eastAsia"/>
+                <w:sz w:val="16"/>
+                <w:szCs w:val="18"/>
+              </w:rPr>
+            </w:pPr>
+            <w:r>
+              <w:rPr>
+                <w:rFonts w:hint="eastAsia"/>
+                <w:sz w:val="16"/>
+                <w:szCs w:val="18"/>
+              </w:rPr>
+              <w:t>297/370</w:t>
+            </w:r>
+            <w:r>
+              <w:rPr>
+                <w:rFonts w:hint="eastAsia"/>
+                <w:sz w:val="16"/>
+                <w:szCs w:val="18"/>
+              </w:rPr>
+              <w:t>/</w:t>
+            </w:r>
+            <w:r>
+              <w:rPr>
+                <w:rFonts w:hint="eastAsia"/>
+                <w:sz w:val="16"/>
+                <w:szCs w:val="18"/>
+              </w:rPr>
+              <w:t>73</w:t>
+            </w:r>
+          </w:p>
+        </w:tc>
+        <w:tc>
+          <w:tcPr>
+            <w:tcW w:w="1659" w:type="dxa"/>
+          </w:tcPr>
+          <w:p>
+            <w:pPr>
+              <w:spacing w:after="0" w:line="240" w:lineRule="auto"/>
+              <w:jc w:val="both"/>
+              <w:rPr>
+                <w:rFonts w:hint="eastAsia"/>
+                <w:sz w:val="16"/>
+                <w:szCs w:val="18"/>
+              </w:rPr>
+            </w:pPr>
+            <w:r>
+              <w:rPr>
+                <w:rFonts w:hint="eastAsia"/>
+                <w:sz w:val="16"/>
+                <w:szCs w:val="18"/>
+              </w:rPr>
+              <w:t>48/62</w:t>
+            </w:r>
+          </w:p>
+        </w:tc>
+        <w:tc>
+          <w:tcPr>
+            <w:tcW w:w="1659" w:type="dxa"/>
+          </w:tcPr>
+          <w:p>
+            <w:pPr>
+              <w:spacing w:after="0" w:line="240" w:lineRule="auto"/>
+              <w:jc w:val="both"/>
+              <w:rPr>
+                <w:rFonts w:hint="eastAsia"/>
+                <w:sz w:val="16"/>
+                <w:szCs w:val="18"/>
+              </w:rPr>
+            </w:pPr>
+            <w:r>
+              <w:rPr>
+                <w:rFonts w:hint="eastAsia"/>
+                <w:sz w:val="16"/>
+                <w:szCs w:val="18"/>
+              </w:rPr>
+              <w:t>14/17</w:t>
+            </w:r>
+          </w:p>
+        </w:tc>
+        <w:tc>
+          <w:tcPr>
+            <w:tcW w:w="1660" w:type="dxa"/>
+          </w:tcPr>
+          <w:p>
+            <w:pPr>
+              <w:spacing w:after="0" w:line="240" w:lineRule="auto"/>
+              <w:jc w:val="both"/>
+              <w:rPr>
+                <w:rFonts w:hint="eastAsia"/>
+                <w:sz w:val="16"/>
+                <w:szCs w:val="18"/>
+              </w:rPr>
+            </w:pPr>
+            <w:r>
+              <w:rPr>
+                <w:rFonts w:hint="eastAsia"/>
+                <w:sz w:val="16"/>
+                <w:szCs w:val="18"/>
+              </w:rPr>
+              <w:t>73/</w:t>
+            </w:r>
+            <w:r>
+              <w:rPr>
+                <w:rFonts w:hint="eastAsia"/>
+                <w:sz w:val="16"/>
+                <w:szCs w:val="18"/>
+              </w:rPr>
+              <w:t>32042</w:t>
+            </w:r>
+            <w:r>
+              <w:rPr>
+                <w:rFonts w:hint="eastAsia"/>
+                <w:sz w:val="16"/>
+                <w:szCs w:val="18"/>
+              </w:rPr>
+              <w:t>=</w:t>
+            </w:r>
+            <w:r>
+              <w:rPr>
+                <w:rFonts w:hint="eastAsia"/>
+                <w:sz w:val="16"/>
+                <w:szCs w:val="18"/>
+              </w:rPr>
+              <w:t>0.2278%</w:t>
+            </w:r>
+          </w:p>
+        </w:tc>
+      </w:tr>
+      <w:tr>
+        <w:tc>
+          <w:tcPr>
+            <w:tcW w:w="1659" w:type="dxa"/>
+          </w:tcPr>
+          <w:p>
+            <w:pPr>
+              <w:spacing w:after="0" w:line="240" w:lineRule="auto"/>
+              <w:jc w:val="both"/>
+              <w:rPr>
+                <w:rFonts w:hint="eastAsia"/>
+                <w:sz w:val="16"/>
+                <w:szCs w:val="18"/>
+              </w:rPr>
+            </w:pPr>
+            <w:proofErr w:type="spellStart"/>
+            <w:r>
+              <w:rPr>
+                <w:rFonts w:hint="eastAsia"/>
+                <w:sz w:val="16"/>
+                <w:szCs w:val="18"/>
+              </w:rPr>
+              <w:t>Cold_both</w:t>
+            </w:r>
+            <w:proofErr w:type="spellEnd"/>
+          </w:p>
+        </w:tc>
+        <w:tc>
+          <w:tcPr>
+            <w:tcW w:w="1659" w:type="dxa"/>
+          </w:tcPr>
+          <w:p>
+            <w:pPr>
+              <w:spacing w:after="0" w:line="240" w:lineRule="auto"/>
+              <w:jc w:val="both"/>
+              <w:rPr>
+                <w:rFonts w:hint="eastAsia"/>
+                <w:sz w:val="16"/>
+                <w:szCs w:val="18"/>
+              </w:rPr>
+            </w:pPr>
+            <w:r>
+              <w:rPr>
+                <w:rFonts w:hint="eastAsia"/>
+                <w:sz w:val="16"/>
+                <w:szCs w:val="18"/>
+              </w:rPr>
+              <w:t>326/411</w:t>
+            </w:r>
+            <w:r>
+              <w:rPr>
+                <w:rFonts w:hint="eastAsia"/>
+                <w:sz w:val="16"/>
+                <w:szCs w:val="18"/>
+              </w:rPr>
+              <w:t>/</w:t>
+            </w:r>
+            <w:r>
+              <w:rPr>
+                <w:rFonts w:hint="eastAsia"/>
+                <w:sz w:val="16"/>
+                <w:szCs w:val="18"/>
+              </w:rPr>
+              <w:t>85</w:t>
+            </w:r>
+          </w:p>
+        </w:tc>
+        <w:tc>
+          <w:tcPr>
+            <w:tcW w:w="1659" w:type="dxa"/>
+          </w:tcPr>
+          <w:p>
+            <w:pPr>
+              <w:spacing w:after="0" w:line="240" w:lineRule="auto"/>
+              <w:jc w:val="both"/>
+              <w:rPr>
+                <w:rFonts w:hint="eastAsia"/>
+                <w:sz w:val="16"/>
+                <w:szCs w:val="18"/>
+              </w:rPr>
+            </w:pPr>
+            <w:r>
+              <w:rPr>
+                <w:rFonts w:hint="eastAsia"/>
+                <w:sz w:val="16"/>
+                <w:szCs w:val="18"/>
+              </w:rPr>
+              <w:t>17/21</w:t>
+            </w:r>
+          </w:p>
+        </w:tc>
+        <w:tc>
+          <w:tcPr>
+            <w:tcW w:w="1659" w:type="dxa"/>
+          </w:tcPr>
+          <w:p>
+            <w:pPr>
+              <w:spacing w:after="0" w:line="240" w:lineRule="auto"/>
+              <w:jc w:val="both"/>
+              <w:rPr>
+                <w:rFonts w:hint="eastAsia"/>
+                <w:sz w:val="16"/>
+                <w:szCs w:val="18"/>
+              </w:rPr>
+            </w:pPr>
+            <w:r>
+              <w:rPr>
+                <w:rFonts w:hint="eastAsia"/>
+                <w:sz w:val="16"/>
+                <w:szCs w:val="18"/>
+              </w:rPr>
+              <w:t>16/17</w:t>
+            </w:r>
+          </w:p>
+        </w:tc>
+        <w:tc>
+          <w:tcPr>
+            <w:tcW w:w="1660" w:type="dxa"/>
+          </w:tcPr>
+          <w:p>
+            <w:pPr>
+              <w:spacing w:after="0" w:line="240" w:lineRule="auto"/>
+              <w:jc w:val="both"/>
+              <w:rPr>
+                <w:rFonts w:hint="eastAsia"/>
+                <w:sz w:val="16"/>
+                <w:szCs w:val="18"/>
+              </w:rPr>
+            </w:pPr>
+            <w:r>
+              <w:rPr>
+                <w:rFonts w:hint="eastAsia"/>
+                <w:sz w:val="16"/>
+                <w:szCs w:val="18"/>
+              </w:rPr>
+              <w:t>85/34343</w:t>
+            </w:r>
+            <w:r>
+              <w:rPr>
+                <w:rFonts w:hint="eastAsia"/>
+                <w:sz w:val="16"/>
+                <w:szCs w:val="18"/>
+              </w:rPr>
+              <w:t>=</w:t>
+            </w:r>
+            <w:r>
+              <w:rPr>
+                <w:rFonts w:hint="eastAsia"/>
+                <w:sz w:val="16"/>
+                <w:szCs w:val="18"/>
+              </w:rPr>
+              <w:t>0.2475%</w:t>
+            </w:r>
+          </w:p>
+        </w:tc>
+      </w:tr>
+      <w:tr>
+        <w:tc>
+          <w:tcPr>
+            <w:tcW w:w="1659" w:type="dxa"/>
+          </w:tcPr>
+          <w:p>
+            <w:pPr>
+              <w:spacing w:after="0" w:line="240" w:lineRule="auto"/>
+              <w:jc w:val="both"/>
+              <w:rPr>
+                <w:rFonts w:hint="eastAsia"/>
+                <w:sz w:val="16"/>
+                <w:szCs w:val="18"/>
+              </w:rPr>
+            </w:pPr>
+            <w:proofErr w:type="spellStart"/>
+            <w:r>
+              <w:rPr>
+                <w:rFonts w:hint="eastAsia"/>
+                <w:sz w:val="16"/>
+                <w:szCs w:val="18"/>
+              </w:rPr>
+              <w:t>Cold_protein</w:t>
+            </w:r>
+            <w:proofErr w:type="spellEnd"/>
+          </w:p>
+        </w:tc>
+        <w:tc>
+          <w:tcPr>
+            <w:tcW w:w="1659" w:type="dxa"/>
+          </w:tcPr>
+          <w:p>
+            <w:pPr>
+              <w:spacing w:after="0" w:line="240" w:lineRule="auto"/>
+              <w:jc w:val="both"/>
+              <w:rPr>
+                <w:rFonts w:hint="eastAsia"/>
+                <w:sz w:val="16"/>
+                <w:szCs w:val="18"/>
+              </w:rPr>
+            </w:pPr>
+            <w:r>
+              <w:rPr>
+                <w:rFonts w:hint="eastAsia"/>
+                <w:sz w:val="16"/>
+                <w:szCs w:val="18"/>
+              </w:rPr>
+              <w:t>295/368</w:t>
+            </w:r>
+            <w:r>
+              <w:rPr>
+                <w:rFonts w:hint="eastAsia"/>
+                <w:sz w:val="16"/>
+                <w:szCs w:val="18"/>
+              </w:rPr>
+              <w:t>/75</w:t>
+            </w:r>
+          </w:p>
+        </w:tc>
+        <w:tc>
+          <w:tcPr>
+            <w:tcW w:w="1659" w:type="dxa"/>
+          </w:tcPr>
+          <w:p>
+            <w:pPr>
+              <w:spacing w:after="0" w:line="240" w:lineRule="auto"/>
+              <w:jc w:val="both"/>
+              <w:rPr>
+                <w:rFonts w:hint="eastAsia"/>
+                <w:sz w:val="16"/>
+                <w:szCs w:val="18"/>
+              </w:rPr>
+            </w:pPr>
+            <w:r>
+              <w:rPr>
+                <w:rFonts w:hint="eastAsia"/>
+                <w:sz w:val="16"/>
+                <w:szCs w:val="18"/>
+              </w:rPr>
+              <w:t>27/31</w:t>
+            </w:r>
+          </w:p>
+        </w:tc>
+        <w:tc>
+          <w:tcPr>
+            <w:tcW w:w="1659" w:type="dxa"/>
+          </w:tcPr>
+          <w:p>
+            <w:pPr>
+              <w:spacing w:after="0" w:line="240" w:lineRule="auto"/>
+              <w:jc w:val="both"/>
+              <w:rPr>
+                <w:rFonts w:hint="eastAsia"/>
+                <w:sz w:val="16"/>
+                <w:szCs w:val="18"/>
+              </w:rPr>
+            </w:pPr>
+            <w:r>
+              <w:rPr>
+                <w:rFonts w:hint="eastAsia"/>
+                <w:sz w:val="16"/>
+                <w:szCs w:val="18"/>
+              </w:rPr>
+              <w:t>37/50</w:t>
+            </w:r>
+          </w:p>
+        </w:tc>
+        <w:tc>
+          <w:tcPr>
+            <w:tcW w:w="1660" w:type="dxa"/>
+          </w:tcPr>
+          <w:p>
+            <w:pPr>
+              <w:spacing w:after="0" w:line="240" w:lineRule="auto"/>
+              <w:jc w:val="both"/>
+              <w:rPr>
+                <w:rFonts w:hint="eastAsia"/>
+                <w:sz w:val="16"/>
+                <w:szCs w:val="18"/>
+              </w:rPr>
+            </w:pPr>
+            <w:r>
+              <w:rPr>
+                <w:rFonts w:hint="eastAsia"/>
+                <w:sz w:val="16"/>
+                <w:szCs w:val="18"/>
+              </w:rPr>
+              <w:t>75</w:t>
+            </w:r>
+            <w:r>
+              <w:rPr>
+                <w:rFonts w:hint="eastAsia"/>
+                <w:sz w:val="16"/>
+                <w:szCs w:val="18"/>
+              </w:rPr>
+              <w:t>/</w:t>
+            </w:r>
+            <w:r>
+              <w:rPr>
+                <w:rFonts w:hint="eastAsia"/>
+                <w:sz w:val="16"/>
+                <w:szCs w:val="18"/>
+              </w:rPr>
+              <w:t>27086</w:t>
+            </w:r>
+            <w:r>
+              <w:rPr>
+                <w:rFonts w:hint="eastAsia"/>
+                <w:sz w:val="16"/>
+                <w:szCs w:val="18"/>
+              </w:rPr>
+              <w:t>=</w:t>
+            </w:r>
+            <w:r>
+              <w:rPr>
+                <w:rFonts w:hint="eastAsia"/>
+                <w:sz w:val="16"/>
+                <w:szCs w:val="18"/>
+              </w:rPr>
+              <w:t>0.2769%</w:t>
+            </w:r>
+          </w:p>
+        </w:tc>
+      </w:tr>
+      <w:tr>
+        <w:tc>
+          <w:tcPr>
+            <w:tcW w:w="1659" w:type="dxa"/>
+          </w:tcPr>
+          <w:p>
+            <w:pPr>
+              <w:spacing w:after="0" w:line="240" w:lineRule="auto"/>
+              <w:jc w:val="both"/>
+              <w:rPr>
+                <w:rFonts w:hint="eastAsia"/>
+                <w:sz w:val="16"/>
+                <w:szCs w:val="18"/>
+              </w:rPr>
+            </w:pPr>
+            <w:proofErr w:type="spellStart"/>
+            <w:r>
+              <w:rPr>
+                <w:rFonts w:hint="eastAsia"/>
+                <w:sz w:val="16"/>
+                <w:szCs w:val="18"/>
+              </w:rPr>
+              <w:t>Cold_smiles</w:t>
+            </w:r>
+            <w:proofErr w:type="spellEnd"/>
+          </w:p>
+        </w:tc>
+        <w:tc>
+          <w:tcPr>
+            <w:tcW w:w="1659" w:type="dxa"/>
+          </w:tcPr>
+          <w:p>
+            <w:pPr>
+              <w:spacing w:after="0" w:line="240" w:lineRule="auto"/>
+              <w:jc w:val="both"/>
+              <w:rPr>
+                <w:rFonts w:hint="eastAsia"/>
+                <w:sz w:val="16"/>
+                <w:szCs w:val="18"/>
+              </w:rPr>
+            </w:pPr>
+            <w:r>
+              <w:rPr>
+                <w:rFonts w:hint="eastAsia"/>
+                <w:sz w:val="16"/>
+                <w:szCs w:val="18"/>
+              </w:rPr>
+              <w:t>264/333</w:t>
+            </w:r>
+            <w:r>
+              <w:rPr>
+                <w:rFonts w:hint="eastAsia"/>
+                <w:sz w:val="16"/>
+                <w:szCs w:val="18"/>
+              </w:rPr>
+              <w:t>/69</w:t>
+            </w:r>
+          </w:p>
+        </w:tc>
+        <w:tc>
+          <w:tcPr>
+            <w:tcW w:w="1659" w:type="dxa"/>
+          </w:tcPr>
+          <w:p>
+            <w:pPr>
+              <w:spacing w:after="0" w:line="240" w:lineRule="auto"/>
+              <w:jc w:val="both"/>
+              <w:rPr>
+                <w:rFonts w:hint="eastAsia"/>
+                <w:sz w:val="16"/>
+                <w:szCs w:val="18"/>
+              </w:rPr>
+            </w:pPr>
+            <w:r>
+              <w:rPr>
+                <w:rFonts w:hint="eastAsia"/>
+                <w:sz w:val="16"/>
+                <w:szCs w:val="18"/>
+              </w:rPr>
+              <w:t>31/38</w:t>
+            </w:r>
+          </w:p>
+        </w:tc>
+        <w:tc>
+          <w:tcPr>
+            <w:tcW w:w="1659" w:type="dxa"/>
+          </w:tcPr>
+          <w:p>
+            <w:pPr>
+              <w:spacing w:after="0" w:line="240" w:lineRule="auto"/>
+              <w:jc w:val="both"/>
+              <w:rPr>
+                <w:rFonts w:hint="eastAsia"/>
+                <w:sz w:val="16"/>
+                <w:szCs w:val="18"/>
+              </w:rPr>
+            </w:pPr>
+            <w:r>
+              <w:rPr>
+                <w:rFonts w:hint="eastAsia"/>
+                <w:sz w:val="16"/>
+                <w:szCs w:val="18"/>
+              </w:rPr>
+              <w:t>64/78</w:t>
+            </w:r>
+          </w:p>
+        </w:tc>
+        <w:tc>
+          <w:tcPr>
+            <w:tcW w:w="1660" w:type="dxa"/>
+          </w:tcPr>
+          <w:p>
+            <w:pPr>
+              <w:spacing w:after="0" w:line="240" w:lineRule="auto"/>
+              <w:jc w:val="both"/>
+              <w:rPr>
+                <w:rFonts w:hint="eastAsia"/>
+                <w:sz w:val="16"/>
+                <w:szCs w:val="18"/>
+              </w:rPr>
+            </w:pPr>
+            <w:r>
+              <w:rPr>
+                <w:rFonts w:hint="eastAsia"/>
+                <w:sz w:val="16"/>
+                <w:szCs w:val="18"/>
+              </w:rPr>
+              <w:t>69</w:t>
+            </w:r>
+            <w:r>
+              <w:rPr>
+                <w:rFonts w:hint="eastAsia"/>
+                <w:sz w:val="16"/>
+                <w:szCs w:val="18"/>
+              </w:rPr>
+              <w:t>/</w:t>
+            </w:r>
+            <w:r>
+              <w:rPr>
+                <w:rFonts w:hint="eastAsia"/>
+                <w:sz w:val="16"/>
+                <w:szCs w:val="18"/>
+              </w:rPr>
+              <w:t>26598</w:t>
+            </w:r>
+            <w:r>
+              <w:rPr>
+                <w:rFonts w:hint="eastAsia"/>
+                <w:sz w:val="16"/>
+                <w:szCs w:val="18"/>
+              </w:rPr>
+              <w:t>=</w:t>
+            </w:r>
+            <w:r>
+              <w:rPr>
+                <w:rFonts w:hint="eastAsia"/>
+                <w:sz w:val="16"/>
+                <w:szCs w:val="18"/>
+              </w:rPr>
+              <w:t>0.2594%</w:t>
+            </w:r>
+          </w:p>
+        </w:tc>
+      </w:tr>
+      <w:tr>
+        <w:tc>
+          <w:tcPr>
+            <w:tcW w:w="1659" w:type="dxa"/>
+          </w:tcPr>
+          <w:p>
+            <w:pPr>
+              <w:spacing w:after="0" w:line="240" w:lineRule="auto"/>
+              <w:jc w:val="both"/>
+              <w:rPr>
+                <w:rFonts w:hint="eastAsia"/>
+                <w:sz w:val="16"/>
+                <w:szCs w:val="18"/>
+              </w:rPr>
+            </w:pPr>
+            <w:r>
+              <w:rPr>
+                <w:rFonts w:hint="eastAsia"/>
+                <w:sz w:val="16"/>
+                <w:szCs w:val="18"/>
+              </w:rPr>
+              <w:t>random</w:t>
+            </w:r>
+          </w:p>
+        </w:tc>
+        <w:tc>
+          <w:tcPr>
+            <w:tcW w:w="1659" w:type="dxa"/>
+          </w:tcPr>
+          <w:p>
+            <w:pPr>
+              <w:spacing w:after="0" w:line="240" w:lineRule="auto"/>
+              <w:jc w:val="both"/>
+              <w:rPr>
+                <w:rFonts w:hint="eastAsia"/>
+                <w:sz w:val="16"/>
+                <w:szCs w:val="18"/>
+              </w:rPr>
+            </w:pPr>
+            <w:r>
+              <w:rPr>
+                <w:rFonts w:hint="eastAsia"/>
+                <w:sz w:val="16"/>
+                <w:szCs w:val="18"/>
+              </w:rPr>
+              <w:t>261/332</w:t>
+            </w:r>
+            <w:r>
+              <w:rPr>
+                <w:rFonts w:hint="eastAsia"/>
+                <w:sz w:val="16"/>
+                <w:szCs w:val="18"/>
+              </w:rPr>
+              <w:t>/71</w:t>
+            </w:r>
+          </w:p>
+        </w:tc>
+        <w:tc>
+          <w:tcPr>
+            <w:tcW w:w="1659" w:type="dxa"/>
+          </w:tcPr>
+          <w:p>
+            <w:pPr>
+              <w:spacing w:after="0" w:line="240" w:lineRule="auto"/>
+              <w:jc w:val="both"/>
+              <w:rPr>
+                <w:rFonts w:hint="eastAsia"/>
+                <w:sz w:val="16"/>
+                <w:szCs w:val="18"/>
+              </w:rPr>
+            </w:pPr>
+            <w:r>
+              <w:rPr>
+                <w:rFonts w:hint="eastAsia"/>
+                <w:sz w:val="16"/>
+                <w:szCs w:val="18"/>
+              </w:rPr>
+              <w:t>30/35</w:t>
+            </w:r>
+          </w:p>
+        </w:tc>
+        <w:tc>
+          <w:tcPr>
+            <w:tcW w:w="1659" w:type="dxa"/>
+          </w:tcPr>
+          <w:p>
+            <w:pPr>
+              <w:spacing w:after="0" w:line="240" w:lineRule="auto"/>
+              <w:jc w:val="both"/>
+              <w:rPr>
+                <w:rFonts w:hint="eastAsia"/>
+                <w:sz w:val="16"/>
+                <w:szCs w:val="18"/>
+              </w:rPr>
+            </w:pPr>
+            <w:r>
+              <w:rPr>
+                <w:rFonts w:hint="eastAsia"/>
+                <w:sz w:val="16"/>
+                <w:szCs w:val="18"/>
+              </w:rPr>
+              <w:t>68/82</w:t>
+            </w:r>
+          </w:p>
+        </w:tc>
+        <w:tc>
+          <w:tcPr>
+            <w:tcW w:w="1660" w:type="dxa"/>
+          </w:tcPr>
+          <w:p>
+            <w:pPr>
+              <w:spacing w:after="0" w:line="240" w:lineRule="auto"/>
+              <w:jc w:val="both"/>
+              <w:rPr>
+                <w:rFonts w:hint="eastAsia"/>
+                <w:sz w:val="16"/>
+                <w:szCs w:val="18"/>
+              </w:rPr>
+            </w:pPr>
+            <w:r>
+              <w:rPr>
+                <w:rFonts w:hint="eastAsia"/>
+                <w:sz w:val="16"/>
+                <w:szCs w:val="18"/>
+              </w:rPr>
+              <w:t>71/26455</w:t>
+            </w:r>
+            <w:r>
+              <w:rPr>
+                <w:rFonts w:hint="eastAsia"/>
+                <w:sz w:val="16"/>
+                <w:szCs w:val="18"/>
+              </w:rPr>
+              <w:t>=</w:t>
+            </w:r>
+            <w:r>
+              <w:rPr>
+                <w:rFonts w:hint="eastAsia"/>
+                <w:sz w:val="16"/>
+                <w:szCs w:val="18"/>
+              </w:rPr>
+              <w:t>0.26838%</w:t>
+            </w:r>
+          </w:p>
+        </w:tc>
+      </w:tr>
+    </w:tbl>
     <w:p>
       <w:pPr>
         <w:spacing w:after="0" w:line="240" w:lineRule="auto"/>
@@ -8382,6 +12385,316 @@
           <w:szCs w:val="18"/>
         </w:rPr>
       </w:pPr>
+      <w:r>
+        <w:rPr>
+          <w:rFonts w:hint="eastAsia"/>
+          <w:sz w:val="16"/>
+          <w:szCs w:val="18"/>
+        </w:rPr>
+        <w:t>由前面Gold的生成过程可知，其是根据</w:t>
+      </w:r>
+      <w:proofErr w:type="spellStart"/>
+      <w:r>
+        <w:rPr>
+          <w:rFonts w:hint="eastAsia"/>
+          <w:sz w:val="16"/>
+          <w:szCs w:val="18"/>
+        </w:rPr>
+        <w:t>Bingdingdb</w:t>
+      </w:r>
+      <w:proofErr w:type="spellEnd"/>
+      <w:r>
+        <w:rPr>
+          <w:rFonts w:hint="eastAsia"/>
+          <w:sz w:val="16"/>
+          <w:szCs w:val="18"/>
+        </w:rPr>
+        <w:t>与</w:t>
+      </w:r>
+      <w:proofErr w:type="spellStart"/>
+      <w:r>
+        <w:rPr>
+          <w:rFonts w:hint="eastAsia"/>
+          <w:sz w:val="16"/>
+          <w:szCs w:val="18"/>
+        </w:rPr>
+        <w:t>bingdingdb</w:t>
+      </w:r>
+      <w:proofErr w:type="spellEnd"/>
+      <w:r>
+        <w:rPr>
+          <w:rFonts w:hint="eastAsia"/>
+          <w:sz w:val="16"/>
+          <w:szCs w:val="18"/>
+        </w:rPr>
+        <w:t>的药物分子与蛋白质序列的完全一致性生成的，因此</w:t>
+      </w:r>
+      <w:r>
+        <w:rPr>
+          <w:rFonts w:hint="eastAsia"/>
+          <w:sz w:val="16"/>
+          <w:szCs w:val="18"/>
+        </w:rPr>
+        <w:t>Gold中的DT对相关的蛋白质的一维编码，</w:t>
+      </w:r>
+      <w:proofErr w:type="gramStart"/>
+      <w:r>
+        <w:rPr>
+          <w:rFonts w:hint="eastAsia"/>
+          <w:sz w:val="16"/>
+          <w:szCs w:val="18"/>
+        </w:rPr>
+        <w:t>二维图及</w:t>
+      </w:r>
+      <w:proofErr w:type="gramEnd"/>
+      <w:r>
+        <w:rPr>
+          <w:rFonts w:hint="eastAsia"/>
+          <w:sz w:val="16"/>
+          <w:szCs w:val="18"/>
+        </w:rPr>
+        <w:t>接触矩阵，以及药物的一维编码，二维图，都包含在</w:t>
+      </w:r>
+      <w:proofErr w:type="spellStart"/>
+      <w:r>
+        <w:rPr>
+          <w:rFonts w:hint="eastAsia"/>
+          <w:sz w:val="16"/>
+          <w:szCs w:val="18"/>
+        </w:rPr>
+        <w:t>bingdingdb</w:t>
+      </w:r>
+      <w:proofErr w:type="spellEnd"/>
+      <w:r>
+        <w:rPr>
+          <w:rFonts w:hint="eastAsia"/>
+          <w:sz w:val="16"/>
+          <w:szCs w:val="18"/>
+        </w:rPr>
+        <w:t>浓缩集对应的特征中。</w:t>
+      </w:r>
+      <w:r>
+        <w:rPr>
+          <w:rFonts w:hint="eastAsia"/>
+          <w:sz w:val="16"/>
+          <w:szCs w:val="18"/>
+        </w:rPr>
+        <w:t>因此，可以使用上述生成的samples2中的</w:t>
+      </w:r>
+      <w:proofErr w:type="gramStart"/>
+      <w:r>
+        <w:rPr>
+          <w:sz w:val="16"/>
+          <w:szCs w:val="18"/>
+        </w:rPr>
+        <w:t>’</w:t>
+      </w:r>
+      <w:proofErr w:type="spellStart"/>
+      <w:proofErr w:type="gramEnd"/>
+      <w:r>
+        <w:rPr>
+          <w:rFonts w:hint="eastAsia"/>
+          <w:sz w:val="16"/>
+          <w:szCs w:val="18"/>
+        </w:rPr>
+        <w:t>smIndex</w:t>
+      </w:r>
+      <w:proofErr w:type="spellEnd"/>
+      <w:proofErr w:type="gramStart"/>
+      <w:r>
+        <w:rPr>
+          <w:sz w:val="16"/>
+          <w:szCs w:val="18"/>
+        </w:rPr>
+        <w:t>’</w:t>
+      </w:r>
+      <w:proofErr w:type="gramEnd"/>
+      <w:r>
+        <w:rPr>
+          <w:rFonts w:hint="eastAsia"/>
+          <w:sz w:val="16"/>
+          <w:szCs w:val="18"/>
+        </w:rPr>
+        <w:t>及</w:t>
+      </w:r>
+      <w:proofErr w:type="gramStart"/>
+      <w:r>
+        <w:rPr>
+          <w:sz w:val="16"/>
+          <w:szCs w:val="18"/>
+        </w:rPr>
+        <w:t>’</w:t>
+      </w:r>
+      <w:proofErr w:type="spellStart"/>
+      <w:proofErr w:type="gramEnd"/>
+      <w:r>
+        <w:rPr>
+          <w:rFonts w:hint="eastAsia"/>
+          <w:sz w:val="16"/>
+          <w:szCs w:val="18"/>
+        </w:rPr>
+        <w:t>seqIndex</w:t>
+      </w:r>
+      <w:proofErr w:type="spellEnd"/>
+      <w:proofErr w:type="gramStart"/>
+      <w:r>
+        <w:rPr>
+          <w:sz w:val="16"/>
+          <w:szCs w:val="18"/>
+        </w:rPr>
+        <w:t>’</w:t>
+      </w:r>
+      <w:proofErr w:type="gramEnd"/>
+      <w:r>
+        <w:rPr>
+          <w:rFonts w:hint="eastAsia"/>
+          <w:sz w:val="16"/>
+          <w:szCs w:val="18"/>
+        </w:rPr>
+        <w:t>索引所需的药物或蛋白质特征。</w:t>
+      </w:r>
+      <w:r>
+        <w:rPr>
+          <w:sz w:val="16"/>
+          <w:szCs w:val="18"/>
+        </w:rPr>
+        <w:br/>
+      </w:r>
+      <w:r>
+        <w:rPr>
+          <w:rFonts w:hint="eastAsia"/>
+          <w:sz w:val="16"/>
+          <w:szCs w:val="18"/>
+        </w:rPr>
+        <w:t>因此，在本文</w:t>
+      </w:r>
+      <w:proofErr w:type="spellStart"/>
+      <w:r>
+        <w:rPr>
+          <w:rFonts w:hint="eastAsia"/>
+          <w:sz w:val="16"/>
+          <w:szCs w:val="18"/>
+        </w:rPr>
+        <w:t>DEmlanDTI</w:t>
+      </w:r>
+      <w:proofErr w:type="spellEnd"/>
+      <w:r>
+        <w:rPr>
+          <w:rFonts w:hint="eastAsia"/>
+          <w:sz w:val="16"/>
+          <w:szCs w:val="18"/>
+        </w:rPr>
+        <w:t>的</w:t>
+      </w:r>
+      <w:proofErr w:type="spellStart"/>
+      <w:r>
+        <w:rPr>
+          <w:rFonts w:hint="eastAsia"/>
+          <w:sz w:val="16"/>
+          <w:szCs w:val="18"/>
+        </w:rPr>
+        <w:t>dataloader</w:t>
+      </w:r>
+      <w:proofErr w:type="spellEnd"/>
+      <w:r>
+        <w:rPr>
+          <w:rFonts w:hint="eastAsia"/>
+          <w:sz w:val="16"/>
+          <w:szCs w:val="18"/>
+        </w:rPr>
+        <w:t>生成过程中，可以直接将Gold相关的所有samples2放入</w:t>
+      </w:r>
+      <w:proofErr w:type="spellStart"/>
+      <w:r>
+        <w:rPr>
+          <w:rFonts w:hint="eastAsia"/>
+          <w:sz w:val="16"/>
+          <w:szCs w:val="18"/>
+        </w:rPr>
+        <w:t>bindingdb</w:t>
+      </w:r>
+      <w:proofErr w:type="spellEnd"/>
+      <w:r>
+        <w:rPr>
+          <w:rFonts w:hint="eastAsia"/>
+          <w:sz w:val="16"/>
+          <w:szCs w:val="18"/>
+        </w:rPr>
+        <w:t>文件夹下以方便处理。</w:t>
+      </w:r>
+    </w:p>
+    <w:p>
+      <w:pPr>
+        <w:spacing w:after="0" w:line="240" w:lineRule="auto"/>
+        <w:jc w:val="both"/>
+        <w:rPr>
+          <w:rFonts w:hint="eastAsia"/>
+          <w:sz w:val="16"/>
+          <w:szCs w:val="18"/>
+        </w:rPr>
+      </w:pPr>
+      <w:r>
+        <w:rPr>
+          <w:rFonts w:hint="eastAsia"/>
+          <w:sz w:val="16"/>
+          <w:szCs w:val="18"/>
+        </w:rPr>
+        <w:t>由于PH和Temp的编码并不复杂，我们将原先在</w:t>
+      </w:r>
+      <w:proofErr w:type="spellStart"/>
+      <w:r>
+        <w:rPr>
+          <w:rFonts w:hint="eastAsia"/>
+          <w:sz w:val="16"/>
+          <w:szCs w:val="18"/>
+        </w:rPr>
+        <w:t>MYmlanDTI</w:t>
+      </w:r>
+      <w:proofErr w:type="spellEnd"/>
+      <w:r>
+        <w:rPr>
+          <w:rFonts w:hint="eastAsia"/>
+          <w:sz w:val="16"/>
+          <w:szCs w:val="18"/>
+        </w:rPr>
+        <w:t>中使用的编码方式直接放置到</w:t>
+      </w:r>
+      <w:proofErr w:type="spellStart"/>
+      <w:r>
+        <w:rPr>
+          <w:rFonts w:hint="eastAsia"/>
+          <w:sz w:val="16"/>
+          <w:szCs w:val="18"/>
+        </w:rPr>
+        <w:t>dataloader</w:t>
+      </w:r>
+      <w:proofErr w:type="spellEnd"/>
+      <w:r>
+        <w:rPr>
+          <w:rFonts w:hint="eastAsia"/>
+          <w:sz w:val="16"/>
+          <w:szCs w:val="18"/>
+        </w:rPr>
+        <w:t>的生成过程中，这样的好处是，以简便的生成过程代替了使用索引去.</w:t>
+      </w:r>
+      <w:proofErr w:type="spellStart"/>
+      <w:r>
+        <w:rPr>
+          <w:rFonts w:hint="eastAsia"/>
+          <w:sz w:val="16"/>
+          <w:szCs w:val="18"/>
+        </w:rPr>
+        <w:t>pkl</w:t>
+      </w:r>
+      <w:proofErr w:type="spellEnd"/>
+      <w:r>
+        <w:rPr>
+          <w:rFonts w:hint="eastAsia"/>
+          <w:sz w:val="16"/>
+          <w:szCs w:val="18"/>
+        </w:rPr>
+        <w:t>文件中获取编码后的PH及Temp的繁琐过程。</w:t>
+      </w:r>
     </w:p>
     <w:p>
       <w:pPr>
@@ -8399,7 +12712,6 @@
         <w:spacing w:after="0" w:line="240" w:lineRule="auto"/>
         <w:jc w:val="both"/>
         <w:rPr>
-          <w:rFonts w:hint="eastAsia"/>
           <w:sz w:val="16"/>
           <w:szCs w:val="18"/>
         </w:rPr>
@@ -8415,6 +12727,50 @@
           <w:szCs w:val="18"/>
         </w:rPr>
       </w:pPr>
+      <w:r>
+        <w:rPr>
+          <w:rFonts w:hint="eastAsia"/>
+          <w:sz w:val="16"/>
+          <w:szCs w:val="18"/>
+        </w:rPr>
+        <w:t>关于</w:t>
+      </w:r>
+      <w:proofErr w:type="spellStart"/>
+      <w:r>
+        <w:rPr>
+          <w:rFonts w:hint="eastAsia"/>
+          <w:sz w:val="16"/>
+          <w:szCs w:val="18"/>
+        </w:rPr>
+        <w:t>bindingdb</w:t>
+      </w:r>
+      <w:proofErr w:type="spellEnd"/>
+      <w:r>
+        <w:rPr>
+          <w:rFonts w:hint="eastAsia"/>
+          <w:sz w:val="16"/>
+          <w:szCs w:val="18"/>
+        </w:rPr>
+        <w:t xml:space="preserve"> </w:t>
+      </w:r>
+      <w:proofErr w:type="spellStart"/>
+      <w:r>
+        <w:rPr>
+          <w:rFonts w:hint="eastAsia"/>
+          <w:sz w:val="16"/>
+          <w:szCs w:val="18"/>
+        </w:rPr>
+        <w:t>cold_both</w:t>
+      </w:r>
+      <w:proofErr w:type="spellEnd"/>
+      <w:r>
+        <w:rPr>
+          <w:rFonts w:hint="eastAsia"/>
+          <w:sz w:val="16"/>
+          <w:szCs w:val="18"/>
+        </w:rPr>
+        <w:t>在各种超参数设置下的实验效果以确定超参数</w:t>
+      </w:r>
     </w:p>
     <w:p>
       <w:pPr>
@@ -8422,6 +12778,806 @@
         <w:jc w:val="both"/>
         <w:rPr>
           <w:rFonts w:hint="eastAsia"/>
+          <w:sz w:val="16"/>
+          <w:szCs w:val="18"/>
+        </w:rPr>
+      </w:pPr>
+      <w:r>
+        <w:rPr>
+          <w:rFonts w:hint="eastAsia"/>
+          <w:b/>
+          <w:bCs/>
+          <w:sz w:val="16"/>
+          <w:szCs w:val="18"/>
+        </w:rPr>
+        <w:t>1.</w:t>
+      </w:r>
+      <w:r>
+        <w:rPr>
+          <w:rFonts w:hint="eastAsia"/>
+          <w:sz w:val="16"/>
+          <w:szCs w:val="18"/>
+        </w:rPr>
+        <w:t xml:space="preserve">4070 </w:t>
+      </w:r>
+      <w:r>
+        <w:rPr>
+          <w:rFonts w:hint="eastAsia"/>
+          <w:sz w:val="16"/>
+          <w:szCs w:val="18"/>
+        </w:rPr>
+        <w:t>DE</w:t>
+      </w:r>
+      <w:r>
+        <w:rPr>
+          <w:rFonts w:hint="eastAsia"/>
+          <w:sz w:val="16"/>
+          <w:szCs w:val="18"/>
+        </w:rPr>
+        <w:t>开启</w:t>
+      </w:r>
+      <w:r>
+        <w:rPr>
+          <w:rFonts w:hint="eastAsia"/>
+          <w:sz w:val="16"/>
+          <w:szCs w:val="18"/>
+        </w:rPr>
+        <w:t xml:space="preserve">, dropout0.35 </w:t>
+      </w:r>
+      <w:r>
+        <w:rPr>
+          <w:sz w:val="16"/>
+          <w:szCs w:val="18"/>
+        </w:rPr>
+        <w:br/>
+      </w:r>
+      <w:r>
+        <w:rPr>
+          <w:rFonts w:hint="eastAsia"/>
+          <w:sz w:val="16"/>
+          <w:szCs w:val="18"/>
+        </w:rPr>
+        <w:t>12</w:t>
+      </w:r>
+      <w:r>
+        <w:rPr>
+          <w:rFonts w:hint="eastAsia"/>
+          <w:sz w:val="16"/>
+          <w:szCs w:val="18"/>
+        </w:rPr>
+        <w:tab/>
+        <w:t>0.8541666666666667</w:t>
+      </w:r>
+      <w:r>
+        <w:rPr>
+          <w:rFonts w:hint="eastAsia"/>
+          <w:sz w:val="16"/>
+          <w:szCs w:val="18"/>
+        </w:rPr>
+        <w:tab/>
+        <w:t>0.7160857052304421</w:t>
+      </w:r>
+      <w:r>
+        <w:rPr>
+          <w:rFonts w:hint="eastAsia"/>
+          <w:sz w:val="16"/>
+          <w:szCs w:val="18"/>
+        </w:rPr>
+        <w:tab/>
+        <w:t>0.7379674662569399</w:t>
+      </w:r>
+      <w:r>
+        <w:rPr>
+          <w:rFonts w:hint="eastAsia"/>
+          <w:sz w:val="16"/>
+          <w:szCs w:val="18"/>
+        </w:rPr>
+        <w:tab/>
+        <w:t>0.7272727272727273</w:t>
+      </w:r>
+      <w:r>
+        <w:rPr>
+          <w:rFonts w:hint="eastAsia"/>
+          <w:sz w:val="16"/>
+          <w:szCs w:val="18"/>
+        </w:rPr>
+        <w:tab/>
+        <w:t>0.6666666666666666</w:t>
+      </w:r>
+      <w:r>
+        <w:rPr>
+          <w:rFonts w:hint="eastAsia"/>
+          <w:sz w:val="16"/>
+          <w:szCs w:val="18"/>
+        </w:rPr>
+        <w:tab/>
+        <w:t>0.78125</w:t>
+      </w:r>
+      <w:r>
+        <w:rPr>
+          <w:rFonts w:hint="eastAsia"/>
+          <w:sz w:val="16"/>
+          <w:szCs w:val="18"/>
+        </w:rPr>
+        <w:tab/>
+        <w:t>0.6956471834006408</w:t>
+      </w:r>
+    </w:p>
+    <w:p>
+      <w:pPr>
+        <w:spacing w:after="0" w:line="240" w:lineRule="auto"/>
+        <w:jc w:val="both"/>
+        <w:rPr>
+          <w:rFonts w:hint="eastAsia"/>
+          <w:sz w:val="16"/>
+          <w:szCs w:val="18"/>
+        </w:rPr>
+      </w:pPr>
+      <w:r>
+        <w:rPr>
+          <w:rFonts w:hint="eastAsia"/>
+          <w:sz w:val="16"/>
+          <w:szCs w:val="18"/>
+        </w:rPr>
+        <w:t>2.</w:t>
+      </w:r>
+      <w:r>
+        <w:rPr>
+          <w:rFonts w:hint="eastAsia"/>
+          <w:sz w:val="16"/>
+          <w:szCs w:val="18"/>
+        </w:rPr>
+        <w:t>4070</w:t>
+      </w:r>
+      <w:r>
+        <w:rPr>
+          <w:rFonts w:hint="eastAsia"/>
+          <w:sz w:val="16"/>
+          <w:szCs w:val="18"/>
+        </w:rPr>
+        <w:t xml:space="preserve"> </w:t>
+      </w:r>
+      <w:r>
+        <w:rPr>
+          <w:rFonts w:hint="eastAsia"/>
+          <w:sz w:val="16"/>
+          <w:szCs w:val="18"/>
+        </w:rPr>
+        <w:t>DE关闭 dropout0.2</w:t>
+      </w:r>
+    </w:p>
+    <w:p>
+      <w:pPr>
+        <w:spacing w:after="0" w:line="240" w:lineRule="auto"/>
+        <w:jc w:val="both"/>
+        <w:rPr>
+          <w:sz w:val="16"/>
+          <w:szCs w:val="18"/>
+        </w:rPr>
+      </w:pPr>
+      <w:r>
+        <w:rPr>
+          <w:rFonts w:hint="eastAsia"/>
+          <w:sz w:val="16"/>
+          <w:szCs w:val="18"/>
+        </w:rPr>
+        <w:t>13</w:t>
+      </w:r>
+      <w:r>
+        <w:rPr>
+          <w:rFonts w:hint="eastAsia"/>
+          <w:sz w:val="16"/>
+          <w:szCs w:val="18"/>
+        </w:rPr>
+        <w:tab/>
+        <w:t>0.8875</w:t>
+      </w:r>
+      <w:r>
+        <w:rPr>
+          <w:rFonts w:hint="eastAsia"/>
+          <w:sz w:val="16"/>
+          <w:szCs w:val="18"/>
+        </w:rPr>
+        <w:tab/>
+        <w:t>0.8423837671902688</w:t>
+      </w:r>
+      <w:r>
+        <w:rPr>
+          <w:rFonts w:hint="eastAsia"/>
+          <w:sz w:val="16"/>
+          <w:szCs w:val="18"/>
+        </w:rPr>
+        <w:tab/>
+        <w:t>0.8483706108706108</w:t>
+      </w:r>
+      <w:r>
+        <w:rPr>
+          <w:rFonts w:hint="eastAsia"/>
+          <w:sz w:val="16"/>
+          <w:szCs w:val="18"/>
+        </w:rPr>
+        <w:tab/>
+        <w:t>0.625</w:t>
+      </w:r>
+      <w:r>
+        <w:rPr>
+          <w:rFonts w:hint="eastAsia"/>
+          <w:sz w:val="16"/>
+          <w:szCs w:val="18"/>
+        </w:rPr>
+        <w:tab/>
+        <w:t>0.8333333333333334</w:t>
+      </w:r>
+      <w:r>
+        <w:rPr>
+          <w:rFonts w:hint="eastAsia"/>
+          <w:sz w:val="16"/>
+          <w:szCs w:val="18"/>
+        </w:rPr>
+        <w:tab/>
+        <w:t>0.75</w:t>
+      </w:r>
+      <w:r>
+        <w:rPr>
+          <w:rFonts w:hint="eastAsia"/>
+          <w:sz w:val="16"/>
+          <w:szCs w:val="18"/>
+        </w:rPr>
+        <w:tab/>
+        <w:t>0.7142808163601163</w:t>
+      </w:r>
+    </w:p>
+    <w:p>
+      <w:pPr>
+        <w:spacing w:after="0" w:line="240" w:lineRule="auto"/>
+        <w:jc w:val="both"/>
+        <w:rPr>
+          <w:rFonts w:hint="eastAsia"/>
+          <w:sz w:val="16"/>
+          <w:szCs w:val="18"/>
+        </w:rPr>
+      </w:pPr>
+      <w:r>
+        <w:rPr>
+          <w:rFonts w:hint="eastAsia"/>
+          <w:sz w:val="16"/>
+          <w:szCs w:val="18"/>
+        </w:rPr>
+        <w:t>3.</w:t>
+      </w:r>
+      <w:r>
+        <w:rPr>
+          <w:rFonts w:hint="eastAsia"/>
+          <w:sz w:val="16"/>
+          <w:szCs w:val="18"/>
+        </w:rPr>
+        <w:t>4070</w:t>
+      </w:r>
+      <w:r>
+        <w:rPr>
+          <w:rFonts w:hint="eastAsia"/>
+          <w:sz w:val="16"/>
+          <w:szCs w:val="18"/>
+        </w:rPr>
+        <w:t xml:space="preserve"> </w:t>
+      </w:r>
+      <w:r>
+        <w:rPr>
+          <w:rFonts w:hint="eastAsia"/>
+          <w:color w:val="EE0000"/>
+          <w:sz w:val="16"/>
+          <w:szCs w:val="18"/>
+          <w:highlight w:val="yellow"/>
+        </w:rPr>
+        <w:t>DE开启</w:t>
+      </w:r>
+      <w:r>
+        <w:rPr>
+          <w:rFonts w:hint="eastAsia"/>
+          <w:sz w:val="16"/>
+          <w:szCs w:val="18"/>
+        </w:rPr>
+        <w:t xml:space="preserve"> dropout 0.3（原值）</w:t>
+      </w:r>
+      <w:r>
+        <w:rPr>
+          <w:rFonts w:hint="eastAsia"/>
+          <w:sz w:val="16"/>
+          <w:szCs w:val="18"/>
+        </w:rPr>
+        <w:t>-</w:t>
+      </w:r>
+      <w:r>
+        <w:rPr>
+          <w:rFonts w:hint="eastAsia"/>
+          <w:sz w:val="16"/>
+          <w:szCs w:val="18"/>
+        </w:rPr>
+        <w:sym w:font="Wingdings" w:char="F0E0"/>
+      </w:r>
+      <w:r>
+        <w:rPr>
+          <w:rFonts w:hint="eastAsia"/>
+          <w:sz w:val="16"/>
+          <w:szCs w:val="18"/>
+        </w:rPr>
+        <w:t>最优</w:t>
+      </w:r>
+    </w:p>
+    <w:p>
+      <w:pPr>
+        <w:spacing w:after="0" w:line="240" w:lineRule="auto"/>
+        <w:jc w:val="both"/>
+        <w:rPr>
+          <w:sz w:val="16"/>
+          <w:szCs w:val="18"/>
+        </w:rPr>
+      </w:pPr>
+      <w:r>
+        <w:rPr>
+          <w:rFonts w:hint="eastAsia"/>
+          <w:sz w:val="16"/>
+          <w:szCs w:val="18"/>
+        </w:rPr>
+        <w:t>15</w:t>
+      </w:r>
+      <w:r>
+        <w:rPr>
+          <w:rFonts w:hint="eastAsia"/>
+          <w:sz w:val="16"/>
+          <w:szCs w:val="18"/>
+        </w:rPr>
+        <w:tab/>
+        <w:t>0.8833333333333334</w:t>
+      </w:r>
+      <w:r>
+        <w:rPr>
+          <w:rFonts w:hint="eastAsia"/>
+          <w:sz w:val="16"/>
+          <w:szCs w:val="18"/>
+        </w:rPr>
+        <w:tab/>
+        <w:t>0.8567632781448571</w:t>
+      </w:r>
+      <w:r>
+        <w:rPr>
+          <w:rFonts w:hint="eastAsia"/>
+          <w:sz w:val="16"/>
+          <w:szCs w:val="18"/>
+        </w:rPr>
+        <w:tab/>
+        <w:t>0.8615079365079366</w:t>
+      </w:r>
+      <w:r>
+        <w:rPr>
+          <w:rFonts w:hint="eastAsia"/>
+          <w:sz w:val="16"/>
+          <w:szCs w:val="18"/>
+        </w:rPr>
+        <w:tab/>
+        <w:t>0.75</w:t>
+      </w:r>
+      <w:r>
+        <w:rPr>
+          <w:rFonts w:hint="eastAsia"/>
+          <w:sz w:val="16"/>
+          <w:szCs w:val="18"/>
+        </w:rPr>
+        <w:tab/>
+        <w:t>0.75</w:t>
+      </w:r>
+      <w:r>
+        <w:rPr>
+          <w:rFonts w:hint="eastAsia"/>
+          <w:sz w:val="16"/>
+          <w:szCs w:val="18"/>
+        </w:rPr>
+        <w:tab/>
+        <w:t>0.8125</w:t>
+      </w:r>
+      <w:r>
+        <w:rPr>
+          <w:rFonts w:hint="eastAsia"/>
+          <w:sz w:val="16"/>
+          <w:szCs w:val="18"/>
+        </w:rPr>
+        <w:tab/>
+        <w:t>0.7499950000333331</w:t>
+      </w:r>
+    </w:p>
+    <w:p>
+      <w:pPr>
+        <w:spacing w:after="0" w:line="240" w:lineRule="auto"/>
+        <w:jc w:val="both"/>
+        <w:rPr>
+          <w:rFonts w:hint="eastAsia"/>
+          <w:sz w:val="16"/>
+          <w:szCs w:val="18"/>
+        </w:rPr>
+      </w:pPr>
+      <w:r>
+        <w:rPr>
+          <w:rFonts w:hint="eastAsia"/>
+          <w:sz w:val="16"/>
+          <w:szCs w:val="18"/>
+        </w:rPr>
+        <w:t>23</w:t>
+      </w:r>
+      <w:r>
+        <w:rPr>
+          <w:rFonts w:hint="eastAsia"/>
+          <w:sz w:val="16"/>
+          <w:szCs w:val="18"/>
+        </w:rPr>
+        <w:tab/>
+        <w:t>0.8916666666666666</w:t>
+      </w:r>
+      <w:r>
+        <w:rPr>
+          <w:rFonts w:hint="eastAsia"/>
+          <w:sz w:val="16"/>
+          <w:szCs w:val="18"/>
+        </w:rPr>
+        <w:tab/>
+        <w:t>0.8420000439447034</w:t>
+      </w:r>
+      <w:r>
+        <w:rPr>
+          <w:rFonts w:hint="eastAsia"/>
+          <w:sz w:val="16"/>
+          <w:szCs w:val="18"/>
+        </w:rPr>
+        <w:tab/>
+        <w:t>0.8484521935179831</w:t>
+      </w:r>
+      <w:r>
+        <w:rPr>
+          <w:rFonts w:hint="eastAsia"/>
+          <w:sz w:val="16"/>
+          <w:szCs w:val="18"/>
+        </w:rPr>
+        <w:tab/>
+        <w:t>0.7777777777777778</w:t>
+      </w:r>
+      <w:r>
+        <w:rPr>
+          <w:rFonts w:hint="eastAsia"/>
+          <w:sz w:val="16"/>
+          <w:szCs w:val="18"/>
+        </w:rPr>
+        <w:tab/>
+        <w:t>0.5833333333333334</w:t>
+      </w:r>
+      <w:r>
+        <w:rPr>
+          <w:rFonts w:hint="eastAsia"/>
+          <w:sz w:val="16"/>
+          <w:szCs w:val="18"/>
+        </w:rPr>
+        <w:tab/>
+        <w:t>0.78125</w:t>
+      </w:r>
+      <w:r>
+        <w:rPr>
+          <w:rFonts w:hint="eastAsia"/>
+          <w:sz w:val="16"/>
+          <w:szCs w:val="18"/>
+        </w:rPr>
+        <w:tab/>
+        <w:t>0.6666617687434677</w:t>
+      </w:r>
+    </w:p>
+    <w:p>
+      <w:pPr>
+        <w:spacing w:after="0" w:line="240" w:lineRule="auto"/>
+        <w:jc w:val="both"/>
+        <w:rPr>
+          <w:sz w:val="16"/>
+          <w:szCs w:val="18"/>
+        </w:rPr>
+      </w:pPr>
+      <w:r>
+        <w:rPr>
+          <w:rFonts w:hint="eastAsia"/>
+          <w:sz w:val="16"/>
+          <w:szCs w:val="18"/>
+        </w:rPr>
+        <w:t>4.</w:t>
+      </w:r>
+      <w:r>
+        <w:rPr>
+          <w:rFonts w:hint="eastAsia"/>
+          <w:sz w:val="16"/>
+          <w:szCs w:val="18"/>
+        </w:rPr>
+        <w:t xml:space="preserve">4060 DE关闭 </w:t>
+      </w:r>
+      <w:proofErr w:type="spellStart"/>
+      <w:r>
+        <w:rPr>
+          <w:rFonts w:hint="eastAsia"/>
+          <w:sz w:val="16"/>
+          <w:szCs w:val="18"/>
+        </w:rPr>
+        <w:t>enlayer</w:t>
+      </w:r>
+      <w:proofErr w:type="spellEnd"/>
+      <w:r>
+        <w:rPr>
+          <w:rFonts w:hint="eastAsia"/>
+          <w:sz w:val="16"/>
+          <w:szCs w:val="18"/>
+        </w:rPr>
+        <w:t>=3</w:t>
+      </w:r>
+    </w:p>
+    <w:p>
+      <w:pPr>
+        <w:spacing w:after="0" w:line="240" w:lineRule="auto"/>
+        <w:jc w:val="both"/>
+        <w:rPr>
+          <w:sz w:val="16"/>
+          <w:szCs w:val="18"/>
+        </w:rPr>
+      </w:pPr>
+      <w:r>
+        <w:rPr>
+          <w:sz w:val="16"/>
+          <w:szCs w:val="18"/>
+        </w:rPr>
+        <w:t xml:space="preserve">7   0.8541666666666666 0.8433440109023274 0.8484661172161172 0.6111111111111112 0.9166666666666666 0.75   </w:t>
+      </w:r>
+      <w:r>
+        <w:rPr>
+          <w:sz w:val="16"/>
+          <w:szCs w:val="18"/>
+        </w:rPr>
+        <w:lastRenderedPageBreak/>
+        <w:t>0.7333285333647513</w:t>
+      </w:r>
+    </w:p>
+    <w:p>
+      <w:pPr>
+        <w:spacing w:after="0" w:line="240" w:lineRule="auto"/>
+        <w:jc w:val="both"/>
+        <w:rPr>
+          <w:sz w:val="16"/>
+          <w:szCs w:val="18"/>
+        </w:rPr>
+      </w:pPr>
+      <w:r>
+        <w:rPr>
+          <w:rFonts w:hint="eastAsia"/>
+          <w:sz w:val="16"/>
+          <w:szCs w:val="18"/>
+        </w:rPr>
+        <w:t>5.</w:t>
+      </w:r>
+      <w:r>
+        <w:rPr>
+          <w:rFonts w:hint="eastAsia"/>
+          <w:sz w:val="16"/>
+          <w:szCs w:val="18"/>
+        </w:rPr>
+        <w:t xml:space="preserve"> </w:t>
+      </w:r>
+      <w:r>
+        <w:rPr>
+          <w:rFonts w:hint="eastAsia"/>
+          <w:sz w:val="16"/>
+          <w:szCs w:val="18"/>
+        </w:rPr>
+        <w:t xml:space="preserve">4060 DE关闭 </w:t>
+      </w:r>
+      <w:proofErr w:type="spellStart"/>
+      <w:r>
+        <w:rPr>
+          <w:rFonts w:hint="eastAsia"/>
+          <w:sz w:val="16"/>
+          <w:szCs w:val="18"/>
+        </w:rPr>
+        <w:t>enlayer</w:t>
+      </w:r>
+      <w:proofErr w:type="spellEnd"/>
+      <w:r>
+        <w:rPr>
+          <w:rFonts w:hint="eastAsia"/>
+          <w:sz w:val="16"/>
+          <w:szCs w:val="18"/>
+        </w:rPr>
+        <w:t>=3</w:t>
+      </w:r>
+      <w:r>
+        <w:rPr>
+          <w:rFonts w:hint="eastAsia"/>
+          <w:sz w:val="16"/>
+          <w:szCs w:val="18"/>
+        </w:rPr>
+        <w:t xml:space="preserve"> dropout=0.2</w:t>
+      </w:r>
+    </w:p>
+    <w:p>
+      <w:pPr>
+        <w:spacing w:after="0" w:line="240" w:lineRule="auto"/>
+        <w:jc w:val="both"/>
+        <w:rPr>
+          <w:sz w:val="16"/>
+          <w:szCs w:val="18"/>
+        </w:rPr>
+      </w:pPr>
+      <w:r>
+        <w:rPr>
+          <w:sz w:val="16"/>
+          <w:szCs w:val="18"/>
+        </w:rPr>
+        <w:t>7   0.8791666666666667 0.8276432037461449 0.8351565373624197 0.7272727272727273 0.6666666666666666 0.78125    0.6956471834006408</w:t>
+      </w:r>
+    </w:p>
+    <w:p>
+      <w:pPr>
+        <w:spacing w:after="0" w:line="240" w:lineRule="auto"/>
+        <w:jc w:val="both"/>
+        <w:rPr>
+          <w:sz w:val="16"/>
+          <w:szCs w:val="18"/>
+        </w:rPr>
+      </w:pPr>
+      <w:r>
+        <w:rPr>
+          <w:rFonts w:hint="eastAsia"/>
+          <w:sz w:val="16"/>
+          <w:szCs w:val="18"/>
+        </w:rPr>
+        <w:t>6.</w:t>
+      </w:r>
+      <w:r>
+        <w:rPr>
+          <w:rFonts w:hint="eastAsia"/>
+          <w:sz w:val="16"/>
+          <w:szCs w:val="18"/>
+        </w:rPr>
+        <w:t xml:space="preserve">4060 </w:t>
+      </w:r>
+      <w:r>
+        <w:rPr>
+          <w:rFonts w:hint="eastAsia"/>
+          <w:color w:val="EE0000"/>
+          <w:sz w:val="16"/>
+          <w:szCs w:val="18"/>
+        </w:rPr>
+        <w:t>DE关闭</w:t>
+      </w:r>
+      <w:r>
+        <w:rPr>
+          <w:rFonts w:hint="eastAsia"/>
+          <w:sz w:val="16"/>
+          <w:szCs w:val="18"/>
+        </w:rPr>
+        <w:t xml:space="preserve"> 原值</w:t>
+      </w:r>
+    </w:p>
+    <w:p>
+      <w:pPr>
+        <w:spacing w:after="0" w:line="240" w:lineRule="auto"/>
+        <w:jc w:val="both"/>
+        <w:rPr>
+          <w:sz w:val="16"/>
+          <w:szCs w:val="18"/>
+        </w:rPr>
+      </w:pPr>
+      <w:proofErr w:type="gramStart"/>
+      <w:r>
+        <w:rPr>
+          <w:sz w:val="16"/>
+          <w:szCs w:val="18"/>
+        </w:rPr>
+        <w:t>24  0.875</w:t>
+      </w:r>
+      <w:proofErr w:type="gramEnd"/>
+      <w:r>
+        <w:rPr>
+          <w:sz w:val="16"/>
+          <w:szCs w:val="18"/>
+        </w:rPr>
+        <w:t xml:space="preserve">  0.8153986604354251 0.8234901672401672 0.7    0.5833333333333334 0.75   0.6363586777245892</w:t>
+      </w:r>
+    </w:p>
+    <w:p>
+      <w:pPr>
+        <w:spacing w:after="0" w:line="240" w:lineRule="auto"/>
+        <w:jc w:val="both"/>
+        <w:rPr>
+          <w:sz w:val="16"/>
+          <w:szCs w:val="18"/>
+        </w:rPr>
+      </w:pPr>
+      <w:r>
+        <w:rPr>
+          <w:rFonts w:hint="eastAsia"/>
+          <w:sz w:val="16"/>
+          <w:szCs w:val="18"/>
+        </w:rPr>
+        <w:t>7.4060 DE关闭 dropout=0.25</w:t>
+      </w:r>
+    </w:p>
+    <w:p>
+      <w:pPr>
+        <w:spacing w:after="0" w:line="240" w:lineRule="auto"/>
+        <w:jc w:val="both"/>
+        <w:rPr>
+          <w:sz w:val="16"/>
+          <w:szCs w:val="18"/>
+        </w:rPr>
+      </w:pPr>
+      <w:r>
+        <w:rPr>
+          <w:sz w:val="16"/>
+          <w:szCs w:val="18"/>
+        </w:rPr>
+        <w:t>7</w:t>
+      </w:r>
+      <w:r>
+        <w:rPr>
+          <w:sz w:val="16"/>
+          <w:szCs w:val="18"/>
+        </w:rPr>
+        <w:tab/>
+        <w:t>0.8416666666666667</w:t>
+      </w:r>
+      <w:r>
+        <w:rPr>
+          <w:sz w:val="16"/>
+          <w:szCs w:val="18"/>
+        </w:rPr>
+        <w:tab/>
+        <w:t>0.8045429914083165</w:t>
+      </w:r>
+      <w:r>
+        <w:rPr>
+          <w:sz w:val="16"/>
+          <w:szCs w:val="18"/>
+        </w:rPr>
+        <w:tab/>
+        <w:t>0.8118334151228889</w:t>
+      </w:r>
+      <w:r>
+        <w:rPr>
+          <w:sz w:val="16"/>
+          <w:szCs w:val="18"/>
+        </w:rPr>
+        <w:tab/>
+        <w:t>0.5789473684210527</w:t>
+      </w:r>
+      <w:r>
+        <w:rPr>
+          <w:sz w:val="16"/>
+          <w:szCs w:val="18"/>
+        </w:rPr>
+        <w:tab/>
+        <w:t>0.9166666666666666</w:t>
+      </w:r>
+      <w:r>
+        <w:rPr>
+          <w:sz w:val="16"/>
+          <w:szCs w:val="18"/>
+        </w:rPr>
+        <w:tab/>
+        <w:t>0.71875</w:t>
+      </w:r>
+      <w:r>
+        <w:rPr>
+          <w:sz w:val="16"/>
+          <w:szCs w:val="18"/>
+        </w:rPr>
+        <w:tab/>
+        <w:t>0.7096726743293329</w:t>
+      </w:r>
+    </w:p>
+    <w:p>
+      <w:pPr>
+        <w:spacing w:after="0" w:line="240" w:lineRule="auto"/>
+        <w:jc w:val="both"/>
+        <w:rPr>
           <w:sz w:val="16"/>
           <w:szCs w:val="18"/>
         </w:rPr>
@@ -8432,7 +13588,250 @@
         <w:spacing w:after="0" w:line="240" w:lineRule="auto"/>
         <w:jc w:val="both"/>
         <w:rPr>
-          <w:rFonts w:hint="eastAsia"/>
+          <w:sz w:val="16"/>
+          <w:szCs w:val="18"/>
+        </w:rPr>
+      </w:pPr>
+      <w:r>
+        <w:rPr>
+          <w:rFonts w:hint="eastAsia"/>
+          <w:sz w:val="16"/>
+          <w:szCs w:val="18"/>
+        </w:rPr>
+        <w:t>此外,在</w:t>
+      </w:r>
+      <w:proofErr w:type="spellStart"/>
+      <w:r>
+        <w:rPr>
+          <w:rFonts w:hint="eastAsia"/>
+          <w:sz w:val="16"/>
+          <w:szCs w:val="18"/>
+        </w:rPr>
+        <w:t>bindingdb</w:t>
+      </w:r>
+      <w:proofErr w:type="spellEnd"/>
+      <w:r>
+        <w:rPr>
+          <w:rFonts w:hint="eastAsia"/>
+          <w:sz w:val="16"/>
+          <w:szCs w:val="18"/>
+        </w:rPr>
+        <w:t xml:space="preserve"> cluster上的超参数设置实验确定</w:t>
+      </w:r>
+    </w:p>
+    <w:p>
+      <w:pPr>
+        <w:spacing w:after="0" w:line="240" w:lineRule="auto"/>
+        <w:jc w:val="both"/>
+        <w:rPr>
+          <w:sz w:val="16"/>
+          <w:szCs w:val="18"/>
+        </w:rPr>
+      </w:pPr>
+      <w:r>
+        <w:rPr>
+          <w:rFonts w:hint="eastAsia"/>
+          <w:sz w:val="16"/>
+          <w:szCs w:val="18"/>
+        </w:rPr>
+        <w:t>1.</w:t>
+      </w:r>
+      <w:r>
+        <w:rPr>
+          <w:rFonts w:hint="eastAsia"/>
+          <w:sz w:val="16"/>
+          <w:szCs w:val="18"/>
+        </w:rPr>
+        <w:t xml:space="preserve">4060 DE开启 </w:t>
+      </w:r>
+      <w:r>
+        <w:rPr>
+          <w:rFonts w:hint="eastAsia"/>
+          <w:sz w:val="16"/>
+          <w:szCs w:val="18"/>
+        </w:rPr>
+        <w:t>原参数</w:t>
+      </w:r>
+    </w:p>
+    <w:p>
+      <w:pPr>
+        <w:spacing w:after="0" w:line="240" w:lineRule="auto"/>
+        <w:jc w:val="both"/>
+        <w:rPr>
+          <w:sz w:val="16"/>
+          <w:szCs w:val="18"/>
+        </w:rPr>
+      </w:pPr>
+      <w:proofErr w:type="gramStart"/>
+      <w:r>
+        <w:rPr>
+          <w:sz w:val="16"/>
+          <w:szCs w:val="18"/>
+        </w:rPr>
+        <w:t>13  0.8671875</w:t>
+      </w:r>
+      <w:proofErr w:type="gramEnd"/>
+      <w:r>
+        <w:rPr>
+          <w:sz w:val="16"/>
+          <w:szCs w:val="18"/>
+        </w:rPr>
+        <w:t xml:space="preserve">  </w:t>
+      </w:r>
+      <w:proofErr w:type="gramStart"/>
+      <w:r>
+        <w:rPr>
+          <w:sz w:val="16"/>
+          <w:szCs w:val="18"/>
+        </w:rPr>
+        <w:t>0.887569140174439  0.8908390726121704</w:t>
+      </w:r>
+      <w:proofErr w:type="gramEnd"/>
+      <w:r>
+        <w:rPr>
+          <w:sz w:val="16"/>
+          <w:szCs w:val="18"/>
+        </w:rPr>
+        <w:t xml:space="preserve"> 0.6363636363636364 </w:t>
+      </w:r>
+      <w:proofErr w:type="gramStart"/>
+      <w:r>
+        <w:rPr>
+          <w:sz w:val="16"/>
+          <w:szCs w:val="18"/>
+        </w:rPr>
+        <w:t>0.875  0.6875</w:t>
+      </w:r>
+      <w:proofErr w:type="gramEnd"/>
+      <w:r>
+        <w:rPr>
+          <w:sz w:val="16"/>
+          <w:szCs w:val="18"/>
+        </w:rPr>
+        <w:t xml:space="preserve"> 0.7368372299491552</w:t>
+      </w:r>
+    </w:p>
+    <w:p>
+      <w:pPr>
+        <w:spacing w:after="0" w:line="240" w:lineRule="auto"/>
+        <w:jc w:val="both"/>
+        <w:rPr>
+          <w:sz w:val="16"/>
+          <w:szCs w:val="18"/>
+        </w:rPr>
+      </w:pPr>
+      <w:r>
+        <w:rPr>
+          <w:rFonts w:hint="eastAsia"/>
+          <w:sz w:val="16"/>
+          <w:szCs w:val="18"/>
+        </w:rPr>
+        <w:t>2.</w:t>
+      </w:r>
+      <w:r>
+        <w:rPr>
+          <w:rFonts w:hint="eastAsia"/>
+          <w:sz w:val="16"/>
+          <w:szCs w:val="18"/>
+        </w:rPr>
+        <w:t>4070</w:t>
+      </w:r>
+      <w:r>
+        <w:rPr>
+          <w:rFonts w:hint="eastAsia"/>
+          <w:sz w:val="16"/>
+          <w:szCs w:val="18"/>
+        </w:rPr>
+        <w:t xml:space="preserve"> DE关闭 原参数</w:t>
+      </w:r>
+    </w:p>
+    <w:p>
+      <w:pPr>
+        <w:spacing w:after="0" w:line="240" w:lineRule="auto"/>
+        <w:jc w:val="both"/>
+        <w:rPr>
+          <w:rFonts w:hint="eastAsia"/>
+          <w:sz w:val="16"/>
+          <w:szCs w:val="18"/>
+        </w:rPr>
+      </w:pPr>
+      <w:r>
+        <w:rPr>
+          <w:rFonts w:hint="eastAsia"/>
+          <w:sz w:val="16"/>
+          <w:szCs w:val="18"/>
+        </w:rPr>
+        <w:t>14</w:t>
+      </w:r>
+      <w:r>
+        <w:rPr>
+          <w:rFonts w:hint="eastAsia"/>
+          <w:sz w:val="16"/>
+          <w:szCs w:val="18"/>
+        </w:rPr>
+        <w:tab/>
+        <w:t>0.89453125</w:t>
+      </w:r>
+      <w:r>
+        <w:rPr>
+          <w:rFonts w:hint="eastAsia"/>
+          <w:sz w:val="16"/>
+          <w:szCs w:val="18"/>
+        </w:rPr>
+        <w:tab/>
+        <w:t>0.8940143225629159</w:t>
+      </w:r>
+      <w:r>
+        <w:rPr>
+          <w:rFonts w:hint="eastAsia"/>
+          <w:sz w:val="16"/>
+          <w:szCs w:val="18"/>
+        </w:rPr>
+        <w:tab/>
+        <w:t>0.897821558503304</w:t>
+      </w:r>
+      <w:r>
+        <w:rPr>
+          <w:rFonts w:hint="eastAsia"/>
+          <w:sz w:val="16"/>
+          <w:szCs w:val="18"/>
+        </w:rPr>
+        <w:tab/>
+        <w:t>0.75</w:t>
+      </w:r>
+      <w:r>
+        <w:rPr>
+          <w:rFonts w:hint="eastAsia"/>
+          <w:sz w:val="16"/>
+          <w:szCs w:val="18"/>
+        </w:rPr>
+        <w:tab/>
+        <w:t>0.75</w:t>
+      </w:r>
+      <w:r>
+        <w:rPr>
+          <w:rFonts w:hint="eastAsia"/>
+          <w:sz w:val="16"/>
+          <w:szCs w:val="18"/>
+        </w:rPr>
+        <w:tab/>
+        <w:t>0.75</w:t>
+      </w:r>
+      <w:r>
+        <w:rPr>
+          <w:rFonts w:hint="eastAsia"/>
+          <w:sz w:val="16"/>
+          <w:szCs w:val="18"/>
+        </w:rPr>
+        <w:tab/>
+        <w:t>0.7499950000333331</w:t>
+      </w:r>
+    </w:p>
+    <w:p>
+      <w:pPr>
+        <w:spacing w:after="0" w:line="240" w:lineRule="auto"/>
+        <w:jc w:val="both"/>
+        <w:rPr>
           <w:sz w:val="16"/>
           <w:szCs w:val="18"/>
         </w:rPr>
@@ -8443,7 +13842,6 @@
         <w:spacing w:after="0" w:line="240" w:lineRule="auto"/>
         <w:jc w:val="both"/>
         <w:rPr>
-          <w:rFonts w:hint="eastAsia"/>
           <w:sz w:val="16"/>
           <w:szCs w:val="18"/>
         </w:rPr>
@@ -8454,22 +13852,43 @@
           <w:sz w:val="16"/>
           <w:szCs w:val="18"/>
         </w:rPr>
-        <w:t>8.</w:t>
-      </w:r>
-      <w:r>
-        <w:rPr>
-          <w:rFonts w:hint="eastAsia"/>
-          <w:sz w:val="16"/>
-          <w:szCs w:val="18"/>
-        </w:rPr>
-        <w:t>每一个</w:t>
-      </w:r>
-      <w:r>
-        <w:rPr>
-          <w:sz w:val="16"/>
-          <w:szCs w:val="18"/>
-        </w:rPr>
-        <w:t>DataLoader</w:t>
+        <w:t>在</w:t>
+      </w:r>
+      <w:proofErr w:type="spellStart"/>
+      <w:r>
+        <w:rPr>
+          <w:rFonts w:hint="eastAsia"/>
+          <w:sz w:val="16"/>
+          <w:szCs w:val="18"/>
+        </w:rPr>
+        <w:t>bindingdb</w:t>
+      </w:r>
+      <w:proofErr w:type="spellEnd"/>
+      <w:r>
+        <w:rPr>
+          <w:rFonts w:hint="eastAsia"/>
+          <w:sz w:val="16"/>
+          <w:szCs w:val="18"/>
+        </w:rPr>
+        <w:t xml:space="preserve"> </w:t>
+      </w:r>
+      <w:proofErr w:type="spellStart"/>
+      <w:r>
+        <w:rPr>
+          <w:rFonts w:hint="eastAsia"/>
+          <w:sz w:val="16"/>
+          <w:szCs w:val="18"/>
+        </w:rPr>
+        <w:t>cold_protein</w:t>
+      </w:r>
+      <w:proofErr w:type="spellEnd"/>
+      <w:r>
+        <w:rPr>
+          <w:rFonts w:hint="eastAsia"/>
+          <w:sz w:val="16"/>
+          <w:szCs w:val="18"/>
+        </w:rPr>
+        <w:t>上由于DE3,3运行时间每个epoch会达到1小时，所以进行了2,1和1,1的实验，这些只需要20分钟1个epoch</w:t>
       </w:r>
     </w:p>
     <w:p>
@@ -8477,7 +13896,6 @@
         <w:spacing w:after="0" w:line="240" w:lineRule="auto"/>
         <w:jc w:val="both"/>
         <w:rPr>
-          <w:rFonts w:hint="eastAsia"/>
           <w:sz w:val="16"/>
           <w:szCs w:val="18"/>
         </w:rPr>
@@ -8488,68 +13906,30 @@
           <w:sz w:val="16"/>
           <w:szCs w:val="18"/>
         </w:rPr>
-        <w:t xml:space="preserve">batchList = </w:t>
-      </w:r>
-      <w:r>
-        <w:rPr>
-          <w:sz w:val="16"/>
-          <w:szCs w:val="18"/>
-        </w:rPr>
-        <w:t>[tSource</w:t>
-      </w:r>
-      <w:r>
-        <w:rPr>
-          <w:rFonts w:hint="eastAsia"/>
-          <w:sz w:val="16"/>
-          <w:szCs w:val="18"/>
-        </w:rPr>
-        <w:t>(</w:t>
-      </w:r>
-      <w:r>
-        <w:rPr>
-          <w:sz w:val="16"/>
-          <w:szCs w:val="18"/>
-        </w:rPr>
-        <w:t>tSource</w:t>
-      </w:r>
-      <w:r>
-        <w:rPr>
-          <w:rFonts w:hint="eastAsia"/>
-          <w:sz w:val="16"/>
-          <w:szCs w:val="18"/>
-        </w:rPr>
-        <w:t>.pkl</w:t>
-      </w:r>
-      <w:r>
-        <w:rPr>
-          <w:rFonts w:hint="eastAsia"/>
-          <w:sz w:val="16"/>
-          <w:szCs w:val="18"/>
-        </w:rPr>
-        <w:t>的存储值</w:t>
-      </w:r>
-      <w:r>
-        <w:rPr>
-          <w:rFonts w:hint="eastAsia"/>
-          <w:sz w:val="16"/>
-          <w:szCs w:val="18"/>
-        </w:rPr>
-        <w:t>,</w:t>
-      </w:r>
-      <w:r>
-        <w:rPr>
-          <w:rFonts w:hint="eastAsia"/>
-          <w:sz w:val="16"/>
-          <w:szCs w:val="18"/>
-        </w:rPr>
-        <w:t>,pkl存储原始字符串值)</w:t>
-      </w:r>
-      <w:r>
-        <w:rPr>
-          <w:sz w:val="16"/>
-          <w:szCs w:val="18"/>
-        </w:rPr>
-        <w:t xml:space="preserve">, </w:t>
+        <w:t>1.4060 DE1,1</w:t>
+      </w:r>
+      <w:r>
+        <w:rPr>
+          <w:sz w:val="16"/>
+          <w:szCs w:val="18"/>
+        </w:rPr>
+        <w:br/>
+      </w:r>
+      <w:proofErr w:type="gramStart"/>
+      <w:r>
+        <w:rPr>
+          <w:sz w:val="16"/>
+          <w:szCs w:val="18"/>
+        </w:rPr>
+        <w:t>10  0.8416666666666666</w:t>
+      </w:r>
+      <w:proofErr w:type="gramEnd"/>
+      <w:r>
+        <w:rPr>
+          <w:sz w:val="16"/>
+          <w:szCs w:val="18"/>
+        </w:rPr>
+        <w:t xml:space="preserve"> 0.8221213200379867 0.8280626780626781 0.75   0.5    0.75   0.5999952000383997</w:t>
       </w:r>
     </w:p>
     <w:p>
@@ -8564,48 +13944,19 @@
       </w:pPr>
       <w:r>
         <w:rPr>
-          <w:sz w:val="16"/>
-          <w:szCs w:val="18"/>
-        </w:rPr>
-        <w:t>compound</w:t>
-      </w:r>
-      <w:r>
-        <w:rPr>
-          <w:rFonts w:hint="eastAsia"/>
-          <w:sz w:val="16"/>
-          <w:szCs w:val="18"/>
-        </w:rPr>
-        <w:t>（</w:t>
-      </w:r>
-      <w:r>
-        <w:rPr>
-          <w:sz w:val="16"/>
-          <w:szCs w:val="18"/>
-        </w:rPr>
-        <w:t>smilesembeddings</w:t>
-      </w:r>
-      <w:r>
-        <w:rPr>
-          <w:rFonts w:hint="eastAsia"/>
-          <w:sz w:val="16"/>
-          <w:szCs w:val="18"/>
-        </w:rPr>
-        <w:t>.pkl的存储值,存储了smile的编码</w:t>
-      </w:r>
-      <w:r>
-        <w:rPr>
-          <w:rFonts w:hint="eastAsia"/>
-          <w:sz w:val="16"/>
-          <w:szCs w:val="18"/>
-        </w:rPr>
-        <w:t>）</w:t>
-      </w:r>
-      <w:r>
-        <w:rPr>
-          <w:sz w:val="16"/>
-          <w:szCs w:val="18"/>
-        </w:rPr>
-        <w:t xml:space="preserve">, </w:t>
+          <w:rFonts w:hint="eastAsia"/>
+          <w:sz w:val="16"/>
+          <w:szCs w:val="18"/>
+        </w:rPr>
+        <w:t>2.</w:t>
+      </w:r>
+      <w:r>
+        <w:rPr>
+          <w:rFonts w:hint="eastAsia"/>
+          <w:sz w:val="16"/>
+          <w:szCs w:val="18"/>
+        </w:rPr>
+        <w:t>4070 DE2,1</w:t>
       </w:r>
     </w:p>
     <w:p>
@@ -8613,47 +13964,80 @@
         <w:spacing w:after="0" w:line="240" w:lineRule="auto"/>
         <w:jc w:val="both"/>
         <w:rPr>
-          <w:rFonts w:hint="eastAsia"/>
           <w:sz w:val="16"/>
           <w:szCs w:val="18"/>
         </w:rPr>
       </w:pPr>
       <w:r>
         <w:rPr>
-          <w:sz w:val="16"/>
-          <w:szCs w:val="18"/>
-        </w:rPr>
-        <w:t>protein</w:t>
-      </w:r>
-      <w:r>
-        <w:rPr>
-          <w:rFonts w:hint="eastAsia"/>
-          <w:sz w:val="16"/>
-          <w:szCs w:val="18"/>
-        </w:rPr>
-        <w:t>（</w:t>
-      </w:r>
-      <w:r>
-        <w:rPr>
-          <w:sz w:val="16"/>
-          <w:szCs w:val="18"/>
-        </w:rPr>
-        <w:t>proteinStack</w:t>
-      </w:r>
-      <w:r>
-        <w:rPr>
-          <w:rFonts w:hint="eastAsia"/>
-          <w:sz w:val="16"/>
-          <w:szCs w:val="18"/>
-        </w:rPr>
-        <w:t>.pkl的存储值,存储了Protein的编码）</w:t>
-      </w:r>
-      <w:r>
-        <w:rPr>
-          <w:sz w:val="16"/>
-          <w:szCs w:val="18"/>
-        </w:rPr>
-        <w:t>,</w:t>
+          <w:rFonts w:hint="eastAsia"/>
+          <w:sz w:val="16"/>
+          <w:szCs w:val="18"/>
+        </w:rPr>
+        <w:t>9</w:t>
+      </w:r>
+      <w:r>
+        <w:rPr>
+          <w:rFonts w:hint="eastAsia"/>
+          <w:sz w:val="16"/>
+          <w:szCs w:val="18"/>
+        </w:rPr>
+        <w:tab/>
+        <w:t>0.8958333333333334</w:t>
+      </w:r>
+      <w:r>
+        <w:rPr>
+          <w:rFonts w:hint="eastAsia"/>
+          <w:sz w:val="16"/>
+          <w:szCs w:val="18"/>
+        </w:rPr>
+        <w:tab/>
+        <w:t>0.8570070243009484</w:t>
+      </w:r>
+      <w:r>
+        <w:rPr>
+          <w:rFonts w:hint="eastAsia"/>
+          <w:sz w:val="16"/>
+          <w:szCs w:val="18"/>
+        </w:rPr>
+        <w:tab/>
+        <w:t>0.8626630915524105</w:t>
+      </w:r>
+      <w:r>
+        <w:rPr>
+          <w:rFonts w:hint="eastAsia"/>
+          <w:sz w:val="16"/>
+          <w:szCs w:val="18"/>
+        </w:rPr>
+        <w:tab/>
+        <w:t>0.6923076923076923</w:t>
+      </w:r>
+      <w:r>
+        <w:rPr>
+          <w:rFonts w:hint="eastAsia"/>
+          <w:sz w:val="16"/>
+          <w:szCs w:val="18"/>
+        </w:rPr>
+        <w:tab/>
+        <w:t>0.75</w:t>
+      </w:r>
+      <w:r>
+        <w:rPr>
+          <w:rFonts w:hint="eastAsia"/>
+          <w:sz w:val="16"/>
+          <w:szCs w:val="18"/>
+        </w:rPr>
+        <w:tab/>
+        <w:t>0.78125</w:t>
+      </w:r>
+      <w:r>
+        <w:rPr>
+          <w:rFonts w:hint="eastAsia"/>
+          <w:sz w:val="16"/>
+          <w:szCs w:val="18"/>
+        </w:rPr>
+        <w:tab/>
+        <w:t>0.7199950080346108</w:t>
       </w:r>
     </w:p>
     <w:p>
@@ -8661,63 +14045,17 @@
         <w:spacing w:after="0" w:line="240" w:lineRule="auto"/>
         <w:jc w:val="both"/>
         <w:rPr>
-          <w:rFonts w:hint="eastAsia"/>
           <w:sz w:val="16"/>
           <w:szCs w:val="18"/>
         </w:rPr>
       </w:pPr>
       <w:r>
         <w:rPr>
-          <w:sz w:val="16"/>
-          <w:szCs w:val="18"/>
-        </w:rPr>
-        <w:t xml:space="preserve"> Cov</w:t>
-      </w:r>
-      <w:r>
-        <w:rPr>
-          <w:rFonts w:hint="eastAsia"/>
-          <w:sz w:val="16"/>
-          <w:szCs w:val="18"/>
-        </w:rPr>
-        <w:t>(</w:t>
-      </w:r>
-      <w:r>
-        <w:rPr>
-          <w:sz w:val="16"/>
-          <w:szCs w:val="18"/>
-        </w:rPr>
-        <w:t>cov</w:t>
-      </w:r>
-      <w:r>
-        <w:rPr>
-          <w:rFonts w:hint="eastAsia"/>
-          <w:sz w:val="16"/>
-          <w:szCs w:val="18"/>
-        </w:rPr>
-        <w:t>.pkl的存储值,存储了蛋白质堆叠</w:t>
-      </w:r>
-      <w:r>
-        <w:rPr>
-          <w:rFonts w:hint="eastAsia"/>
-          <w:sz w:val="16"/>
-          <w:szCs w:val="18"/>
-        </w:rPr>
-        <w:t>编码</w:t>
-      </w:r>
-      <w:r>
-        <w:rPr>
-          <w:rFonts w:hint="eastAsia"/>
-          <w:sz w:val="16"/>
-          <w:szCs w:val="18"/>
-        </w:rPr>
-        <w:t>，但其实因为501不涉及多链蛋白,所以没用到)</w:t>
-      </w:r>
-      <w:r>
-        <w:rPr>
-          <w:sz w:val="16"/>
-          <w:szCs w:val="18"/>
-        </w:rPr>
-        <w:t xml:space="preserve">, </w:t>
+          <w:rFonts w:hint="eastAsia"/>
+          <w:sz w:val="16"/>
+          <w:szCs w:val="18"/>
+        </w:rPr>
+        <w:t>3.4060 DE3,3</w:t>
       </w:r>
     </w:p>
     <w:p>
@@ -8725,63 +14063,36 @@
         <w:spacing w:after="0" w:line="240" w:lineRule="auto"/>
         <w:jc w:val="both"/>
         <w:rPr>
-          <w:rFonts w:hint="eastAsia"/>
+          <w:color w:val="EE0000"/>
           <w:sz w:val="16"/>
           <w:szCs w:val="18"/>
         </w:rPr>
       </w:pPr>
       <w:r>
         <w:rPr>
-          <w:sz w:val="16"/>
-          <w:szCs w:val="18"/>
-        </w:rPr>
-        <w:t>PH</w:t>
-      </w:r>
-      <w:r>
-        <w:rPr>
-          <w:rFonts w:hint="eastAsia"/>
-          <w:sz w:val="16"/>
-          <w:szCs w:val="18"/>
-        </w:rPr>
-        <w:t>（</w:t>
-      </w:r>
-      <w:r>
-        <w:rPr>
-          <w:sz w:val="16"/>
-          <w:szCs w:val="18"/>
-        </w:rPr>
-        <w:t>coder_ph</w:t>
-      </w:r>
-      <w:r>
-        <w:rPr>
-          <w:rFonts w:hint="eastAsia"/>
-          <w:sz w:val="16"/>
-          <w:szCs w:val="18"/>
-        </w:rPr>
-        <w:t>.pkl的存储值,存储了</w:t>
-      </w:r>
-      <w:r>
-        <w:rPr>
-          <w:rFonts w:hint="eastAsia"/>
-          <w:sz w:val="16"/>
-          <w:szCs w:val="18"/>
-        </w:rPr>
-        <w:t>PH编码值</w:t>
-      </w:r>
-      <w:r>
-        <w:rPr>
-          <w:rFonts w:hint="eastAsia"/>
-          <w:sz w:val="16"/>
-          <w:szCs w:val="18"/>
-        </w:rPr>
-        <w:t>）</w:t>
-      </w:r>
-      <w:r>
-        <w:rPr>
-          <w:sz w:val="16"/>
-          <w:szCs w:val="18"/>
-        </w:rPr>
-        <w:t>,</w:t>
+          <w:color w:val="EE0000"/>
+          <w:sz w:val="16"/>
+          <w:szCs w:val="18"/>
+        </w:rPr>
+        <w:t>8   0.8875 0.8878105590062111 0.8907004830917874 0.</w:t>
+      </w:r>
+      <w:proofErr w:type="gramStart"/>
+      <w:r>
+        <w:rPr>
+          <w:color w:val="EE0000"/>
+          <w:sz w:val="16"/>
+          <w:szCs w:val="18"/>
+        </w:rPr>
+        <w:t>625  0.8333333333333334</w:t>
+      </w:r>
+      <w:proofErr w:type="gramEnd"/>
+      <w:r>
+        <w:rPr>
+          <w:color w:val="EE0000"/>
+          <w:sz w:val="16"/>
+          <w:szCs w:val="18"/>
+        </w:rPr>
+        <w:t xml:space="preserve"> 0.75   0.7142808163601163</w:t>
       </w:r>
     </w:p>
     <w:p>
@@ -8794,59 +14105,6 @@
           <w:szCs w:val="18"/>
         </w:rPr>
       </w:pPr>
-      <w:r>
-        <w:rPr>
-          <w:sz w:val="16"/>
-          <w:szCs w:val="18"/>
-        </w:rPr>
-        <w:t>Temp</w:t>
-      </w:r>
-      <w:r>
-        <w:rPr>
-          <w:rFonts w:hint="eastAsia"/>
-          <w:sz w:val="16"/>
-          <w:szCs w:val="18"/>
-        </w:rPr>
-        <w:t>（</w:t>
-      </w:r>
-      <w:r>
-        <w:rPr>
-          <w:sz w:val="16"/>
-          <w:szCs w:val="18"/>
-        </w:rPr>
-        <w:t>coder_temp</w:t>
-      </w:r>
-      <w:r>
-        <w:rPr>
-          <w:rFonts w:hint="eastAsia"/>
-          <w:sz w:val="16"/>
-          <w:szCs w:val="18"/>
-        </w:rPr>
-        <w:t>.pkl的存储值,存储了</w:t>
-      </w:r>
-      <w:r>
-        <w:rPr>
-          <w:rFonts w:hint="eastAsia"/>
-          <w:sz w:val="16"/>
-          <w:szCs w:val="18"/>
-        </w:rPr>
-        <w:t>温度</w:t>
-      </w:r>
-      <w:r>
-        <w:rPr>
-          <w:rFonts w:hint="eastAsia"/>
-          <w:sz w:val="16"/>
-          <w:szCs w:val="18"/>
-        </w:rPr>
-        <w:t>编码值）</w:t>
-      </w:r>
-      <w:r>
-        <w:rPr>
-          <w:sz w:val="16"/>
-          <w:szCs w:val="18"/>
-        </w:rPr>
-        <w:t xml:space="preserve">, </w:t>
-      </w:r>
     </w:p>
     <w:p>
       <w:pPr>
@@ -8858,59 +14116,6 @@
           <w:szCs w:val="18"/>
         </w:rPr>
       </w:pPr>
-      <w:r>
-        <w:rPr>
-          <w:sz w:val="16"/>
-          <w:szCs w:val="18"/>
-        </w:rPr>
-        <w:t>smileNode</w:t>
-      </w:r>
-      <w:r>
-        <w:rPr>
-          <w:rFonts w:hint="eastAsia"/>
-          <w:sz w:val="16"/>
-          <w:szCs w:val="18"/>
-        </w:rPr>
-        <w:t>（</w:t>
-      </w:r>
-      <w:r>
-        <w:rPr>
-          <w:sz w:val="16"/>
-          <w:szCs w:val="18"/>
-        </w:rPr>
-        <w:t>SmileNode</w:t>
-      </w:r>
-      <w:r>
-        <w:rPr>
-          <w:rFonts w:hint="eastAsia"/>
-          <w:sz w:val="16"/>
-          <w:szCs w:val="18"/>
-        </w:rPr>
-        <w:t>.pkl的存储值,存储了</w:t>
-      </w:r>
-      <w:r>
-        <w:rPr>
-          <w:rFonts w:hint="eastAsia"/>
-          <w:sz w:val="16"/>
-          <w:szCs w:val="18"/>
-        </w:rPr>
-        <w:t>药物点特征</w:t>
-      </w:r>
-      <w:r>
-        <w:rPr>
-          <w:rFonts w:hint="eastAsia"/>
-          <w:sz w:val="16"/>
-          <w:szCs w:val="18"/>
-        </w:rPr>
-        <w:t>）</w:t>
-      </w:r>
-      <w:r>
-        <w:rPr>
-          <w:sz w:val="16"/>
-          <w:szCs w:val="18"/>
-        </w:rPr>
-        <w:t xml:space="preserve">, </w:t>
-      </w:r>
     </w:p>
     <w:p>
       <w:pPr>
@@ -8924,56 +14129,21 @@
       </w:pPr>
       <w:r>
         <w:rPr>
-          <w:sz w:val="16"/>
-          <w:szCs w:val="18"/>
-        </w:rPr>
-        <w:t>smileEdge</w:t>
-      </w:r>
-      <w:r>
-        <w:rPr>
-          <w:rFonts w:hint="eastAsia"/>
-          <w:sz w:val="16"/>
-          <w:szCs w:val="18"/>
-        </w:rPr>
-        <w:t>（</w:t>
-      </w:r>
-      <w:r>
-        <w:rPr>
-          <w:sz w:val="16"/>
-          <w:szCs w:val="18"/>
-        </w:rPr>
-        <w:t>SmileEdge</w:t>
-      </w:r>
-      <w:r>
-        <w:rPr>
-          <w:rFonts w:hint="eastAsia"/>
-          <w:sz w:val="16"/>
-          <w:szCs w:val="18"/>
-        </w:rPr>
-        <w:t>.pkl的存储值,存储了药物</w:t>
-      </w:r>
-      <w:r>
-        <w:rPr>
-          <w:rFonts w:hint="eastAsia"/>
-          <w:sz w:val="16"/>
-          <w:szCs w:val="18"/>
-        </w:rPr>
-        <w:t>边</w:t>
-      </w:r>
-      <w:r>
-        <w:rPr>
-          <w:rFonts w:hint="eastAsia"/>
-          <w:sz w:val="16"/>
-          <w:szCs w:val="18"/>
-        </w:rPr>
-        <w:t>特征）</w:t>
-      </w:r>
-      <w:r>
-        <w:rPr>
-          <w:sz w:val="16"/>
-          <w:szCs w:val="18"/>
-        </w:rPr>
-        <w:t xml:space="preserve">, </w:t>
+          <w:rFonts w:hint="eastAsia"/>
+          <w:color w:val="4C94D8" w:themeColor="text2" w:themeTint="80"/>
+          <w:sz w:val="16"/>
+          <w:szCs w:val="18"/>
+        </w:rPr>
+        <w:t>采用上述最优参数继续完成其余所有实验</w:t>
+      </w:r>
+      <w:r>
+        <w:rPr>
+          <w:rFonts w:hint="eastAsia"/>
+          <w:color w:val="4C94D8" w:themeColor="text2" w:themeTint="80"/>
+          <w:sz w:val="16"/>
+          <w:szCs w:val="18"/>
+        </w:rPr>
+        <w:t>20250517</w:t>
       </w:r>
     </w:p>
     <w:p>
@@ -8981,97 +14151,20 @@
         <w:spacing w:after="0" w:line="240" w:lineRule="auto"/>
         <w:jc w:val="both"/>
         <w:rPr>
-          <w:rFonts w:hint="eastAsia"/>
           <w:sz w:val="16"/>
           <w:szCs w:val="18"/>
         </w:rPr>
       </w:pPr>
-      <w:r>
-        <w:rPr>
-          <w:sz w:val="16"/>
-          <w:szCs w:val="18"/>
-        </w:rPr>
-        <w:t>proteinFeat</w:t>
-      </w:r>
-      <w:r>
-        <w:rPr>
-          <w:rFonts w:hint="eastAsia"/>
-          <w:sz w:val="16"/>
-          <w:szCs w:val="18"/>
-        </w:rPr>
-        <w:t>（</w:t>
-      </w:r>
-      <w:r>
-        <w:rPr>
-          <w:sz w:val="16"/>
-          <w:szCs w:val="18"/>
-        </w:rPr>
-        <w:t>SmileEdge</w:t>
-      </w:r>
-      <w:r>
-        <w:rPr>
-          <w:rFonts w:hint="eastAsia"/>
-          <w:sz w:val="16"/>
-          <w:szCs w:val="18"/>
-        </w:rPr>
-        <w:t>.pkl的存储值,存储了</w:t>
-      </w:r>
-      <w:r>
-        <w:rPr>
-          <w:rFonts w:hint="eastAsia"/>
-          <w:sz w:val="16"/>
-          <w:szCs w:val="18"/>
-        </w:rPr>
-        <w:t>蛋白质空腔</w:t>
-      </w:r>
-      <w:r>
-        <w:rPr>
-          <w:rFonts w:hint="eastAsia"/>
-          <w:sz w:val="16"/>
-          <w:szCs w:val="18"/>
-        </w:rPr>
-        <w:t>特征）</w:t>
-      </w:r>
-      <w:r>
-        <w:rPr>
-          <w:sz w:val="16"/>
-          <w:szCs w:val="18"/>
-        </w:rPr>
-        <w:t>,</w:t>
-      </w:r>
     </w:p>
     <w:p>
       <w:pPr>
         <w:spacing w:after="0" w:line="240" w:lineRule="auto"/>
         <w:jc w:val="both"/>
         <w:rPr>
-          <w:rFonts w:hint="eastAsia"/>
           <w:sz w:val="16"/>
           <w:szCs w:val="18"/>
         </w:rPr>
       </w:pPr>
-      <w:r>
-        <w:rPr>
-          <w:sz w:val="16"/>
-          <w:szCs w:val="18"/>
-        </w:rPr>
-        <w:t>aaNum</w:t>
-      </w:r>
-      <w:r>
-        <w:rPr>
-          <w:rFonts w:hint="eastAsia"/>
-          <w:sz w:val="16"/>
-          <w:szCs w:val="18"/>
-        </w:rPr>
-        <w:t>(蛋白质中包含的子链个数)</w:t>
-      </w:r>
-      <w:r>
-        <w:rPr>
-          <w:sz w:val="16"/>
-          <w:szCs w:val="18"/>
-        </w:rPr>
-        <w:t>,</w:t>
-      </w:r>
     </w:p>
     <w:p>
       <w:pPr>
@@ -9083,36 +14176,6 @@
           <w:szCs w:val="18"/>
         </w:rPr>
       </w:pPr>
-      <w:r>
-        <w:rPr>
-          <w:sz w:val="16"/>
-          <w:szCs w:val="18"/>
-        </w:rPr>
-        <w:t xml:space="preserve"> Ki</w:t>
-      </w:r>
-      <w:r>
-        <w:rPr>
-          <w:rFonts w:hint="eastAsia"/>
-          <w:sz w:val="16"/>
-          <w:szCs w:val="18"/>
-        </w:rPr>
-        <w:t>(tensor_float 原始值)</w:t>
-      </w:r>
-      <w:r>
-        <w:rPr>
-          <w:sz w:val="16"/>
-          <w:szCs w:val="18"/>
-        </w:rPr>
-        <w:t>,</w:t>
-      </w:r>
-      <w:r>
-        <w:rPr>
-          <w:rFonts w:hint="eastAsia"/>
-          <w:sz w:val="16"/>
-          <w:szCs w:val="18"/>
-        </w:rPr>
-        <w:t>这些原始值若为空值则为tensor_float -inf</w:t>
-      </w:r>
     </w:p>
     <w:p>
       <w:pPr>
@@ -9124,27 +14187,23 @@
           <w:szCs w:val="18"/>
         </w:rPr>
       </w:pPr>
-      <w:r>
-        <w:rPr>
-          <w:sz w:val="16"/>
-          <w:szCs w:val="18"/>
-        </w:rPr>
-        <w:t>IC50</w:t>
-      </w:r>
-      <w:r>
-        <w:rPr>
-          <w:rFonts w:hint="eastAsia"/>
-          <w:sz w:val="16"/>
-          <w:szCs w:val="18"/>
-        </w:rPr>
-        <w:t>(tensor_float 原始值)</w:t>
-      </w:r>
-      <w:r>
-        <w:rPr>
-          <w:sz w:val="16"/>
-          <w:szCs w:val="18"/>
-        </w:rPr>
-        <w:t xml:space="preserve">, </w:t>
+      <w:proofErr w:type="gramStart"/>
+      <w:r>
+        <w:rPr>
+          <w:rFonts w:hint="eastAsia"/>
+          <w:sz w:val="16"/>
+          <w:szCs w:val="18"/>
+        </w:rPr>
+        <w:t>【</w:t>
+      </w:r>
+      <w:proofErr w:type="gramEnd"/>
+      <w:r>
+        <w:rPr>
+          <w:rFonts w:hint="eastAsia"/>
+          <w:sz w:val="16"/>
+          <w:szCs w:val="18"/>
+        </w:rPr>
+        <w:t>random划分仅用到../samples.csv,</w:t>
       </w:r>
     </w:p>
     <w:p>
@@ -9159,25 +14218,56 @@
       </w:pPr>
       <w:r>
         <w:rPr>
-          <w:sz w:val="16"/>
-          <w:szCs w:val="18"/>
-        </w:rPr>
-        <w:t>Kd</w:t>
-      </w:r>
-      <w:r>
-        <w:rPr>
-          <w:rFonts w:hint="eastAsia"/>
-          <w:sz w:val="16"/>
-          <w:szCs w:val="18"/>
-        </w:rPr>
-        <w:t>(tensor_float 原始值)</w:t>
-      </w:r>
-      <w:r>
-        <w:rPr>
-          <w:sz w:val="16"/>
-          <w:szCs w:val="18"/>
-        </w:rPr>
-        <w:t xml:space="preserve">, </w:t>
+          <w:rFonts w:hint="eastAsia"/>
+          <w:sz w:val="16"/>
+          <w:szCs w:val="18"/>
+        </w:rPr>
+        <w:t>cold划分用到</w:t>
+      </w:r>
+      <w:r>
+        <w:rPr>
+          <w:sz w:val="16"/>
+          <w:szCs w:val="18"/>
+        </w:rPr>
+        <w:t>../samples.csv</w:t>
+      </w:r>
+      <w:r>
+        <w:rPr>
+          <w:rFonts w:hint="eastAsia"/>
+          <w:sz w:val="16"/>
+          <w:szCs w:val="18"/>
+        </w:rPr>
+        <w:t>，</w:t>
+      </w:r>
+      <w:r>
+        <w:rPr>
+          <w:sz w:val="16"/>
+          <w:szCs w:val="18"/>
+        </w:rPr>
+        <w:t>../smiles.csv</w:t>
+      </w:r>
+      <w:r>
+        <w:rPr>
+          <w:rFonts w:hint="eastAsia"/>
+          <w:sz w:val="16"/>
+          <w:szCs w:val="18"/>
+        </w:rPr>
+        <w:t>，</w:t>
+      </w:r>
+      <w:r>
+        <w:rPr>
+          <w:sz w:val="16"/>
+          <w:szCs w:val="18"/>
+        </w:rPr>
+        <w:t>../protein.csv</w:t>
+      </w:r>
+      <w:r>
+        <w:rPr>
+          <w:rFonts w:hint="eastAsia"/>
+          <w:sz w:val="16"/>
+          <w:szCs w:val="18"/>
+        </w:rPr>
+        <w:t>，</w:t>
       </w:r>
     </w:p>
     <w:p>
@@ -9192,25 +14282,56 @@
       </w:pPr>
       <w:r>
         <w:rPr>
-          <w:sz w:val="16"/>
-          <w:szCs w:val="18"/>
-        </w:rPr>
-        <w:t>EC50</w:t>
-      </w:r>
-      <w:r>
-        <w:rPr>
-          <w:rFonts w:hint="eastAsia"/>
-          <w:sz w:val="16"/>
-          <w:szCs w:val="18"/>
-        </w:rPr>
-        <w:t>(tensor_float 原始值)</w:t>
-      </w:r>
-      <w:r>
-        <w:rPr>
-          <w:sz w:val="16"/>
-          <w:szCs w:val="18"/>
-        </w:rPr>
-        <w:t xml:space="preserve">, </w:t>
+          <w:rFonts w:hint="eastAsia"/>
+          <w:sz w:val="16"/>
+          <w:szCs w:val="18"/>
+        </w:rPr>
+        <w:t>cluster划分用到</w:t>
+      </w:r>
+      <w:r>
+        <w:rPr>
+          <w:sz w:val="16"/>
+          <w:szCs w:val="18"/>
+        </w:rPr>
+        <w:t>../samples.csv</w:t>
+      </w:r>
+      <w:r>
+        <w:rPr>
+          <w:rFonts w:hint="eastAsia"/>
+          <w:sz w:val="16"/>
+          <w:szCs w:val="18"/>
+        </w:rPr>
+        <w:t>，</w:t>
+      </w:r>
+      <w:r>
+        <w:rPr>
+          <w:sz w:val="16"/>
+          <w:szCs w:val="18"/>
+        </w:rPr>
+        <w:t>./uniSmile.csv</w:t>
+      </w:r>
+      <w:r>
+        <w:rPr>
+          <w:rFonts w:hint="eastAsia"/>
+          <w:sz w:val="16"/>
+          <w:szCs w:val="18"/>
+        </w:rPr>
+        <w:t>，</w:t>
+      </w:r>
+      <w:r>
+        <w:rPr>
+          <w:sz w:val="16"/>
+          <w:szCs w:val="18"/>
+        </w:rPr>
+        <w:t>./uniProtein.csv</w:t>
+      </w:r>
+      <w:r>
+        <w:rPr>
+          <w:rFonts w:hint="eastAsia"/>
+          <w:sz w:val="16"/>
+          <w:szCs w:val="18"/>
+        </w:rPr>
+        <w:t>】</w:t>
       </w:r>
     </w:p>
     <w:p>
@@ -9223,27 +14344,207 @@
           <w:szCs w:val="18"/>
         </w:rPr>
       </w:pPr>
-      <w:r>
-        <w:rPr>
-          <w:sz w:val="16"/>
-          <w:szCs w:val="18"/>
-        </w:rPr>
-        <w:t>Kon</w:t>
-      </w:r>
-      <w:r>
-        <w:rPr>
-          <w:rFonts w:hint="eastAsia"/>
-          <w:sz w:val="16"/>
-          <w:szCs w:val="18"/>
-        </w:rPr>
-        <w:t>(tensor_float 原始值)</w:t>
-      </w:r>
-      <w:r>
-        <w:rPr>
-          <w:sz w:val="16"/>
-          <w:szCs w:val="18"/>
-        </w:rPr>
-        <w:t xml:space="preserve">, </w:t>
+      <w:proofErr w:type="gramStart"/>
+      <w:r>
+        <w:rPr>
+          <w:rFonts w:hint="eastAsia"/>
+          <w:sz w:val="16"/>
+          <w:szCs w:val="18"/>
+        </w:rPr>
+        <w:t>【</w:t>
+      </w:r>
+      <w:proofErr w:type="gramEnd"/>
+      <w:r>
+        <w:rPr>
+          <w:rFonts w:hint="eastAsia"/>
+          <w:sz w:val="16"/>
+          <w:szCs w:val="18"/>
+        </w:rPr>
+        <w:t>由代码可知，使用tool/</w:t>
+      </w:r>
+      <w:r>
+        <w:rPr>
+          <w:rFonts w:hint="eastAsia"/>
+          <w:sz w:val="16"/>
+          <w:szCs w:val="18"/>
+        </w:rPr>
+        <w:t>getGoldForMain.py</w:t>
+      </w:r>
+      <w:r>
+        <w:rPr>
+          <w:rFonts w:hint="eastAsia"/>
+          <w:sz w:val="16"/>
+          <w:szCs w:val="18"/>
+        </w:rPr>
+        <w:t xml:space="preserve"> 可以根据</w:t>
+      </w:r>
+      <w:r>
+        <w:rPr>
+          <w:sz w:val="16"/>
+          <w:szCs w:val="18"/>
+        </w:rPr>
+        <w:t>newTrain_bin.csv</w:t>
+      </w:r>
+      <w:r>
+        <w:rPr>
+          <w:rFonts w:hint="eastAsia"/>
+          <w:sz w:val="16"/>
+          <w:szCs w:val="18"/>
+        </w:rPr>
+        <w:t>生成</w:t>
+      </w:r>
+      <w:r>
+        <w:rPr>
+          <w:sz w:val="16"/>
+          <w:szCs w:val="18"/>
+        </w:rPr>
+        <w:t>validData.csv</w:t>
+      </w:r>
+      <w:r>
+        <w:rPr>
+          <w:rFonts w:hint="eastAsia"/>
+          <w:sz w:val="16"/>
+          <w:szCs w:val="18"/>
+        </w:rPr>
+        <w:t>，</w:t>
+      </w:r>
+      <w:r>
+        <w:rPr>
+          <w:color w:val="FF0000"/>
+          <w:sz w:val="16"/>
+          <w:szCs w:val="18"/>
+        </w:rPr>
+        <w:t>smiles.csv</w:t>
+      </w:r>
+      <w:r>
+        <w:rPr>
+          <w:rFonts w:hint="eastAsia"/>
+          <w:color w:val="FF0000"/>
+          <w:sz w:val="16"/>
+          <w:szCs w:val="18"/>
+        </w:rPr>
+        <w:t>，</w:t>
+      </w:r>
+      <w:r>
+        <w:rPr>
+          <w:color w:val="FF0000"/>
+          <w:sz w:val="16"/>
+          <w:szCs w:val="18"/>
+        </w:rPr>
+        <w:t>protein.csv</w:t>
+      </w:r>
+      <w:r>
+        <w:rPr>
+          <w:rFonts w:hint="eastAsia"/>
+          <w:sz w:val="16"/>
+          <w:szCs w:val="18"/>
+        </w:rPr>
+        <w:t>，</w:t>
+      </w:r>
+      <w:r>
+        <w:rPr>
+          <w:color w:val="FF0000"/>
+          <w:sz w:val="16"/>
+          <w:szCs w:val="18"/>
+        </w:rPr>
+        <w:t>samples.csv</w:t>
+      </w:r>
+      <w:r>
+        <w:rPr>
+          <w:rFonts w:hint="eastAsia"/>
+          <w:sz w:val="16"/>
+          <w:szCs w:val="18"/>
+        </w:rPr>
+        <w:t>以及.</w:t>
+      </w:r>
+      <w:proofErr w:type="spellStart"/>
+      <w:r>
+        <w:rPr>
+          <w:rFonts w:hint="eastAsia"/>
+          <w:sz w:val="16"/>
+          <w:szCs w:val="18"/>
+        </w:rPr>
+        <w:t>pkl</w:t>
+      </w:r>
+      <w:proofErr w:type="spellEnd"/>
+      <w:r>
+        <w:rPr>
+          <w:rFonts w:hint="eastAsia"/>
+          <w:sz w:val="16"/>
+          <w:szCs w:val="18"/>
+        </w:rPr>
+        <w:t>和.</w:t>
+      </w:r>
+      <w:proofErr w:type="spellStart"/>
+      <w:r>
+        <w:rPr>
+          <w:rFonts w:hint="eastAsia"/>
+          <w:sz w:val="16"/>
+          <w:szCs w:val="18"/>
+        </w:rPr>
+        <w:t>npy</w:t>
+      </w:r>
+      <w:proofErr w:type="spellEnd"/>
+      <w:r>
+        <w:rPr>
+          <w:sz w:val="16"/>
+          <w:szCs w:val="18"/>
+        </w:rPr>
+        <w:br/>
+      </w:r>
+      <w:r>
+        <w:rPr>
+          <w:rFonts w:hint="eastAsia"/>
+          <w:sz w:val="16"/>
+          <w:szCs w:val="18"/>
+        </w:rPr>
+        <w:t>使用</w:t>
+      </w:r>
+      <w:r>
+        <w:rPr>
+          <w:rFonts w:hint="eastAsia"/>
+          <w:sz w:val="16"/>
+          <w:szCs w:val="18"/>
+        </w:rPr>
+        <w:t>reduceEmbeddingPKL.py</w:t>
+      </w:r>
+      <w:r>
+        <w:rPr>
+          <w:rFonts w:hint="eastAsia"/>
+          <w:sz w:val="16"/>
+          <w:szCs w:val="18"/>
+        </w:rPr>
+        <w:t>可以根据上述内容生成</w:t>
+      </w:r>
+      <w:r>
+        <w:rPr>
+          <w:sz w:val="16"/>
+          <w:szCs w:val="18"/>
+        </w:rPr>
+        <w:t>uniProtein.csv</w:t>
+      </w:r>
+      <w:r>
+        <w:rPr>
+          <w:rFonts w:hint="eastAsia"/>
+          <w:sz w:val="16"/>
+          <w:szCs w:val="18"/>
+        </w:rPr>
+        <w:t>和</w:t>
+      </w:r>
+      <w:r>
+        <w:rPr>
+          <w:sz w:val="16"/>
+          <w:szCs w:val="18"/>
+        </w:rPr>
+        <w:t>uniSmile.csv</w:t>
+      </w:r>
+      <w:r>
+        <w:rPr>
+          <w:rFonts w:hint="eastAsia"/>
+          <w:sz w:val="16"/>
+          <w:szCs w:val="18"/>
+        </w:rPr>
+        <w:t>。</w:t>
       </w:r>
     </w:p>
     <w:p>
@@ -9258,25 +14559,199 @@
       </w:pPr>
       <w:r>
         <w:rPr>
-          <w:sz w:val="16"/>
-          <w:szCs w:val="18"/>
-        </w:rPr>
-        <w:t>Koff</w:t>
-      </w:r>
-      <w:r>
-        <w:rPr>
-          <w:rFonts w:hint="eastAsia"/>
-          <w:sz w:val="16"/>
-          <w:szCs w:val="18"/>
-        </w:rPr>
-        <w:t>(tensor_float 原始值)</w:t>
-      </w:r>
-      <w:r>
-        <w:rPr>
-          <w:sz w:val="16"/>
-          <w:szCs w:val="18"/>
-        </w:rPr>
-        <w:t>,</w:t>
+          <w:rFonts w:hint="eastAsia"/>
+          <w:sz w:val="16"/>
+          <w:szCs w:val="18"/>
+        </w:rPr>
+        <w:t>因此，可以编写代码，根据</w:t>
+      </w:r>
+      <w:r>
+        <w:rPr>
+          <w:rFonts w:hint="eastAsia"/>
+          <w:sz w:val="16"/>
+          <w:szCs w:val="18"/>
+        </w:rPr>
+        <w:t>uniSmile_with_cluster.csv</w:t>
+      </w:r>
+      <w:r>
+        <w:rPr>
+          <w:rFonts w:hint="eastAsia"/>
+          <w:sz w:val="16"/>
+          <w:szCs w:val="18"/>
+        </w:rPr>
+        <w:t>中缺失</w:t>
+      </w:r>
+      <w:proofErr w:type="gramStart"/>
+      <w:r>
+        <w:rPr>
+          <w:sz w:val="16"/>
+          <w:szCs w:val="18"/>
+        </w:rPr>
+        <w:t>’</w:t>
+      </w:r>
+      <w:proofErr w:type="spellStart"/>
+      <w:proofErr w:type="gramEnd"/>
+      <w:r>
+        <w:rPr>
+          <w:sz w:val="16"/>
+          <w:szCs w:val="18"/>
+        </w:rPr>
+        <w:t>drug_cluster</w:t>
+      </w:r>
+      <w:proofErr w:type="spellEnd"/>
+      <w:proofErr w:type="gramStart"/>
+      <w:r>
+        <w:rPr>
+          <w:sz w:val="16"/>
+          <w:szCs w:val="18"/>
+        </w:rPr>
+        <w:t>’</w:t>
+      </w:r>
+      <w:r>
+        <w:rPr>
+          <w:rFonts w:hint="eastAsia"/>
+          <w:sz w:val="16"/>
+          <w:szCs w:val="18"/>
+        </w:rPr>
+        <w:t>列信息</w:t>
+      </w:r>
+      <w:proofErr w:type="gramEnd"/>
+      <w:r>
+        <w:rPr>
+          <w:rFonts w:hint="eastAsia"/>
+          <w:sz w:val="16"/>
+          <w:szCs w:val="18"/>
+        </w:rPr>
+        <w:t>的</w:t>
+      </w:r>
+      <w:proofErr w:type="gramStart"/>
+      <w:r>
+        <w:rPr>
+          <w:sz w:val="16"/>
+          <w:szCs w:val="18"/>
+        </w:rPr>
+        <w:t>’</w:t>
+      </w:r>
+      <w:proofErr w:type="gramEnd"/>
+      <w:r>
+        <w:rPr>
+          <w:rFonts w:ascii="JetBrains Mono" w:eastAsia="宋体" w:hAnsi="JetBrains Mono" w:cs="宋体"/>
+          <w:color w:val="BCBEC4"/>
+          <w:kern w:val="0"/>
+          <w:sz w:val="20"/>
+          <w:szCs w:val="20"/>
+          <w14:ligatures w14:val="none"/>
+        </w:rPr>
+        <w:t xml:space="preserve"> </w:t>
+      </w:r>
+      <w:r>
+        <w:rPr>
+          <w:sz w:val="16"/>
+          <w:szCs w:val="18"/>
+        </w:rPr>
+        <w:t>smiles</w:t>
+      </w:r>
+      <w:proofErr w:type="gramStart"/>
+      <w:r>
+        <w:rPr>
+          <w:sz w:val="16"/>
+          <w:szCs w:val="18"/>
+        </w:rPr>
+        <w:t>’</w:t>
+      </w:r>
+      <w:proofErr w:type="gramEnd"/>
+      <w:r>
+        <w:rPr>
+          <w:rFonts w:hint="eastAsia"/>
+          <w:sz w:val="16"/>
+          <w:szCs w:val="18"/>
+        </w:rPr>
+        <w:t>列的内容，对原始的</w:t>
+      </w:r>
+      <w:r>
+        <w:rPr>
+          <w:sz w:val="16"/>
+          <w:szCs w:val="18"/>
+        </w:rPr>
+        <w:t>newTrain_bin.csv</w:t>
+      </w:r>
+      <w:r>
+        <w:rPr>
+          <w:rFonts w:hint="eastAsia"/>
+          <w:sz w:val="16"/>
+          <w:szCs w:val="18"/>
+        </w:rPr>
+        <w:t>进行精简，之后，重</w:t>
+      </w:r>
+      <w:proofErr w:type="gramStart"/>
+      <w:r>
+        <w:rPr>
+          <w:rFonts w:hint="eastAsia"/>
+          <w:sz w:val="16"/>
+          <w:szCs w:val="18"/>
+        </w:rPr>
+        <w:t>走上述</w:t>
+      </w:r>
+      <w:proofErr w:type="gramEnd"/>
+      <w:r>
+        <w:rPr>
+          <w:rFonts w:hint="eastAsia"/>
+          <w:sz w:val="16"/>
+          <w:szCs w:val="18"/>
+        </w:rPr>
+        <w:t>过程</w:t>
+      </w:r>
+      <w:r>
+        <w:rPr>
+          <w:rFonts w:hint="eastAsia"/>
+          <w:sz w:val="16"/>
+          <w:szCs w:val="18"/>
+        </w:rPr>
+        <w:t>，除了【</w:t>
+      </w:r>
+      <w:proofErr w:type="spellStart"/>
+      <w:r>
+        <w:rPr>
+          <w:rFonts w:hint="eastAsia"/>
+          <w:sz w:val="16"/>
+          <w:szCs w:val="18"/>
+        </w:rPr>
+        <w:t>protein_graph</w:t>
+      </w:r>
+      <w:proofErr w:type="spellEnd"/>
+      <w:r>
+        <w:rPr>
+          <w:rFonts w:hint="eastAsia"/>
+          <w:sz w:val="16"/>
+          <w:szCs w:val="18"/>
+        </w:rPr>
+        <w:t>】，其他</w:t>
+      </w:r>
+      <w:proofErr w:type="gramStart"/>
+      <w:r>
+        <w:rPr>
+          <w:rFonts w:hint="eastAsia"/>
+          <w:sz w:val="16"/>
+          <w:szCs w:val="18"/>
+        </w:rPr>
+        <w:t>均重新</w:t>
+      </w:r>
+      <w:proofErr w:type="gramEnd"/>
+      <w:r>
+        <w:rPr>
+          <w:rFonts w:hint="eastAsia"/>
+          <w:sz w:val="16"/>
+          <w:szCs w:val="18"/>
+        </w:rPr>
+        <w:t>生成</w:t>
+      </w:r>
+      <w:r>
+        <w:rPr>
+          <w:rFonts w:hint="eastAsia"/>
+          <w:sz w:val="16"/>
+          <w:szCs w:val="18"/>
+        </w:rPr>
+        <w:t>】</w:t>
       </w:r>
     </w:p>
     <w:p>
@@ -9289,6 +14764,1263 @@
           <w:szCs w:val="18"/>
         </w:rPr>
       </w:pPr>
+    </w:p>
+    <w:p>
+      <w:pPr>
+        <w:spacing w:after="0" w:line="240" w:lineRule="auto"/>
+        <w:jc w:val="both"/>
+        <w:rPr>
+          <w:rFonts w:hint="eastAsia"/>
+          <w:sz w:val="16"/>
+          <w:szCs w:val="18"/>
+        </w:rPr>
+      </w:pPr>
+    </w:p>
+    <w:p>
+      <w:pPr>
+        <w:spacing w:after="0" w:line="240" w:lineRule="auto"/>
+        <w:jc w:val="both"/>
+        <w:rPr>
+          <w:rFonts w:hint="eastAsia"/>
+          <w:sz w:val="16"/>
+          <w:szCs w:val="18"/>
+        </w:rPr>
+      </w:pPr>
+    </w:p>
+    <w:p>
+      <w:pPr>
+        <w:spacing w:after="0" w:line="240" w:lineRule="auto"/>
+        <w:jc w:val="both"/>
+        <w:rPr>
+          <w:rFonts w:hint="eastAsia"/>
+          <w:sz w:val="16"/>
+          <w:szCs w:val="18"/>
+        </w:rPr>
+      </w:pPr>
+    </w:p>
+    <w:p>
+      <w:pPr>
+        <w:spacing w:after="0" w:line="240" w:lineRule="auto"/>
+        <w:jc w:val="both"/>
+        <w:rPr>
+          <w:rFonts w:hint="eastAsia"/>
+          <w:sz w:val="16"/>
+          <w:szCs w:val="18"/>
+        </w:rPr>
+      </w:pPr>
+    </w:p>
+    <w:p>
+      <w:pPr>
+        <w:spacing w:after="0" w:line="240" w:lineRule="auto"/>
+        <w:jc w:val="both"/>
+        <w:rPr>
+          <w:rFonts w:hint="eastAsia"/>
+          <w:sz w:val="16"/>
+          <w:szCs w:val="18"/>
+        </w:rPr>
+      </w:pPr>
+    </w:p>
+    <w:p>
+      <w:pPr>
+        <w:spacing w:after="0" w:line="240" w:lineRule="auto"/>
+        <w:jc w:val="both"/>
+        <w:rPr>
+          <w:rFonts w:hint="eastAsia"/>
+          <w:sz w:val="16"/>
+          <w:szCs w:val="18"/>
+        </w:rPr>
+      </w:pPr>
+    </w:p>
+    <w:p>
+      <w:pPr>
+        <w:spacing w:after="0" w:line="240" w:lineRule="auto"/>
+        <w:jc w:val="both"/>
+        <w:rPr>
+          <w:rFonts w:hint="eastAsia"/>
+          <w:sz w:val="16"/>
+          <w:szCs w:val="18"/>
+        </w:rPr>
+      </w:pPr>
+    </w:p>
+    <w:p>
+      <w:pPr>
+        <w:spacing w:after="0" w:line="240" w:lineRule="auto"/>
+        <w:jc w:val="both"/>
+        <w:rPr>
+          <w:rFonts w:hint="eastAsia"/>
+          <w:sz w:val="16"/>
+          <w:szCs w:val="18"/>
+        </w:rPr>
+      </w:pPr>
+    </w:p>
+    <w:p>
+      <w:pPr>
+        <w:spacing w:after="0" w:line="240" w:lineRule="auto"/>
+        <w:jc w:val="both"/>
+        <w:rPr>
+          <w:rFonts w:hint="eastAsia"/>
+          <w:sz w:val="16"/>
+          <w:szCs w:val="18"/>
+        </w:rPr>
+      </w:pPr>
+    </w:p>
+    <w:p>
+      <w:pPr>
+        <w:spacing w:after="0" w:line="240" w:lineRule="auto"/>
+        <w:jc w:val="both"/>
+        <w:rPr>
+          <w:rFonts w:hint="eastAsia"/>
+          <w:sz w:val="16"/>
+          <w:szCs w:val="18"/>
+        </w:rPr>
+      </w:pPr>
+    </w:p>
+    <w:p>
+      <w:pPr>
+        <w:spacing w:after="0" w:line="240" w:lineRule="auto"/>
+        <w:jc w:val="both"/>
+        <w:rPr>
+          <w:rFonts w:hint="eastAsia"/>
+          <w:sz w:val="16"/>
+          <w:szCs w:val="18"/>
+        </w:rPr>
+      </w:pPr>
+    </w:p>
+    <w:p>
+      <w:pPr>
+        <w:spacing w:after="0" w:line="240" w:lineRule="auto"/>
+        <w:jc w:val="both"/>
+        <w:rPr>
+          <w:rFonts w:hint="eastAsia"/>
+          <w:sz w:val="16"/>
+          <w:szCs w:val="18"/>
+        </w:rPr>
+      </w:pPr>
+      <w:r>
+        <w:rPr>
+          <w:rFonts w:hint="eastAsia"/>
+          <w:sz w:val="16"/>
+          <w:szCs w:val="18"/>
+        </w:rPr>
+        <w:t>8.</w:t>
+      </w:r>
+      <w:r>
+        <w:rPr>
+          <w:rFonts w:hint="eastAsia"/>
+          <w:sz w:val="16"/>
+          <w:szCs w:val="18"/>
+        </w:rPr>
+        <w:t>每一个</w:t>
+      </w:r>
+      <w:proofErr w:type="spellStart"/>
+      <w:r>
+        <w:rPr>
+          <w:sz w:val="16"/>
+          <w:szCs w:val="18"/>
+        </w:rPr>
+        <w:t>DataLoader</w:t>
+      </w:r>
+      <w:proofErr w:type="spellEnd"/>
+    </w:p>
+    <w:p>
+      <w:pPr>
+        <w:spacing w:after="0" w:line="240" w:lineRule="auto"/>
+        <w:jc w:val="both"/>
+        <w:rPr>
+          <w:rFonts w:hint="eastAsia"/>
+          <w:sz w:val="16"/>
+          <w:szCs w:val="18"/>
+        </w:rPr>
+      </w:pPr>
+      <w:proofErr w:type="spellStart"/>
+      <w:r>
+        <w:rPr>
+          <w:rFonts w:hint="eastAsia"/>
+          <w:sz w:val="16"/>
+          <w:szCs w:val="18"/>
+        </w:rPr>
+        <w:t>batchList</w:t>
+      </w:r>
+      <w:proofErr w:type="spellEnd"/>
+      <w:r>
+        <w:rPr>
+          <w:rFonts w:hint="eastAsia"/>
+          <w:sz w:val="16"/>
+          <w:szCs w:val="18"/>
+        </w:rPr>
+        <w:t xml:space="preserve"> = </w:t>
+      </w:r>
+      <w:r>
+        <w:rPr>
+          <w:sz w:val="16"/>
+          <w:szCs w:val="18"/>
+        </w:rPr>
+        <w:t>[</w:t>
+      </w:r>
+      <w:proofErr w:type="spellStart"/>
+      <w:r>
+        <w:rPr>
+          <w:sz w:val="16"/>
+          <w:szCs w:val="18"/>
+        </w:rPr>
+        <w:t>tSource</w:t>
+      </w:r>
+      <w:proofErr w:type="spellEnd"/>
+      <w:r>
+        <w:rPr>
+          <w:rFonts w:hint="eastAsia"/>
+          <w:sz w:val="16"/>
+          <w:szCs w:val="18"/>
+        </w:rPr>
+        <w:t>(</w:t>
+      </w:r>
+      <w:proofErr w:type="spellStart"/>
+      <w:r>
+        <w:rPr>
+          <w:sz w:val="16"/>
+          <w:szCs w:val="18"/>
+        </w:rPr>
+        <w:t>tSource</w:t>
+      </w:r>
+      <w:r>
+        <w:rPr>
+          <w:rFonts w:hint="eastAsia"/>
+          <w:sz w:val="16"/>
+          <w:szCs w:val="18"/>
+        </w:rPr>
+        <w:t>.pkl</w:t>
+      </w:r>
+      <w:proofErr w:type="spellEnd"/>
+      <w:r>
+        <w:rPr>
+          <w:rFonts w:hint="eastAsia"/>
+          <w:sz w:val="16"/>
+          <w:szCs w:val="18"/>
+        </w:rPr>
+        <w:t>的存储值</w:t>
+      </w:r>
+      <w:r>
+        <w:rPr>
+          <w:rFonts w:hint="eastAsia"/>
+          <w:sz w:val="16"/>
+          <w:szCs w:val="18"/>
+        </w:rPr>
+        <w:t>,</w:t>
+      </w:r>
+      <w:r>
+        <w:rPr>
+          <w:rFonts w:hint="eastAsia"/>
+          <w:sz w:val="16"/>
+          <w:szCs w:val="18"/>
+        </w:rPr>
+        <w:t>,</w:t>
+      </w:r>
+      <w:proofErr w:type="spellStart"/>
+      <w:r>
+        <w:rPr>
+          <w:rFonts w:hint="eastAsia"/>
+          <w:sz w:val="16"/>
+          <w:szCs w:val="18"/>
+        </w:rPr>
+        <w:t>pkl</w:t>
+      </w:r>
+      <w:proofErr w:type="spellEnd"/>
+      <w:r>
+        <w:rPr>
+          <w:rFonts w:hint="eastAsia"/>
+          <w:sz w:val="16"/>
+          <w:szCs w:val="18"/>
+        </w:rPr>
+        <w:t>存储原始字符串值)</w:t>
+      </w:r>
+      <w:r>
+        <w:rPr>
+          <w:sz w:val="16"/>
+          <w:szCs w:val="18"/>
+        </w:rPr>
+        <w:t xml:space="preserve">, </w:t>
+      </w:r>
+    </w:p>
+    <w:p>
+      <w:pPr>
+        <w:spacing w:after="0" w:line="240" w:lineRule="auto"/>
+        <w:jc w:val="both"/>
+        <w:rPr>
+          <w:rFonts w:hint="eastAsia"/>
+          <w:sz w:val="16"/>
+          <w:szCs w:val="18"/>
+        </w:rPr>
+      </w:pPr>
+      <w:r>
+        <w:rPr>
+          <w:sz w:val="16"/>
+          <w:szCs w:val="18"/>
+        </w:rPr>
+        <w:t>compound</w:t>
+      </w:r>
+      <w:r>
+        <w:rPr>
+          <w:rFonts w:hint="eastAsia"/>
+          <w:sz w:val="16"/>
+          <w:szCs w:val="18"/>
+        </w:rPr>
+        <w:t>（</w:t>
+      </w:r>
+      <w:proofErr w:type="spellStart"/>
+      <w:r>
+        <w:rPr>
+          <w:sz w:val="16"/>
+          <w:szCs w:val="18"/>
+        </w:rPr>
+        <w:t>smilesembeddings</w:t>
+      </w:r>
+      <w:r>
+        <w:rPr>
+          <w:rFonts w:hint="eastAsia"/>
+          <w:sz w:val="16"/>
+          <w:szCs w:val="18"/>
+        </w:rPr>
+        <w:t>.pkl</w:t>
+      </w:r>
+      <w:proofErr w:type="spellEnd"/>
+      <w:r>
+        <w:rPr>
+          <w:rFonts w:hint="eastAsia"/>
+          <w:sz w:val="16"/>
+          <w:szCs w:val="18"/>
+        </w:rPr>
+        <w:t>的存储值,存储了smile的编码</w:t>
+      </w:r>
+      <w:r>
+        <w:rPr>
+          <w:rFonts w:hint="eastAsia"/>
+          <w:sz w:val="16"/>
+          <w:szCs w:val="18"/>
+        </w:rPr>
+        <w:t>）</w:t>
+      </w:r>
+      <w:r>
+        <w:rPr>
+          <w:sz w:val="16"/>
+          <w:szCs w:val="18"/>
+        </w:rPr>
+        <w:t xml:space="preserve">, </w:t>
+      </w:r>
+    </w:p>
+    <w:p>
+      <w:pPr>
+        <w:spacing w:after="0" w:line="240" w:lineRule="auto"/>
+        <w:jc w:val="both"/>
+        <w:rPr>
+          <w:rFonts w:hint="eastAsia"/>
+          <w:sz w:val="16"/>
+          <w:szCs w:val="18"/>
+        </w:rPr>
+      </w:pPr>
+      <w:r>
+        <w:rPr>
+          <w:sz w:val="16"/>
+          <w:szCs w:val="18"/>
+        </w:rPr>
+        <w:t>protein</w:t>
+      </w:r>
+      <w:r>
+        <w:rPr>
+          <w:rFonts w:hint="eastAsia"/>
+          <w:sz w:val="16"/>
+          <w:szCs w:val="18"/>
+        </w:rPr>
+        <w:t>（</w:t>
+      </w:r>
+      <w:proofErr w:type="spellStart"/>
+      <w:r>
+        <w:rPr>
+          <w:sz w:val="16"/>
+          <w:szCs w:val="18"/>
+        </w:rPr>
+        <w:t>proteinStack</w:t>
+      </w:r>
+      <w:r>
+        <w:rPr>
+          <w:rFonts w:hint="eastAsia"/>
+          <w:sz w:val="16"/>
+          <w:szCs w:val="18"/>
+        </w:rPr>
+        <w:t>.pkl</w:t>
+      </w:r>
+      <w:proofErr w:type="spellEnd"/>
+      <w:r>
+        <w:rPr>
+          <w:rFonts w:hint="eastAsia"/>
+          <w:sz w:val="16"/>
+          <w:szCs w:val="18"/>
+        </w:rPr>
+        <w:t>的存储值,存储了Protein的编码）</w:t>
+      </w:r>
+      <w:r>
+        <w:rPr>
+          <w:sz w:val="16"/>
+          <w:szCs w:val="18"/>
+        </w:rPr>
+        <w:t>,</w:t>
+      </w:r>
+    </w:p>
+    <w:p>
+      <w:pPr>
+        <w:spacing w:after="0" w:line="240" w:lineRule="auto"/>
+        <w:jc w:val="both"/>
+        <w:rPr>
+          <w:rFonts w:hint="eastAsia"/>
+          <w:sz w:val="16"/>
+          <w:szCs w:val="18"/>
+        </w:rPr>
+      </w:pPr>
+      <w:r>
+        <w:rPr>
+          <w:sz w:val="16"/>
+          <w:szCs w:val="18"/>
+        </w:rPr>
+        <w:t xml:space="preserve"> </w:t>
+      </w:r>
+      <w:proofErr w:type="spellStart"/>
+      <w:r>
+        <w:rPr>
+          <w:sz w:val="16"/>
+          <w:szCs w:val="18"/>
+        </w:rPr>
+        <w:t>Cov</w:t>
+      </w:r>
+      <w:proofErr w:type="spellEnd"/>
+      <w:r>
+        <w:rPr>
+          <w:rFonts w:hint="eastAsia"/>
+          <w:sz w:val="16"/>
+          <w:szCs w:val="18"/>
+        </w:rPr>
+        <w:t>(</w:t>
+      </w:r>
+      <w:proofErr w:type="spellStart"/>
+      <w:r>
+        <w:rPr>
+          <w:sz w:val="16"/>
+          <w:szCs w:val="18"/>
+        </w:rPr>
+        <w:t>cov</w:t>
+      </w:r>
+      <w:r>
+        <w:rPr>
+          <w:rFonts w:hint="eastAsia"/>
+          <w:sz w:val="16"/>
+          <w:szCs w:val="18"/>
+        </w:rPr>
+        <w:t>.pkl</w:t>
+      </w:r>
+      <w:proofErr w:type="spellEnd"/>
+      <w:r>
+        <w:rPr>
+          <w:rFonts w:hint="eastAsia"/>
+          <w:sz w:val="16"/>
+          <w:szCs w:val="18"/>
+        </w:rPr>
+        <w:t>的存储值,存储了蛋白质堆叠</w:t>
+      </w:r>
+      <w:r>
+        <w:rPr>
+          <w:rFonts w:hint="eastAsia"/>
+          <w:sz w:val="16"/>
+          <w:szCs w:val="18"/>
+        </w:rPr>
+        <w:t>编码</w:t>
+      </w:r>
+      <w:r>
+        <w:rPr>
+          <w:rFonts w:hint="eastAsia"/>
+          <w:sz w:val="16"/>
+          <w:szCs w:val="18"/>
+        </w:rPr>
+        <w:t>，但其实因为501不涉及多链蛋白,所以没用到)</w:t>
+      </w:r>
+      <w:r>
+        <w:rPr>
+          <w:sz w:val="16"/>
+          <w:szCs w:val="18"/>
+        </w:rPr>
+        <w:t xml:space="preserve">, </w:t>
+      </w:r>
+    </w:p>
+    <w:p>
+      <w:pPr>
+        <w:spacing w:after="0" w:line="240" w:lineRule="auto"/>
+        <w:jc w:val="both"/>
+        <w:rPr>
+          <w:rFonts w:hint="eastAsia"/>
+          <w:sz w:val="16"/>
+          <w:szCs w:val="18"/>
+        </w:rPr>
+      </w:pPr>
+      <w:r>
+        <w:rPr>
+          <w:sz w:val="16"/>
+          <w:szCs w:val="18"/>
+        </w:rPr>
+        <w:t>PH</w:t>
+      </w:r>
+      <w:r>
+        <w:rPr>
+          <w:rFonts w:hint="eastAsia"/>
+          <w:sz w:val="16"/>
+          <w:szCs w:val="18"/>
+        </w:rPr>
+        <w:t>（</w:t>
+      </w:r>
+      <w:proofErr w:type="spellStart"/>
+      <w:r>
+        <w:rPr>
+          <w:sz w:val="16"/>
+          <w:szCs w:val="18"/>
+        </w:rPr>
+        <w:t>coder_ph</w:t>
+      </w:r>
+      <w:r>
+        <w:rPr>
+          <w:rFonts w:hint="eastAsia"/>
+          <w:sz w:val="16"/>
+          <w:szCs w:val="18"/>
+        </w:rPr>
+        <w:t>.pkl</w:t>
+      </w:r>
+      <w:proofErr w:type="spellEnd"/>
+      <w:r>
+        <w:rPr>
+          <w:rFonts w:hint="eastAsia"/>
+          <w:sz w:val="16"/>
+          <w:szCs w:val="18"/>
+        </w:rPr>
+        <w:t>的存储值,存储了</w:t>
+      </w:r>
+      <w:r>
+        <w:rPr>
+          <w:rFonts w:hint="eastAsia"/>
+          <w:sz w:val="16"/>
+          <w:szCs w:val="18"/>
+        </w:rPr>
+        <w:t>PH编码值</w:t>
+      </w:r>
+      <w:r>
+        <w:rPr>
+          <w:rFonts w:hint="eastAsia"/>
+          <w:sz w:val="16"/>
+          <w:szCs w:val="18"/>
+        </w:rPr>
+        <w:t>）</w:t>
+      </w:r>
+      <w:r>
+        <w:rPr>
+          <w:sz w:val="16"/>
+          <w:szCs w:val="18"/>
+        </w:rPr>
+        <w:t>,</w:t>
+      </w:r>
+    </w:p>
+    <w:p>
+      <w:pPr>
+        <w:spacing w:after="0" w:line="240" w:lineRule="auto"/>
+        <w:jc w:val="both"/>
+        <w:rPr>
+          <w:rFonts w:hint="eastAsia"/>
+          <w:sz w:val="16"/>
+          <w:szCs w:val="18"/>
+        </w:rPr>
+      </w:pPr>
+      <w:r>
+        <w:rPr>
+          <w:sz w:val="16"/>
+          <w:szCs w:val="18"/>
+        </w:rPr>
+        <w:t>Temp</w:t>
+      </w:r>
+      <w:r>
+        <w:rPr>
+          <w:rFonts w:hint="eastAsia"/>
+          <w:sz w:val="16"/>
+          <w:szCs w:val="18"/>
+        </w:rPr>
+        <w:t>（</w:t>
+      </w:r>
+      <w:proofErr w:type="spellStart"/>
+      <w:r>
+        <w:rPr>
+          <w:sz w:val="16"/>
+          <w:szCs w:val="18"/>
+        </w:rPr>
+        <w:t>coder_temp</w:t>
+      </w:r>
+      <w:r>
+        <w:rPr>
+          <w:rFonts w:hint="eastAsia"/>
+          <w:sz w:val="16"/>
+          <w:szCs w:val="18"/>
+        </w:rPr>
+        <w:t>.pkl</w:t>
+      </w:r>
+      <w:proofErr w:type="spellEnd"/>
+      <w:r>
+        <w:rPr>
+          <w:rFonts w:hint="eastAsia"/>
+          <w:sz w:val="16"/>
+          <w:szCs w:val="18"/>
+        </w:rPr>
+        <w:t>的存储值,存储了</w:t>
+      </w:r>
+      <w:r>
+        <w:rPr>
+          <w:rFonts w:hint="eastAsia"/>
+          <w:sz w:val="16"/>
+          <w:szCs w:val="18"/>
+        </w:rPr>
+        <w:t>温度</w:t>
+      </w:r>
+      <w:r>
+        <w:rPr>
+          <w:rFonts w:hint="eastAsia"/>
+          <w:sz w:val="16"/>
+          <w:szCs w:val="18"/>
+        </w:rPr>
+        <w:t>编码值）</w:t>
+      </w:r>
+      <w:r>
+        <w:rPr>
+          <w:sz w:val="16"/>
+          <w:szCs w:val="18"/>
+        </w:rPr>
+        <w:t xml:space="preserve">, </w:t>
+      </w:r>
+    </w:p>
+    <w:p>
+      <w:pPr>
+        <w:spacing w:after="0" w:line="240" w:lineRule="auto"/>
+        <w:jc w:val="both"/>
+        <w:rPr>
+          <w:rFonts w:hint="eastAsia"/>
+          <w:sz w:val="16"/>
+          <w:szCs w:val="18"/>
+        </w:rPr>
+      </w:pPr>
+      <w:proofErr w:type="spellStart"/>
+      <w:r>
+        <w:rPr>
+          <w:sz w:val="16"/>
+          <w:szCs w:val="18"/>
+        </w:rPr>
+        <w:t>smileNode</w:t>
+      </w:r>
+      <w:proofErr w:type="spellEnd"/>
+      <w:r>
+        <w:rPr>
+          <w:rFonts w:hint="eastAsia"/>
+          <w:sz w:val="16"/>
+          <w:szCs w:val="18"/>
+        </w:rPr>
+        <w:t>（</w:t>
+      </w:r>
+      <w:proofErr w:type="spellStart"/>
+      <w:r>
+        <w:rPr>
+          <w:sz w:val="16"/>
+          <w:szCs w:val="18"/>
+        </w:rPr>
+        <w:t>SmileNode</w:t>
+      </w:r>
+      <w:r>
+        <w:rPr>
+          <w:rFonts w:hint="eastAsia"/>
+          <w:sz w:val="16"/>
+          <w:szCs w:val="18"/>
+        </w:rPr>
+        <w:t>.pkl</w:t>
+      </w:r>
+      <w:proofErr w:type="spellEnd"/>
+      <w:r>
+        <w:rPr>
+          <w:rFonts w:hint="eastAsia"/>
+          <w:sz w:val="16"/>
+          <w:szCs w:val="18"/>
+        </w:rPr>
+        <w:t>的存储值,存储了</w:t>
+      </w:r>
+      <w:r>
+        <w:rPr>
+          <w:rFonts w:hint="eastAsia"/>
+          <w:sz w:val="16"/>
+          <w:szCs w:val="18"/>
+        </w:rPr>
+        <w:t>药物点特征</w:t>
+      </w:r>
+      <w:r>
+        <w:rPr>
+          <w:rFonts w:hint="eastAsia"/>
+          <w:sz w:val="16"/>
+          <w:szCs w:val="18"/>
+        </w:rPr>
+        <w:t>）</w:t>
+      </w:r>
+      <w:r>
+        <w:rPr>
+          <w:sz w:val="16"/>
+          <w:szCs w:val="18"/>
+        </w:rPr>
+        <w:t xml:space="preserve">, </w:t>
+      </w:r>
+    </w:p>
+    <w:p>
+      <w:pPr>
+        <w:spacing w:after="0" w:line="240" w:lineRule="auto"/>
+        <w:jc w:val="both"/>
+        <w:rPr>
+          <w:rFonts w:hint="eastAsia"/>
+          <w:sz w:val="16"/>
+          <w:szCs w:val="18"/>
+        </w:rPr>
+      </w:pPr>
+      <w:proofErr w:type="spellStart"/>
+      <w:r>
+        <w:rPr>
+          <w:sz w:val="16"/>
+          <w:szCs w:val="18"/>
+        </w:rPr>
+        <w:t>smileEdge</w:t>
+      </w:r>
+      <w:proofErr w:type="spellEnd"/>
+      <w:r>
+        <w:rPr>
+          <w:rFonts w:hint="eastAsia"/>
+          <w:sz w:val="16"/>
+          <w:szCs w:val="18"/>
+        </w:rPr>
+        <w:t>（</w:t>
+      </w:r>
+      <w:proofErr w:type="spellStart"/>
+      <w:r>
+        <w:rPr>
+          <w:sz w:val="16"/>
+          <w:szCs w:val="18"/>
+        </w:rPr>
+        <w:t>SmileEdge</w:t>
+      </w:r>
+      <w:r>
+        <w:rPr>
+          <w:rFonts w:hint="eastAsia"/>
+          <w:sz w:val="16"/>
+          <w:szCs w:val="18"/>
+        </w:rPr>
+        <w:t>.pkl</w:t>
+      </w:r>
+      <w:proofErr w:type="spellEnd"/>
+      <w:r>
+        <w:rPr>
+          <w:rFonts w:hint="eastAsia"/>
+          <w:sz w:val="16"/>
+          <w:szCs w:val="18"/>
+        </w:rPr>
+        <w:t>的存储值,存储了药物</w:t>
+      </w:r>
+      <w:r>
+        <w:rPr>
+          <w:rFonts w:hint="eastAsia"/>
+          <w:sz w:val="16"/>
+          <w:szCs w:val="18"/>
+        </w:rPr>
+        <w:t>边</w:t>
+      </w:r>
+      <w:r>
+        <w:rPr>
+          <w:rFonts w:hint="eastAsia"/>
+          <w:sz w:val="16"/>
+          <w:szCs w:val="18"/>
+        </w:rPr>
+        <w:t>特征）</w:t>
+      </w:r>
+      <w:r>
+        <w:rPr>
+          <w:sz w:val="16"/>
+          <w:szCs w:val="18"/>
+        </w:rPr>
+        <w:t xml:space="preserve">, </w:t>
+      </w:r>
+    </w:p>
+    <w:p>
+      <w:pPr>
+        <w:spacing w:after="0" w:line="240" w:lineRule="auto"/>
+        <w:jc w:val="both"/>
+        <w:rPr>
+          <w:rFonts w:hint="eastAsia"/>
+          <w:sz w:val="16"/>
+          <w:szCs w:val="18"/>
+        </w:rPr>
+      </w:pPr>
+      <w:proofErr w:type="spellStart"/>
+      <w:r>
+        <w:rPr>
+          <w:sz w:val="16"/>
+          <w:szCs w:val="18"/>
+        </w:rPr>
+        <w:t>proteinFeat</w:t>
+      </w:r>
+      <w:proofErr w:type="spellEnd"/>
+      <w:r>
+        <w:rPr>
+          <w:rFonts w:hint="eastAsia"/>
+          <w:sz w:val="16"/>
+          <w:szCs w:val="18"/>
+        </w:rPr>
+        <w:t>（</w:t>
+      </w:r>
+      <w:proofErr w:type="spellStart"/>
+      <w:r>
+        <w:rPr>
+          <w:sz w:val="16"/>
+          <w:szCs w:val="18"/>
+        </w:rPr>
+        <w:t>SmileEdge</w:t>
+      </w:r>
+      <w:r>
+        <w:rPr>
+          <w:rFonts w:hint="eastAsia"/>
+          <w:sz w:val="16"/>
+          <w:szCs w:val="18"/>
+        </w:rPr>
+        <w:t>.pkl</w:t>
+      </w:r>
+      <w:proofErr w:type="spellEnd"/>
+      <w:r>
+        <w:rPr>
+          <w:rFonts w:hint="eastAsia"/>
+          <w:sz w:val="16"/>
+          <w:szCs w:val="18"/>
+        </w:rPr>
+        <w:t>的存储值,存储了</w:t>
+      </w:r>
+      <w:r>
+        <w:rPr>
+          <w:rFonts w:hint="eastAsia"/>
+          <w:sz w:val="16"/>
+          <w:szCs w:val="18"/>
+        </w:rPr>
+        <w:t>蛋白质空腔</w:t>
+      </w:r>
+      <w:r>
+        <w:rPr>
+          <w:rFonts w:hint="eastAsia"/>
+          <w:sz w:val="16"/>
+          <w:szCs w:val="18"/>
+        </w:rPr>
+        <w:t>特征）</w:t>
+      </w:r>
+      <w:r>
+        <w:rPr>
+          <w:sz w:val="16"/>
+          <w:szCs w:val="18"/>
+        </w:rPr>
+        <w:t>,</w:t>
+      </w:r>
+    </w:p>
+    <w:p>
+      <w:pPr>
+        <w:spacing w:after="0" w:line="240" w:lineRule="auto"/>
+        <w:jc w:val="both"/>
+        <w:rPr>
+          <w:rFonts w:hint="eastAsia"/>
+          <w:sz w:val="16"/>
+          <w:szCs w:val="18"/>
+        </w:rPr>
+      </w:pPr>
+      <w:proofErr w:type="spellStart"/>
+      <w:r>
+        <w:rPr>
+          <w:sz w:val="16"/>
+          <w:szCs w:val="18"/>
+        </w:rPr>
+        <w:t>aaNum</w:t>
+      </w:r>
+      <w:proofErr w:type="spellEnd"/>
+      <w:r>
+        <w:rPr>
+          <w:rFonts w:hint="eastAsia"/>
+          <w:sz w:val="16"/>
+          <w:szCs w:val="18"/>
+        </w:rPr>
+        <w:t>(蛋白质中包含</w:t>
+      </w:r>
+      <w:proofErr w:type="gramStart"/>
+      <w:r>
+        <w:rPr>
+          <w:rFonts w:hint="eastAsia"/>
+          <w:sz w:val="16"/>
+          <w:szCs w:val="18"/>
+        </w:rPr>
+        <w:t>的子链个数</w:t>
+      </w:r>
+      <w:proofErr w:type="gramEnd"/>
+      <w:r>
+        <w:rPr>
+          <w:rFonts w:hint="eastAsia"/>
+          <w:sz w:val="16"/>
+          <w:szCs w:val="18"/>
+        </w:rPr>
+        <w:t>)</w:t>
+      </w:r>
+      <w:r>
+        <w:rPr>
+          <w:sz w:val="16"/>
+          <w:szCs w:val="18"/>
+        </w:rPr>
+        <w:t>,</w:t>
+      </w:r>
+    </w:p>
+    <w:p>
+      <w:pPr>
+        <w:spacing w:after="0" w:line="240" w:lineRule="auto"/>
+        <w:jc w:val="both"/>
+        <w:rPr>
+          <w:rFonts w:hint="eastAsia"/>
+          <w:sz w:val="16"/>
+          <w:szCs w:val="18"/>
+        </w:rPr>
+      </w:pPr>
+      <w:r>
+        <w:rPr>
+          <w:sz w:val="16"/>
+          <w:szCs w:val="18"/>
+        </w:rPr>
+        <w:t xml:space="preserve"> Ki</w:t>
+      </w:r>
+      <w:r>
+        <w:rPr>
+          <w:rFonts w:hint="eastAsia"/>
+          <w:sz w:val="16"/>
+          <w:szCs w:val="18"/>
+        </w:rPr>
+        <w:t>(</w:t>
+      </w:r>
+      <w:proofErr w:type="spellStart"/>
+      <w:r>
+        <w:rPr>
+          <w:rFonts w:hint="eastAsia"/>
+          <w:sz w:val="16"/>
+          <w:szCs w:val="18"/>
+        </w:rPr>
+        <w:t>tensor_float</w:t>
+      </w:r>
+      <w:proofErr w:type="spellEnd"/>
+      <w:r>
+        <w:rPr>
+          <w:rFonts w:hint="eastAsia"/>
+          <w:sz w:val="16"/>
+          <w:szCs w:val="18"/>
+        </w:rPr>
+        <w:t xml:space="preserve"> 原始值)</w:t>
+      </w:r>
+      <w:r>
+        <w:rPr>
+          <w:sz w:val="16"/>
+          <w:szCs w:val="18"/>
+        </w:rPr>
+        <w:t>,</w:t>
+      </w:r>
+      <w:r>
+        <w:rPr>
+          <w:rFonts w:hint="eastAsia"/>
+          <w:sz w:val="16"/>
+          <w:szCs w:val="18"/>
+        </w:rPr>
+        <w:t>这些原始值若为空值则为</w:t>
+      </w:r>
+      <w:proofErr w:type="spellStart"/>
+      <w:r>
+        <w:rPr>
+          <w:rFonts w:hint="eastAsia"/>
+          <w:sz w:val="16"/>
+          <w:szCs w:val="18"/>
+        </w:rPr>
+        <w:t>tensor_float</w:t>
+      </w:r>
+      <w:proofErr w:type="spellEnd"/>
+      <w:r>
+        <w:rPr>
+          <w:rFonts w:hint="eastAsia"/>
+          <w:sz w:val="16"/>
+          <w:szCs w:val="18"/>
+        </w:rPr>
+        <w:t xml:space="preserve"> -inf</w:t>
+      </w:r>
+    </w:p>
+    <w:p>
+      <w:pPr>
+        <w:spacing w:after="0" w:line="240" w:lineRule="auto"/>
+        <w:jc w:val="both"/>
+        <w:rPr>
+          <w:rFonts w:hint="eastAsia"/>
+          <w:sz w:val="16"/>
+          <w:szCs w:val="18"/>
+        </w:rPr>
+      </w:pPr>
+      <w:r>
+        <w:rPr>
+          <w:sz w:val="16"/>
+          <w:szCs w:val="18"/>
+        </w:rPr>
+        <w:t>IC50</w:t>
+      </w:r>
+      <w:r>
+        <w:rPr>
+          <w:rFonts w:hint="eastAsia"/>
+          <w:sz w:val="16"/>
+          <w:szCs w:val="18"/>
+        </w:rPr>
+        <w:t>(</w:t>
+      </w:r>
+      <w:proofErr w:type="spellStart"/>
+      <w:r>
+        <w:rPr>
+          <w:rFonts w:hint="eastAsia"/>
+          <w:sz w:val="16"/>
+          <w:szCs w:val="18"/>
+        </w:rPr>
+        <w:t>tensor_float</w:t>
+      </w:r>
+      <w:proofErr w:type="spellEnd"/>
+      <w:r>
+        <w:rPr>
+          <w:rFonts w:hint="eastAsia"/>
+          <w:sz w:val="16"/>
+          <w:szCs w:val="18"/>
+        </w:rPr>
+        <w:t xml:space="preserve"> 原始值)</w:t>
+      </w:r>
+      <w:r>
+        <w:rPr>
+          <w:sz w:val="16"/>
+          <w:szCs w:val="18"/>
+        </w:rPr>
+        <w:t xml:space="preserve">, </w:t>
+      </w:r>
+    </w:p>
+    <w:p>
+      <w:pPr>
+        <w:spacing w:after="0" w:line="240" w:lineRule="auto"/>
+        <w:jc w:val="both"/>
+        <w:rPr>
+          <w:rFonts w:hint="eastAsia"/>
+          <w:sz w:val="16"/>
+          <w:szCs w:val="18"/>
+        </w:rPr>
+      </w:pPr>
+      <w:proofErr w:type="spellStart"/>
+      <w:r>
+        <w:rPr>
+          <w:sz w:val="16"/>
+          <w:szCs w:val="18"/>
+        </w:rPr>
+        <w:t>Kd</w:t>
+      </w:r>
+      <w:proofErr w:type="spellEnd"/>
+      <w:r>
+        <w:rPr>
+          <w:rFonts w:hint="eastAsia"/>
+          <w:sz w:val="16"/>
+          <w:szCs w:val="18"/>
+        </w:rPr>
+        <w:t>(</w:t>
+      </w:r>
+      <w:proofErr w:type="spellStart"/>
+      <w:r>
+        <w:rPr>
+          <w:rFonts w:hint="eastAsia"/>
+          <w:sz w:val="16"/>
+          <w:szCs w:val="18"/>
+        </w:rPr>
+        <w:t>tensor_float</w:t>
+      </w:r>
+      <w:proofErr w:type="spellEnd"/>
+      <w:r>
+        <w:rPr>
+          <w:rFonts w:hint="eastAsia"/>
+          <w:sz w:val="16"/>
+          <w:szCs w:val="18"/>
+        </w:rPr>
+        <w:t xml:space="preserve"> 原始值)</w:t>
+      </w:r>
+      <w:r>
+        <w:rPr>
+          <w:sz w:val="16"/>
+          <w:szCs w:val="18"/>
+        </w:rPr>
+        <w:t xml:space="preserve">, </w:t>
+      </w:r>
+    </w:p>
+    <w:p>
+      <w:pPr>
+        <w:spacing w:after="0" w:line="240" w:lineRule="auto"/>
+        <w:jc w:val="both"/>
+        <w:rPr>
+          <w:rFonts w:hint="eastAsia"/>
+          <w:sz w:val="16"/>
+          <w:szCs w:val="18"/>
+        </w:rPr>
+      </w:pPr>
+      <w:r>
+        <w:rPr>
+          <w:sz w:val="16"/>
+          <w:szCs w:val="18"/>
+        </w:rPr>
+        <w:t>EC50</w:t>
+      </w:r>
+      <w:r>
+        <w:rPr>
+          <w:rFonts w:hint="eastAsia"/>
+          <w:sz w:val="16"/>
+          <w:szCs w:val="18"/>
+        </w:rPr>
+        <w:t>(</w:t>
+      </w:r>
+      <w:proofErr w:type="spellStart"/>
+      <w:r>
+        <w:rPr>
+          <w:rFonts w:hint="eastAsia"/>
+          <w:sz w:val="16"/>
+          <w:szCs w:val="18"/>
+        </w:rPr>
+        <w:t>tensor_float</w:t>
+      </w:r>
+      <w:proofErr w:type="spellEnd"/>
+      <w:r>
+        <w:rPr>
+          <w:rFonts w:hint="eastAsia"/>
+          <w:sz w:val="16"/>
+          <w:szCs w:val="18"/>
+        </w:rPr>
+        <w:t xml:space="preserve"> 原始值)</w:t>
+      </w:r>
+      <w:r>
+        <w:rPr>
+          <w:sz w:val="16"/>
+          <w:szCs w:val="18"/>
+        </w:rPr>
+        <w:t xml:space="preserve">, </w:t>
+      </w:r>
+    </w:p>
+    <w:p>
+      <w:pPr>
+        <w:spacing w:after="0" w:line="240" w:lineRule="auto"/>
+        <w:jc w:val="both"/>
+        <w:rPr>
+          <w:rFonts w:hint="eastAsia"/>
+          <w:sz w:val="16"/>
+          <w:szCs w:val="18"/>
+        </w:rPr>
+      </w:pPr>
+      <w:r>
+        <w:rPr>
+          <w:sz w:val="16"/>
+          <w:szCs w:val="18"/>
+        </w:rPr>
+        <w:t>Kon</w:t>
+      </w:r>
+      <w:r>
+        <w:rPr>
+          <w:rFonts w:hint="eastAsia"/>
+          <w:sz w:val="16"/>
+          <w:szCs w:val="18"/>
+        </w:rPr>
+        <w:t>(</w:t>
+      </w:r>
+      <w:proofErr w:type="spellStart"/>
+      <w:r>
+        <w:rPr>
+          <w:rFonts w:hint="eastAsia"/>
+          <w:sz w:val="16"/>
+          <w:szCs w:val="18"/>
+        </w:rPr>
+        <w:t>tensor_float</w:t>
+      </w:r>
+      <w:proofErr w:type="spellEnd"/>
+      <w:r>
+        <w:rPr>
+          <w:rFonts w:hint="eastAsia"/>
+          <w:sz w:val="16"/>
+          <w:szCs w:val="18"/>
+        </w:rPr>
+        <w:t xml:space="preserve"> 原始值)</w:t>
+      </w:r>
+      <w:r>
+        <w:rPr>
+          <w:sz w:val="16"/>
+          <w:szCs w:val="18"/>
+        </w:rPr>
+        <w:t xml:space="preserve">, </w:t>
+      </w:r>
+    </w:p>
+    <w:p>
+      <w:pPr>
+        <w:spacing w:after="0" w:line="240" w:lineRule="auto"/>
+        <w:jc w:val="both"/>
+        <w:rPr>
+          <w:rFonts w:hint="eastAsia"/>
+          <w:sz w:val="16"/>
+          <w:szCs w:val="18"/>
+        </w:rPr>
+      </w:pPr>
+      <w:r>
+        <w:rPr>
+          <w:sz w:val="16"/>
+          <w:szCs w:val="18"/>
+        </w:rPr>
+        <w:t>Koff</w:t>
+      </w:r>
+      <w:r>
+        <w:rPr>
+          <w:rFonts w:hint="eastAsia"/>
+          <w:sz w:val="16"/>
+          <w:szCs w:val="18"/>
+        </w:rPr>
+        <w:t>(</w:t>
+      </w:r>
+      <w:proofErr w:type="spellStart"/>
+      <w:r>
+        <w:rPr>
+          <w:rFonts w:hint="eastAsia"/>
+          <w:sz w:val="16"/>
+          <w:szCs w:val="18"/>
+        </w:rPr>
+        <w:t>tensor_float</w:t>
+      </w:r>
+      <w:proofErr w:type="spellEnd"/>
+      <w:r>
+        <w:rPr>
+          <w:rFonts w:hint="eastAsia"/>
+          <w:sz w:val="16"/>
+          <w:szCs w:val="18"/>
+        </w:rPr>
+        <w:t xml:space="preserve"> 原始值)</w:t>
+      </w:r>
+      <w:r>
+        <w:rPr>
+          <w:sz w:val="16"/>
+          <w:szCs w:val="18"/>
+        </w:rPr>
+        <w:t>,</w:t>
+      </w:r>
+    </w:p>
+    <w:p>
+      <w:pPr>
+        <w:spacing w:after="0" w:line="240" w:lineRule="auto"/>
+        <w:jc w:val="both"/>
+        <w:rPr>
+          <w:rFonts w:hint="eastAsia"/>
+          <w:sz w:val="16"/>
+          <w:szCs w:val="18"/>
+        </w:rPr>
+      </w:pPr>
       <w:r>
         <w:rPr>
           <w:rFonts w:hint="eastAsia"/>
@@ -9310,7 +16042,25 @@
           <w:sz w:val="16"/>
           <w:szCs w:val="18"/>
         </w:rPr>
-        <w:t>(tensor_int 原始值)</w:t>
+        <w:t>(</w:t>
+      </w:r>
+      <w:proofErr w:type="spellStart"/>
+      <w:r>
+        <w:rPr>
+          <w:rFonts w:hint="eastAsia"/>
+          <w:sz w:val="16"/>
+          <w:szCs w:val="18"/>
+        </w:rPr>
+        <w:t>tensor_int</w:t>
+      </w:r>
+      <w:proofErr w:type="spellEnd"/>
+      <w:r>
+        <w:rPr>
+          <w:rFonts w:hint="eastAsia"/>
+          <w:sz w:val="16"/>
+          <w:szCs w:val="18"/>
+        </w:rPr>
+        <w:t xml:space="preserve"> 原始值)</w:t>
       </w:r>
       <w:r>
         <w:rPr>
@@ -10040,7 +16790,6 @@
   <w:style w:type="character" w:default="1" w:styleId="a0">
     <w:name w:val="Default Paragraph Font"/>
     <w:uiPriority w:val="1"/>
-    <w:semiHidden/>
     <w:unhideWhenUsed/>
   </w:style>
   <w:style w:type="table" w:default="1" w:styleId="a1">

--- a/附录.docx
+++ b/附录.docx
@@ -18,25 +18,7 @@
           <w:sz w:val="16"/>
           <w:szCs w:val="18"/>
         </w:rPr>
-        <w:t>对于</w:t>
-      </w:r>
-      <w:proofErr w:type="spellStart"/>
-      <w:r>
-        <w:rPr>
-          <w:rFonts w:hint="eastAsia"/>
-          <w:sz w:val="16"/>
-          <w:szCs w:val="18"/>
-        </w:rPr>
-        <w:t>BindingDB</w:t>
-      </w:r>
-      <w:proofErr w:type="spellEnd"/>
-      <w:r>
-        <w:rPr>
-          <w:rFonts w:hint="eastAsia"/>
-          <w:sz w:val="16"/>
-          <w:szCs w:val="18"/>
-        </w:rPr>
-        <w:t>数据集的处理。</w:t>
+        <w:t>对于BindingDB数据集的处理。</w:t>
       </w:r>
     </w:p>
     <w:p>
@@ -55,71 +37,7 @@
           <w:sz w:val="16"/>
           <w:szCs w:val="18"/>
         </w:rPr>
-        <w:t>1. 我们从</w:t>
-      </w:r>
-      <w:proofErr w:type="spellStart"/>
-      <w:r>
-        <w:rPr>
-          <w:rFonts w:hint="eastAsia"/>
-          <w:sz w:val="16"/>
-          <w:szCs w:val="18"/>
-        </w:rPr>
-        <w:t>BindingDB</w:t>
-      </w:r>
-      <w:proofErr w:type="spellEnd"/>
-      <w:proofErr w:type="gramStart"/>
-      <w:r>
-        <w:rPr>
-          <w:rFonts w:hint="eastAsia"/>
-          <w:sz w:val="16"/>
-          <w:szCs w:val="18"/>
-        </w:rPr>
-        <w:t>官网获取</w:t>
-      </w:r>
-      <w:proofErr w:type="gramEnd"/>
-      <w:r>
-        <w:rPr>
-          <w:rFonts w:hint="eastAsia"/>
-          <w:sz w:val="16"/>
-          <w:szCs w:val="18"/>
-        </w:rPr>
-        <w:t>了BindingDB_All_202411_tsv.zip(解压后的文件为</w:t>
-      </w:r>
-      <w:proofErr w:type="spellStart"/>
-      <w:r>
-        <w:rPr>
-          <w:rFonts w:hint="eastAsia"/>
-          <w:sz w:val="16"/>
-          <w:szCs w:val="18"/>
-        </w:rPr>
-        <w:t>BindingDB_All.tsv</w:t>
-      </w:r>
-      <w:proofErr w:type="spellEnd"/>
-      <w:r>
-        <w:rPr>
-          <w:rFonts w:hint="eastAsia"/>
-          <w:sz w:val="16"/>
-          <w:szCs w:val="18"/>
-        </w:rPr>
-        <w:t>)，其中包含了截止至2024年11月的</w:t>
-      </w:r>
-      <w:proofErr w:type="spellStart"/>
-      <w:r>
-        <w:rPr>
-          <w:rFonts w:hint="eastAsia"/>
-          <w:sz w:val="16"/>
-          <w:szCs w:val="18"/>
-        </w:rPr>
-        <w:t>BindingDB</w:t>
-      </w:r>
-      <w:proofErr w:type="spellEnd"/>
-      <w:r>
-        <w:rPr>
-          <w:rFonts w:hint="eastAsia"/>
-          <w:sz w:val="16"/>
-          <w:szCs w:val="18"/>
-        </w:rPr>
-        <w:t>中的所有数据，数据包含的各种属性值如下表所示。随机选择的sample data是第678组数据。</w:t>
+        <w:t>1. 我们从BindingDB官网获取了BindingDB_All_202411_tsv.zip(解压后的文件为BindingDB_All.tsv)，其中包含了截止至2024年11月的BindingDB中的所有数据，数据包含的各种属性值如下表所示。随机选择的sample data是第678组数据。</w:t>
       </w:r>
     </w:p>
     <w:tbl>
@@ -236,34 +154,14 @@
                 <w:szCs w:val="11"/>
               </w:rPr>
             </w:pPr>
-            <w:proofErr w:type="spellStart"/>
-            <w:r>
-              <w:rPr>
-                <w:rFonts w:ascii="Times New Roman" w:hAnsi="Times New Roman" w:cs="Times New Roman"/>
-                <w:sz w:val="11"/>
-                <w:szCs w:val="11"/>
-              </w:rPr>
-              <w:t>BindingDB</w:t>
-            </w:r>
-            <w:proofErr w:type="spellEnd"/>
-            <w:r>
-              <w:rPr>
-                <w:rFonts w:ascii="Times New Roman" w:hAnsi="Times New Roman" w:cs="Times New Roman"/>
-                <w:sz w:val="11"/>
-                <w:szCs w:val="11"/>
-              </w:rPr>
-              <w:t xml:space="preserve"> </w:t>
-            </w:r>
-            <w:proofErr w:type="spellStart"/>
-            <w:r>
-              <w:rPr>
-                <w:rFonts w:ascii="Times New Roman" w:hAnsi="Times New Roman" w:cs="Times New Roman"/>
-                <w:sz w:val="11"/>
-                <w:szCs w:val="11"/>
-              </w:rPr>
-              <w:t>Reactant_set_id</w:t>
-            </w:r>
-            <w:proofErr w:type="spellEnd"/>
+            <w:r>
+              <w:rPr>
+                <w:rFonts w:ascii="Times New Roman" w:hAnsi="Times New Roman" w:cs="Times New Roman"/>
+                <w:sz w:val="11"/>
+                <w:szCs w:val="11"/>
+              </w:rPr>
+              <w:t>BindingDB Reactant_set_id</w:t>
+            </w:r>
           </w:p>
         </w:tc>
         <w:tc>
@@ -295,25 +193,7 @@
                 <w:sz w:val="11"/>
                 <w:szCs w:val="11"/>
               </w:rPr>
-              <w:t xml:space="preserve"> </w:t>
-            </w:r>
-            <w:proofErr w:type="spellStart"/>
-            <w:r>
-              <w:rPr>
-                <w:rFonts w:ascii="Times New Roman" w:hAnsi="Times New Roman" w:cs="Times New Roman"/>
-                <w:sz w:val="11"/>
-                <w:szCs w:val="11"/>
-              </w:rPr>
-              <w:t>BindingDB</w:t>
-            </w:r>
-            <w:proofErr w:type="spellEnd"/>
-            <w:r>
-              <w:rPr>
-                <w:rFonts w:ascii="Times New Roman" w:hAnsi="Times New Roman" w:cs="Times New Roman"/>
-                <w:sz w:val="11"/>
-                <w:szCs w:val="11"/>
-              </w:rPr>
-              <w:t xml:space="preserve"> </w:t>
+              <w:t xml:space="preserve"> BindingDB </w:t>
             </w:r>
             <w:r>
               <w:rPr>
@@ -467,151 +347,7 @@
                 <w:sz w:val="11"/>
                 <w:szCs w:val="11"/>
               </w:rPr>
-              <w:t>CC(C)C[C@</w:t>
-            </w:r>
-            <w:proofErr w:type="gramStart"/>
-            <w:r>
-              <w:rPr>
-                <w:rFonts w:ascii="Times New Roman" w:hAnsi="Times New Roman" w:cs="Times New Roman"/>
-                <w:sz w:val="11"/>
-                <w:szCs w:val="11"/>
-              </w:rPr>
-              <w:t>H](</w:t>
-            </w:r>
-            <w:proofErr w:type="gramEnd"/>
-            <w:r>
-              <w:rPr>
-                <w:rFonts w:ascii="Times New Roman" w:hAnsi="Times New Roman" w:cs="Times New Roman"/>
-                <w:sz w:val="11"/>
-                <w:szCs w:val="11"/>
-              </w:rPr>
-              <w:t>CO)NC(=</w:t>
-            </w:r>
-            <w:proofErr w:type="gramStart"/>
-            <w:r>
-              <w:rPr>
-                <w:rFonts w:ascii="Times New Roman" w:hAnsi="Times New Roman" w:cs="Times New Roman"/>
-                <w:sz w:val="11"/>
-                <w:szCs w:val="11"/>
-              </w:rPr>
-              <w:t>O)[</w:t>
-            </w:r>
-            <w:proofErr w:type="gramEnd"/>
-            <w:r>
-              <w:rPr>
-                <w:rFonts w:ascii="Times New Roman" w:hAnsi="Times New Roman" w:cs="Times New Roman"/>
-                <w:sz w:val="11"/>
-                <w:szCs w:val="11"/>
-              </w:rPr>
-              <w:t>C@@H]1N[C@</w:t>
-            </w:r>
-            <w:proofErr w:type="gramStart"/>
-            <w:r>
-              <w:rPr>
-                <w:rFonts w:ascii="Times New Roman" w:hAnsi="Times New Roman" w:cs="Times New Roman"/>
-                <w:sz w:val="11"/>
-                <w:szCs w:val="11"/>
-              </w:rPr>
-              <w:t>H](</w:t>
-            </w:r>
-            <w:proofErr w:type="gramEnd"/>
-            <w:r>
-              <w:rPr>
-                <w:rFonts w:ascii="Times New Roman" w:hAnsi="Times New Roman" w:cs="Times New Roman"/>
-                <w:sz w:val="11"/>
-                <w:szCs w:val="11"/>
-              </w:rPr>
-              <w:t>SC1(C)</w:t>
-            </w:r>
-            <w:proofErr w:type="gramStart"/>
-            <w:r>
-              <w:rPr>
-                <w:rFonts w:ascii="Times New Roman" w:hAnsi="Times New Roman" w:cs="Times New Roman"/>
-                <w:sz w:val="11"/>
-                <w:szCs w:val="11"/>
-              </w:rPr>
-              <w:t>C)[</w:t>
-            </w:r>
-            <w:proofErr w:type="gramEnd"/>
-            <w:r>
-              <w:rPr>
-                <w:rFonts w:ascii="Times New Roman" w:hAnsi="Times New Roman" w:cs="Times New Roman"/>
-                <w:sz w:val="11"/>
-                <w:szCs w:val="11"/>
-              </w:rPr>
-              <w:t>C@</w:t>
-            </w:r>
-            <w:proofErr w:type="gramStart"/>
-            <w:r>
-              <w:rPr>
-                <w:rFonts w:ascii="Times New Roman" w:hAnsi="Times New Roman" w:cs="Times New Roman"/>
-                <w:sz w:val="11"/>
-                <w:szCs w:val="11"/>
-              </w:rPr>
-              <w:t>H](</w:t>
-            </w:r>
-            <w:proofErr w:type="gramEnd"/>
-            <w:r>
-              <w:rPr>
-                <w:rFonts w:ascii="Times New Roman" w:hAnsi="Times New Roman" w:cs="Times New Roman"/>
-                <w:sz w:val="11"/>
-                <w:szCs w:val="11"/>
-              </w:rPr>
-              <w:t>NC(=</w:t>
-            </w:r>
-            <w:proofErr w:type="gramStart"/>
-            <w:r>
-              <w:rPr>
-                <w:rFonts w:ascii="Times New Roman" w:hAnsi="Times New Roman" w:cs="Times New Roman"/>
-                <w:sz w:val="11"/>
-                <w:szCs w:val="11"/>
-              </w:rPr>
-              <w:t>O)Cc</w:t>
-            </w:r>
-            <w:proofErr w:type="gramEnd"/>
-            <w:r>
-              <w:rPr>
-                <w:rFonts w:ascii="Times New Roman" w:hAnsi="Times New Roman" w:cs="Times New Roman"/>
-                <w:sz w:val="11"/>
-                <w:szCs w:val="11"/>
-              </w:rPr>
-              <w:t>1ccccc</w:t>
-            </w:r>
-            <w:proofErr w:type="gramStart"/>
-            <w:r>
-              <w:rPr>
-                <w:rFonts w:ascii="Times New Roman" w:hAnsi="Times New Roman" w:cs="Times New Roman"/>
-                <w:sz w:val="11"/>
-                <w:szCs w:val="11"/>
-              </w:rPr>
-              <w:t>1)C</w:t>
-            </w:r>
-            <w:proofErr w:type="gramEnd"/>
-            <w:r>
-              <w:rPr>
-                <w:rFonts w:ascii="Times New Roman" w:hAnsi="Times New Roman" w:cs="Times New Roman"/>
-                <w:sz w:val="11"/>
-                <w:szCs w:val="11"/>
-              </w:rPr>
-              <w:t>(=</w:t>
-            </w:r>
-            <w:proofErr w:type="gramStart"/>
-            <w:r>
-              <w:rPr>
-                <w:rFonts w:ascii="Times New Roman" w:hAnsi="Times New Roman" w:cs="Times New Roman"/>
-                <w:sz w:val="11"/>
-                <w:szCs w:val="11"/>
-              </w:rPr>
-              <w:t>O)NCc</w:t>
-            </w:r>
-            <w:proofErr w:type="gramEnd"/>
-            <w:r>
-              <w:rPr>
-                <w:rFonts w:ascii="Times New Roman" w:hAnsi="Times New Roman" w:cs="Times New Roman"/>
-                <w:sz w:val="11"/>
-                <w:szCs w:val="11"/>
-              </w:rPr>
-              <w:t>1ccccc1</w:t>
+              <w:t>CC(C)C[C@H](CO)NC(=O)[C@@H]1N[C@H](SC1(C)C)[C@H](NC(=O)Cc1ccccc1)C(=O)NCc1ccccc1</w:t>
             </w:r>
           </w:p>
         </w:tc>
@@ -683,25 +419,7 @@
                 <w:sz w:val="11"/>
                 <w:szCs w:val="11"/>
               </w:rPr>
-              <w:t>国际化学标识符，用于更标准和</w:t>
-            </w:r>
-            <w:proofErr w:type="gramStart"/>
-            <w:r>
-              <w:rPr>
-                <w:rFonts w:ascii="Times New Roman" w:hAnsi="Times New Roman" w:cs="Times New Roman"/>
-                <w:sz w:val="11"/>
-                <w:szCs w:val="11"/>
-              </w:rPr>
-              <w:t>可</w:t>
-            </w:r>
-            <w:proofErr w:type="gramEnd"/>
-            <w:r>
-              <w:rPr>
-                <w:rFonts w:ascii="Times New Roman" w:hAnsi="Times New Roman" w:cs="Times New Roman"/>
-                <w:sz w:val="11"/>
-                <w:szCs w:val="11"/>
-              </w:rPr>
-              <w:t>扩展的分子结构表示</w:t>
+              <w:t>国际化学标识符，用于更标准和可扩展的分子结构表示</w:t>
             </w:r>
           </w:p>
         </w:tc>
@@ -840,34 +558,14 @@
                 <w:szCs w:val="11"/>
               </w:rPr>
             </w:pPr>
-            <w:proofErr w:type="spellStart"/>
-            <w:r>
-              <w:rPr>
-                <w:rFonts w:ascii="Times New Roman" w:hAnsi="Times New Roman" w:cs="Times New Roman"/>
-                <w:sz w:val="11"/>
-                <w:szCs w:val="11"/>
-              </w:rPr>
-              <w:t>BindingDB</w:t>
-            </w:r>
-            <w:proofErr w:type="spellEnd"/>
-            <w:r>
-              <w:rPr>
-                <w:rFonts w:ascii="Times New Roman" w:hAnsi="Times New Roman" w:cs="Times New Roman"/>
-                <w:sz w:val="11"/>
-                <w:szCs w:val="11"/>
-              </w:rPr>
-              <w:t xml:space="preserve"> </w:t>
-            </w:r>
-            <w:proofErr w:type="spellStart"/>
-            <w:r>
-              <w:rPr>
-                <w:rFonts w:ascii="Times New Roman" w:hAnsi="Times New Roman" w:cs="Times New Roman"/>
-                <w:sz w:val="11"/>
-                <w:szCs w:val="11"/>
-              </w:rPr>
-              <w:t>MonomerID</w:t>
-            </w:r>
-            <w:proofErr w:type="spellEnd"/>
+            <w:r>
+              <w:rPr>
+                <w:rFonts w:ascii="Times New Roman" w:hAnsi="Times New Roman" w:cs="Times New Roman"/>
+                <w:sz w:val="11"/>
+                <w:szCs w:val="11"/>
+              </w:rPr>
+              <w:t>BindingDB MonomerID</w:t>
+            </w:r>
           </w:p>
         </w:tc>
         <w:tc>
@@ -899,25 +597,7 @@
                 <w:sz w:val="11"/>
                 <w:szCs w:val="11"/>
               </w:rPr>
-              <w:t xml:space="preserve"> </w:t>
-            </w:r>
-            <w:proofErr w:type="spellStart"/>
-            <w:r>
-              <w:rPr>
-                <w:rFonts w:ascii="Times New Roman" w:hAnsi="Times New Roman" w:cs="Times New Roman"/>
-                <w:sz w:val="11"/>
-                <w:szCs w:val="11"/>
-              </w:rPr>
-              <w:t>BindingDB</w:t>
-            </w:r>
-            <w:proofErr w:type="spellEnd"/>
-            <w:r>
-              <w:rPr>
-                <w:rFonts w:ascii="Times New Roman" w:hAnsi="Times New Roman" w:cs="Times New Roman"/>
-                <w:sz w:val="11"/>
-                <w:szCs w:val="11"/>
-              </w:rPr>
-              <w:t xml:space="preserve"> </w:t>
+              <w:t xml:space="preserve"> BindingDB </w:t>
             </w:r>
             <w:r>
               <w:rPr>
@@ -983,23 +663,13 @@
                 <w:szCs w:val="11"/>
               </w:rPr>
             </w:pPr>
-            <w:proofErr w:type="spellStart"/>
-            <w:r>
-              <w:rPr>
-                <w:rFonts w:ascii="Times New Roman" w:hAnsi="Times New Roman" w:cs="Times New Roman"/>
-                <w:sz w:val="11"/>
-                <w:szCs w:val="11"/>
-              </w:rPr>
-              <w:t>BindingDB</w:t>
-            </w:r>
-            <w:proofErr w:type="spellEnd"/>
-            <w:r>
-              <w:rPr>
-                <w:rFonts w:ascii="Times New Roman" w:hAnsi="Times New Roman" w:cs="Times New Roman"/>
-                <w:sz w:val="11"/>
-                <w:szCs w:val="11"/>
-              </w:rPr>
-              <w:t xml:space="preserve"> Ligand Name</w:t>
+            <w:r>
+              <w:rPr>
+                <w:rFonts w:ascii="Times New Roman" w:hAnsi="Times New Roman" w:cs="Times New Roman"/>
+                <w:sz w:val="11"/>
+                <w:szCs w:val="11"/>
+              </w:rPr>
+              <w:t>BindingDB Ligand Name</w:t>
             </w:r>
           </w:p>
         </w:tc>
@@ -1032,25 +702,7 @@
                 <w:sz w:val="11"/>
                 <w:szCs w:val="11"/>
               </w:rPr>
-              <w:t xml:space="preserve"> </w:t>
-            </w:r>
-            <w:proofErr w:type="spellStart"/>
-            <w:r>
-              <w:rPr>
-                <w:rFonts w:ascii="Times New Roman" w:hAnsi="Times New Roman" w:cs="Times New Roman"/>
-                <w:sz w:val="11"/>
-                <w:szCs w:val="11"/>
-              </w:rPr>
-              <w:t>BindingDB</w:t>
-            </w:r>
-            <w:proofErr w:type="spellEnd"/>
-            <w:r>
-              <w:rPr>
-                <w:rFonts w:ascii="Times New Roman" w:hAnsi="Times New Roman" w:cs="Times New Roman"/>
-                <w:sz w:val="11"/>
-                <w:szCs w:val="11"/>
-              </w:rPr>
-              <w:t xml:space="preserve"> </w:t>
+              <w:t xml:space="preserve"> BindingDB </w:t>
             </w:r>
             <w:r>
               <w:rPr>
@@ -1083,79 +735,7 @@
                 <w:sz w:val="11"/>
                 <w:szCs w:val="11"/>
               </w:rPr>
-              <w:t>(2R,4S)-2</w:t>
-            </w:r>
-            <w:proofErr w:type="gramStart"/>
-            <w:r>
-              <w:rPr>
-                <w:rFonts w:ascii="Times New Roman" w:hAnsi="Times New Roman" w:cs="Times New Roman"/>
-                <w:sz w:val="11"/>
-                <w:szCs w:val="11"/>
-              </w:rPr>
-              <w:t>-[(</w:t>
-            </w:r>
-            <w:proofErr w:type="gramEnd"/>
-            <w:r>
-              <w:rPr>
-                <w:rFonts w:ascii="Times New Roman" w:hAnsi="Times New Roman" w:cs="Times New Roman"/>
-                <w:sz w:val="11"/>
-                <w:szCs w:val="11"/>
-              </w:rPr>
-              <w:t>R)-(</w:t>
-            </w:r>
-            <w:proofErr w:type="gramStart"/>
-            <w:r>
-              <w:rPr>
-                <w:rFonts w:ascii="Times New Roman" w:hAnsi="Times New Roman" w:cs="Times New Roman"/>
-                <w:sz w:val="11"/>
-                <w:szCs w:val="11"/>
-              </w:rPr>
-              <w:t>benzylcarbamoyl)(</w:t>
-            </w:r>
-            <w:proofErr w:type="gramEnd"/>
-            <w:r>
-              <w:rPr>
-                <w:rFonts w:ascii="Times New Roman" w:hAnsi="Times New Roman" w:cs="Times New Roman"/>
-                <w:sz w:val="11"/>
-                <w:szCs w:val="11"/>
-              </w:rPr>
-              <w:t>1-</w:t>
-            </w:r>
-            <w:proofErr w:type="gramStart"/>
-            <w:r>
-              <w:rPr>
-                <w:rFonts w:ascii="Times New Roman" w:hAnsi="Times New Roman" w:cs="Times New Roman"/>
-                <w:sz w:val="11"/>
-                <w:szCs w:val="11"/>
-              </w:rPr>
-              <w:t>phenylacetamido)methyl</w:t>
-            </w:r>
-            <w:proofErr w:type="gramEnd"/>
-            <w:r>
-              <w:rPr>
-                <w:rFonts w:ascii="Times New Roman" w:hAnsi="Times New Roman" w:cs="Times New Roman"/>
-                <w:sz w:val="11"/>
-                <w:szCs w:val="11"/>
-              </w:rPr>
-              <w:t>]-N-[(2R)-1-hydroxy-4-methylpentan-2-yl]-5,5-dimethyl-1,3-thiazolidine-4-</w:t>
-            </w:r>
-            <w:proofErr w:type="gramStart"/>
-            <w:r>
-              <w:rPr>
-                <w:rFonts w:ascii="Times New Roman" w:hAnsi="Times New Roman" w:cs="Times New Roman"/>
-                <w:sz w:val="11"/>
-                <w:szCs w:val="11"/>
-              </w:rPr>
-              <w:t>carboxamide::</w:t>
-            </w:r>
-            <w:proofErr w:type="gramEnd"/>
-            <w:r>
-              <w:rPr>
-                <w:rFonts w:ascii="Times New Roman" w:hAnsi="Times New Roman" w:cs="Times New Roman"/>
-                <w:sz w:val="11"/>
-                <w:szCs w:val="11"/>
-              </w:rPr>
-              <w:t>penicillin deriv. 56</w:t>
+              <w:t>(2R,4S)-2-[(R)-(benzylcarbamoyl)(1-phenylacetamido)methyl]-N-[(2R)-1-hydroxy-4-methylpentan-2-yl]-5,5-dimethyl-1,3-thiazolidine-4-carboxamide::penicillin deriv. 56</w:t>
             </w:r>
           </w:p>
         </w:tc>
@@ -1267,18 +847,8 @@
                 <w:sz w:val="11"/>
                 <w:szCs w:val="11"/>
               </w:rPr>
-              <w:t xml:space="preserve">Target Source Organism According to Curator or </w:t>
-            </w:r>
-            <w:proofErr w:type="spellStart"/>
-            <w:r>
-              <w:rPr>
-                <w:rFonts w:ascii="Times New Roman" w:hAnsi="Times New Roman" w:cs="Times New Roman"/>
-                <w:sz w:val="11"/>
-                <w:szCs w:val="11"/>
-              </w:rPr>
-              <w:t>DataSource</w:t>
-            </w:r>
-            <w:proofErr w:type="spellEnd"/>
+              <w:t>Target Source Organism According to Curator or DataSource</w:t>
+            </w:r>
           </w:p>
         </w:tc>
         <w:tc>
@@ -1358,9 +928,49 @@
                 <w:sz w:val="11"/>
                 <w:szCs w:val="11"/>
               </w:rPr>
-              <w:t>Ki (</w:t>
-            </w:r>
-            <w:proofErr w:type="spellStart"/>
+              <w:t>Ki (nM)</w:t>
+            </w:r>
+          </w:p>
+        </w:tc>
+        <w:tc>
+          <w:tcPr>
+            <w:tcW w:w="2410" w:type="dxa"/>
+            <w:vAlign w:val="center"/>
+          </w:tcPr>
+          <w:p>
+            <w:pPr>
+              <w:spacing w:after="0" w:line="240" w:lineRule="auto"/>
+              <w:jc w:val="center"/>
+              <w:rPr>
+                <w:rFonts w:ascii="Times New Roman" w:hAnsi="Times New Roman" w:cs="Times New Roman"/>
+                <w:sz w:val="11"/>
+                <w:szCs w:val="11"/>
+              </w:rPr>
+            </w:pPr>
+            <w:r>
+              <w:rPr>
+                <w:rFonts w:ascii="Times New Roman" w:hAnsi="Times New Roman" w:cs="Times New Roman"/>
+                <w:sz w:val="11"/>
+                <w:szCs w:val="11"/>
+              </w:rPr>
+              <w:t>配体与靶标结合的抑制常数（</w:t>
+            </w:r>
+            <w:r>
+              <w:rPr>
+                <w:rFonts w:ascii="Times New Roman" w:hAnsi="Times New Roman" w:cs="Times New Roman"/>
+                <w:sz w:val="11"/>
+                <w:szCs w:val="11"/>
+              </w:rPr>
+              <w:t>Ki</w:t>
+            </w:r>
+            <w:r>
+              <w:rPr>
+                <w:rFonts w:ascii="Times New Roman" w:hAnsi="Times New Roman" w:cs="Times New Roman"/>
+                <w:sz w:val="11"/>
+                <w:szCs w:val="11"/>
+              </w:rPr>
+              <w:t>），单位为纳摩尔（</w:t>
+            </w:r>
             <w:r>
               <w:rPr>
                 <w:rFonts w:ascii="Times New Roman" w:hAnsi="Times New Roman" w:cs="Times New Roman"/>
@@ -1369,66 +979,6 @@
               </w:rPr>
               <w:t>nM</w:t>
             </w:r>
-            <w:proofErr w:type="spellEnd"/>
-            <w:r>
-              <w:rPr>
-                <w:rFonts w:ascii="Times New Roman" w:hAnsi="Times New Roman" w:cs="Times New Roman"/>
-                <w:sz w:val="11"/>
-                <w:szCs w:val="11"/>
-              </w:rPr>
-              <w:t>)</w:t>
-            </w:r>
-          </w:p>
-        </w:tc>
-        <w:tc>
-          <w:tcPr>
-            <w:tcW w:w="2410" w:type="dxa"/>
-            <w:vAlign w:val="center"/>
-          </w:tcPr>
-          <w:p>
-            <w:pPr>
-              <w:spacing w:after="0" w:line="240" w:lineRule="auto"/>
-              <w:jc w:val="center"/>
-              <w:rPr>
-                <w:rFonts w:ascii="Times New Roman" w:hAnsi="Times New Roman" w:cs="Times New Roman"/>
-                <w:sz w:val="11"/>
-                <w:szCs w:val="11"/>
-              </w:rPr>
-            </w:pPr>
-            <w:r>
-              <w:rPr>
-                <w:rFonts w:ascii="Times New Roman" w:hAnsi="Times New Roman" w:cs="Times New Roman"/>
-                <w:sz w:val="11"/>
-                <w:szCs w:val="11"/>
-              </w:rPr>
-              <w:t>配体与靶标结合的抑制常数（</w:t>
-            </w:r>
-            <w:r>
-              <w:rPr>
-                <w:rFonts w:ascii="Times New Roman" w:hAnsi="Times New Roman" w:cs="Times New Roman"/>
-                <w:sz w:val="11"/>
-                <w:szCs w:val="11"/>
-              </w:rPr>
-              <w:t>Ki</w:t>
-            </w:r>
-            <w:r>
-              <w:rPr>
-                <w:rFonts w:ascii="Times New Roman" w:hAnsi="Times New Roman" w:cs="Times New Roman"/>
-                <w:sz w:val="11"/>
-                <w:szCs w:val="11"/>
-              </w:rPr>
-              <w:t>），单位为纳摩尔（</w:t>
-            </w:r>
-            <w:proofErr w:type="spellStart"/>
-            <w:r>
-              <w:rPr>
-                <w:rFonts w:ascii="Times New Roman" w:hAnsi="Times New Roman" w:cs="Times New Roman"/>
-                <w:sz w:val="11"/>
-                <w:szCs w:val="11"/>
-              </w:rPr>
-              <w:t>nM</w:t>
-            </w:r>
-            <w:proofErr w:type="spellEnd"/>
             <w:r>
               <w:rPr>
                 <w:rFonts w:ascii="Times New Roman" w:hAnsi="Times New Roman" w:cs="Times New Roman"/>
@@ -1483,25 +1033,7 @@
                 <w:sz w:val="11"/>
                 <w:szCs w:val="11"/>
               </w:rPr>
-              <w:t>IC50 (</w:t>
-            </w:r>
-            <w:proofErr w:type="spellStart"/>
-            <w:r>
-              <w:rPr>
-                <w:rFonts w:ascii="Times New Roman" w:hAnsi="Times New Roman" w:cs="Times New Roman"/>
-                <w:sz w:val="11"/>
-                <w:szCs w:val="11"/>
-              </w:rPr>
-              <w:t>nM</w:t>
-            </w:r>
-            <w:proofErr w:type="spellEnd"/>
-            <w:r>
-              <w:rPr>
-                <w:rFonts w:ascii="Times New Roman" w:hAnsi="Times New Roman" w:cs="Times New Roman"/>
-                <w:sz w:val="11"/>
-                <w:szCs w:val="11"/>
-              </w:rPr>
-              <w:t>)</w:t>
+              <w:t>IC50 (nM)</w:t>
             </w:r>
           </w:p>
         </w:tc>
@@ -1592,41 +1124,13 @@
                 <w:szCs w:val="11"/>
               </w:rPr>
             </w:pPr>
-            <w:proofErr w:type="spellStart"/>
-            <w:r>
-              <w:rPr>
-                <w:rFonts w:ascii="Times New Roman" w:hAnsi="Times New Roman" w:cs="Times New Roman"/>
-                <w:sz w:val="11"/>
-                <w:szCs w:val="11"/>
-              </w:rPr>
-              <w:t>Kd</w:t>
-            </w:r>
-            <w:proofErr w:type="spellEnd"/>
-            <w:r>
-              <w:rPr>
-                <w:rFonts w:ascii="Times New Roman" w:hAnsi="Times New Roman" w:cs="Times New Roman"/>
-                <w:sz w:val="11"/>
-                <w:szCs w:val="11"/>
-              </w:rPr>
-              <w:t xml:space="preserve"> (</w:t>
-            </w:r>
-            <w:proofErr w:type="spellStart"/>
-            <w:r>
-              <w:rPr>
-                <w:rFonts w:ascii="Times New Roman" w:hAnsi="Times New Roman" w:cs="Times New Roman"/>
-                <w:sz w:val="11"/>
-                <w:szCs w:val="11"/>
-              </w:rPr>
-              <w:t>nM</w:t>
-            </w:r>
-            <w:proofErr w:type="spellEnd"/>
-            <w:r>
-              <w:rPr>
-                <w:rFonts w:ascii="Times New Roman" w:hAnsi="Times New Roman" w:cs="Times New Roman"/>
-                <w:sz w:val="11"/>
-                <w:szCs w:val="11"/>
-              </w:rPr>
-              <w:t>)</w:t>
+            <w:r>
+              <w:rPr>
+                <w:rFonts w:ascii="Times New Roman" w:hAnsi="Times New Roman" w:cs="Times New Roman"/>
+                <w:sz w:val="11"/>
+                <w:szCs w:val="11"/>
+              </w:rPr>
+              <w:t>Kd (nM)</w:t>
             </w:r>
           </w:p>
         </w:tc>
@@ -1699,25 +1203,7 @@
                 <w:sz w:val="11"/>
                 <w:szCs w:val="11"/>
               </w:rPr>
-              <w:t>EC50 (</w:t>
-            </w:r>
-            <w:proofErr w:type="spellStart"/>
-            <w:r>
-              <w:rPr>
-                <w:rFonts w:ascii="Times New Roman" w:hAnsi="Times New Roman" w:cs="Times New Roman"/>
-                <w:sz w:val="11"/>
-                <w:szCs w:val="11"/>
-              </w:rPr>
-              <w:t>nM</w:t>
-            </w:r>
-            <w:proofErr w:type="spellEnd"/>
-            <w:r>
-              <w:rPr>
-                <w:rFonts w:ascii="Times New Roman" w:hAnsi="Times New Roman" w:cs="Times New Roman"/>
-                <w:sz w:val="11"/>
-                <w:szCs w:val="11"/>
-              </w:rPr>
-              <w:t>)</w:t>
+              <w:t>EC50 (nM)</w:t>
             </w:r>
           </w:p>
         </w:tc>
@@ -1784,23 +1270,13 @@
                 <w:szCs w:val="11"/>
               </w:rPr>
             </w:pPr>
-            <w:proofErr w:type="spellStart"/>
-            <w:r>
-              <w:rPr>
-                <w:rFonts w:ascii="Times New Roman" w:hAnsi="Times New Roman" w:cs="Times New Roman"/>
-                <w:sz w:val="11"/>
-                <w:szCs w:val="11"/>
-              </w:rPr>
-              <w:t>kon</w:t>
-            </w:r>
-            <w:proofErr w:type="spellEnd"/>
-            <w:r>
-              <w:rPr>
-                <w:rFonts w:ascii="Times New Roman" w:hAnsi="Times New Roman" w:cs="Times New Roman"/>
-                <w:sz w:val="11"/>
-                <w:szCs w:val="11"/>
-              </w:rPr>
-              <w:t xml:space="preserve"> (</w:t>
+            <w:r>
+              <w:rPr>
+                <w:rFonts w:ascii="Times New Roman" w:hAnsi="Times New Roman" w:cs="Times New Roman"/>
+                <w:sz w:val="11"/>
+                <w:szCs w:val="11"/>
+              </w:rPr>
+              <w:t>kon (</w:t>
             </w:r>
             <w:r>
               <w:rPr>
@@ -1959,23 +1435,13 @@
                 <w:szCs w:val="11"/>
               </w:rPr>
             </w:pPr>
-            <w:proofErr w:type="spellStart"/>
-            <w:r>
-              <w:rPr>
-                <w:rFonts w:ascii="Times New Roman" w:hAnsi="Times New Roman" w:cs="Times New Roman"/>
-                <w:sz w:val="11"/>
-                <w:szCs w:val="11"/>
-              </w:rPr>
-              <w:t>koff</w:t>
-            </w:r>
-            <w:proofErr w:type="spellEnd"/>
-            <w:r>
-              <w:rPr>
-                <w:rFonts w:ascii="Times New Roman" w:hAnsi="Times New Roman" w:cs="Times New Roman"/>
-                <w:sz w:val="11"/>
-                <w:szCs w:val="11"/>
-              </w:rPr>
-              <w:t xml:space="preserve"> (s</w:t>
+            <w:r>
+              <w:rPr>
+                <w:rFonts w:ascii="Times New Roman" w:hAnsi="Times New Roman" w:cs="Times New Roman"/>
+                <w:sz w:val="11"/>
+                <w:szCs w:val="11"/>
+              </w:rPr>
+              <w:t>koff (s</w:t>
             </w:r>
             <w:r>
               <w:rPr>
@@ -2284,18 +1750,8 @@
                 <w:sz w:val="11"/>
                 <w:szCs w:val="11"/>
               </w:rPr>
-              <w:t>Curation/</w:t>
-            </w:r>
-            <w:proofErr w:type="spellStart"/>
-            <w:r>
-              <w:rPr>
-                <w:rFonts w:ascii="Times New Roman" w:hAnsi="Times New Roman" w:cs="Times New Roman"/>
-                <w:sz w:val="11"/>
-                <w:szCs w:val="11"/>
-              </w:rPr>
-              <w:t>DataSource</w:t>
-            </w:r>
-            <w:proofErr w:type="spellEnd"/>
+              <w:t>Curation/DataSource</w:t>
+            </w:r>
           </w:p>
         </w:tc>
         <w:tc>
@@ -2344,18 +1800,8 @@
                 <w:sz w:val="11"/>
                 <w:szCs w:val="11"/>
               </w:rPr>
-              <w:t xml:space="preserve">Curated from the literature by </w:t>
-            </w:r>
-            <w:proofErr w:type="spellStart"/>
-            <w:r>
-              <w:rPr>
-                <w:rFonts w:ascii="Times New Roman" w:hAnsi="Times New Roman" w:cs="Times New Roman"/>
-                <w:sz w:val="11"/>
-                <w:szCs w:val="11"/>
-              </w:rPr>
-              <w:t>BindingDB</w:t>
-            </w:r>
-            <w:proofErr w:type="spellEnd"/>
+              <w:t>Curated from the literature by BindingDB</w:t>
+            </w:r>
           </w:p>
         </w:tc>
       </w:tr>
@@ -2476,23 +1922,13 @@
                 <w:szCs w:val="11"/>
               </w:rPr>
             </w:pPr>
-            <w:proofErr w:type="spellStart"/>
-            <w:r>
-              <w:rPr>
-                <w:rFonts w:ascii="Times New Roman" w:hAnsi="Times New Roman" w:cs="Times New Roman"/>
-                <w:sz w:val="11"/>
-                <w:szCs w:val="11"/>
-              </w:rPr>
-              <w:t>BindingDB</w:t>
-            </w:r>
-            <w:proofErr w:type="spellEnd"/>
-            <w:r>
-              <w:rPr>
-                <w:rFonts w:ascii="Times New Roman" w:hAnsi="Times New Roman" w:cs="Times New Roman"/>
-                <w:sz w:val="11"/>
-                <w:szCs w:val="11"/>
-              </w:rPr>
-              <w:t xml:space="preserve"> Entry DOI</w:t>
+            <w:r>
+              <w:rPr>
+                <w:rFonts w:ascii="Times New Roman" w:hAnsi="Times New Roman" w:cs="Times New Roman"/>
+                <w:sz w:val="11"/>
+                <w:szCs w:val="11"/>
+              </w:rPr>
+              <w:t>BindingDB Entry DOI</w:t>
             </w:r>
           </w:p>
         </w:tc>
@@ -2525,25 +1961,7 @@
                 <w:sz w:val="11"/>
                 <w:szCs w:val="11"/>
               </w:rPr>
-              <w:t xml:space="preserve"> </w:t>
-            </w:r>
-            <w:proofErr w:type="spellStart"/>
-            <w:r>
-              <w:rPr>
-                <w:rFonts w:ascii="Times New Roman" w:hAnsi="Times New Roman" w:cs="Times New Roman"/>
-                <w:sz w:val="11"/>
-                <w:szCs w:val="11"/>
-              </w:rPr>
-              <w:t>BindingDB</w:t>
-            </w:r>
-            <w:proofErr w:type="spellEnd"/>
-            <w:r>
-              <w:rPr>
-                <w:rFonts w:ascii="Times New Roman" w:hAnsi="Times New Roman" w:cs="Times New Roman"/>
-                <w:sz w:val="11"/>
-                <w:szCs w:val="11"/>
-              </w:rPr>
-              <w:t xml:space="preserve"> </w:t>
+              <w:t xml:space="preserve"> BindingDB </w:t>
             </w:r>
             <w:r>
               <w:rPr>
@@ -3053,18 +2471,8 @@
                 <w:sz w:val="11"/>
                 <w:szCs w:val="11"/>
               </w:rPr>
-              <w:t xml:space="preserve">Link to Ligand in </w:t>
-            </w:r>
-            <w:proofErr w:type="spellStart"/>
-            <w:r>
-              <w:rPr>
-                <w:rFonts w:ascii="Times New Roman" w:hAnsi="Times New Roman" w:cs="Times New Roman"/>
-                <w:sz w:val="11"/>
-                <w:szCs w:val="11"/>
-              </w:rPr>
-              <w:t>BindingDB</w:t>
-            </w:r>
-            <w:proofErr w:type="spellEnd"/>
+              <w:t>Link to Ligand in BindingDB</w:t>
+            </w:r>
           </w:p>
         </w:tc>
         <w:tc>
@@ -3096,25 +2504,7 @@
                 <w:sz w:val="11"/>
                 <w:szCs w:val="11"/>
               </w:rPr>
-              <w:t xml:space="preserve"> </w:t>
-            </w:r>
-            <w:proofErr w:type="spellStart"/>
-            <w:r>
-              <w:rPr>
-                <w:rFonts w:ascii="Times New Roman" w:hAnsi="Times New Roman" w:cs="Times New Roman"/>
-                <w:sz w:val="11"/>
-                <w:szCs w:val="11"/>
-              </w:rPr>
-              <w:t>BindingDB</w:t>
-            </w:r>
-            <w:proofErr w:type="spellEnd"/>
-            <w:r>
-              <w:rPr>
-                <w:rFonts w:ascii="Times New Roman" w:hAnsi="Times New Roman" w:cs="Times New Roman"/>
-                <w:sz w:val="11"/>
-                <w:szCs w:val="11"/>
-              </w:rPr>
-              <w:t xml:space="preserve"> </w:t>
+              <w:t xml:space="preserve"> BindingDB </w:t>
             </w:r>
             <w:r>
               <w:rPr>
@@ -3178,18 +2568,8 @@
                 <w:sz w:val="11"/>
                 <w:szCs w:val="11"/>
               </w:rPr>
-              <w:t xml:space="preserve">Link to Target in </w:t>
-            </w:r>
-            <w:proofErr w:type="spellStart"/>
-            <w:r>
-              <w:rPr>
-                <w:rFonts w:ascii="Times New Roman" w:hAnsi="Times New Roman" w:cs="Times New Roman"/>
-                <w:sz w:val="11"/>
-                <w:szCs w:val="11"/>
-              </w:rPr>
-              <w:t>BindingDB</w:t>
-            </w:r>
-            <w:proofErr w:type="spellEnd"/>
+              <w:t>Link to Target in BindingDB</w:t>
+            </w:r>
           </w:p>
         </w:tc>
         <w:tc>
@@ -3221,25 +2601,7 @@
                 <w:sz w:val="11"/>
                 <w:szCs w:val="11"/>
               </w:rPr>
-              <w:t xml:space="preserve"> </w:t>
-            </w:r>
-            <w:proofErr w:type="spellStart"/>
-            <w:r>
-              <w:rPr>
-                <w:rFonts w:ascii="Times New Roman" w:hAnsi="Times New Roman" w:cs="Times New Roman"/>
-                <w:sz w:val="11"/>
-                <w:szCs w:val="11"/>
-              </w:rPr>
-              <w:t>BindingDB</w:t>
-            </w:r>
-            <w:proofErr w:type="spellEnd"/>
-            <w:r>
-              <w:rPr>
-                <w:rFonts w:ascii="Times New Roman" w:hAnsi="Times New Roman" w:cs="Times New Roman"/>
-                <w:sz w:val="11"/>
-                <w:szCs w:val="11"/>
-              </w:rPr>
-              <w:t xml:space="preserve"> </w:t>
+              <w:t xml:space="preserve"> BindingDB </w:t>
             </w:r>
             <w:r>
               <w:rPr>
@@ -3303,18 +2665,8 @@
                 <w:sz w:val="11"/>
                 <w:szCs w:val="11"/>
               </w:rPr>
-              <w:t xml:space="preserve">Link to Ligand-Target Pair in </w:t>
-            </w:r>
-            <w:proofErr w:type="spellStart"/>
-            <w:r>
-              <w:rPr>
-                <w:rFonts w:ascii="Times New Roman" w:hAnsi="Times New Roman" w:cs="Times New Roman"/>
-                <w:sz w:val="11"/>
-                <w:szCs w:val="11"/>
-              </w:rPr>
-              <w:t>BindingDB</w:t>
-            </w:r>
-            <w:proofErr w:type="spellEnd"/>
+              <w:t>Link to Ligand-Target Pair in BindingDB</w:t>
+            </w:r>
           </w:p>
         </w:tc>
         <w:tc>
@@ -3362,25 +2714,7 @@
                 <w:sz w:val="11"/>
                 <w:szCs w:val="11"/>
               </w:rPr>
-              <w:t xml:space="preserve"> </w:t>
-            </w:r>
-            <w:proofErr w:type="spellStart"/>
-            <w:r>
-              <w:rPr>
-                <w:rFonts w:ascii="Times New Roman" w:hAnsi="Times New Roman" w:cs="Times New Roman"/>
-                <w:sz w:val="11"/>
-                <w:szCs w:val="11"/>
-              </w:rPr>
-              <w:t>BindingDB</w:t>
-            </w:r>
-            <w:proofErr w:type="spellEnd"/>
-            <w:r>
-              <w:rPr>
-                <w:rFonts w:ascii="Times New Roman" w:hAnsi="Times New Roman" w:cs="Times New Roman"/>
-                <w:sz w:val="11"/>
-                <w:szCs w:val="11"/>
-              </w:rPr>
-              <w:t xml:space="preserve"> </w:t>
+              <w:t xml:space="preserve"> BindingDB </w:t>
             </w:r>
             <w:r>
               <w:rPr>
@@ -3850,23 +3184,13 @@
                 <w:szCs w:val="11"/>
               </w:rPr>
             </w:pPr>
-            <w:proofErr w:type="spellStart"/>
-            <w:r>
-              <w:rPr>
-                <w:rFonts w:ascii="Times New Roman" w:hAnsi="Times New Roman" w:cs="Times New Roman"/>
-                <w:sz w:val="11"/>
-                <w:szCs w:val="11"/>
-              </w:rPr>
-              <w:t>ChEBI</w:t>
-            </w:r>
-            <w:proofErr w:type="spellEnd"/>
-            <w:r>
-              <w:rPr>
-                <w:rFonts w:ascii="Times New Roman" w:hAnsi="Times New Roman" w:cs="Times New Roman"/>
-                <w:sz w:val="11"/>
-                <w:szCs w:val="11"/>
-              </w:rPr>
-              <w:t xml:space="preserve"> ID of Ligand</w:t>
+            <w:r>
+              <w:rPr>
+                <w:rFonts w:ascii="Times New Roman" w:hAnsi="Times New Roman" w:cs="Times New Roman"/>
+                <w:sz w:val="11"/>
+                <w:szCs w:val="11"/>
+              </w:rPr>
+              <w:t>ChEBI ID of Ligand</w:t>
             </w:r>
           </w:p>
         </w:tc>
@@ -3899,18 +3223,8 @@
                 <w:sz w:val="11"/>
                 <w:szCs w:val="11"/>
               </w:rPr>
-              <w:t xml:space="preserve"> </w:t>
-            </w:r>
-            <w:proofErr w:type="spellStart"/>
-            <w:r>
-              <w:rPr>
-                <w:rFonts w:ascii="Times New Roman" w:hAnsi="Times New Roman" w:cs="Times New Roman"/>
-                <w:sz w:val="11"/>
-                <w:szCs w:val="11"/>
-              </w:rPr>
-              <w:t>ChEBI</w:t>
-            </w:r>
-            <w:proofErr w:type="spellEnd"/>
+              <w:t xml:space="preserve"> ChEBI</w:t>
+            </w:r>
             <w:r>
               <w:rPr>
                 <w:rFonts w:ascii="Times New Roman" w:hAnsi="Times New Roman" w:cs="Times New Roman"/>
@@ -3967,23 +3281,13 @@
                 <w:szCs w:val="11"/>
               </w:rPr>
             </w:pPr>
-            <w:proofErr w:type="spellStart"/>
-            <w:r>
-              <w:rPr>
-                <w:rFonts w:ascii="Times New Roman" w:hAnsi="Times New Roman" w:cs="Times New Roman"/>
-                <w:sz w:val="11"/>
-                <w:szCs w:val="11"/>
-              </w:rPr>
-              <w:t>ChEMBL</w:t>
-            </w:r>
-            <w:proofErr w:type="spellEnd"/>
-            <w:r>
-              <w:rPr>
-                <w:rFonts w:ascii="Times New Roman" w:hAnsi="Times New Roman" w:cs="Times New Roman"/>
-                <w:sz w:val="11"/>
-                <w:szCs w:val="11"/>
-              </w:rPr>
-              <w:t xml:space="preserve"> ID of Ligand</w:t>
+            <w:r>
+              <w:rPr>
+                <w:rFonts w:ascii="Times New Roman" w:hAnsi="Times New Roman" w:cs="Times New Roman"/>
+                <w:sz w:val="11"/>
+                <w:szCs w:val="11"/>
+              </w:rPr>
+              <w:t>ChEMBL ID of Ligand</w:t>
             </w:r>
           </w:p>
         </w:tc>
@@ -4016,25 +3320,7 @@
                 <w:sz w:val="11"/>
                 <w:szCs w:val="11"/>
               </w:rPr>
-              <w:t xml:space="preserve"> </w:t>
-            </w:r>
-            <w:proofErr w:type="spellStart"/>
-            <w:r>
-              <w:rPr>
-                <w:rFonts w:ascii="Times New Roman" w:hAnsi="Times New Roman" w:cs="Times New Roman"/>
-                <w:sz w:val="11"/>
-                <w:szCs w:val="11"/>
-              </w:rPr>
-              <w:t>ChEMBL</w:t>
-            </w:r>
-            <w:proofErr w:type="spellEnd"/>
-            <w:r>
-              <w:rPr>
-                <w:rFonts w:ascii="Times New Roman" w:hAnsi="Times New Roman" w:cs="Times New Roman"/>
-                <w:sz w:val="11"/>
-                <w:szCs w:val="11"/>
-              </w:rPr>
-              <w:t xml:space="preserve"> </w:t>
+              <w:t xml:space="preserve"> ChEMBL </w:t>
             </w:r>
             <w:r>
               <w:rPr>
@@ -4092,23 +3378,13 @@
                 <w:szCs w:val="11"/>
               </w:rPr>
             </w:pPr>
-            <w:proofErr w:type="spellStart"/>
-            <w:r>
-              <w:rPr>
-                <w:rFonts w:ascii="Times New Roman" w:hAnsi="Times New Roman" w:cs="Times New Roman"/>
-                <w:sz w:val="11"/>
-                <w:szCs w:val="11"/>
-              </w:rPr>
-              <w:t>DrugBank</w:t>
-            </w:r>
-            <w:proofErr w:type="spellEnd"/>
-            <w:r>
-              <w:rPr>
-                <w:rFonts w:ascii="Times New Roman" w:hAnsi="Times New Roman" w:cs="Times New Roman"/>
-                <w:sz w:val="11"/>
-                <w:szCs w:val="11"/>
-              </w:rPr>
-              <w:t xml:space="preserve"> ID of Ligand</w:t>
+            <w:r>
+              <w:rPr>
+                <w:rFonts w:ascii="Times New Roman" w:hAnsi="Times New Roman" w:cs="Times New Roman"/>
+                <w:sz w:val="11"/>
+                <w:szCs w:val="11"/>
+              </w:rPr>
+              <w:t>DrugBank ID of Ligand</w:t>
             </w:r>
           </w:p>
         </w:tc>
@@ -4141,25 +3417,7 @@
                 <w:sz w:val="11"/>
                 <w:szCs w:val="11"/>
               </w:rPr>
-              <w:t xml:space="preserve"> </w:t>
-            </w:r>
-            <w:proofErr w:type="spellStart"/>
-            <w:r>
-              <w:rPr>
-                <w:rFonts w:ascii="Times New Roman" w:hAnsi="Times New Roman" w:cs="Times New Roman"/>
-                <w:sz w:val="11"/>
-                <w:szCs w:val="11"/>
-              </w:rPr>
-              <w:t>DrugBank</w:t>
-            </w:r>
-            <w:proofErr w:type="spellEnd"/>
-            <w:r>
-              <w:rPr>
-                <w:rFonts w:ascii="Times New Roman" w:hAnsi="Times New Roman" w:cs="Times New Roman"/>
-                <w:sz w:val="11"/>
-                <w:szCs w:val="11"/>
-              </w:rPr>
-              <w:t xml:space="preserve"> </w:t>
+              <w:t xml:space="preserve"> DrugBank </w:t>
             </w:r>
             <w:r>
               <w:rPr>
@@ -4613,23 +3871,13 @@
                 <w:szCs w:val="11"/>
               </w:rPr>
             </w:pPr>
-            <w:proofErr w:type="spellStart"/>
-            <w:r>
-              <w:rPr>
-                <w:rFonts w:ascii="Times New Roman" w:hAnsi="Times New Roman" w:cs="Times New Roman"/>
-                <w:sz w:val="11"/>
-                <w:szCs w:val="11"/>
-              </w:rPr>
-              <w:t>BindingDB</w:t>
-            </w:r>
-            <w:proofErr w:type="spellEnd"/>
-            <w:r>
-              <w:rPr>
-                <w:rFonts w:ascii="Times New Roman" w:hAnsi="Times New Roman" w:cs="Times New Roman"/>
-                <w:sz w:val="11"/>
-                <w:szCs w:val="11"/>
-              </w:rPr>
-              <w:t xml:space="preserve"> Target Chain Sequence</w:t>
+            <w:r>
+              <w:rPr>
+                <w:rFonts w:ascii="Times New Roman" w:hAnsi="Times New Roman" w:cs="Times New Roman"/>
+                <w:sz w:val="11"/>
+                <w:szCs w:val="11"/>
+              </w:rPr>
+              <w:t>BindingDB Target Chain Sequence</w:t>
             </w:r>
           </w:p>
         </w:tc>
@@ -4735,25 +3983,7 @@
                 <w:sz w:val="11"/>
                 <w:szCs w:val="11"/>
               </w:rPr>
-              <w:t>靶标</w:t>
-            </w:r>
-            <w:proofErr w:type="gramStart"/>
-            <w:r>
-              <w:rPr>
-                <w:rFonts w:ascii="Times New Roman" w:hAnsi="Times New Roman" w:cs="Times New Roman"/>
-                <w:sz w:val="11"/>
-                <w:szCs w:val="11"/>
-              </w:rPr>
-              <w:t>链所在</w:t>
-            </w:r>
-            <w:proofErr w:type="gramEnd"/>
-            <w:r>
-              <w:rPr>
-                <w:rFonts w:ascii="Times New Roman" w:hAnsi="Times New Roman" w:cs="Times New Roman"/>
-                <w:sz w:val="11"/>
-                <w:szCs w:val="11"/>
-              </w:rPr>
-              <w:t>的</w:t>
+              <w:t>靶标链所在的</w:t>
             </w:r>
             <w:r>
               <w:rPr>
@@ -4827,25 +4057,55 @@
                 <w:szCs w:val="11"/>
               </w:rPr>
             </w:pPr>
-            <w:proofErr w:type="spellStart"/>
-            <w:r>
-              <w:rPr>
-                <w:rFonts w:ascii="Times New Roman" w:hAnsi="Times New Roman" w:cs="Times New Roman"/>
-                <w:sz w:val="11"/>
-                <w:szCs w:val="11"/>
-              </w:rPr>
-              <w:t>UniProt</w:t>
-            </w:r>
-            <w:proofErr w:type="spellEnd"/>
-            <w:r>
-              <w:rPr>
-                <w:rFonts w:ascii="Times New Roman" w:hAnsi="Times New Roman" w:cs="Times New Roman"/>
-                <w:sz w:val="11"/>
-                <w:szCs w:val="11"/>
-              </w:rPr>
-              <w:t xml:space="preserve"> (</w:t>
-            </w:r>
-            <w:proofErr w:type="spellStart"/>
+            <w:r>
+              <w:rPr>
+                <w:rFonts w:ascii="Times New Roman" w:hAnsi="Times New Roman" w:cs="Times New Roman"/>
+                <w:sz w:val="11"/>
+                <w:szCs w:val="11"/>
+              </w:rPr>
+              <w:t>UniProt (SwissProt) Recommended Name of Target Chain</w:t>
+            </w:r>
+          </w:p>
+        </w:tc>
+        <w:tc>
+          <w:tcPr>
+            <w:tcW w:w="2410" w:type="dxa"/>
+            <w:vAlign w:val="center"/>
+          </w:tcPr>
+          <w:p>
+            <w:pPr>
+              <w:spacing w:after="0" w:line="240" w:lineRule="auto"/>
+              <w:jc w:val="center"/>
+              <w:rPr>
+                <w:rFonts w:ascii="Times New Roman" w:hAnsi="Times New Roman" w:cs="Times New Roman"/>
+                <w:sz w:val="11"/>
+                <w:szCs w:val="11"/>
+              </w:rPr>
+            </w:pPr>
+            <w:r>
+              <w:rPr>
+                <w:rFonts w:ascii="Times New Roman" w:hAnsi="Times New Roman" w:cs="Times New Roman"/>
+                <w:sz w:val="11"/>
+                <w:szCs w:val="11"/>
+              </w:rPr>
+              <w:t>靶标链在</w:t>
+            </w:r>
+            <w:r>
+              <w:rPr>
+                <w:rFonts w:ascii="Times New Roman" w:hAnsi="Times New Roman" w:cs="Times New Roman"/>
+                <w:sz w:val="11"/>
+                <w:szCs w:val="11"/>
+              </w:rPr>
+              <w:t xml:space="preserve"> UniProt</w:t>
+            </w:r>
+            <w:r>
+              <w:rPr>
+                <w:rFonts w:ascii="Times New Roman" w:hAnsi="Times New Roman" w:cs="Times New Roman"/>
+                <w:sz w:val="11"/>
+                <w:szCs w:val="11"/>
+              </w:rPr>
+              <w:t>（</w:t>
+            </w:r>
             <w:r>
               <w:rPr>
                 <w:rFonts w:ascii="Times New Roman" w:hAnsi="Times New Roman" w:cs="Times New Roman"/>
@@ -4854,76 +4114,6 @@
               </w:rPr>
               <w:t>SwissProt</w:t>
             </w:r>
-            <w:proofErr w:type="spellEnd"/>
-            <w:r>
-              <w:rPr>
-                <w:rFonts w:ascii="Times New Roman" w:hAnsi="Times New Roman" w:cs="Times New Roman"/>
-                <w:sz w:val="11"/>
-                <w:szCs w:val="11"/>
-              </w:rPr>
-              <w:t>) Recommended Name of Target Chain</w:t>
-            </w:r>
-          </w:p>
-        </w:tc>
-        <w:tc>
-          <w:tcPr>
-            <w:tcW w:w="2410" w:type="dxa"/>
-            <w:vAlign w:val="center"/>
-          </w:tcPr>
-          <w:p>
-            <w:pPr>
-              <w:spacing w:after="0" w:line="240" w:lineRule="auto"/>
-              <w:jc w:val="center"/>
-              <w:rPr>
-                <w:rFonts w:ascii="Times New Roman" w:hAnsi="Times New Roman" w:cs="Times New Roman"/>
-                <w:sz w:val="11"/>
-                <w:szCs w:val="11"/>
-              </w:rPr>
-            </w:pPr>
-            <w:r>
-              <w:rPr>
-                <w:rFonts w:ascii="Times New Roman" w:hAnsi="Times New Roman" w:cs="Times New Roman"/>
-                <w:sz w:val="11"/>
-                <w:szCs w:val="11"/>
-              </w:rPr>
-              <w:t>靶标链在</w:t>
-            </w:r>
-            <w:r>
-              <w:rPr>
-                <w:rFonts w:ascii="Times New Roman" w:hAnsi="Times New Roman" w:cs="Times New Roman"/>
-                <w:sz w:val="11"/>
-                <w:szCs w:val="11"/>
-              </w:rPr>
-              <w:t xml:space="preserve"> </w:t>
-            </w:r>
-            <w:proofErr w:type="spellStart"/>
-            <w:r>
-              <w:rPr>
-                <w:rFonts w:ascii="Times New Roman" w:hAnsi="Times New Roman" w:cs="Times New Roman"/>
-                <w:sz w:val="11"/>
-                <w:szCs w:val="11"/>
-              </w:rPr>
-              <w:t>UniProt</w:t>
-            </w:r>
-            <w:proofErr w:type="spellEnd"/>
-            <w:r>
-              <w:rPr>
-                <w:rFonts w:ascii="Times New Roman" w:hAnsi="Times New Roman" w:cs="Times New Roman"/>
-                <w:sz w:val="11"/>
-                <w:szCs w:val="11"/>
-              </w:rPr>
-              <w:t>（</w:t>
-            </w:r>
-            <w:proofErr w:type="spellStart"/>
-            <w:r>
-              <w:rPr>
-                <w:rFonts w:ascii="Times New Roman" w:hAnsi="Times New Roman" w:cs="Times New Roman"/>
-                <w:sz w:val="11"/>
-                <w:szCs w:val="11"/>
-              </w:rPr>
-              <w:t>SwissProt</w:t>
-            </w:r>
-            <w:proofErr w:type="spellEnd"/>
             <w:r>
               <w:rPr>
                 <w:rFonts w:ascii="Times New Roman" w:hAnsi="Times New Roman" w:cs="Times New Roman"/>
@@ -4980,25 +4170,55 @@
                 <w:szCs w:val="11"/>
               </w:rPr>
             </w:pPr>
-            <w:proofErr w:type="spellStart"/>
-            <w:r>
-              <w:rPr>
-                <w:rFonts w:ascii="Times New Roman" w:hAnsi="Times New Roman" w:cs="Times New Roman"/>
-                <w:sz w:val="11"/>
-                <w:szCs w:val="11"/>
-              </w:rPr>
-              <w:t>UniProt</w:t>
-            </w:r>
-            <w:proofErr w:type="spellEnd"/>
-            <w:r>
-              <w:rPr>
-                <w:rFonts w:ascii="Times New Roman" w:hAnsi="Times New Roman" w:cs="Times New Roman"/>
-                <w:sz w:val="11"/>
-                <w:szCs w:val="11"/>
-              </w:rPr>
-              <w:t xml:space="preserve"> (</w:t>
-            </w:r>
-            <w:proofErr w:type="spellStart"/>
+            <w:r>
+              <w:rPr>
+                <w:rFonts w:ascii="Times New Roman" w:hAnsi="Times New Roman" w:cs="Times New Roman"/>
+                <w:sz w:val="11"/>
+                <w:szCs w:val="11"/>
+              </w:rPr>
+              <w:t>UniProt (SwissProt) Entry Name of Target Chain</w:t>
+            </w:r>
+          </w:p>
+        </w:tc>
+        <w:tc>
+          <w:tcPr>
+            <w:tcW w:w="2410" w:type="dxa"/>
+            <w:vAlign w:val="center"/>
+          </w:tcPr>
+          <w:p>
+            <w:pPr>
+              <w:spacing w:after="0" w:line="240" w:lineRule="auto"/>
+              <w:jc w:val="center"/>
+              <w:rPr>
+                <w:rFonts w:ascii="Times New Roman" w:hAnsi="Times New Roman" w:cs="Times New Roman"/>
+                <w:sz w:val="11"/>
+                <w:szCs w:val="11"/>
+              </w:rPr>
+            </w:pPr>
+            <w:r>
+              <w:rPr>
+                <w:rFonts w:ascii="Times New Roman" w:hAnsi="Times New Roman" w:cs="Times New Roman"/>
+                <w:sz w:val="11"/>
+                <w:szCs w:val="11"/>
+              </w:rPr>
+              <w:t>靶标链在</w:t>
+            </w:r>
+            <w:r>
+              <w:rPr>
+                <w:rFonts w:ascii="Times New Roman" w:hAnsi="Times New Roman" w:cs="Times New Roman"/>
+                <w:sz w:val="11"/>
+                <w:szCs w:val="11"/>
+              </w:rPr>
+              <w:t xml:space="preserve"> UniProt</w:t>
+            </w:r>
+            <w:r>
+              <w:rPr>
+                <w:rFonts w:ascii="Times New Roman" w:hAnsi="Times New Roman" w:cs="Times New Roman"/>
+                <w:sz w:val="11"/>
+                <w:szCs w:val="11"/>
+              </w:rPr>
+              <w:t>（</w:t>
+            </w:r>
             <w:r>
               <w:rPr>
                 <w:rFonts w:ascii="Times New Roman" w:hAnsi="Times New Roman" w:cs="Times New Roman"/>
@@ -5007,76 +4227,6 @@
               </w:rPr>
               <w:t>SwissProt</w:t>
             </w:r>
-            <w:proofErr w:type="spellEnd"/>
-            <w:r>
-              <w:rPr>
-                <w:rFonts w:ascii="Times New Roman" w:hAnsi="Times New Roman" w:cs="Times New Roman"/>
-                <w:sz w:val="11"/>
-                <w:szCs w:val="11"/>
-              </w:rPr>
-              <w:t>) Entry Name of Target Chain</w:t>
-            </w:r>
-          </w:p>
-        </w:tc>
-        <w:tc>
-          <w:tcPr>
-            <w:tcW w:w="2410" w:type="dxa"/>
-            <w:vAlign w:val="center"/>
-          </w:tcPr>
-          <w:p>
-            <w:pPr>
-              <w:spacing w:after="0" w:line="240" w:lineRule="auto"/>
-              <w:jc w:val="center"/>
-              <w:rPr>
-                <w:rFonts w:ascii="Times New Roman" w:hAnsi="Times New Roman" w:cs="Times New Roman"/>
-                <w:sz w:val="11"/>
-                <w:szCs w:val="11"/>
-              </w:rPr>
-            </w:pPr>
-            <w:r>
-              <w:rPr>
-                <w:rFonts w:ascii="Times New Roman" w:hAnsi="Times New Roman" w:cs="Times New Roman"/>
-                <w:sz w:val="11"/>
-                <w:szCs w:val="11"/>
-              </w:rPr>
-              <w:t>靶标链在</w:t>
-            </w:r>
-            <w:r>
-              <w:rPr>
-                <w:rFonts w:ascii="Times New Roman" w:hAnsi="Times New Roman" w:cs="Times New Roman"/>
-                <w:sz w:val="11"/>
-                <w:szCs w:val="11"/>
-              </w:rPr>
-              <w:t xml:space="preserve"> </w:t>
-            </w:r>
-            <w:proofErr w:type="spellStart"/>
-            <w:r>
-              <w:rPr>
-                <w:rFonts w:ascii="Times New Roman" w:hAnsi="Times New Roman" w:cs="Times New Roman"/>
-                <w:sz w:val="11"/>
-                <w:szCs w:val="11"/>
-              </w:rPr>
-              <w:t>UniProt</w:t>
-            </w:r>
-            <w:proofErr w:type="spellEnd"/>
-            <w:r>
-              <w:rPr>
-                <w:rFonts w:ascii="Times New Roman" w:hAnsi="Times New Roman" w:cs="Times New Roman"/>
-                <w:sz w:val="11"/>
-                <w:szCs w:val="11"/>
-              </w:rPr>
-              <w:t>（</w:t>
-            </w:r>
-            <w:proofErr w:type="spellStart"/>
-            <w:r>
-              <w:rPr>
-                <w:rFonts w:ascii="Times New Roman" w:hAnsi="Times New Roman" w:cs="Times New Roman"/>
-                <w:sz w:val="11"/>
-                <w:szCs w:val="11"/>
-              </w:rPr>
-              <w:t>SwissProt</w:t>
-            </w:r>
-            <w:proofErr w:type="spellEnd"/>
             <w:r>
               <w:rPr>
                 <w:rFonts w:ascii="Times New Roman" w:hAnsi="Times New Roman" w:cs="Times New Roman"/>
@@ -5133,25 +4283,55 @@
                 <w:szCs w:val="11"/>
               </w:rPr>
             </w:pPr>
-            <w:proofErr w:type="spellStart"/>
-            <w:r>
-              <w:rPr>
-                <w:rFonts w:ascii="Times New Roman" w:hAnsi="Times New Roman" w:cs="Times New Roman"/>
-                <w:sz w:val="11"/>
-                <w:szCs w:val="11"/>
-              </w:rPr>
-              <w:t>UniProt</w:t>
-            </w:r>
-            <w:proofErr w:type="spellEnd"/>
-            <w:r>
-              <w:rPr>
-                <w:rFonts w:ascii="Times New Roman" w:hAnsi="Times New Roman" w:cs="Times New Roman"/>
-                <w:sz w:val="11"/>
-                <w:szCs w:val="11"/>
-              </w:rPr>
-              <w:t xml:space="preserve"> (</w:t>
-            </w:r>
-            <w:proofErr w:type="spellStart"/>
+            <w:r>
+              <w:rPr>
+                <w:rFonts w:ascii="Times New Roman" w:hAnsi="Times New Roman" w:cs="Times New Roman"/>
+                <w:sz w:val="11"/>
+                <w:szCs w:val="11"/>
+              </w:rPr>
+              <w:t>UniProt (SwissProt) Primary ID of Target Chain</w:t>
+            </w:r>
+          </w:p>
+        </w:tc>
+        <w:tc>
+          <w:tcPr>
+            <w:tcW w:w="2410" w:type="dxa"/>
+            <w:vAlign w:val="center"/>
+          </w:tcPr>
+          <w:p>
+            <w:pPr>
+              <w:spacing w:after="0" w:line="240" w:lineRule="auto"/>
+              <w:jc w:val="center"/>
+              <w:rPr>
+                <w:rFonts w:ascii="Times New Roman" w:hAnsi="Times New Roman" w:cs="Times New Roman"/>
+                <w:sz w:val="11"/>
+                <w:szCs w:val="11"/>
+              </w:rPr>
+            </w:pPr>
+            <w:r>
+              <w:rPr>
+                <w:rFonts w:ascii="Times New Roman" w:hAnsi="Times New Roman" w:cs="Times New Roman"/>
+                <w:sz w:val="11"/>
+                <w:szCs w:val="11"/>
+              </w:rPr>
+              <w:t>靶标链在</w:t>
+            </w:r>
+            <w:r>
+              <w:rPr>
+                <w:rFonts w:ascii="Times New Roman" w:hAnsi="Times New Roman" w:cs="Times New Roman"/>
+                <w:sz w:val="11"/>
+                <w:szCs w:val="11"/>
+              </w:rPr>
+              <w:t xml:space="preserve"> UniProt</w:t>
+            </w:r>
+            <w:r>
+              <w:rPr>
+                <w:rFonts w:ascii="Times New Roman" w:hAnsi="Times New Roman" w:cs="Times New Roman"/>
+                <w:sz w:val="11"/>
+                <w:szCs w:val="11"/>
+              </w:rPr>
+              <w:t>（</w:t>
+            </w:r>
             <w:r>
               <w:rPr>
                 <w:rFonts w:ascii="Times New Roman" w:hAnsi="Times New Roman" w:cs="Times New Roman"/>
@@ -5160,76 +4340,6 @@
               </w:rPr>
               <w:t>SwissProt</w:t>
             </w:r>
-            <w:proofErr w:type="spellEnd"/>
-            <w:r>
-              <w:rPr>
-                <w:rFonts w:ascii="Times New Roman" w:hAnsi="Times New Roman" w:cs="Times New Roman"/>
-                <w:sz w:val="11"/>
-                <w:szCs w:val="11"/>
-              </w:rPr>
-              <w:t>) Primary ID of Target Chain</w:t>
-            </w:r>
-          </w:p>
-        </w:tc>
-        <w:tc>
-          <w:tcPr>
-            <w:tcW w:w="2410" w:type="dxa"/>
-            <w:vAlign w:val="center"/>
-          </w:tcPr>
-          <w:p>
-            <w:pPr>
-              <w:spacing w:after="0" w:line="240" w:lineRule="auto"/>
-              <w:jc w:val="center"/>
-              <w:rPr>
-                <w:rFonts w:ascii="Times New Roman" w:hAnsi="Times New Roman" w:cs="Times New Roman"/>
-                <w:sz w:val="11"/>
-                <w:szCs w:val="11"/>
-              </w:rPr>
-            </w:pPr>
-            <w:r>
-              <w:rPr>
-                <w:rFonts w:ascii="Times New Roman" w:hAnsi="Times New Roman" w:cs="Times New Roman"/>
-                <w:sz w:val="11"/>
-                <w:szCs w:val="11"/>
-              </w:rPr>
-              <w:t>靶标链在</w:t>
-            </w:r>
-            <w:r>
-              <w:rPr>
-                <w:rFonts w:ascii="Times New Roman" w:hAnsi="Times New Roman" w:cs="Times New Roman"/>
-                <w:sz w:val="11"/>
-                <w:szCs w:val="11"/>
-              </w:rPr>
-              <w:t xml:space="preserve"> </w:t>
-            </w:r>
-            <w:proofErr w:type="spellStart"/>
-            <w:r>
-              <w:rPr>
-                <w:rFonts w:ascii="Times New Roman" w:hAnsi="Times New Roman" w:cs="Times New Roman"/>
-                <w:sz w:val="11"/>
-                <w:szCs w:val="11"/>
-              </w:rPr>
-              <w:t>UniProt</w:t>
-            </w:r>
-            <w:proofErr w:type="spellEnd"/>
-            <w:r>
-              <w:rPr>
-                <w:rFonts w:ascii="Times New Roman" w:hAnsi="Times New Roman" w:cs="Times New Roman"/>
-                <w:sz w:val="11"/>
-                <w:szCs w:val="11"/>
-              </w:rPr>
-              <w:t>（</w:t>
-            </w:r>
-            <w:proofErr w:type="spellStart"/>
-            <w:r>
-              <w:rPr>
-                <w:rFonts w:ascii="Times New Roman" w:hAnsi="Times New Roman" w:cs="Times New Roman"/>
-                <w:sz w:val="11"/>
-                <w:szCs w:val="11"/>
-              </w:rPr>
-              <w:t>SwissProt</w:t>
-            </w:r>
-            <w:proofErr w:type="spellEnd"/>
             <w:r>
               <w:rPr>
                 <w:rFonts w:ascii="Times New Roman" w:hAnsi="Times New Roman" w:cs="Times New Roman"/>
@@ -5294,25 +4404,55 @@
                 <w:szCs w:val="11"/>
               </w:rPr>
             </w:pPr>
-            <w:proofErr w:type="spellStart"/>
-            <w:r>
-              <w:rPr>
-                <w:rFonts w:ascii="Times New Roman" w:hAnsi="Times New Roman" w:cs="Times New Roman"/>
-                <w:sz w:val="11"/>
-                <w:szCs w:val="11"/>
-              </w:rPr>
-              <w:t>UniProt</w:t>
-            </w:r>
-            <w:proofErr w:type="spellEnd"/>
-            <w:r>
-              <w:rPr>
-                <w:rFonts w:ascii="Times New Roman" w:hAnsi="Times New Roman" w:cs="Times New Roman"/>
-                <w:sz w:val="11"/>
-                <w:szCs w:val="11"/>
-              </w:rPr>
-              <w:t xml:space="preserve"> (</w:t>
-            </w:r>
-            <w:proofErr w:type="spellStart"/>
+            <w:r>
+              <w:rPr>
+                <w:rFonts w:ascii="Times New Roman" w:hAnsi="Times New Roman" w:cs="Times New Roman"/>
+                <w:sz w:val="11"/>
+                <w:szCs w:val="11"/>
+              </w:rPr>
+              <w:t>UniProt (SwissProt) Secondary ID(s) of Target Chain</w:t>
+            </w:r>
+          </w:p>
+        </w:tc>
+        <w:tc>
+          <w:tcPr>
+            <w:tcW w:w="2410" w:type="dxa"/>
+            <w:vAlign w:val="center"/>
+          </w:tcPr>
+          <w:p>
+            <w:pPr>
+              <w:spacing w:after="0" w:line="240" w:lineRule="auto"/>
+              <w:jc w:val="center"/>
+              <w:rPr>
+                <w:rFonts w:ascii="Times New Roman" w:hAnsi="Times New Roman" w:cs="Times New Roman"/>
+                <w:sz w:val="11"/>
+                <w:szCs w:val="11"/>
+              </w:rPr>
+            </w:pPr>
+            <w:r>
+              <w:rPr>
+                <w:rFonts w:ascii="Times New Roman" w:hAnsi="Times New Roman" w:cs="Times New Roman"/>
+                <w:sz w:val="11"/>
+                <w:szCs w:val="11"/>
+              </w:rPr>
+              <w:t>靶标链在</w:t>
+            </w:r>
+            <w:r>
+              <w:rPr>
+                <w:rFonts w:ascii="Times New Roman" w:hAnsi="Times New Roman" w:cs="Times New Roman"/>
+                <w:sz w:val="11"/>
+                <w:szCs w:val="11"/>
+              </w:rPr>
+              <w:t xml:space="preserve"> UniProt</w:t>
+            </w:r>
+            <w:r>
+              <w:rPr>
+                <w:rFonts w:ascii="Times New Roman" w:hAnsi="Times New Roman" w:cs="Times New Roman"/>
+                <w:sz w:val="11"/>
+                <w:szCs w:val="11"/>
+              </w:rPr>
+              <w:t>（</w:t>
+            </w:r>
             <w:r>
               <w:rPr>
                 <w:rFonts w:ascii="Times New Roman" w:hAnsi="Times New Roman" w:cs="Times New Roman"/>
@@ -5321,76 +4461,6 @@
               </w:rPr>
               <w:t>SwissProt</w:t>
             </w:r>
-            <w:proofErr w:type="spellEnd"/>
-            <w:r>
-              <w:rPr>
-                <w:rFonts w:ascii="Times New Roman" w:hAnsi="Times New Roman" w:cs="Times New Roman"/>
-                <w:sz w:val="11"/>
-                <w:szCs w:val="11"/>
-              </w:rPr>
-              <w:t>) Secondary ID(s) of Target Chain</w:t>
-            </w:r>
-          </w:p>
-        </w:tc>
-        <w:tc>
-          <w:tcPr>
-            <w:tcW w:w="2410" w:type="dxa"/>
-            <w:vAlign w:val="center"/>
-          </w:tcPr>
-          <w:p>
-            <w:pPr>
-              <w:spacing w:after="0" w:line="240" w:lineRule="auto"/>
-              <w:jc w:val="center"/>
-              <w:rPr>
-                <w:rFonts w:ascii="Times New Roman" w:hAnsi="Times New Roman" w:cs="Times New Roman"/>
-                <w:sz w:val="11"/>
-                <w:szCs w:val="11"/>
-              </w:rPr>
-            </w:pPr>
-            <w:r>
-              <w:rPr>
-                <w:rFonts w:ascii="Times New Roman" w:hAnsi="Times New Roman" w:cs="Times New Roman"/>
-                <w:sz w:val="11"/>
-                <w:szCs w:val="11"/>
-              </w:rPr>
-              <w:t>靶标链在</w:t>
-            </w:r>
-            <w:r>
-              <w:rPr>
-                <w:rFonts w:ascii="Times New Roman" w:hAnsi="Times New Roman" w:cs="Times New Roman"/>
-                <w:sz w:val="11"/>
-                <w:szCs w:val="11"/>
-              </w:rPr>
-              <w:t xml:space="preserve"> </w:t>
-            </w:r>
-            <w:proofErr w:type="spellStart"/>
-            <w:r>
-              <w:rPr>
-                <w:rFonts w:ascii="Times New Roman" w:hAnsi="Times New Roman" w:cs="Times New Roman"/>
-                <w:sz w:val="11"/>
-                <w:szCs w:val="11"/>
-              </w:rPr>
-              <w:t>UniProt</w:t>
-            </w:r>
-            <w:proofErr w:type="spellEnd"/>
-            <w:r>
-              <w:rPr>
-                <w:rFonts w:ascii="Times New Roman" w:hAnsi="Times New Roman" w:cs="Times New Roman"/>
-                <w:sz w:val="11"/>
-                <w:szCs w:val="11"/>
-              </w:rPr>
-              <w:t>（</w:t>
-            </w:r>
-            <w:proofErr w:type="spellStart"/>
-            <w:r>
-              <w:rPr>
-                <w:rFonts w:ascii="Times New Roman" w:hAnsi="Times New Roman" w:cs="Times New Roman"/>
-                <w:sz w:val="11"/>
-                <w:szCs w:val="11"/>
-              </w:rPr>
-              <w:t>SwissProt</w:t>
-            </w:r>
-            <w:proofErr w:type="spellEnd"/>
             <w:r>
               <w:rPr>
                 <w:rFonts w:ascii="Times New Roman" w:hAnsi="Times New Roman" w:cs="Times New Roman"/>
@@ -5447,7 +4517,6 @@
                 <w:szCs w:val="11"/>
               </w:rPr>
             </w:pPr>
-            <w:proofErr w:type="spellStart"/>
             <w:r>
               <w:rPr>
                 <w:rFonts w:ascii="Times New Roman" w:hAnsi="Times New Roman" w:cs="Times New Roman"/>
@@ -5455,18 +4524,49 @@
                 <w:szCs w:val="11"/>
               </w:rPr>
               <w:lastRenderedPageBreak/>
-              <w:t>UniProt</w:t>
-            </w:r>
-            <w:proofErr w:type="spellEnd"/>
-            <w:r>
-              <w:rPr>
-                <w:rFonts w:ascii="Times New Roman" w:hAnsi="Times New Roman" w:cs="Times New Roman"/>
-                <w:sz w:val="11"/>
-                <w:szCs w:val="11"/>
-              </w:rPr>
-              <w:t xml:space="preserve"> (</w:t>
-            </w:r>
-            <w:proofErr w:type="spellStart"/>
+              <w:t>UniProt (SwissProt) Alternative ID(s) of Target Chain</w:t>
+            </w:r>
+          </w:p>
+        </w:tc>
+        <w:tc>
+          <w:tcPr>
+            <w:tcW w:w="2410" w:type="dxa"/>
+            <w:vAlign w:val="center"/>
+          </w:tcPr>
+          <w:p>
+            <w:pPr>
+              <w:spacing w:after="0" w:line="240" w:lineRule="auto"/>
+              <w:jc w:val="center"/>
+              <w:rPr>
+                <w:rFonts w:ascii="Times New Roman" w:hAnsi="Times New Roman" w:cs="Times New Roman"/>
+                <w:sz w:val="11"/>
+                <w:szCs w:val="11"/>
+              </w:rPr>
+            </w:pPr>
+            <w:r>
+              <w:rPr>
+                <w:rFonts w:ascii="Times New Roman" w:hAnsi="Times New Roman" w:cs="Times New Roman"/>
+                <w:sz w:val="11"/>
+                <w:szCs w:val="11"/>
+              </w:rPr>
+              <w:t>靶标链在</w:t>
+            </w:r>
+            <w:r>
+              <w:rPr>
+                <w:rFonts w:ascii="Times New Roman" w:hAnsi="Times New Roman" w:cs="Times New Roman"/>
+                <w:sz w:val="11"/>
+                <w:szCs w:val="11"/>
+              </w:rPr>
+              <w:t xml:space="preserve"> UniProt</w:t>
+            </w:r>
+            <w:r>
+              <w:rPr>
+                <w:rFonts w:ascii="Times New Roman" w:hAnsi="Times New Roman" w:cs="Times New Roman"/>
+                <w:sz w:val="11"/>
+                <w:szCs w:val="11"/>
+              </w:rPr>
+              <w:t>（</w:t>
+            </w:r>
             <w:r>
               <w:rPr>
                 <w:rFonts w:ascii="Times New Roman" w:hAnsi="Times New Roman" w:cs="Times New Roman"/>
@@ -5475,76 +4575,6 @@
               </w:rPr>
               <w:t>SwissProt</w:t>
             </w:r>
-            <w:proofErr w:type="spellEnd"/>
-            <w:r>
-              <w:rPr>
-                <w:rFonts w:ascii="Times New Roman" w:hAnsi="Times New Roman" w:cs="Times New Roman"/>
-                <w:sz w:val="11"/>
-                <w:szCs w:val="11"/>
-              </w:rPr>
-              <w:t>) Alternative ID(s) of Target Chain</w:t>
-            </w:r>
-          </w:p>
-        </w:tc>
-        <w:tc>
-          <w:tcPr>
-            <w:tcW w:w="2410" w:type="dxa"/>
-            <w:vAlign w:val="center"/>
-          </w:tcPr>
-          <w:p>
-            <w:pPr>
-              <w:spacing w:after="0" w:line="240" w:lineRule="auto"/>
-              <w:jc w:val="center"/>
-              <w:rPr>
-                <w:rFonts w:ascii="Times New Roman" w:hAnsi="Times New Roman" w:cs="Times New Roman"/>
-                <w:sz w:val="11"/>
-                <w:szCs w:val="11"/>
-              </w:rPr>
-            </w:pPr>
-            <w:r>
-              <w:rPr>
-                <w:rFonts w:ascii="Times New Roman" w:hAnsi="Times New Roman" w:cs="Times New Roman"/>
-                <w:sz w:val="11"/>
-                <w:szCs w:val="11"/>
-              </w:rPr>
-              <w:t>靶标链在</w:t>
-            </w:r>
-            <w:r>
-              <w:rPr>
-                <w:rFonts w:ascii="Times New Roman" w:hAnsi="Times New Roman" w:cs="Times New Roman"/>
-                <w:sz w:val="11"/>
-                <w:szCs w:val="11"/>
-              </w:rPr>
-              <w:t xml:space="preserve"> </w:t>
-            </w:r>
-            <w:proofErr w:type="spellStart"/>
-            <w:r>
-              <w:rPr>
-                <w:rFonts w:ascii="Times New Roman" w:hAnsi="Times New Roman" w:cs="Times New Roman"/>
-                <w:sz w:val="11"/>
-                <w:szCs w:val="11"/>
-              </w:rPr>
-              <w:t>UniProt</w:t>
-            </w:r>
-            <w:proofErr w:type="spellEnd"/>
-            <w:r>
-              <w:rPr>
-                <w:rFonts w:ascii="Times New Roman" w:hAnsi="Times New Roman" w:cs="Times New Roman"/>
-                <w:sz w:val="11"/>
-                <w:szCs w:val="11"/>
-              </w:rPr>
-              <w:t>（</w:t>
-            </w:r>
-            <w:proofErr w:type="spellStart"/>
-            <w:r>
-              <w:rPr>
-                <w:rFonts w:ascii="Times New Roman" w:hAnsi="Times New Roman" w:cs="Times New Roman"/>
-                <w:sz w:val="11"/>
-                <w:szCs w:val="11"/>
-              </w:rPr>
-              <w:t>SwissProt</w:t>
-            </w:r>
-            <w:proofErr w:type="spellEnd"/>
             <w:r>
               <w:rPr>
                 <w:rFonts w:ascii="Times New Roman" w:hAnsi="Times New Roman" w:cs="Times New Roman"/>
@@ -5601,25 +4631,55 @@
                 <w:szCs w:val="11"/>
               </w:rPr>
             </w:pPr>
-            <w:proofErr w:type="spellStart"/>
-            <w:r>
-              <w:rPr>
-                <w:rFonts w:ascii="Times New Roman" w:hAnsi="Times New Roman" w:cs="Times New Roman"/>
-                <w:sz w:val="11"/>
-                <w:szCs w:val="11"/>
-              </w:rPr>
-              <w:t>UniProt</w:t>
-            </w:r>
-            <w:proofErr w:type="spellEnd"/>
-            <w:r>
-              <w:rPr>
-                <w:rFonts w:ascii="Times New Roman" w:hAnsi="Times New Roman" w:cs="Times New Roman"/>
-                <w:sz w:val="11"/>
-                <w:szCs w:val="11"/>
-              </w:rPr>
-              <w:t xml:space="preserve"> (</w:t>
-            </w:r>
-            <w:proofErr w:type="spellStart"/>
+            <w:r>
+              <w:rPr>
+                <w:rFonts w:ascii="Times New Roman" w:hAnsi="Times New Roman" w:cs="Times New Roman"/>
+                <w:sz w:val="11"/>
+                <w:szCs w:val="11"/>
+              </w:rPr>
+              <w:t>UniProt (TrEMBL) Submitted Name of Target Chain</w:t>
+            </w:r>
+          </w:p>
+        </w:tc>
+        <w:tc>
+          <w:tcPr>
+            <w:tcW w:w="2410" w:type="dxa"/>
+            <w:vAlign w:val="center"/>
+          </w:tcPr>
+          <w:p>
+            <w:pPr>
+              <w:spacing w:after="0" w:line="240" w:lineRule="auto"/>
+              <w:jc w:val="center"/>
+              <w:rPr>
+                <w:rFonts w:ascii="Times New Roman" w:hAnsi="Times New Roman" w:cs="Times New Roman"/>
+                <w:sz w:val="11"/>
+                <w:szCs w:val="11"/>
+              </w:rPr>
+            </w:pPr>
+            <w:r>
+              <w:rPr>
+                <w:rFonts w:ascii="Times New Roman" w:hAnsi="Times New Roman" w:cs="Times New Roman"/>
+                <w:sz w:val="11"/>
+                <w:szCs w:val="11"/>
+              </w:rPr>
+              <w:t>靶标链在</w:t>
+            </w:r>
+            <w:r>
+              <w:rPr>
+                <w:rFonts w:ascii="Times New Roman" w:hAnsi="Times New Roman" w:cs="Times New Roman"/>
+                <w:sz w:val="11"/>
+                <w:szCs w:val="11"/>
+              </w:rPr>
+              <w:t xml:space="preserve"> UniProt</w:t>
+            </w:r>
+            <w:r>
+              <w:rPr>
+                <w:rFonts w:ascii="Times New Roman" w:hAnsi="Times New Roman" w:cs="Times New Roman"/>
+                <w:sz w:val="11"/>
+                <w:szCs w:val="11"/>
+              </w:rPr>
+              <w:t>（</w:t>
+            </w:r>
             <w:r>
               <w:rPr>
                 <w:rFonts w:ascii="Times New Roman" w:hAnsi="Times New Roman" w:cs="Times New Roman"/>
@@ -5628,76 +4688,6 @@
               </w:rPr>
               <w:t>TrEMBL</w:t>
             </w:r>
-            <w:proofErr w:type="spellEnd"/>
-            <w:r>
-              <w:rPr>
-                <w:rFonts w:ascii="Times New Roman" w:hAnsi="Times New Roman" w:cs="Times New Roman"/>
-                <w:sz w:val="11"/>
-                <w:szCs w:val="11"/>
-              </w:rPr>
-              <w:t>) Submitted Name of Target Chain</w:t>
-            </w:r>
-          </w:p>
-        </w:tc>
-        <w:tc>
-          <w:tcPr>
-            <w:tcW w:w="2410" w:type="dxa"/>
-            <w:vAlign w:val="center"/>
-          </w:tcPr>
-          <w:p>
-            <w:pPr>
-              <w:spacing w:after="0" w:line="240" w:lineRule="auto"/>
-              <w:jc w:val="center"/>
-              <w:rPr>
-                <w:rFonts w:ascii="Times New Roman" w:hAnsi="Times New Roman" w:cs="Times New Roman"/>
-                <w:sz w:val="11"/>
-                <w:szCs w:val="11"/>
-              </w:rPr>
-            </w:pPr>
-            <w:r>
-              <w:rPr>
-                <w:rFonts w:ascii="Times New Roman" w:hAnsi="Times New Roman" w:cs="Times New Roman"/>
-                <w:sz w:val="11"/>
-                <w:szCs w:val="11"/>
-              </w:rPr>
-              <w:t>靶标链在</w:t>
-            </w:r>
-            <w:r>
-              <w:rPr>
-                <w:rFonts w:ascii="Times New Roman" w:hAnsi="Times New Roman" w:cs="Times New Roman"/>
-                <w:sz w:val="11"/>
-                <w:szCs w:val="11"/>
-              </w:rPr>
-              <w:t xml:space="preserve"> </w:t>
-            </w:r>
-            <w:proofErr w:type="spellStart"/>
-            <w:r>
-              <w:rPr>
-                <w:rFonts w:ascii="Times New Roman" w:hAnsi="Times New Roman" w:cs="Times New Roman"/>
-                <w:sz w:val="11"/>
-                <w:szCs w:val="11"/>
-              </w:rPr>
-              <w:t>UniProt</w:t>
-            </w:r>
-            <w:proofErr w:type="spellEnd"/>
-            <w:r>
-              <w:rPr>
-                <w:rFonts w:ascii="Times New Roman" w:hAnsi="Times New Roman" w:cs="Times New Roman"/>
-                <w:sz w:val="11"/>
-                <w:szCs w:val="11"/>
-              </w:rPr>
-              <w:t>（</w:t>
-            </w:r>
-            <w:proofErr w:type="spellStart"/>
-            <w:r>
-              <w:rPr>
-                <w:rFonts w:ascii="Times New Roman" w:hAnsi="Times New Roman" w:cs="Times New Roman"/>
-                <w:sz w:val="11"/>
-                <w:szCs w:val="11"/>
-              </w:rPr>
-              <w:t>TrEMBL</w:t>
-            </w:r>
-            <w:proofErr w:type="spellEnd"/>
             <w:r>
               <w:rPr>
                 <w:rFonts w:ascii="Times New Roman" w:hAnsi="Times New Roman" w:cs="Times New Roman"/>
@@ -5746,25 +4736,55 @@
                 <w:szCs w:val="11"/>
               </w:rPr>
             </w:pPr>
-            <w:proofErr w:type="spellStart"/>
-            <w:r>
-              <w:rPr>
-                <w:rFonts w:ascii="Times New Roman" w:hAnsi="Times New Roman" w:cs="Times New Roman"/>
-                <w:sz w:val="11"/>
-                <w:szCs w:val="11"/>
-              </w:rPr>
-              <w:t>UniProt</w:t>
-            </w:r>
-            <w:proofErr w:type="spellEnd"/>
-            <w:r>
-              <w:rPr>
-                <w:rFonts w:ascii="Times New Roman" w:hAnsi="Times New Roman" w:cs="Times New Roman"/>
-                <w:sz w:val="11"/>
-                <w:szCs w:val="11"/>
-              </w:rPr>
-              <w:t xml:space="preserve"> (</w:t>
-            </w:r>
-            <w:proofErr w:type="spellStart"/>
+            <w:r>
+              <w:rPr>
+                <w:rFonts w:ascii="Times New Roman" w:hAnsi="Times New Roman" w:cs="Times New Roman"/>
+                <w:sz w:val="11"/>
+                <w:szCs w:val="11"/>
+              </w:rPr>
+              <w:t>UniProt (TrEMBL) Entry Name of Target Chain</w:t>
+            </w:r>
+          </w:p>
+        </w:tc>
+        <w:tc>
+          <w:tcPr>
+            <w:tcW w:w="2410" w:type="dxa"/>
+            <w:vAlign w:val="center"/>
+          </w:tcPr>
+          <w:p>
+            <w:pPr>
+              <w:spacing w:after="0" w:line="240" w:lineRule="auto"/>
+              <w:jc w:val="center"/>
+              <w:rPr>
+                <w:rFonts w:ascii="Times New Roman" w:hAnsi="Times New Roman" w:cs="Times New Roman"/>
+                <w:sz w:val="11"/>
+                <w:szCs w:val="11"/>
+              </w:rPr>
+            </w:pPr>
+            <w:r>
+              <w:rPr>
+                <w:rFonts w:ascii="Times New Roman" w:hAnsi="Times New Roman" w:cs="Times New Roman"/>
+                <w:sz w:val="11"/>
+                <w:szCs w:val="11"/>
+              </w:rPr>
+              <w:t>靶标链在</w:t>
+            </w:r>
+            <w:r>
+              <w:rPr>
+                <w:rFonts w:ascii="Times New Roman" w:hAnsi="Times New Roman" w:cs="Times New Roman"/>
+                <w:sz w:val="11"/>
+                <w:szCs w:val="11"/>
+              </w:rPr>
+              <w:t xml:space="preserve"> UniProt</w:t>
+            </w:r>
+            <w:r>
+              <w:rPr>
+                <w:rFonts w:ascii="Times New Roman" w:hAnsi="Times New Roman" w:cs="Times New Roman"/>
+                <w:sz w:val="11"/>
+                <w:szCs w:val="11"/>
+              </w:rPr>
+              <w:t>（</w:t>
+            </w:r>
             <w:r>
               <w:rPr>
                 <w:rFonts w:ascii="Times New Roman" w:hAnsi="Times New Roman" w:cs="Times New Roman"/>
@@ -5773,76 +4793,6 @@
               </w:rPr>
               <w:t>TrEMBL</w:t>
             </w:r>
-            <w:proofErr w:type="spellEnd"/>
-            <w:r>
-              <w:rPr>
-                <w:rFonts w:ascii="Times New Roman" w:hAnsi="Times New Roman" w:cs="Times New Roman"/>
-                <w:sz w:val="11"/>
-                <w:szCs w:val="11"/>
-              </w:rPr>
-              <w:t>) Entry Name of Target Chain</w:t>
-            </w:r>
-          </w:p>
-        </w:tc>
-        <w:tc>
-          <w:tcPr>
-            <w:tcW w:w="2410" w:type="dxa"/>
-            <w:vAlign w:val="center"/>
-          </w:tcPr>
-          <w:p>
-            <w:pPr>
-              <w:spacing w:after="0" w:line="240" w:lineRule="auto"/>
-              <w:jc w:val="center"/>
-              <w:rPr>
-                <w:rFonts w:ascii="Times New Roman" w:hAnsi="Times New Roman" w:cs="Times New Roman"/>
-                <w:sz w:val="11"/>
-                <w:szCs w:val="11"/>
-              </w:rPr>
-            </w:pPr>
-            <w:r>
-              <w:rPr>
-                <w:rFonts w:ascii="Times New Roman" w:hAnsi="Times New Roman" w:cs="Times New Roman"/>
-                <w:sz w:val="11"/>
-                <w:szCs w:val="11"/>
-              </w:rPr>
-              <w:t>靶标链在</w:t>
-            </w:r>
-            <w:r>
-              <w:rPr>
-                <w:rFonts w:ascii="Times New Roman" w:hAnsi="Times New Roman" w:cs="Times New Roman"/>
-                <w:sz w:val="11"/>
-                <w:szCs w:val="11"/>
-              </w:rPr>
-              <w:t xml:space="preserve"> </w:t>
-            </w:r>
-            <w:proofErr w:type="spellStart"/>
-            <w:r>
-              <w:rPr>
-                <w:rFonts w:ascii="Times New Roman" w:hAnsi="Times New Roman" w:cs="Times New Roman"/>
-                <w:sz w:val="11"/>
-                <w:szCs w:val="11"/>
-              </w:rPr>
-              <w:t>UniProt</w:t>
-            </w:r>
-            <w:proofErr w:type="spellEnd"/>
-            <w:r>
-              <w:rPr>
-                <w:rFonts w:ascii="Times New Roman" w:hAnsi="Times New Roman" w:cs="Times New Roman"/>
-                <w:sz w:val="11"/>
-                <w:szCs w:val="11"/>
-              </w:rPr>
-              <w:t>（</w:t>
-            </w:r>
-            <w:proofErr w:type="spellStart"/>
-            <w:r>
-              <w:rPr>
-                <w:rFonts w:ascii="Times New Roman" w:hAnsi="Times New Roman" w:cs="Times New Roman"/>
-                <w:sz w:val="11"/>
-                <w:szCs w:val="11"/>
-              </w:rPr>
-              <w:t>TrEMBL</w:t>
-            </w:r>
-            <w:proofErr w:type="spellEnd"/>
             <w:r>
               <w:rPr>
                 <w:rFonts w:ascii="Times New Roman" w:hAnsi="Times New Roman" w:cs="Times New Roman"/>
@@ -5891,25 +4841,55 @@
                 <w:szCs w:val="11"/>
               </w:rPr>
             </w:pPr>
-            <w:proofErr w:type="spellStart"/>
-            <w:r>
-              <w:rPr>
-                <w:rFonts w:ascii="Times New Roman" w:hAnsi="Times New Roman" w:cs="Times New Roman"/>
-                <w:sz w:val="11"/>
-                <w:szCs w:val="11"/>
-              </w:rPr>
-              <w:t>UniProt</w:t>
-            </w:r>
-            <w:proofErr w:type="spellEnd"/>
-            <w:r>
-              <w:rPr>
-                <w:rFonts w:ascii="Times New Roman" w:hAnsi="Times New Roman" w:cs="Times New Roman"/>
-                <w:sz w:val="11"/>
-                <w:szCs w:val="11"/>
-              </w:rPr>
-              <w:t xml:space="preserve"> (</w:t>
-            </w:r>
-            <w:proofErr w:type="spellStart"/>
+            <w:r>
+              <w:rPr>
+                <w:rFonts w:ascii="Times New Roman" w:hAnsi="Times New Roman" w:cs="Times New Roman"/>
+                <w:sz w:val="11"/>
+                <w:szCs w:val="11"/>
+              </w:rPr>
+              <w:t>UniProt (TrEMBL) Primary ID of Target Chain</w:t>
+            </w:r>
+          </w:p>
+        </w:tc>
+        <w:tc>
+          <w:tcPr>
+            <w:tcW w:w="2410" w:type="dxa"/>
+            <w:vAlign w:val="center"/>
+          </w:tcPr>
+          <w:p>
+            <w:pPr>
+              <w:spacing w:after="0" w:line="240" w:lineRule="auto"/>
+              <w:jc w:val="center"/>
+              <w:rPr>
+                <w:rFonts w:ascii="Times New Roman" w:hAnsi="Times New Roman" w:cs="Times New Roman"/>
+                <w:sz w:val="11"/>
+                <w:szCs w:val="11"/>
+              </w:rPr>
+            </w:pPr>
+            <w:r>
+              <w:rPr>
+                <w:rFonts w:ascii="Times New Roman" w:hAnsi="Times New Roman" w:cs="Times New Roman"/>
+                <w:sz w:val="11"/>
+                <w:szCs w:val="11"/>
+              </w:rPr>
+              <w:t>靶标链在</w:t>
+            </w:r>
+            <w:r>
+              <w:rPr>
+                <w:rFonts w:ascii="Times New Roman" w:hAnsi="Times New Roman" w:cs="Times New Roman"/>
+                <w:sz w:val="11"/>
+                <w:szCs w:val="11"/>
+              </w:rPr>
+              <w:t xml:space="preserve"> UniProt</w:t>
+            </w:r>
+            <w:r>
+              <w:rPr>
+                <w:rFonts w:ascii="Times New Roman" w:hAnsi="Times New Roman" w:cs="Times New Roman"/>
+                <w:sz w:val="11"/>
+                <w:szCs w:val="11"/>
+              </w:rPr>
+              <w:t>（</w:t>
+            </w:r>
             <w:r>
               <w:rPr>
                 <w:rFonts w:ascii="Times New Roman" w:hAnsi="Times New Roman" w:cs="Times New Roman"/>
@@ -5918,76 +4898,6 @@
               </w:rPr>
               <w:t>TrEMBL</w:t>
             </w:r>
-            <w:proofErr w:type="spellEnd"/>
-            <w:r>
-              <w:rPr>
-                <w:rFonts w:ascii="Times New Roman" w:hAnsi="Times New Roman" w:cs="Times New Roman"/>
-                <w:sz w:val="11"/>
-                <w:szCs w:val="11"/>
-              </w:rPr>
-              <w:t>) Primary ID of Target Chain</w:t>
-            </w:r>
-          </w:p>
-        </w:tc>
-        <w:tc>
-          <w:tcPr>
-            <w:tcW w:w="2410" w:type="dxa"/>
-            <w:vAlign w:val="center"/>
-          </w:tcPr>
-          <w:p>
-            <w:pPr>
-              <w:spacing w:after="0" w:line="240" w:lineRule="auto"/>
-              <w:jc w:val="center"/>
-              <w:rPr>
-                <w:rFonts w:ascii="Times New Roman" w:hAnsi="Times New Roman" w:cs="Times New Roman"/>
-                <w:sz w:val="11"/>
-                <w:szCs w:val="11"/>
-              </w:rPr>
-            </w:pPr>
-            <w:r>
-              <w:rPr>
-                <w:rFonts w:ascii="Times New Roman" w:hAnsi="Times New Roman" w:cs="Times New Roman"/>
-                <w:sz w:val="11"/>
-                <w:szCs w:val="11"/>
-              </w:rPr>
-              <w:t>靶标链在</w:t>
-            </w:r>
-            <w:r>
-              <w:rPr>
-                <w:rFonts w:ascii="Times New Roman" w:hAnsi="Times New Roman" w:cs="Times New Roman"/>
-                <w:sz w:val="11"/>
-                <w:szCs w:val="11"/>
-              </w:rPr>
-              <w:t xml:space="preserve"> </w:t>
-            </w:r>
-            <w:proofErr w:type="spellStart"/>
-            <w:r>
-              <w:rPr>
-                <w:rFonts w:ascii="Times New Roman" w:hAnsi="Times New Roman" w:cs="Times New Roman"/>
-                <w:sz w:val="11"/>
-                <w:szCs w:val="11"/>
-              </w:rPr>
-              <w:t>UniProt</w:t>
-            </w:r>
-            <w:proofErr w:type="spellEnd"/>
-            <w:r>
-              <w:rPr>
-                <w:rFonts w:ascii="Times New Roman" w:hAnsi="Times New Roman" w:cs="Times New Roman"/>
-                <w:sz w:val="11"/>
-                <w:szCs w:val="11"/>
-              </w:rPr>
-              <w:t>（</w:t>
-            </w:r>
-            <w:proofErr w:type="spellStart"/>
-            <w:r>
-              <w:rPr>
-                <w:rFonts w:ascii="Times New Roman" w:hAnsi="Times New Roman" w:cs="Times New Roman"/>
-                <w:sz w:val="11"/>
-                <w:szCs w:val="11"/>
-              </w:rPr>
-              <w:t>TrEMBL</w:t>
-            </w:r>
-            <w:proofErr w:type="spellEnd"/>
             <w:r>
               <w:rPr>
                 <w:rFonts w:ascii="Times New Roman" w:hAnsi="Times New Roman" w:cs="Times New Roman"/>
@@ -6044,25 +4954,55 @@
                 <w:szCs w:val="11"/>
               </w:rPr>
             </w:pPr>
-            <w:proofErr w:type="spellStart"/>
-            <w:r>
-              <w:rPr>
-                <w:rFonts w:ascii="Times New Roman" w:hAnsi="Times New Roman" w:cs="Times New Roman"/>
-                <w:sz w:val="11"/>
-                <w:szCs w:val="11"/>
-              </w:rPr>
-              <w:t>UniProt</w:t>
-            </w:r>
-            <w:proofErr w:type="spellEnd"/>
-            <w:r>
-              <w:rPr>
-                <w:rFonts w:ascii="Times New Roman" w:hAnsi="Times New Roman" w:cs="Times New Roman"/>
-                <w:sz w:val="11"/>
-                <w:szCs w:val="11"/>
-              </w:rPr>
-              <w:t xml:space="preserve"> (</w:t>
-            </w:r>
-            <w:proofErr w:type="spellStart"/>
+            <w:r>
+              <w:rPr>
+                <w:rFonts w:ascii="Times New Roman" w:hAnsi="Times New Roman" w:cs="Times New Roman"/>
+                <w:sz w:val="11"/>
+                <w:szCs w:val="11"/>
+              </w:rPr>
+              <w:t>UniProt (TrEMBL) Secondary ID(s) of Target Chain</w:t>
+            </w:r>
+          </w:p>
+        </w:tc>
+        <w:tc>
+          <w:tcPr>
+            <w:tcW w:w="2410" w:type="dxa"/>
+            <w:vAlign w:val="center"/>
+          </w:tcPr>
+          <w:p>
+            <w:pPr>
+              <w:spacing w:after="0" w:line="240" w:lineRule="auto"/>
+              <w:jc w:val="center"/>
+              <w:rPr>
+                <w:rFonts w:ascii="Times New Roman" w:hAnsi="Times New Roman" w:cs="Times New Roman"/>
+                <w:sz w:val="11"/>
+                <w:szCs w:val="11"/>
+              </w:rPr>
+            </w:pPr>
+            <w:r>
+              <w:rPr>
+                <w:rFonts w:ascii="Times New Roman" w:hAnsi="Times New Roman" w:cs="Times New Roman"/>
+                <w:sz w:val="11"/>
+                <w:szCs w:val="11"/>
+              </w:rPr>
+              <w:t>靶标链在</w:t>
+            </w:r>
+            <w:r>
+              <w:rPr>
+                <w:rFonts w:ascii="Times New Roman" w:hAnsi="Times New Roman" w:cs="Times New Roman"/>
+                <w:sz w:val="11"/>
+                <w:szCs w:val="11"/>
+              </w:rPr>
+              <w:t xml:space="preserve"> UniProt</w:t>
+            </w:r>
+            <w:r>
+              <w:rPr>
+                <w:rFonts w:ascii="Times New Roman" w:hAnsi="Times New Roman" w:cs="Times New Roman"/>
+                <w:sz w:val="11"/>
+                <w:szCs w:val="11"/>
+              </w:rPr>
+              <w:t>（</w:t>
+            </w:r>
             <w:r>
               <w:rPr>
                 <w:rFonts w:ascii="Times New Roman" w:hAnsi="Times New Roman" w:cs="Times New Roman"/>
@@ -6071,76 +5011,6 @@
               </w:rPr>
               <w:t>TrEMBL</w:t>
             </w:r>
-            <w:proofErr w:type="spellEnd"/>
-            <w:r>
-              <w:rPr>
-                <w:rFonts w:ascii="Times New Roman" w:hAnsi="Times New Roman" w:cs="Times New Roman"/>
-                <w:sz w:val="11"/>
-                <w:szCs w:val="11"/>
-              </w:rPr>
-              <w:t>) Secondary ID(s) of Target Chain</w:t>
-            </w:r>
-          </w:p>
-        </w:tc>
-        <w:tc>
-          <w:tcPr>
-            <w:tcW w:w="2410" w:type="dxa"/>
-            <w:vAlign w:val="center"/>
-          </w:tcPr>
-          <w:p>
-            <w:pPr>
-              <w:spacing w:after="0" w:line="240" w:lineRule="auto"/>
-              <w:jc w:val="center"/>
-              <w:rPr>
-                <w:rFonts w:ascii="Times New Roman" w:hAnsi="Times New Roman" w:cs="Times New Roman"/>
-                <w:sz w:val="11"/>
-                <w:szCs w:val="11"/>
-              </w:rPr>
-            </w:pPr>
-            <w:r>
-              <w:rPr>
-                <w:rFonts w:ascii="Times New Roman" w:hAnsi="Times New Roman" w:cs="Times New Roman"/>
-                <w:sz w:val="11"/>
-                <w:szCs w:val="11"/>
-              </w:rPr>
-              <w:t>靶标链在</w:t>
-            </w:r>
-            <w:r>
-              <w:rPr>
-                <w:rFonts w:ascii="Times New Roman" w:hAnsi="Times New Roman" w:cs="Times New Roman"/>
-                <w:sz w:val="11"/>
-                <w:szCs w:val="11"/>
-              </w:rPr>
-              <w:t xml:space="preserve"> </w:t>
-            </w:r>
-            <w:proofErr w:type="spellStart"/>
-            <w:r>
-              <w:rPr>
-                <w:rFonts w:ascii="Times New Roman" w:hAnsi="Times New Roman" w:cs="Times New Roman"/>
-                <w:sz w:val="11"/>
-                <w:szCs w:val="11"/>
-              </w:rPr>
-              <w:t>UniProt</w:t>
-            </w:r>
-            <w:proofErr w:type="spellEnd"/>
-            <w:r>
-              <w:rPr>
-                <w:rFonts w:ascii="Times New Roman" w:hAnsi="Times New Roman" w:cs="Times New Roman"/>
-                <w:sz w:val="11"/>
-                <w:szCs w:val="11"/>
-              </w:rPr>
-              <w:t>（</w:t>
-            </w:r>
-            <w:proofErr w:type="spellStart"/>
-            <w:r>
-              <w:rPr>
-                <w:rFonts w:ascii="Times New Roman" w:hAnsi="Times New Roman" w:cs="Times New Roman"/>
-                <w:sz w:val="11"/>
-                <w:szCs w:val="11"/>
-              </w:rPr>
-              <w:t>TrEMBL</w:t>
-            </w:r>
-            <w:proofErr w:type="spellEnd"/>
             <w:r>
               <w:rPr>
                 <w:rFonts w:ascii="Times New Roman" w:hAnsi="Times New Roman" w:cs="Times New Roman"/>
@@ -6197,25 +5067,55 @@
                 <w:szCs w:val="11"/>
               </w:rPr>
             </w:pPr>
-            <w:proofErr w:type="spellStart"/>
-            <w:r>
-              <w:rPr>
-                <w:rFonts w:ascii="Times New Roman" w:hAnsi="Times New Roman" w:cs="Times New Roman"/>
-                <w:sz w:val="11"/>
-                <w:szCs w:val="11"/>
-              </w:rPr>
-              <w:t>UniProt</w:t>
-            </w:r>
-            <w:proofErr w:type="spellEnd"/>
-            <w:r>
-              <w:rPr>
-                <w:rFonts w:ascii="Times New Roman" w:hAnsi="Times New Roman" w:cs="Times New Roman"/>
-                <w:sz w:val="11"/>
-                <w:szCs w:val="11"/>
-              </w:rPr>
-              <w:t xml:space="preserve"> (</w:t>
-            </w:r>
-            <w:proofErr w:type="spellStart"/>
+            <w:r>
+              <w:rPr>
+                <w:rFonts w:ascii="Times New Roman" w:hAnsi="Times New Roman" w:cs="Times New Roman"/>
+                <w:sz w:val="11"/>
+                <w:szCs w:val="11"/>
+              </w:rPr>
+              <w:t>UniProt (TrEMBL) Alternative ID(s) of Target Chain</w:t>
+            </w:r>
+          </w:p>
+        </w:tc>
+        <w:tc>
+          <w:tcPr>
+            <w:tcW w:w="2410" w:type="dxa"/>
+            <w:vAlign w:val="center"/>
+          </w:tcPr>
+          <w:p>
+            <w:pPr>
+              <w:spacing w:after="0" w:line="240" w:lineRule="auto"/>
+              <w:jc w:val="center"/>
+              <w:rPr>
+                <w:rFonts w:ascii="Times New Roman" w:hAnsi="Times New Roman" w:cs="Times New Roman"/>
+                <w:sz w:val="11"/>
+                <w:szCs w:val="11"/>
+              </w:rPr>
+            </w:pPr>
+            <w:r>
+              <w:rPr>
+                <w:rFonts w:ascii="Times New Roman" w:hAnsi="Times New Roman" w:cs="Times New Roman"/>
+                <w:sz w:val="11"/>
+                <w:szCs w:val="11"/>
+              </w:rPr>
+              <w:t>靶标链在</w:t>
+            </w:r>
+            <w:r>
+              <w:rPr>
+                <w:rFonts w:ascii="Times New Roman" w:hAnsi="Times New Roman" w:cs="Times New Roman"/>
+                <w:sz w:val="11"/>
+                <w:szCs w:val="11"/>
+              </w:rPr>
+              <w:t xml:space="preserve"> UniProt</w:t>
+            </w:r>
+            <w:r>
+              <w:rPr>
+                <w:rFonts w:ascii="Times New Roman" w:hAnsi="Times New Roman" w:cs="Times New Roman"/>
+                <w:sz w:val="11"/>
+                <w:szCs w:val="11"/>
+              </w:rPr>
+              <w:t>（</w:t>
+            </w:r>
             <w:r>
               <w:rPr>
                 <w:rFonts w:ascii="Times New Roman" w:hAnsi="Times New Roman" w:cs="Times New Roman"/>
@@ -6224,76 +5124,6 @@
               </w:rPr>
               <w:t>TrEMBL</w:t>
             </w:r>
-            <w:proofErr w:type="spellEnd"/>
-            <w:r>
-              <w:rPr>
-                <w:rFonts w:ascii="Times New Roman" w:hAnsi="Times New Roman" w:cs="Times New Roman"/>
-                <w:sz w:val="11"/>
-                <w:szCs w:val="11"/>
-              </w:rPr>
-              <w:t>) Alternative ID(s) of Target Chain</w:t>
-            </w:r>
-          </w:p>
-        </w:tc>
-        <w:tc>
-          <w:tcPr>
-            <w:tcW w:w="2410" w:type="dxa"/>
-            <w:vAlign w:val="center"/>
-          </w:tcPr>
-          <w:p>
-            <w:pPr>
-              <w:spacing w:after="0" w:line="240" w:lineRule="auto"/>
-              <w:jc w:val="center"/>
-              <w:rPr>
-                <w:rFonts w:ascii="Times New Roman" w:hAnsi="Times New Roman" w:cs="Times New Roman"/>
-                <w:sz w:val="11"/>
-                <w:szCs w:val="11"/>
-              </w:rPr>
-            </w:pPr>
-            <w:r>
-              <w:rPr>
-                <w:rFonts w:ascii="Times New Roman" w:hAnsi="Times New Roman" w:cs="Times New Roman"/>
-                <w:sz w:val="11"/>
-                <w:szCs w:val="11"/>
-              </w:rPr>
-              <w:t>靶标链在</w:t>
-            </w:r>
-            <w:r>
-              <w:rPr>
-                <w:rFonts w:ascii="Times New Roman" w:hAnsi="Times New Roman" w:cs="Times New Roman"/>
-                <w:sz w:val="11"/>
-                <w:szCs w:val="11"/>
-              </w:rPr>
-              <w:t xml:space="preserve"> </w:t>
-            </w:r>
-            <w:proofErr w:type="spellStart"/>
-            <w:r>
-              <w:rPr>
-                <w:rFonts w:ascii="Times New Roman" w:hAnsi="Times New Roman" w:cs="Times New Roman"/>
-                <w:sz w:val="11"/>
-                <w:szCs w:val="11"/>
-              </w:rPr>
-              <w:t>UniProt</w:t>
-            </w:r>
-            <w:proofErr w:type="spellEnd"/>
-            <w:r>
-              <w:rPr>
-                <w:rFonts w:ascii="Times New Roman" w:hAnsi="Times New Roman" w:cs="Times New Roman"/>
-                <w:sz w:val="11"/>
-                <w:szCs w:val="11"/>
-              </w:rPr>
-              <w:t>（</w:t>
-            </w:r>
-            <w:proofErr w:type="spellStart"/>
-            <w:r>
-              <w:rPr>
-                <w:rFonts w:ascii="Times New Roman" w:hAnsi="Times New Roman" w:cs="Times New Roman"/>
-                <w:sz w:val="11"/>
-                <w:szCs w:val="11"/>
-              </w:rPr>
-              <w:t>TrEMBL</w:t>
-            </w:r>
-            <w:proofErr w:type="spellEnd"/>
             <w:r>
               <w:rPr>
                 <w:rFonts w:ascii="Times New Roman" w:hAnsi="Times New Roman" w:cs="Times New Roman"/>
@@ -6362,25 +5192,7 @@
           <w:sz w:val="16"/>
           <w:szCs w:val="18"/>
         </w:rPr>
-        <w:t>09组实验数据来看，其中有些蛋白质链中的氨基酸使用了小写字母表示。因此，我们先将这些氨基酸</w:t>
-      </w:r>
-      <w:proofErr w:type="gramStart"/>
-      <w:r>
-        <w:rPr>
-          <w:rFonts w:hint="eastAsia"/>
-          <w:sz w:val="16"/>
-          <w:szCs w:val="18"/>
-        </w:rPr>
-        <w:t>链全部</w:t>
-      </w:r>
-      <w:proofErr w:type="gramEnd"/>
-      <w:r>
-        <w:rPr>
-          <w:rFonts w:hint="eastAsia"/>
-          <w:sz w:val="16"/>
-          <w:szCs w:val="18"/>
-        </w:rPr>
-        <w:t>转换为大写字母，这方便后续直接使用蛋白质编码器进行操作。</w:t>
+        <w:t>09组实验数据来看，其中有些蛋白质链中的氨基酸使用了小写字母表示。因此，我们先将这些氨基酸链全部转换为大写字母，这方便后续直接使用蛋白质编码器进行操作。</w:t>
       </w:r>
     </w:p>
     <w:p>
@@ -6431,115 +5243,7 @@
           <w:sz w:val="16"/>
           <w:szCs w:val="18"/>
         </w:rPr>
-        <w:t>在内的至少一项数据用于描述环境因素，同时包含Ki (</w:t>
-      </w:r>
-      <w:proofErr w:type="spellStart"/>
-      <w:r>
-        <w:rPr>
-          <w:rFonts w:hint="eastAsia"/>
-          <w:sz w:val="16"/>
-          <w:szCs w:val="18"/>
-        </w:rPr>
-        <w:t>nM</w:t>
-      </w:r>
-      <w:proofErr w:type="spellEnd"/>
-      <w:r>
-        <w:rPr>
-          <w:rFonts w:hint="eastAsia"/>
-          <w:sz w:val="16"/>
-          <w:szCs w:val="18"/>
-        </w:rPr>
-        <w:t>)，IC50 (</w:t>
-      </w:r>
-      <w:proofErr w:type="spellStart"/>
-      <w:r>
-        <w:rPr>
-          <w:rFonts w:hint="eastAsia"/>
-          <w:sz w:val="16"/>
-          <w:szCs w:val="18"/>
-        </w:rPr>
-        <w:t>nM</w:t>
-      </w:r>
-      <w:proofErr w:type="spellEnd"/>
-      <w:r>
-        <w:rPr>
-          <w:rFonts w:hint="eastAsia"/>
-          <w:sz w:val="16"/>
-          <w:szCs w:val="18"/>
-        </w:rPr>
-        <w:t>)，</w:t>
-      </w:r>
-      <w:proofErr w:type="spellStart"/>
-      <w:r>
-        <w:rPr>
-          <w:rFonts w:hint="eastAsia"/>
-          <w:sz w:val="16"/>
-          <w:szCs w:val="18"/>
-        </w:rPr>
-        <w:t>Kd</w:t>
-      </w:r>
-      <w:proofErr w:type="spellEnd"/>
-      <w:r>
-        <w:rPr>
-          <w:rFonts w:hint="eastAsia"/>
-          <w:sz w:val="16"/>
-          <w:szCs w:val="18"/>
-        </w:rPr>
-        <w:t xml:space="preserve"> (</w:t>
-      </w:r>
-      <w:proofErr w:type="spellStart"/>
-      <w:r>
-        <w:rPr>
-          <w:rFonts w:hint="eastAsia"/>
-          <w:sz w:val="16"/>
-          <w:szCs w:val="18"/>
-        </w:rPr>
-        <w:t>nM</w:t>
-      </w:r>
-      <w:proofErr w:type="spellEnd"/>
-      <w:r>
-        <w:rPr>
-          <w:rFonts w:hint="eastAsia"/>
-          <w:sz w:val="16"/>
-          <w:szCs w:val="18"/>
-        </w:rPr>
-        <w:t>)，EC50 (</w:t>
-      </w:r>
-      <w:proofErr w:type="spellStart"/>
-      <w:r>
-        <w:rPr>
-          <w:rFonts w:hint="eastAsia"/>
-          <w:sz w:val="16"/>
-          <w:szCs w:val="18"/>
-        </w:rPr>
-        <w:t>nM</w:t>
-      </w:r>
-      <w:proofErr w:type="spellEnd"/>
-      <w:r>
-        <w:rPr>
-          <w:rFonts w:hint="eastAsia"/>
-          <w:sz w:val="16"/>
-          <w:szCs w:val="18"/>
-        </w:rPr>
-        <w:t>)，</w:t>
-      </w:r>
-      <w:proofErr w:type="spellStart"/>
-      <w:r>
-        <w:rPr>
-          <w:rFonts w:hint="eastAsia"/>
-          <w:sz w:val="16"/>
-          <w:szCs w:val="18"/>
-        </w:rPr>
-        <w:t>kon</w:t>
-      </w:r>
-      <w:proofErr w:type="spellEnd"/>
-      <w:r>
-        <w:rPr>
-          <w:rFonts w:hint="eastAsia"/>
-          <w:sz w:val="16"/>
-          <w:szCs w:val="18"/>
-        </w:rPr>
-        <w:t xml:space="preserve"> (M</w:t>
+        <w:t>在内的至少一项数据用于描述环境因素，同时包含Ki (nM)，IC50 (nM)，Kd (nM)，EC50 (nM)，kon (M</w:t>
       </w:r>
       <w:r>
         <w:rPr>
@@ -6573,25 +5277,7 @@
           <w:sz w:val="16"/>
           <w:szCs w:val="18"/>
         </w:rPr>
-        <w:t>)及</w:t>
-      </w:r>
-      <w:proofErr w:type="spellStart"/>
-      <w:r>
-        <w:rPr>
-          <w:rFonts w:hint="eastAsia"/>
-          <w:sz w:val="16"/>
-          <w:szCs w:val="18"/>
-        </w:rPr>
-        <w:t>koff</w:t>
-      </w:r>
-      <w:proofErr w:type="spellEnd"/>
-      <w:r>
-        <w:rPr>
-          <w:rFonts w:hint="eastAsia"/>
-          <w:sz w:val="16"/>
-          <w:szCs w:val="18"/>
-        </w:rPr>
-        <w:t xml:space="preserve"> (s</w:t>
+        <w:t>)及koff (s</w:t>
       </w:r>
       <w:r>
         <w:rPr>
@@ -6807,25 +5493,7 @@
                 <w:sz w:val="16"/>
                 <w:szCs w:val="16"/>
               </w:rPr>
-              <w:t>Ki (</w:t>
-            </w:r>
-            <w:proofErr w:type="spellStart"/>
-            <w:r>
-              <w:rPr>
-                <w:rFonts w:hint="eastAsia"/>
-                <w:sz w:val="16"/>
-                <w:szCs w:val="16"/>
-              </w:rPr>
-              <w:t>nM</w:t>
-            </w:r>
-            <w:proofErr w:type="spellEnd"/>
-            <w:r>
-              <w:rPr>
-                <w:rFonts w:hint="eastAsia"/>
-                <w:sz w:val="16"/>
-                <w:szCs w:val="16"/>
-              </w:rPr>
-              <w:t>)</w:t>
+              <w:t>Ki (nM)</w:t>
             </w:r>
           </w:p>
         </w:tc>
@@ -6875,59 +5543,39 @@
                 <w:sz w:val="16"/>
                 <w:szCs w:val="16"/>
               </w:rPr>
-              <w:t>IC50 (</w:t>
-            </w:r>
-            <w:proofErr w:type="spellStart"/>
-            <w:r>
+              <w:t>IC50 (nM)</w:t>
+            </w:r>
+          </w:p>
+        </w:tc>
+        <w:tc>
+          <w:tcPr>
+            <w:tcW w:w="4148" w:type="dxa"/>
+          </w:tcPr>
+          <w:p>
+            <w:pPr>
+              <w:spacing w:after="0" w:line="240" w:lineRule="auto"/>
+              <w:jc w:val="both"/>
               <w:rPr>
                 <w:rFonts w:hint="eastAsia"/>
                 <w:sz w:val="16"/>
                 <w:szCs w:val="16"/>
               </w:rPr>
-              <w:t>nM</w:t>
-            </w:r>
-            <w:proofErr w:type="spellEnd"/>
+            </w:pPr>
             <w:r>
               <w:rPr>
                 <w:rFonts w:hint="eastAsia"/>
                 <w:sz w:val="16"/>
                 <w:szCs w:val="16"/>
               </w:rPr>
-              <w:t>)</w:t>
-            </w:r>
-          </w:p>
-        </w:tc>
-        <w:tc>
-          <w:tcPr>
-            <w:tcW w:w="4148" w:type="dxa"/>
-          </w:tcPr>
-          <w:p>
-            <w:pPr>
-              <w:spacing w:after="0" w:line="240" w:lineRule="auto"/>
-              <w:jc w:val="both"/>
-              <w:rPr>
-                <w:rFonts w:hint="eastAsia"/>
+              <w:t xml:space="preserve">None; </w:t>
+            </w:r>
+            <w:r>
+              <w:rPr>
                 <w:sz w:val="16"/>
                 <w:szCs w:val="16"/>
               </w:rPr>
-            </w:pPr>
-            <w:proofErr w:type="gramStart"/>
-            <w:r>
-              <w:rPr>
-                <w:rFonts w:hint="eastAsia"/>
-                <w:sz w:val="16"/>
-                <w:szCs w:val="16"/>
-              </w:rPr>
-              <w:t xml:space="preserve">None; </w:t>
-            </w:r>
-            <w:r>
-              <w:rPr>
-                <w:sz w:val="16"/>
-                <w:szCs w:val="16"/>
-              </w:rPr>
               <w:t>‘</w:t>
             </w:r>
-            <w:proofErr w:type="gramEnd"/>
             <w:r>
               <w:rPr>
                 <w:rFonts w:hint="eastAsia"/>
@@ -6969,65 +5617,36 @@
                 <w:szCs w:val="16"/>
               </w:rPr>
             </w:pPr>
-            <w:proofErr w:type="spellStart"/>
             <w:r>
               <w:rPr>
                 <w:rFonts w:hint="eastAsia"/>
                 <w:sz w:val="16"/>
                 <w:szCs w:val="16"/>
               </w:rPr>
-              <w:t>Kd</w:t>
-            </w:r>
-            <w:proofErr w:type="spellEnd"/>
-            <w:r>
+              <w:t>Kd (nM)</w:t>
+            </w:r>
+          </w:p>
+        </w:tc>
+        <w:tc>
+          <w:tcPr>
+            <w:tcW w:w="4148" w:type="dxa"/>
+          </w:tcPr>
+          <w:p>
+            <w:pPr>
+              <w:spacing w:after="0" w:line="240" w:lineRule="auto"/>
+              <w:jc w:val="both"/>
               <w:rPr>
                 <w:rFonts w:hint="eastAsia"/>
                 <w:sz w:val="16"/>
                 <w:szCs w:val="16"/>
               </w:rPr>
-              <w:t xml:space="preserve"> (</w:t>
-            </w:r>
-            <w:proofErr w:type="spellStart"/>
+            </w:pPr>
             <w:r>
               <w:rPr>
                 <w:rFonts w:hint="eastAsia"/>
                 <w:sz w:val="16"/>
                 <w:szCs w:val="16"/>
               </w:rPr>
-              <w:t>nM</w:t>
-            </w:r>
-            <w:proofErr w:type="spellEnd"/>
-            <w:r>
-              <w:rPr>
-                <w:rFonts w:hint="eastAsia"/>
-                <w:sz w:val="16"/>
-                <w:szCs w:val="16"/>
-              </w:rPr>
-              <w:t>)</w:t>
-            </w:r>
-          </w:p>
-        </w:tc>
-        <w:tc>
-          <w:tcPr>
-            <w:tcW w:w="4148" w:type="dxa"/>
-          </w:tcPr>
-          <w:p>
-            <w:pPr>
-              <w:spacing w:after="0" w:line="240" w:lineRule="auto"/>
-              <w:jc w:val="both"/>
-              <w:rPr>
-                <w:rFonts w:hint="eastAsia"/>
-                <w:sz w:val="16"/>
-                <w:szCs w:val="16"/>
-              </w:rPr>
-            </w:pPr>
-            <w:proofErr w:type="gramStart"/>
-            <w:r>
-              <w:rPr>
-                <w:rFonts w:hint="eastAsia"/>
-                <w:sz w:val="16"/>
-                <w:szCs w:val="16"/>
-              </w:rPr>
               <w:t>None;</w:t>
             </w:r>
             <w:r>
@@ -7039,7 +5658,6 @@
             <w:r>
               <w:t>‘</w:t>
             </w:r>
-            <w:proofErr w:type="gramEnd"/>
             <w:r>
               <w:rPr>
                 <w:rFonts w:hint="eastAsia"/>
@@ -7117,91 +5735,61 @@
                 <w:sz w:val="16"/>
                 <w:szCs w:val="16"/>
               </w:rPr>
-              <w:t>EC50 (</w:t>
-            </w:r>
-            <w:proofErr w:type="spellStart"/>
-            <w:r>
+              <w:t>EC50 (nM)</w:t>
+            </w:r>
+          </w:p>
+        </w:tc>
+        <w:tc>
+          <w:tcPr>
+            <w:tcW w:w="4148" w:type="dxa"/>
+          </w:tcPr>
+          <w:p>
+            <w:pPr>
+              <w:spacing w:after="0" w:line="240" w:lineRule="auto"/>
+              <w:jc w:val="both"/>
               <w:rPr>
                 <w:rFonts w:hint="eastAsia"/>
                 <w:sz w:val="16"/>
                 <w:szCs w:val="16"/>
               </w:rPr>
-              <w:t>nM</w:t>
-            </w:r>
-            <w:proofErr w:type="spellEnd"/>
+            </w:pPr>
             <w:r>
               <w:rPr>
                 <w:rFonts w:hint="eastAsia"/>
                 <w:sz w:val="16"/>
                 <w:szCs w:val="16"/>
               </w:rPr>
-              <w:t>)</w:t>
-            </w:r>
-          </w:p>
-        </w:tc>
-        <w:tc>
-          <w:tcPr>
-            <w:tcW w:w="4148" w:type="dxa"/>
-          </w:tcPr>
-          <w:p>
-            <w:pPr>
-              <w:spacing w:after="0" w:line="240" w:lineRule="auto"/>
-              <w:jc w:val="both"/>
-              <w:rPr>
-                <w:rFonts w:hint="eastAsia"/>
+              <w:t xml:space="preserve">None; </w:t>
+            </w:r>
+            <w:r>
+              <w:rPr>
                 <w:sz w:val="16"/>
                 <w:szCs w:val="16"/>
               </w:rPr>
-            </w:pPr>
-            <w:proofErr w:type="gramStart"/>
+              <w:t>‘</w:t>
+            </w:r>
             <w:r>
               <w:rPr>
                 <w:rFonts w:hint="eastAsia"/>
                 <w:sz w:val="16"/>
                 <w:szCs w:val="16"/>
               </w:rPr>
-              <w:t xml:space="preserve">None; </w:t>
+              <w:t>&gt;01000</w:t>
             </w:r>
             <w:r>
               <w:rPr>
                 <w:sz w:val="16"/>
                 <w:szCs w:val="16"/>
               </w:rPr>
-              <w:t>‘</w:t>
-            </w:r>
-            <w:proofErr w:type="gramEnd"/>
+              <w:t>’</w:t>
+            </w:r>
             <w:r>
               <w:rPr>
                 <w:rFonts w:hint="eastAsia"/>
                 <w:sz w:val="16"/>
                 <w:szCs w:val="16"/>
               </w:rPr>
-              <w:t>&gt;01000</w:t>
-            </w:r>
-            <w:proofErr w:type="gramStart"/>
-            <w:r>
-              <w:rPr>
-                <w:sz w:val="16"/>
-                <w:szCs w:val="16"/>
-              </w:rPr>
-              <w:t>’</w:t>
-            </w:r>
-            <w:r>
-              <w:rPr>
-                <w:rFonts w:hint="eastAsia"/>
-                <w:sz w:val="16"/>
-                <w:szCs w:val="16"/>
-              </w:rPr>
-              <w:t xml:space="preserve"> ;</w:t>
-            </w:r>
-            <w:proofErr w:type="gramEnd"/>
-            <w:r>
-              <w:rPr>
-                <w:rFonts w:hint="eastAsia"/>
-                <w:sz w:val="16"/>
-                <w:szCs w:val="16"/>
-              </w:rPr>
-              <w:t xml:space="preserve"> &gt;A; &lt;B</w:t>
+              <w:t xml:space="preserve"> ; &gt;A; &lt;B</w:t>
             </w:r>
           </w:p>
         </w:tc>
@@ -7221,23 +5809,13 @@
                 <w:szCs w:val="16"/>
               </w:rPr>
             </w:pPr>
-            <w:proofErr w:type="spellStart"/>
             <w:r>
               <w:rPr>
                 <w:rFonts w:hint="eastAsia"/>
                 <w:sz w:val="16"/>
                 <w:szCs w:val="16"/>
               </w:rPr>
-              <w:t>kon</w:t>
-            </w:r>
-            <w:proofErr w:type="spellEnd"/>
-            <w:r>
-              <w:rPr>
-                <w:rFonts w:hint="eastAsia"/>
-                <w:sz w:val="16"/>
-                <w:szCs w:val="16"/>
-              </w:rPr>
-              <w:t xml:space="preserve"> (M</w:t>
+              <w:t>kon (M</w:t>
             </w:r>
             <w:r>
               <w:rPr>
@@ -7315,23 +5893,13 @@
                 <w:szCs w:val="16"/>
               </w:rPr>
             </w:pPr>
-            <w:proofErr w:type="spellStart"/>
             <w:r>
               <w:rPr>
                 <w:rFonts w:hint="eastAsia"/>
                 <w:sz w:val="16"/>
                 <w:szCs w:val="16"/>
               </w:rPr>
-              <w:t>koff</w:t>
-            </w:r>
-            <w:proofErr w:type="spellEnd"/>
-            <w:r>
-              <w:rPr>
-                <w:rFonts w:hint="eastAsia"/>
-                <w:sz w:val="16"/>
-                <w:szCs w:val="16"/>
-              </w:rPr>
-              <w:t xml:space="preserve"> (s</w:t>
+              <w:t>koff (s</w:t>
             </w:r>
             <w:r>
               <w:rPr>
@@ -7456,7 +6024,6 @@
         </w:rPr>
         <w:t>及</w:t>
       </w:r>
-      <w:proofErr w:type="gramStart"/>
       <w:r>
         <w:rPr>
           <w:sz w:val="16"/>
@@ -7464,7 +6031,6 @@
         </w:rPr>
         <w:t>’</w:t>
       </w:r>
-      <w:proofErr w:type="gramEnd"/>
       <w:r>
         <w:rPr>
           <w:rFonts w:hint="eastAsia"/>
@@ -7473,7 +6039,6 @@
         </w:rPr>
         <w:t>NV</w:t>
       </w:r>
-      <w:proofErr w:type="gramStart"/>
       <w:r>
         <w:rPr>
           <w:sz w:val="16"/>
@@ -7481,32 +6046,28 @@
         </w:rPr>
         <w:t>’</w:t>
       </w:r>
-      <w:proofErr w:type="gramEnd"/>
       <w:r>
         <w:rPr>
           <w:rFonts w:hint="eastAsia"/>
           <w:sz w:val="16"/>
           <w:szCs w:val="16"/>
         </w:rPr>
-        <w:t>是数据库中直</w:t>
-      </w:r>
-      <w:proofErr w:type="gramStart"/>
-      <w:r>
-        <w:rPr>
-          <w:rFonts w:hint="eastAsia"/>
+        <w:t>是数据库中直接记录的信息。</w:t>
+      </w:r>
+      <w:r>
+        <w:rPr>
           <w:sz w:val="16"/>
           <w:szCs w:val="16"/>
         </w:rPr>
-        <w:t>接记录</w:t>
-      </w:r>
-      <w:proofErr w:type="gramEnd"/>
+        <w:t>’</w:t>
+      </w:r>
       <w:r>
         <w:rPr>
           <w:rFonts w:hint="eastAsia"/>
           <w:sz w:val="16"/>
           <w:szCs w:val="16"/>
         </w:rPr>
-        <w:t>的信息。</w:t>
+        <w:t>&gt;A</w:t>
       </w:r>
       <w:r>
         <w:rPr>
@@ -7521,7 +6082,7 @@
           <w:sz w:val="16"/>
           <w:szCs w:val="16"/>
         </w:rPr>
-        <w:t>&gt;A</w:t>
+        <w:t>及</w:t>
       </w:r>
       <w:r>
         <w:rPr>
@@ -7536,6 +6097,51 @@
           <w:sz w:val="16"/>
           <w:szCs w:val="16"/>
         </w:rPr>
+        <w:t>&lt;B</w:t>
+      </w:r>
+      <w:r>
+        <w:rPr>
+          <w:sz w:val="16"/>
+          <w:szCs w:val="16"/>
+        </w:rPr>
+        <w:t>’</w:t>
+      </w:r>
+      <w:r>
+        <w:rPr>
+          <w:rFonts w:hint="eastAsia"/>
+          <w:sz w:val="16"/>
+          <w:szCs w:val="16"/>
+        </w:rPr>
+        <w:t>是数据集中表示范围值的数据格式，其中的</w:t>
+      </w:r>
+      <w:r>
+        <w:rPr>
+          <w:sz w:val="16"/>
+          <w:szCs w:val="16"/>
+        </w:rPr>
+        <w:t>’</w:t>
+      </w:r>
+      <w:r>
+        <w:rPr>
+          <w:rFonts w:hint="eastAsia"/>
+          <w:sz w:val="16"/>
+          <w:szCs w:val="16"/>
+        </w:rPr>
+        <w:t>A</w:t>
+      </w:r>
+      <w:r>
+        <w:rPr>
+          <w:sz w:val="16"/>
+          <w:szCs w:val="16"/>
+        </w:rPr>
+        <w:t>’</w:t>
+      </w:r>
+      <w:r>
+        <w:rPr>
+          <w:rFonts w:hint="eastAsia"/>
+          <w:sz w:val="16"/>
+          <w:szCs w:val="16"/>
+        </w:rPr>
         <w:t>及</w:t>
       </w:r>
       <w:r>
@@ -7551,7 +6157,7 @@
           <w:sz w:val="16"/>
           <w:szCs w:val="16"/>
         </w:rPr>
-        <w:t>&lt;B</w:t>
+        <w:t>B</w:t>
       </w:r>
       <w:r>
         <w:rPr>
@@ -7566,29 +6172,31 @@
           <w:sz w:val="16"/>
           <w:szCs w:val="16"/>
         </w:rPr>
-        <w:t>是数据集中表示范围值的数据格式，其中的</w:t>
-      </w:r>
-      <w:r>
-        <w:rPr>
+        <w:t>是实数。若环境因素(</w:t>
+      </w:r>
+      <w:r>
+        <w:rPr>
+          <w:rFonts w:ascii="Times New Roman" w:hAnsi="Times New Roman" w:cs="Times New Roman"/>
           <w:sz w:val="16"/>
           <w:szCs w:val="16"/>
         </w:rPr>
-        <w:t>’</w:t>
-      </w:r>
-      <w:r>
-        <w:rPr>
-          <w:rFonts w:hint="eastAsia"/>
+        <w:t>pH</w:t>
+      </w:r>
+      <w:r>
+        <w:rPr>
+          <w:rFonts w:ascii="Times New Roman" w:hAnsi="Times New Roman" w:cs="Times New Roman" w:hint="eastAsia"/>
           <w:sz w:val="16"/>
           <w:szCs w:val="16"/>
         </w:rPr>
-        <w:t>A</w:t>
-      </w:r>
-      <w:r>
-        <w:rPr>
+        <w:t>及</w:t>
+      </w:r>
+      <w:r>
+        <w:rPr>
+          <w:rFonts w:ascii="Times New Roman" w:hAnsi="Times New Roman" w:cs="Times New Roman"/>
           <w:sz w:val="16"/>
           <w:szCs w:val="16"/>
         </w:rPr>
-        <w:t>’</w:t>
+        <w:t>Temp (C)</w:t>
       </w:r>
       <w:r>
         <w:rPr>
@@ -7596,321 +6204,74 @@
           <w:sz w:val="16"/>
           <w:szCs w:val="16"/>
         </w:rPr>
-        <w:t>及</w:t>
-      </w:r>
-      <w:r>
-        <w:rPr>
+        <w:t>)均为非正常数据，则视为环境缺失。若相互作用强度(</w:t>
+      </w:r>
+      <w:r>
+        <w:rPr>
+          <w:rFonts w:hint="eastAsia"/>
+          <w:sz w:val="16"/>
+          <w:szCs w:val="18"/>
+        </w:rPr>
+        <w:t>Ki (nM)，IC50 (nM)，Kd (nM)，EC50 (nM)，kon (M</w:t>
+      </w:r>
+      <w:r>
+        <w:rPr>
+          <w:rFonts w:hint="eastAsia"/>
+          <w:sz w:val="16"/>
+          <w:szCs w:val="18"/>
+          <w:vertAlign w:val="superscript"/>
+        </w:rPr>
+        <w:t>-1</w:t>
+      </w:r>
+      <w:r>
+        <w:rPr>
+          <w:rFonts w:hint="eastAsia"/>
+          <w:sz w:val="16"/>
+          <w:szCs w:val="18"/>
+        </w:rPr>
+        <w:t>s</w:t>
+      </w:r>
+      <w:r>
+        <w:rPr>
+          <w:rFonts w:hint="eastAsia"/>
+          <w:sz w:val="16"/>
+          <w:szCs w:val="18"/>
+          <w:vertAlign w:val="superscript"/>
+        </w:rPr>
+        <w:t>-1</w:t>
+      </w:r>
+      <w:r>
+        <w:rPr>
+          <w:rFonts w:hint="eastAsia"/>
+          <w:sz w:val="16"/>
+          <w:szCs w:val="18"/>
+        </w:rPr>
+        <w:t>)及koff (s</w:t>
+      </w:r>
+      <w:r>
+        <w:rPr>
+          <w:rFonts w:hint="eastAsia"/>
+          <w:sz w:val="16"/>
+          <w:szCs w:val="18"/>
+          <w:vertAlign w:val="superscript"/>
+        </w:rPr>
+        <w:t>-1</w:t>
+      </w:r>
+      <w:r>
+        <w:rPr>
+          <w:rFonts w:hint="eastAsia"/>
+          <w:sz w:val="16"/>
+          <w:szCs w:val="18"/>
+        </w:rPr>
+        <w:t>)</w:t>
+      </w:r>
+      <w:r>
+        <w:rPr>
+          <w:rFonts w:hint="eastAsia"/>
           <w:sz w:val="16"/>
           <w:szCs w:val="16"/>
         </w:rPr>
-        <w:t>’</w:t>
-      </w:r>
-      <w:r>
-        <w:rPr>
-          <w:rFonts w:hint="eastAsia"/>
-          <w:sz w:val="16"/>
-          <w:szCs w:val="16"/>
-        </w:rPr>
-        <w:t>B</w:t>
-      </w:r>
-      <w:r>
-        <w:rPr>
-          <w:sz w:val="16"/>
-          <w:szCs w:val="16"/>
-        </w:rPr>
-        <w:t>’</w:t>
-      </w:r>
-      <w:r>
-        <w:rPr>
-          <w:rFonts w:hint="eastAsia"/>
-          <w:sz w:val="16"/>
-          <w:szCs w:val="16"/>
-        </w:rPr>
-        <w:t>是实数。</w:t>
-      </w:r>
-      <w:proofErr w:type="gramStart"/>
-      <w:r>
-        <w:rPr>
-          <w:rFonts w:hint="eastAsia"/>
-          <w:sz w:val="16"/>
-          <w:szCs w:val="16"/>
-        </w:rPr>
-        <w:t>若环境因素(</w:t>
-      </w:r>
-      <w:proofErr w:type="gramEnd"/>
-      <w:r>
-        <w:rPr>
-          <w:rFonts w:ascii="Times New Roman" w:hAnsi="Times New Roman" w:cs="Times New Roman"/>
-          <w:sz w:val="16"/>
-          <w:szCs w:val="16"/>
-        </w:rPr>
-        <w:t>pH</w:t>
-      </w:r>
-      <w:r>
-        <w:rPr>
-          <w:rFonts w:ascii="Times New Roman" w:hAnsi="Times New Roman" w:cs="Times New Roman" w:hint="eastAsia"/>
-          <w:sz w:val="16"/>
-          <w:szCs w:val="16"/>
-        </w:rPr>
-        <w:t>及</w:t>
-      </w:r>
-      <w:r>
-        <w:rPr>
-          <w:rFonts w:ascii="Times New Roman" w:hAnsi="Times New Roman" w:cs="Times New Roman"/>
-          <w:sz w:val="16"/>
-          <w:szCs w:val="16"/>
-        </w:rPr>
-        <w:t>Temp (C</w:t>
-      </w:r>
-      <w:proofErr w:type="gramStart"/>
-      <w:r>
-        <w:rPr>
-          <w:rFonts w:ascii="Times New Roman" w:hAnsi="Times New Roman" w:cs="Times New Roman"/>
-          <w:sz w:val="16"/>
-          <w:szCs w:val="16"/>
-        </w:rPr>
-        <w:t>)</w:t>
-      </w:r>
-      <w:r>
-        <w:rPr>
-          <w:rFonts w:hint="eastAsia"/>
-          <w:sz w:val="16"/>
-          <w:szCs w:val="16"/>
-        </w:rPr>
-        <w:t>)均为非正常数据</w:t>
-      </w:r>
-      <w:proofErr w:type="gramEnd"/>
-      <w:r>
-        <w:rPr>
-          <w:rFonts w:hint="eastAsia"/>
-          <w:sz w:val="16"/>
-          <w:szCs w:val="16"/>
-        </w:rPr>
-        <w:t>，则视为环境缺失。</w:t>
-      </w:r>
-      <w:proofErr w:type="gramStart"/>
-      <w:r>
-        <w:rPr>
-          <w:rFonts w:hint="eastAsia"/>
-          <w:sz w:val="16"/>
-          <w:szCs w:val="16"/>
-        </w:rPr>
-        <w:t>若相互作用强度(</w:t>
-      </w:r>
-      <w:proofErr w:type="gramEnd"/>
-      <w:r>
-        <w:rPr>
-          <w:rFonts w:hint="eastAsia"/>
-          <w:sz w:val="16"/>
-          <w:szCs w:val="18"/>
-        </w:rPr>
-        <w:t>Ki (</w:t>
-      </w:r>
-      <w:proofErr w:type="spellStart"/>
-      <w:r>
-        <w:rPr>
-          <w:rFonts w:hint="eastAsia"/>
-          <w:sz w:val="16"/>
-          <w:szCs w:val="18"/>
-        </w:rPr>
-        <w:t>nM</w:t>
-      </w:r>
-      <w:proofErr w:type="spellEnd"/>
-      <w:r>
-        <w:rPr>
-          <w:rFonts w:hint="eastAsia"/>
-          <w:sz w:val="16"/>
-          <w:szCs w:val="18"/>
-        </w:rPr>
-        <w:t>)，IC50 (</w:t>
-      </w:r>
-      <w:proofErr w:type="spellStart"/>
-      <w:r>
-        <w:rPr>
-          <w:rFonts w:hint="eastAsia"/>
-          <w:sz w:val="16"/>
-          <w:szCs w:val="18"/>
-        </w:rPr>
-        <w:t>nM</w:t>
-      </w:r>
-      <w:proofErr w:type="spellEnd"/>
-      <w:r>
-        <w:rPr>
-          <w:rFonts w:hint="eastAsia"/>
-          <w:sz w:val="16"/>
-          <w:szCs w:val="18"/>
-        </w:rPr>
-        <w:t>)，</w:t>
-      </w:r>
-      <w:proofErr w:type="spellStart"/>
-      <w:r>
-        <w:rPr>
-          <w:rFonts w:hint="eastAsia"/>
-          <w:sz w:val="16"/>
-          <w:szCs w:val="18"/>
-        </w:rPr>
-        <w:t>Kd</w:t>
-      </w:r>
-      <w:proofErr w:type="spellEnd"/>
-      <w:r>
-        <w:rPr>
-          <w:rFonts w:hint="eastAsia"/>
-          <w:sz w:val="16"/>
-          <w:szCs w:val="18"/>
-        </w:rPr>
-        <w:t xml:space="preserve"> (</w:t>
-      </w:r>
-      <w:proofErr w:type="spellStart"/>
-      <w:r>
-        <w:rPr>
-          <w:rFonts w:hint="eastAsia"/>
-          <w:sz w:val="16"/>
-          <w:szCs w:val="18"/>
-        </w:rPr>
-        <w:t>nM</w:t>
-      </w:r>
-      <w:proofErr w:type="spellEnd"/>
-      <w:r>
-        <w:rPr>
-          <w:rFonts w:hint="eastAsia"/>
-          <w:sz w:val="16"/>
-          <w:szCs w:val="18"/>
-        </w:rPr>
-        <w:t>)，EC50 (</w:t>
-      </w:r>
-      <w:proofErr w:type="spellStart"/>
-      <w:r>
-        <w:rPr>
-          <w:rFonts w:hint="eastAsia"/>
-          <w:sz w:val="16"/>
-          <w:szCs w:val="18"/>
-        </w:rPr>
-        <w:t>nM</w:t>
-      </w:r>
-      <w:proofErr w:type="spellEnd"/>
-      <w:r>
-        <w:rPr>
-          <w:rFonts w:hint="eastAsia"/>
-          <w:sz w:val="16"/>
-          <w:szCs w:val="18"/>
-        </w:rPr>
-        <w:t>)，</w:t>
-      </w:r>
-      <w:proofErr w:type="spellStart"/>
-      <w:r>
-        <w:rPr>
-          <w:rFonts w:hint="eastAsia"/>
-          <w:sz w:val="16"/>
-          <w:szCs w:val="18"/>
-        </w:rPr>
-        <w:t>kon</w:t>
-      </w:r>
-      <w:proofErr w:type="spellEnd"/>
-      <w:r>
-        <w:rPr>
-          <w:rFonts w:hint="eastAsia"/>
-          <w:sz w:val="16"/>
-          <w:szCs w:val="18"/>
-        </w:rPr>
-        <w:t xml:space="preserve"> (M</w:t>
-      </w:r>
-      <w:r>
-        <w:rPr>
-          <w:rFonts w:hint="eastAsia"/>
-          <w:sz w:val="16"/>
-          <w:szCs w:val="18"/>
-          <w:vertAlign w:val="superscript"/>
-        </w:rPr>
-        <w:t>-1</w:t>
-      </w:r>
-      <w:r>
-        <w:rPr>
-          <w:rFonts w:hint="eastAsia"/>
-          <w:sz w:val="16"/>
-          <w:szCs w:val="18"/>
-        </w:rPr>
-        <w:t>s</w:t>
-      </w:r>
-      <w:r>
-        <w:rPr>
-          <w:rFonts w:hint="eastAsia"/>
-          <w:sz w:val="16"/>
-          <w:szCs w:val="18"/>
-          <w:vertAlign w:val="superscript"/>
-        </w:rPr>
-        <w:t>-</w:t>
-      </w:r>
-      <w:proofErr w:type="gramStart"/>
-      <w:r>
-        <w:rPr>
-          <w:rFonts w:hint="eastAsia"/>
-          <w:sz w:val="16"/>
-          <w:szCs w:val="18"/>
-          <w:vertAlign w:val="superscript"/>
-        </w:rPr>
-        <w:t>1</w:t>
-      </w:r>
-      <w:r>
-        <w:rPr>
-          <w:rFonts w:hint="eastAsia"/>
-          <w:sz w:val="16"/>
-          <w:szCs w:val="18"/>
-        </w:rPr>
-        <w:t>)及</w:t>
-      </w:r>
-      <w:proofErr w:type="spellStart"/>
-      <w:proofErr w:type="gramEnd"/>
-      <w:r>
-        <w:rPr>
-          <w:rFonts w:hint="eastAsia"/>
-          <w:sz w:val="16"/>
-          <w:szCs w:val="18"/>
-        </w:rPr>
-        <w:t>koff</w:t>
-      </w:r>
-      <w:proofErr w:type="spellEnd"/>
-      <w:r>
-        <w:rPr>
-          <w:rFonts w:hint="eastAsia"/>
-          <w:sz w:val="16"/>
-          <w:szCs w:val="18"/>
-        </w:rPr>
-        <w:t xml:space="preserve"> (s</w:t>
-      </w:r>
-      <w:r>
-        <w:rPr>
-          <w:rFonts w:hint="eastAsia"/>
-          <w:sz w:val="16"/>
-          <w:szCs w:val="18"/>
-          <w:vertAlign w:val="superscript"/>
-        </w:rPr>
-        <w:t>-1</w:t>
-      </w:r>
-      <w:proofErr w:type="gramStart"/>
-      <w:r>
-        <w:rPr>
-          <w:rFonts w:hint="eastAsia"/>
-          <w:sz w:val="16"/>
-          <w:szCs w:val="18"/>
-        </w:rPr>
-        <w:t>)</w:t>
-      </w:r>
-      <w:r>
-        <w:rPr>
-          <w:rFonts w:hint="eastAsia"/>
-          <w:sz w:val="16"/>
-          <w:szCs w:val="16"/>
-        </w:rPr>
-        <w:t>)均为非正常数据</w:t>
-      </w:r>
-      <w:proofErr w:type="gramEnd"/>
-      <w:r>
-        <w:rPr>
-          <w:rFonts w:hint="eastAsia"/>
-          <w:sz w:val="16"/>
-          <w:szCs w:val="16"/>
-        </w:rPr>
-        <w:t>，则视为强度缺失。缺失的数据条目数量为2681505。剩余的完整的数据条目数量为246104。</w:t>
+        <w:t>)均为非正常数据，则视为强度缺失。缺失的数据条目数量为2681505。剩余的完整的数据条目数量为246104。</w:t>
       </w:r>
     </w:p>
     <w:p>
@@ -7946,7 +6307,6 @@
         </w:rPr>
         <w:t>(</w:t>
       </w:r>
-      <w:proofErr w:type="spellStart"/>
       <w:r>
         <w:rPr>
           <w:sz w:val="16"/>
@@ -7954,7 +6314,6 @@
         </w:rPr>
         <w:t>RDKit</w:t>
       </w:r>
-      <w:proofErr w:type="spellEnd"/>
       <w:r>
         <w:rPr>
           <w:rFonts w:hint="eastAsia"/>
@@ -8074,23 +6433,7 @@
                 <w:sz w:val="16"/>
                 <w:szCs w:val="16"/>
               </w:rPr>
-              <w:t xml:space="preserve">Explicit valence for atom #x </w:t>
-            </w:r>
-            <w:proofErr w:type="spellStart"/>
-            <w:r>
-              <w:rPr>
-                <w:sz w:val="16"/>
-                <w:szCs w:val="16"/>
-              </w:rPr>
-              <w:t>atomtype</w:t>
-            </w:r>
-            <w:proofErr w:type="spellEnd"/>
-            <w:r>
-              <w:rPr>
-                <w:sz w:val="16"/>
-                <w:szCs w:val="16"/>
-              </w:rPr>
-              <w:t>, 4, is greater than permitted</w:t>
+              <w:t>Explicit valence for atom #x atomtype, 4, is greater than permitted</w:t>
             </w:r>
           </w:p>
         </w:tc>
@@ -8139,99 +6482,31 @@
                 <w:sz w:val="16"/>
                 <w:szCs w:val="16"/>
               </w:rPr>
-              <w:t xml:space="preserve">Can't </w:t>
-            </w:r>
-            <w:proofErr w:type="spellStart"/>
-            <w:r>
-              <w:rPr>
+              <w:t>Can't kekulize mol. Unkekulized atoms: x</w:t>
+            </w:r>
+          </w:p>
+        </w:tc>
+        <w:tc>
+          <w:tcPr>
+            <w:tcW w:w="4148" w:type="dxa"/>
+          </w:tcPr>
+          <w:p>
+            <w:pPr>
+              <w:spacing w:after="0" w:line="240" w:lineRule="auto"/>
+              <w:jc w:val="both"/>
+              <w:rPr>
+                <w:rFonts w:hint="eastAsia"/>
                 <w:sz w:val="16"/>
                 <w:szCs w:val="16"/>
               </w:rPr>
-              <w:t>kekulize</w:t>
-            </w:r>
-            <w:proofErr w:type="spellEnd"/>
-            <w:r>
-              <w:rPr>
+            </w:pPr>
+            <w:r>
+              <w:rPr>
+                <w:rFonts w:hint="eastAsia"/>
                 <w:sz w:val="16"/>
                 <w:szCs w:val="16"/>
               </w:rPr>
-              <w:t xml:space="preserve"> mol. </w:t>
-            </w:r>
-            <w:proofErr w:type="spellStart"/>
-            <w:r>
-              <w:rPr>
-                <w:sz w:val="16"/>
-                <w:szCs w:val="16"/>
-              </w:rPr>
-              <w:t>Unkekulized</w:t>
-            </w:r>
-            <w:proofErr w:type="spellEnd"/>
-            <w:r>
-              <w:rPr>
-                <w:sz w:val="16"/>
-                <w:szCs w:val="16"/>
-              </w:rPr>
-              <w:t xml:space="preserve"> atoms: x</w:t>
-            </w:r>
-          </w:p>
-        </w:tc>
-        <w:tc>
-          <w:tcPr>
-            <w:tcW w:w="4148" w:type="dxa"/>
-          </w:tcPr>
-          <w:p>
-            <w:pPr>
-              <w:spacing w:after="0" w:line="240" w:lineRule="auto"/>
-              <w:jc w:val="both"/>
-              <w:rPr>
-                <w:rFonts w:hint="eastAsia"/>
-                <w:sz w:val="16"/>
-                <w:szCs w:val="16"/>
-              </w:rPr>
-            </w:pPr>
-            <w:r>
-              <w:rPr>
-                <w:rFonts w:hint="eastAsia"/>
-                <w:sz w:val="16"/>
-                <w:szCs w:val="16"/>
-              </w:rPr>
-              <w:t xml:space="preserve">Can't </w:t>
-            </w:r>
-            <w:proofErr w:type="spellStart"/>
-            <w:r>
-              <w:rPr>
-                <w:rFonts w:hint="eastAsia"/>
-                <w:sz w:val="16"/>
-                <w:szCs w:val="16"/>
-              </w:rPr>
-              <w:t>kekulize</w:t>
-            </w:r>
-            <w:proofErr w:type="spellEnd"/>
-            <w:r>
-              <w:rPr>
-                <w:rFonts w:hint="eastAsia"/>
-                <w:sz w:val="16"/>
-                <w:szCs w:val="16"/>
-              </w:rPr>
-              <w:t xml:space="preserve"> mol.  </w:t>
-            </w:r>
-            <w:proofErr w:type="spellStart"/>
-            <w:r>
-              <w:rPr>
-                <w:rFonts w:hint="eastAsia"/>
-                <w:sz w:val="16"/>
-                <w:szCs w:val="16"/>
-              </w:rPr>
-              <w:t>Unkekulized</w:t>
-            </w:r>
-            <w:proofErr w:type="spellEnd"/>
-            <w:r>
-              <w:rPr>
-                <w:rFonts w:hint="eastAsia"/>
-                <w:sz w:val="16"/>
-                <w:szCs w:val="16"/>
-              </w:rPr>
-              <w:t xml:space="preserve"> atoms: 12 13 15 16 18 19 20 21 22</w:t>
+              <w:t>Can't kekulize mol.  Unkekulized atoms: 12 13 15 16 18 19 20 21 22</w:t>
             </w:r>
           </w:p>
         </w:tc>
@@ -8312,21 +6587,12 @@
         </w:rPr>
         <w:t>和</w:t>
       </w:r>
-      <w:proofErr w:type="spellStart"/>
-      <w:r>
-        <w:rPr>
-          <w:sz w:val="16"/>
-          <w:szCs w:val="18"/>
-        </w:rPr>
-        <w:t>BindGPT</w:t>
-      </w:r>
-      <w:proofErr w:type="spellEnd"/>
-      <w:r>
-        <w:rPr>
-          <w:sz w:val="16"/>
-          <w:szCs w:val="18"/>
-        </w:rPr>
-        <w:t>[2]</w:t>
+      <w:r>
+        <w:rPr>
+          <w:sz w:val="16"/>
+          <w:szCs w:val="18"/>
+        </w:rPr>
+        <w:t>BindGPT[2]</w:t>
       </w:r>
       <w:r>
         <w:rPr>
@@ -8342,7 +6608,6 @@
         <w:spacing w:after="0" w:line="240" w:lineRule="auto"/>
         <w:jc w:val="both"/>
         <w:rPr>
-          <w:rFonts w:hint="eastAsia"/>
           <w:sz w:val="16"/>
           <w:szCs w:val="16"/>
         </w:rPr>
@@ -8353,16 +6618,15 @@
           <w:sz w:val="16"/>
           <w:szCs w:val="16"/>
         </w:rPr>
-        <w:t>5. AA所报道的</w:t>
-      </w:r>
-      <w:proofErr w:type="spellStart"/>
+        <w:t>5. AA所报道的bindingd</w:t>
+      </w:r>
       <w:r>
         <w:rPr>
           <w:rFonts w:hint="eastAsia"/>
           <w:sz w:val="16"/>
           <w:szCs w:val="16"/>
         </w:rPr>
-        <w:t>bindingd</w:t>
+        <w:t>b,celegans及human</w:t>
       </w:r>
       <w:r>
         <w:rPr>
@@ -8370,16 +6634,15 @@
           <w:sz w:val="16"/>
           <w:szCs w:val="16"/>
         </w:rPr>
-        <w:t>b,celegans</w:t>
-      </w:r>
-      <w:proofErr w:type="spellEnd"/>
+        <w:t>数据集是相对无噪声的，但是它们缺乏</w:t>
+      </w:r>
       <w:r>
         <w:rPr>
           <w:rFonts w:hint="eastAsia"/>
           <w:sz w:val="16"/>
           <w:szCs w:val="16"/>
         </w:rPr>
-        <w:t>及human</w:t>
+        <w:t>反应条件</w:t>
       </w:r>
       <w:r>
         <w:rPr>
@@ -8387,7 +6650,7 @@
           <w:sz w:val="16"/>
           <w:szCs w:val="16"/>
         </w:rPr>
-        <w:t>数据集是相对无噪声的，但是它们缺乏</w:t>
+        <w:t>信息以及相互作用模式。我们以</w:t>
       </w:r>
       <w:r>
         <w:rPr>
@@ -8395,7 +6658,7 @@
           <w:sz w:val="16"/>
           <w:szCs w:val="16"/>
         </w:rPr>
-        <w:t>反应条件</w:t>
+        <w:t>这些</w:t>
       </w:r>
       <w:r>
         <w:rPr>
@@ -8403,41 +6666,7 @@
           <w:sz w:val="16"/>
           <w:szCs w:val="16"/>
         </w:rPr>
-        <w:t>信息以及相互作用模式。我们以</w:t>
-      </w:r>
-      <w:r>
-        <w:rPr>
-          <w:rFonts w:hint="eastAsia"/>
-          <w:sz w:val="16"/>
-          <w:szCs w:val="16"/>
-        </w:rPr>
-        <w:t>这些</w:t>
-      </w:r>
-      <w:r>
-        <w:rPr>
-          <w:rFonts w:hint="eastAsia"/>
-          <w:sz w:val="16"/>
-          <w:szCs w:val="16"/>
-        </w:rPr>
-        <w:t>数据集为基础，根据蛋白质序列及药物序列的完全一致性来匹配</w:t>
-      </w:r>
-      <w:proofErr w:type="spellStart"/>
-      <w:r>
-        <w:rPr>
-          <w:rFonts w:hint="eastAsia"/>
-          <w:sz w:val="16"/>
-          <w:szCs w:val="16"/>
-        </w:rPr>
-        <w:t>BindingDB</w:t>
-      </w:r>
-      <w:proofErr w:type="spellEnd"/>
-      <w:r>
-        <w:rPr>
-          <w:rFonts w:hint="eastAsia"/>
-          <w:sz w:val="16"/>
-          <w:szCs w:val="16"/>
-        </w:rPr>
-        <w:t>数据集。根据该方法可以获得</w:t>
+        <w:t>数据集为基础，根据蛋白质序列及药物序列的完全一致性来匹配BindingDB数据集。根据该方法可以获得</w:t>
       </w:r>
       <w:r>
         <w:rPr>
@@ -8534,25 +6763,23 @@
           <w:sz w:val="16"/>
           <w:szCs w:val="16"/>
         </w:rPr>
-        <w:t>由于</w:t>
-      </w:r>
-      <w:proofErr w:type="spellStart"/>
+        <w:t>由于BindingDB中的每组数据不一定包含所有的实验测定值(Kd,EC50,IC50,Ki,Kon,Koff)，只根据</w:t>
+      </w:r>
       <w:r>
         <w:rPr>
           <w:rFonts w:hint="eastAsia"/>
           <w:sz w:val="16"/>
           <w:szCs w:val="16"/>
         </w:rPr>
-        <w:t>BindingDB</w:t>
-      </w:r>
-      <w:proofErr w:type="spellEnd"/>
+        <w:t>记录的实验测定值</w:t>
+      </w:r>
       <w:r>
         <w:rPr>
           <w:rFonts w:hint="eastAsia"/>
           <w:sz w:val="16"/>
           <w:szCs w:val="16"/>
         </w:rPr>
-        <w:t>中的每组数据不一定包含所有的实验测定值(Kd,EC50,IC50,Ki,Kon,Koff)，只根据</w:t>
+        <w:t>分别训练了3层的决策树模型及逻辑回归分类模型。之后，使用这些模型对这</w:t>
       </w:r>
       <w:r>
         <w:rPr>
@@ -8560,7 +6787,7 @@
           <w:sz w:val="16"/>
           <w:szCs w:val="16"/>
         </w:rPr>
-        <w:t>记录的实验测定值</w:t>
+        <w:t>538</w:t>
       </w:r>
       <w:r>
         <w:rPr>
@@ -8568,41 +6795,7 @@
           <w:sz w:val="16"/>
           <w:szCs w:val="16"/>
         </w:rPr>
-        <w:t>分别训练了3层的决策树模型及逻辑回归分类模型。之后，使用这些模型对这</w:t>
-      </w:r>
-      <w:r>
-        <w:rPr>
-          <w:rFonts w:hint="eastAsia"/>
-          <w:sz w:val="16"/>
-          <w:szCs w:val="16"/>
-        </w:rPr>
-        <w:t>538</w:t>
-      </w:r>
-      <w:r>
-        <w:rPr>
-          <w:rFonts w:hint="eastAsia"/>
-          <w:sz w:val="16"/>
-          <w:szCs w:val="16"/>
-        </w:rPr>
-        <w:t>组数据进行异常检测。只有当决策树及逻辑回归预测的相互作用模式一致，且与</w:t>
-      </w:r>
-      <w:proofErr w:type="spellStart"/>
-      <w:r>
-        <w:rPr>
-          <w:rFonts w:hint="eastAsia"/>
-          <w:sz w:val="16"/>
-          <w:szCs w:val="16"/>
-        </w:rPr>
-        <w:t>bindingdb</w:t>
-      </w:r>
-      <w:proofErr w:type="spellEnd"/>
-      <w:r>
-        <w:rPr>
-          <w:rFonts w:hint="eastAsia"/>
-          <w:sz w:val="16"/>
-          <w:szCs w:val="16"/>
-        </w:rPr>
-        <w:t>等数据集中的相互作用模式相同时，数据被认为是正常的，否则为异常数据。最终获得</w:t>
+        <w:t>组数据进行异常检测。只有当决策树及逻辑回归预测的相互作用模式一致，且与bindingdb等数据集中的相互作用模式相同时，数据被认为是正常的，否则为异常数据。最终获得</w:t>
       </w:r>
       <w:r>
         <w:rPr>
@@ -8626,7 +6819,6 @@
         <w:spacing w:after="0" w:line="240" w:lineRule="auto"/>
         <w:jc w:val="both"/>
         <w:rPr>
-          <w:rFonts w:hint="eastAsia"/>
           <w:sz w:val="16"/>
           <w:szCs w:val="16"/>
         </w:rPr>
@@ -8637,6 +6829,70 @@
           <w:sz w:val="16"/>
           <w:szCs w:val="16"/>
         </w:rPr>
+        <w:t>具体来说，这些数据有</w:t>
+      </w:r>
+      <w:r>
+        <w:rPr>
+          <w:sz w:val="16"/>
+          <w:szCs w:val="16"/>
+        </w:rPr>
+        <w:t>505</w:t>
+      </w:r>
+      <w:r>
+        <w:rPr>
+          <w:rFonts w:hint="eastAsia"/>
+          <w:sz w:val="16"/>
+          <w:szCs w:val="16"/>
+        </w:rPr>
+        <w:t>条来自</w:t>
+      </w:r>
+      <w:r>
+        <w:rPr>
+          <w:sz w:val="16"/>
+          <w:szCs w:val="16"/>
+        </w:rPr>
+        <w:t>bindingdb,8</w:t>
+      </w:r>
+      <w:r>
+        <w:rPr>
+          <w:rFonts w:hint="eastAsia"/>
+          <w:sz w:val="16"/>
+          <w:szCs w:val="16"/>
+        </w:rPr>
+        <w:t>条来自</w:t>
+      </w:r>
+      <w:r>
+        <w:rPr>
+          <w:sz w:val="16"/>
+          <w:szCs w:val="16"/>
+        </w:rPr>
+        <w:t>BioSNAP</w:t>
+      </w:r>
+      <w:r>
+        <w:rPr>
+          <w:rFonts w:hint="eastAsia"/>
+          <w:sz w:val="16"/>
+          <w:szCs w:val="16"/>
+        </w:rPr>
+        <w:t>。</w:t>
+      </w:r>
+    </w:p>
+    <w:p>
+      <w:pPr>
+        <w:spacing w:after="0" w:line="240" w:lineRule="auto"/>
+        <w:jc w:val="both"/>
+        <w:rPr>
+          <w:rFonts w:hint="eastAsia"/>
+          <w:sz w:val="16"/>
+          <w:szCs w:val="16"/>
+        </w:rPr>
+      </w:pPr>
+      <w:r>
+        <w:rPr>
+          <w:rFonts w:hint="eastAsia"/>
+          <w:sz w:val="16"/>
+          <w:szCs w:val="16"/>
+        </w:rPr>
         <w:t xml:space="preserve">6. </w:t>
       </w:r>
       <w:r>
@@ -8653,25 +6909,7 @@
           <w:sz w:val="16"/>
           <w:szCs w:val="16"/>
         </w:rPr>
-        <w:t>及二</w:t>
-      </w:r>
-      <w:proofErr w:type="gramStart"/>
-      <w:r>
-        <w:rPr>
-          <w:rFonts w:hint="eastAsia"/>
-          <w:sz w:val="16"/>
-          <w:szCs w:val="16"/>
-        </w:rPr>
-        <w:t>维图特征</w:t>
-      </w:r>
-      <w:proofErr w:type="gramEnd"/>
-      <w:r>
-        <w:rPr>
-          <w:rFonts w:hint="eastAsia"/>
-          <w:sz w:val="16"/>
-          <w:szCs w:val="16"/>
-        </w:rPr>
-        <w:t>bin文件</w:t>
+        <w:t>及二维图特征bin文件</w:t>
       </w:r>
       <w:r>
         <w:rPr>
@@ -8728,77 +6966,23 @@
           <w:sz w:val="16"/>
           <w:szCs w:val="16"/>
         </w:rPr>
-        <w:t>513组数据中的</w:t>
-      </w:r>
-      <w:proofErr w:type="spellStart"/>
+        <w:t xml:space="preserve">513组数据中的UniProt </w:t>
+      </w:r>
       <w:r>
         <w:rPr>
           <w:rFonts w:hint="eastAsia"/>
           <w:sz w:val="16"/>
           <w:szCs w:val="16"/>
         </w:rPr>
-        <w:t>UniProt</w:t>
-      </w:r>
-      <w:proofErr w:type="spellEnd"/>
+        <w:t>ID</w:t>
+      </w:r>
       <w:r>
         <w:rPr>
           <w:rFonts w:hint="eastAsia"/>
           <w:sz w:val="16"/>
           <w:szCs w:val="16"/>
         </w:rPr>
-        <w:t xml:space="preserve"> </w:t>
-      </w:r>
-      <w:r>
-        <w:rPr>
-          <w:rFonts w:hint="eastAsia"/>
-          <w:sz w:val="16"/>
-          <w:szCs w:val="16"/>
-        </w:rPr>
-        <w:t>ID</w:t>
-      </w:r>
-      <w:r>
-        <w:rPr>
-          <w:rFonts w:hint="eastAsia"/>
-          <w:sz w:val="16"/>
-          <w:szCs w:val="16"/>
-        </w:rPr>
-        <w:t>记录源自</w:t>
-      </w:r>
-      <w:proofErr w:type="spellStart"/>
-      <w:r>
-        <w:rPr>
-          <w:rFonts w:hint="eastAsia"/>
-          <w:sz w:val="16"/>
-          <w:szCs w:val="16"/>
-        </w:rPr>
-        <w:t>BindingDB</w:t>
-      </w:r>
-      <w:proofErr w:type="spellEnd"/>
-      <w:r>
-        <w:rPr>
-          <w:rFonts w:hint="eastAsia"/>
-          <w:sz w:val="16"/>
-          <w:szCs w:val="16"/>
-        </w:rPr>
-        <w:t>，但仍然存在28组数据的</w:t>
-      </w:r>
-      <w:proofErr w:type="spellStart"/>
-      <w:r>
-        <w:rPr>
-          <w:rFonts w:hint="eastAsia"/>
-          <w:sz w:val="16"/>
-          <w:szCs w:val="16"/>
-        </w:rPr>
-        <w:t>UniProt</w:t>
-      </w:r>
-      <w:proofErr w:type="spellEnd"/>
-      <w:r>
-        <w:rPr>
-          <w:rFonts w:hint="eastAsia"/>
-          <w:sz w:val="16"/>
-          <w:szCs w:val="16"/>
-        </w:rPr>
-        <w:t xml:space="preserve"> </w:t>
+        <w:t xml:space="preserve">记录源自BindingDB，但仍然存在28组数据的UniProt </w:t>
       </w:r>
       <w:r>
         <w:rPr>
@@ -8841,52 +7025,24 @@
           <w:sz w:val="16"/>
           <w:szCs w:val="16"/>
         </w:rPr>
-        <w:t>对于没有</w:t>
-      </w:r>
-      <w:proofErr w:type="spellStart"/>
+        <w:t xml:space="preserve">对于没有UniProt </w:t>
+      </w:r>
       <w:r>
         <w:rPr>
           <w:rFonts w:hint="eastAsia"/>
           <w:sz w:val="16"/>
           <w:szCs w:val="16"/>
         </w:rPr>
-        <w:t>UniProt</w:t>
-      </w:r>
-      <w:proofErr w:type="spellEnd"/>
+        <w:t>ID</w:t>
+      </w:r>
       <w:r>
         <w:rPr>
           <w:rFonts w:hint="eastAsia"/>
           <w:sz w:val="16"/>
           <w:szCs w:val="16"/>
         </w:rPr>
-        <w:t xml:space="preserve"> </w:t>
-      </w:r>
-      <w:r>
-        <w:rPr>
-          <w:rFonts w:hint="eastAsia"/>
-          <w:sz w:val="16"/>
-          <w:szCs w:val="16"/>
-        </w:rPr>
-        <w:t>ID</w:t>
-      </w:r>
-      <w:r>
-        <w:rPr>
-          <w:rFonts w:hint="eastAsia"/>
-          <w:sz w:val="16"/>
-          <w:szCs w:val="16"/>
-        </w:rPr>
-        <w:t>记录的数据，我们根据蛋白质序列，在</w:t>
-      </w:r>
-      <w:proofErr w:type="spellStart"/>
-      <w:r>
-        <w:rPr>
-          <w:rFonts w:hint="eastAsia"/>
-          <w:sz w:val="16"/>
-          <w:szCs w:val="16"/>
-        </w:rPr>
-        <w:t>UniProt</w:t>
-      </w:r>
-      <w:proofErr w:type="spellEnd"/>
+        <w:t>记录的数据，我们根据蛋白质序列，在UniProt</w:t>
+      </w:r>
       <w:r>
         <w:rPr>
           <w:rFonts w:hint="eastAsia"/>
@@ -8928,25 +7084,7 @@
           <w:sz w:val="16"/>
           <w:szCs w:val="16"/>
         </w:rPr>
-        <w:t>上查找并补充其</w:t>
-      </w:r>
-      <w:proofErr w:type="spellStart"/>
-      <w:r>
-        <w:rPr>
-          <w:rFonts w:hint="eastAsia"/>
-          <w:sz w:val="16"/>
-          <w:szCs w:val="16"/>
-        </w:rPr>
-        <w:t>UniProt</w:t>
-      </w:r>
-      <w:proofErr w:type="spellEnd"/>
-      <w:r>
-        <w:rPr>
-          <w:rFonts w:hint="eastAsia"/>
-          <w:sz w:val="16"/>
-          <w:szCs w:val="16"/>
-        </w:rPr>
-        <w:t xml:space="preserve"> ID。</w:t>
+        <w:t>上查找并补充其UniProt ID。</w:t>
       </w:r>
     </w:p>
     <w:p>
@@ -8983,23 +7121,13 @@
         </w:rPr>
         <w:t>该</w:t>
       </w:r>
-      <w:proofErr w:type="spellStart"/>
       <w:r>
         <w:rPr>
           <w:rFonts w:hint="eastAsia"/>
           <w:sz w:val="16"/>
           <w:szCs w:val="16"/>
         </w:rPr>
-        <w:t>UniProt</w:t>
-      </w:r>
-      <w:proofErr w:type="spellEnd"/>
-      <w:r>
-        <w:rPr>
-          <w:rFonts w:hint="eastAsia"/>
-          <w:sz w:val="16"/>
-          <w:szCs w:val="16"/>
-        </w:rPr>
-        <w:t xml:space="preserve"> </w:t>
+        <w:t xml:space="preserve">UniProt </w:t>
       </w:r>
       <w:r>
         <w:rPr>
@@ -9227,23 +7355,7 @@
           <w:sz w:val="16"/>
           <w:szCs w:val="16"/>
         </w:rPr>
-        <w:t xml:space="preserve">使用 </w:t>
-      </w:r>
-      <w:proofErr w:type="spellStart"/>
-      <w:r>
-        <w:rPr>
-          <w:sz w:val="16"/>
-          <w:szCs w:val="16"/>
-        </w:rPr>
-        <w:t>PDBParser</w:t>
-      </w:r>
-      <w:proofErr w:type="spellEnd"/>
-      <w:r>
-        <w:rPr>
-          <w:sz w:val="16"/>
-          <w:szCs w:val="16"/>
-        </w:rPr>
-        <w:t>对蛋白质结构文件</w:t>
+        <w:t>使用 PDBParser对蛋白质结构文件</w:t>
       </w:r>
       <w:r>
         <w:rPr>
@@ -9350,115 +7462,7 @@
           <w:sz w:val="16"/>
           <w:szCs w:val="18"/>
         </w:rPr>
-        <w:t xml:space="preserve"> Ki (</w:t>
-      </w:r>
-      <w:proofErr w:type="spellStart"/>
-      <w:r>
-        <w:rPr>
-          <w:rFonts w:hint="eastAsia"/>
-          <w:sz w:val="16"/>
-          <w:szCs w:val="18"/>
-        </w:rPr>
-        <w:t>nM</w:t>
-      </w:r>
-      <w:proofErr w:type="spellEnd"/>
-      <w:r>
-        <w:rPr>
-          <w:rFonts w:hint="eastAsia"/>
-          <w:sz w:val="16"/>
-          <w:szCs w:val="18"/>
-        </w:rPr>
-        <w:t>)，IC50 (</w:t>
-      </w:r>
-      <w:proofErr w:type="spellStart"/>
-      <w:r>
-        <w:rPr>
-          <w:rFonts w:hint="eastAsia"/>
-          <w:sz w:val="16"/>
-          <w:szCs w:val="18"/>
-        </w:rPr>
-        <w:t>nM</w:t>
-      </w:r>
-      <w:proofErr w:type="spellEnd"/>
-      <w:r>
-        <w:rPr>
-          <w:rFonts w:hint="eastAsia"/>
-          <w:sz w:val="16"/>
-          <w:szCs w:val="18"/>
-        </w:rPr>
-        <w:t>)，</w:t>
-      </w:r>
-      <w:proofErr w:type="spellStart"/>
-      <w:r>
-        <w:rPr>
-          <w:rFonts w:hint="eastAsia"/>
-          <w:sz w:val="16"/>
-          <w:szCs w:val="18"/>
-        </w:rPr>
-        <w:t>Kd</w:t>
-      </w:r>
-      <w:proofErr w:type="spellEnd"/>
-      <w:r>
-        <w:rPr>
-          <w:rFonts w:hint="eastAsia"/>
-          <w:sz w:val="16"/>
-          <w:szCs w:val="18"/>
-        </w:rPr>
-        <w:t xml:space="preserve"> (</w:t>
-      </w:r>
-      <w:proofErr w:type="spellStart"/>
-      <w:r>
-        <w:rPr>
-          <w:rFonts w:hint="eastAsia"/>
-          <w:sz w:val="16"/>
-          <w:szCs w:val="18"/>
-        </w:rPr>
-        <w:t>nM</w:t>
-      </w:r>
-      <w:proofErr w:type="spellEnd"/>
-      <w:r>
-        <w:rPr>
-          <w:rFonts w:hint="eastAsia"/>
-          <w:sz w:val="16"/>
-          <w:szCs w:val="18"/>
-        </w:rPr>
-        <w:t>)，EC50 (</w:t>
-      </w:r>
-      <w:proofErr w:type="spellStart"/>
-      <w:r>
-        <w:rPr>
-          <w:rFonts w:hint="eastAsia"/>
-          <w:sz w:val="16"/>
-          <w:szCs w:val="18"/>
-        </w:rPr>
-        <w:t>nM</w:t>
-      </w:r>
-      <w:proofErr w:type="spellEnd"/>
-      <w:r>
-        <w:rPr>
-          <w:rFonts w:hint="eastAsia"/>
-          <w:sz w:val="16"/>
-          <w:szCs w:val="18"/>
-        </w:rPr>
-        <w:t>)，</w:t>
-      </w:r>
-      <w:proofErr w:type="spellStart"/>
-      <w:r>
-        <w:rPr>
-          <w:rFonts w:hint="eastAsia"/>
-          <w:sz w:val="16"/>
-          <w:szCs w:val="18"/>
-        </w:rPr>
-        <w:t>kon</w:t>
-      </w:r>
-      <w:proofErr w:type="spellEnd"/>
-      <w:r>
-        <w:rPr>
-          <w:rFonts w:hint="eastAsia"/>
-          <w:sz w:val="16"/>
-          <w:szCs w:val="18"/>
-        </w:rPr>
-        <w:t xml:space="preserve"> (M</w:t>
+        <w:t xml:space="preserve"> Ki (nM)，IC50 (nM)，Kd (nM)，EC50 (nM)，kon (M</w:t>
       </w:r>
       <w:r>
         <w:rPr>
@@ -9492,25 +7496,7 @@
           <w:sz w:val="16"/>
           <w:szCs w:val="18"/>
         </w:rPr>
-        <w:t>)及</w:t>
-      </w:r>
-      <w:proofErr w:type="spellStart"/>
-      <w:r>
-        <w:rPr>
-          <w:rFonts w:hint="eastAsia"/>
-          <w:sz w:val="16"/>
-          <w:szCs w:val="18"/>
-        </w:rPr>
-        <w:t>koff</w:t>
-      </w:r>
-      <w:proofErr w:type="spellEnd"/>
-      <w:r>
-        <w:rPr>
-          <w:rFonts w:hint="eastAsia"/>
-          <w:sz w:val="16"/>
-          <w:szCs w:val="18"/>
-        </w:rPr>
-        <w:t xml:space="preserve"> (s</w:t>
+        <w:t>)及koff (s</w:t>
       </w:r>
       <w:r>
         <w:rPr>
@@ -9596,25 +7582,7 @@
           <w:sz w:val="16"/>
           <w:szCs w:val="18"/>
         </w:rPr>
-        <w:t>(以</w:t>
-      </w:r>
-      <w:proofErr w:type="spellStart"/>
-      <w:r>
-        <w:rPr>
-          <w:rFonts w:hint="eastAsia"/>
-          <w:sz w:val="16"/>
-          <w:szCs w:val="18"/>
-        </w:rPr>
-        <w:t>bindingbd</w:t>
-      </w:r>
-      <w:proofErr w:type="spellEnd"/>
-      <w:r>
-        <w:rPr>
-          <w:rFonts w:hint="eastAsia"/>
-          <w:sz w:val="16"/>
-          <w:szCs w:val="18"/>
-        </w:rPr>
-        <w:t>为例</w:t>
+        <w:t>(以bindingbd为例</w:t>
       </w:r>
       <w:r>
         <w:rPr>
@@ -9631,7 +7599,6 @@
         </w:rPr>
         <w:t>由于</w:t>
       </w:r>
-      <w:proofErr w:type="spellStart"/>
       <w:r>
         <w:rPr>
           <w:sz w:val="16"/>
@@ -9639,7 +7606,6 @@
         </w:rPr>
         <w:t>Biosnap</w:t>
       </w:r>
-      <w:proofErr w:type="spellEnd"/>
       <w:r>
         <w:rPr>
           <w:rFonts w:hint="eastAsia"/>
@@ -9682,21 +7648,12 @@
       <w:r>
         <w:t xml:space="preserve"> </w:t>
       </w:r>
-      <w:proofErr w:type="spellStart"/>
-      <w:r>
-        <w:rPr>
-          <w:sz w:val="16"/>
-          <w:szCs w:val="18"/>
-        </w:rPr>
-        <w:t>bindingdb</w:t>
-      </w:r>
-      <w:proofErr w:type="spellEnd"/>
-      <w:r>
-        <w:rPr>
-          <w:sz w:val="16"/>
-          <w:szCs w:val="18"/>
-        </w:rPr>
-        <w:t>共计</w:t>
+      <w:r>
+        <w:rPr>
+          <w:sz w:val="16"/>
+          <w:szCs w:val="18"/>
+        </w:rPr>
+        <w:t>bindingdb共计</w:t>
       </w:r>
       <w:r>
         <w:rPr>
@@ -9719,25 +7676,7 @@
           <w:sz w:val="16"/>
           <w:szCs w:val="18"/>
         </w:rPr>
-        <w:t>【基础数据源自</w:t>
-      </w:r>
-      <w:proofErr w:type="spellStart"/>
-      <w:r>
-        <w:rPr>
-          <w:rFonts w:hint="eastAsia"/>
-          <w:sz w:val="16"/>
-          <w:szCs w:val="18"/>
-        </w:rPr>
-        <w:t>mlanDTI</w:t>
-      </w:r>
-      <w:proofErr w:type="spellEnd"/>
-      <w:r>
-        <w:rPr>
-          <w:rFonts w:hint="eastAsia"/>
-          <w:sz w:val="16"/>
-          <w:szCs w:val="18"/>
-        </w:rPr>
-        <w:t>论文】</w:t>
+        <w:t>【基础数据源自mlanDTI论文】</w:t>
       </w:r>
       <w:r>
         <w:rPr>
@@ -9833,51 +7772,15 @@
           <w:sz w:val="16"/>
           <w:szCs w:val="18"/>
         </w:rPr>
-        <w:t>【获取了</w:t>
-      </w:r>
-      <w:proofErr w:type="spellStart"/>
-      <w:r>
-        <w:rPr>
-          <w:rFonts w:hint="eastAsia"/>
-          <w:sz w:val="16"/>
-          <w:szCs w:val="18"/>
-        </w:rPr>
-        <w:t>pdb_result.json</w:t>
-      </w:r>
-      <w:proofErr w:type="spellEnd"/>
-      <w:r>
-        <w:rPr>
-          <w:rFonts w:hint="eastAsia"/>
-          <w:sz w:val="16"/>
-          <w:szCs w:val="18"/>
-        </w:rPr>
-        <w:t>】</w:t>
-      </w:r>
-      <w:r>
-        <w:rPr>
-          <w:rFonts w:hint="eastAsia"/>
-          <w:sz w:val="16"/>
-          <w:szCs w:val="18"/>
-        </w:rPr>
-        <w:t xml:space="preserve"> (查询通过了</w:t>
-      </w:r>
-      <w:proofErr w:type="spellStart"/>
-      <w:r>
-        <w:rPr>
-          <w:rFonts w:hint="eastAsia"/>
-          <w:sz w:val="16"/>
-          <w:szCs w:val="18"/>
-        </w:rPr>
-        <w:t>drugVQA</w:t>
-      </w:r>
-      <w:proofErr w:type="spellEnd"/>
-      <w:r>
-        <w:rPr>
-          <w:rFonts w:hint="eastAsia"/>
-          <w:sz w:val="16"/>
-          <w:szCs w:val="18"/>
-        </w:rPr>
-        <w:t>/tools中的</w:t>
+        <w:t>【获取了pdb_result.json】</w:t>
+      </w:r>
+      <w:r>
+        <w:rPr>
+          <w:rFonts w:hint="eastAsia"/>
+          <w:sz w:val="16"/>
+          <w:szCs w:val="18"/>
+        </w:rPr>
+        <w:t xml:space="preserve"> (查询通过了drugVQA/tools中的</w:t>
       </w:r>
       <w:r>
         <w:rPr>
@@ -9932,25 +7835,7 @@
           <w:sz w:val="16"/>
           <w:szCs w:val="18"/>
         </w:rPr>
-        <w:t>【由</w:t>
-      </w:r>
-      <w:proofErr w:type="spellStart"/>
-      <w:r>
-        <w:rPr>
-          <w:rFonts w:hint="eastAsia"/>
-          <w:sz w:val="16"/>
-          <w:szCs w:val="18"/>
-        </w:rPr>
-        <w:t>pdb_result.json</w:t>
-      </w:r>
-      <w:proofErr w:type="spellEnd"/>
-      <w:r>
-        <w:rPr>
-          <w:rFonts w:hint="eastAsia"/>
-          <w:sz w:val="16"/>
-          <w:szCs w:val="18"/>
-        </w:rPr>
-        <w:t>获取了</w:t>
+        <w:t>【由pdb_result.json获取了</w:t>
       </w:r>
       <w:r>
         <w:rPr>
@@ -10019,34 +7904,8 @@
           <w:sz w:val="16"/>
           <w:szCs w:val="18"/>
         </w:rPr>
-        <w:t>之后，经过https://files.rcsb.org/download/{pdb_id</w:t>
-      </w:r>
-      <w:proofErr w:type="gramStart"/>
-      <w:r>
-        <w:rPr>
-          <w:sz w:val="16"/>
-          <w:szCs w:val="18"/>
-        </w:rPr>
-        <w:t>}.{</w:t>
-      </w:r>
-      <w:proofErr w:type="gramEnd"/>
-      <w:r>
-        <w:rPr>
-          <w:sz w:val="16"/>
-          <w:szCs w:val="18"/>
-        </w:rPr>
-        <w:t>file_</w:t>
-      </w:r>
-      <w:proofErr w:type="gramStart"/>
-      <w:r>
-        <w:rPr>
-          <w:sz w:val="16"/>
-          <w:szCs w:val="18"/>
-        </w:rPr>
-        <w:t>type}下载获取</w:t>
-      </w:r>
-      <w:proofErr w:type="spellStart"/>
-      <w:proofErr w:type="gramEnd"/>
+        <w:t>之后，经过https://files.rcsb.org/download/{pdb_id}.{file_type}下载获取</w:t>
+      </w:r>
       <w:r>
         <w:rPr>
           <w:color w:val="BF4E14" w:themeColor="accent2" w:themeShade="BF"/>
@@ -10055,7 +7914,6 @@
         </w:rPr>
         <w:t>pdb</w:t>
       </w:r>
-      <w:proofErr w:type="spellEnd"/>
       <w:r>
         <w:rPr>
           <w:rFonts w:hint="eastAsia"/>
@@ -10063,19 +7921,8 @@
           <w:sz w:val="16"/>
           <w:szCs w:val="18"/>
         </w:rPr>
-        <w:t>/</w:t>
-      </w:r>
-      <w:proofErr w:type="spellStart"/>
-      <w:r>
-        <w:rPr>
-          <w:rFonts w:hint="eastAsia"/>
-          <w:color w:val="BF4E14" w:themeColor="accent2" w:themeShade="BF"/>
-          <w:sz w:val="16"/>
-          <w:szCs w:val="18"/>
-        </w:rPr>
-        <w:t>cif</w:t>
-      </w:r>
-      <w:proofErr w:type="spellEnd"/>
+        <w:t>/cif</w:t>
+      </w:r>
       <w:r>
         <w:rPr>
           <w:sz w:val="16"/>
@@ -10184,23 +8031,13 @@
         </w:rPr>
         <w:t>通过</w:t>
       </w:r>
-      <w:proofErr w:type="spellStart"/>
-      <w:r>
-        <w:rPr>
-          <w:rFonts w:hint="eastAsia"/>
-          <w:sz w:val="16"/>
-          <w:szCs w:val="18"/>
-        </w:rPr>
-        <w:t>drugVQA</w:t>
-      </w:r>
-      <w:proofErr w:type="spellEnd"/>
-      <w:r>
-        <w:rPr>
-          <w:rFonts w:hint="eastAsia"/>
-          <w:sz w:val="16"/>
-          <w:szCs w:val="18"/>
-        </w:rPr>
-        <w:t>/tools中</w:t>
+      <w:r>
+        <w:rPr>
+          <w:rFonts w:hint="eastAsia"/>
+          <w:sz w:val="16"/>
+          <w:szCs w:val="18"/>
+        </w:rPr>
+        <w:t>drugVQA/tools中</w:t>
       </w:r>
       <w:r>
         <w:rPr>
@@ -10322,25 +8159,7 @@
           <w:sz w:val="16"/>
           <w:szCs w:val="18"/>
         </w:rPr>
-        <w:t>【结合下载得到的</w:t>
-      </w:r>
-      <w:proofErr w:type="spellStart"/>
-      <w:r>
-        <w:rPr>
-          <w:rFonts w:hint="eastAsia"/>
-          <w:sz w:val="16"/>
-          <w:szCs w:val="18"/>
-        </w:rPr>
-        <w:t>pdb</w:t>
-      </w:r>
-      <w:proofErr w:type="spellEnd"/>
-      <w:r>
-        <w:rPr>
-          <w:rFonts w:hint="eastAsia"/>
-          <w:sz w:val="16"/>
-          <w:szCs w:val="18"/>
-        </w:rPr>
-        <w:t>结构文件及</w:t>
+        <w:t>【结合下载得到的pdb结构文件及</w:t>
       </w:r>
       <w:r>
         <w:rPr>
@@ -10373,7 +8192,6 @@
         </w:rPr>
         <w:t>，同时，由于一个entry可能对应了多个Sequence，也整理了字典文件</w:t>
       </w:r>
-      <w:proofErr w:type="spellStart"/>
       <w:r>
         <w:rPr>
           <w:color w:val="FFC000"/>
@@ -10382,7 +8200,6 @@
         </w:rPr>
         <w:t>sequence_to_pdb.json</w:t>
       </w:r>
-      <w:proofErr w:type="spellEnd"/>
       <w:r>
         <w:rPr>
           <w:rFonts w:hint="eastAsia"/>
@@ -10445,109 +8262,30 @@
           <w:sz w:val="16"/>
           <w:szCs w:val="18"/>
         </w:rPr>
-        <w:t>由于CRAFT对结构文件提取的空腔文件存在空空</w:t>
-      </w:r>
-      <w:proofErr w:type="gramStart"/>
-      <w:r>
-        <w:rPr>
-          <w:rFonts w:hint="eastAsia"/>
-          <w:sz w:val="16"/>
-          <w:szCs w:val="18"/>
-        </w:rPr>
-        <w:t>腔</w:t>
-      </w:r>
-      <w:proofErr w:type="gramEnd"/>
-      <w:r>
-        <w:rPr>
-          <w:rFonts w:hint="eastAsia"/>
-          <w:sz w:val="16"/>
-          <w:szCs w:val="18"/>
-        </w:rPr>
-        <w:t>文件，因此考虑使用</w:t>
-      </w:r>
-      <w:proofErr w:type="spellStart"/>
-      <w:r>
-        <w:rPr>
-          <w:sz w:val="16"/>
-          <w:szCs w:val="18"/>
-        </w:rPr>
-        <w:t>pk.find_pockets</w:t>
-      </w:r>
-      <w:proofErr w:type="spellEnd"/>
-      <w:r>
-        <w:rPr>
-          <w:sz w:val="16"/>
-          <w:szCs w:val="18"/>
-        </w:rPr>
-        <w:t>(</w:t>
-      </w:r>
-      <w:proofErr w:type="spellStart"/>
-      <w:r>
-        <w:rPr>
-          <w:sz w:val="16"/>
-          <w:szCs w:val="18"/>
-        </w:rPr>
-        <w:t>prot_pdb</w:t>
-      </w:r>
-      <w:proofErr w:type="spellEnd"/>
-      <w:r>
-        <w:rPr>
-          <w:sz w:val="16"/>
-          <w:szCs w:val="18"/>
-        </w:rPr>
-        <w:t>)</w:t>
-      </w:r>
-      <w:r>
-        <w:rPr>
-          <w:rFonts w:hint="eastAsia"/>
-          <w:sz w:val="16"/>
-          <w:szCs w:val="18"/>
-        </w:rPr>
-        <w:t>【</w:t>
-      </w:r>
-      <w:proofErr w:type="spellStart"/>
-      <w:r>
-        <w:rPr>
-          <w:rFonts w:hint="eastAsia"/>
-          <w:sz w:val="16"/>
-          <w:szCs w:val="18"/>
-        </w:rPr>
-        <w:t>AttentionMGT</w:t>
-      </w:r>
-      <w:proofErr w:type="spellEnd"/>
-      <w:r>
-        <w:rPr>
-          <w:rFonts w:hint="eastAsia"/>
-          <w:sz w:val="16"/>
-          <w:szCs w:val="18"/>
-        </w:rPr>
-        <w:t>-DTA】获取口袋信息。</w:t>
-      </w:r>
-      <w:r>
-        <w:rPr>
-          <w:rFonts w:hint="eastAsia"/>
-          <w:sz w:val="16"/>
-          <w:szCs w:val="18"/>
-        </w:rPr>
-        <w:t>--首先对提取为空空</w:t>
-      </w:r>
-      <w:proofErr w:type="gramStart"/>
-      <w:r>
-        <w:rPr>
-          <w:rFonts w:hint="eastAsia"/>
-          <w:sz w:val="16"/>
-          <w:szCs w:val="18"/>
-        </w:rPr>
-        <w:t>腔</w:t>
-      </w:r>
-      <w:proofErr w:type="gramEnd"/>
-      <w:r>
-        <w:rPr>
-          <w:rFonts w:hint="eastAsia"/>
-          <w:sz w:val="16"/>
-          <w:szCs w:val="18"/>
-        </w:rPr>
-        <w:t>文件的结构文件进行实验，看新方法是否可以提取出空腔</w:t>
+        <w:t>由于CRAFT对结构文件提取的空腔文件存在空空腔文件，因此考虑使用</w:t>
+      </w:r>
+      <w:r>
+        <w:rPr>
+          <w:sz w:val="16"/>
+          <w:szCs w:val="18"/>
+        </w:rPr>
+        <w:t>pk.find_pockets(prot_pdb)</w:t>
+      </w:r>
+      <w:r>
+        <w:rPr>
+          <w:rFonts w:hint="eastAsia"/>
+          <w:sz w:val="16"/>
+          <w:szCs w:val="18"/>
+        </w:rPr>
+        <w:t>【AttentionMGT-DTA】获取口袋信息。</w:t>
+      </w:r>
+      <w:r>
+        <w:rPr>
+          <w:rFonts w:hint="eastAsia"/>
+          <w:sz w:val="16"/>
+          <w:szCs w:val="18"/>
+        </w:rPr>
+        <w:t>--首先对提取为空空腔文件的结构文件进行实验，看新方法是否可以提取出空腔</w:t>
       </w:r>
       <w:r>
         <w:rPr>
@@ -10608,63 +8346,20 @@
         </w:rPr>
         <w:t>---结果是,以1F7L为例，</w:t>
       </w:r>
-      <w:proofErr w:type="spellStart"/>
-      <w:r>
-        <w:rPr>
-          <w:sz w:val="16"/>
-          <w:szCs w:val="18"/>
-        </w:rPr>
-        <w:t>pk.find_pockets</w:t>
-      </w:r>
-      <w:proofErr w:type="spellEnd"/>
-      <w:r>
-        <w:rPr>
-          <w:sz w:val="16"/>
-          <w:szCs w:val="18"/>
-        </w:rPr>
-        <w:t>(</w:t>
-      </w:r>
-      <w:proofErr w:type="spellStart"/>
-      <w:r>
-        <w:rPr>
-          <w:sz w:val="16"/>
-          <w:szCs w:val="18"/>
-        </w:rPr>
-        <w:t>prot_pdb</w:t>
-      </w:r>
-      <w:proofErr w:type="spellEnd"/>
-      <w:r>
-        <w:rPr>
-          <w:sz w:val="16"/>
-          <w:szCs w:val="18"/>
-        </w:rPr>
-        <w:t>)</w:t>
-      </w:r>
-      <w:r>
-        <w:rPr>
-          <w:rFonts w:hint="eastAsia"/>
-          <w:sz w:val="16"/>
-          <w:szCs w:val="18"/>
-        </w:rPr>
-        <w:t>获取了空腔信息，因此采用</w:t>
-      </w:r>
-      <w:proofErr w:type="spellStart"/>
-      <w:r>
-        <w:rPr>
-          <w:rFonts w:hint="eastAsia"/>
-          <w:sz w:val="16"/>
-          <w:szCs w:val="18"/>
-        </w:rPr>
-        <w:t>AttentionMGT</w:t>
-      </w:r>
-      <w:proofErr w:type="spellEnd"/>
-      <w:r>
-        <w:rPr>
-          <w:rFonts w:hint="eastAsia"/>
-          <w:sz w:val="16"/>
-          <w:szCs w:val="18"/>
-        </w:rPr>
-        <w:t>-DTA</w:t>
+      <w:r>
+        <w:rPr>
+          <w:sz w:val="16"/>
+          <w:szCs w:val="18"/>
+        </w:rPr>
+        <w:t>pk.find_pockets(prot_pdb)</w:t>
+      </w:r>
+      <w:r>
+        <w:rPr>
+          <w:rFonts w:hint="eastAsia"/>
+          <w:sz w:val="16"/>
+          <w:szCs w:val="18"/>
+        </w:rPr>
+        <w:t>获取了空腔信息，因此采用AttentionMGT-DTA</w:t>
       </w:r>
     </w:p>
     <w:p>
@@ -10683,61 +8378,7 @@
           <w:sz w:val="16"/>
           <w:szCs w:val="18"/>
         </w:rPr>
-        <w:t>---在获取全图及子图的过程中，因为空腔提取函数及大部分函数都依赖于</w:t>
-      </w:r>
-      <w:proofErr w:type="spellStart"/>
-      <w:r>
-        <w:rPr>
-          <w:rFonts w:hint="eastAsia"/>
-          <w:sz w:val="16"/>
-          <w:szCs w:val="18"/>
-        </w:rPr>
-        <w:t>pdb</w:t>
-      </w:r>
-      <w:proofErr w:type="spellEnd"/>
-      <w:r>
-        <w:rPr>
-          <w:rFonts w:hint="eastAsia"/>
-          <w:sz w:val="16"/>
-          <w:szCs w:val="18"/>
-        </w:rPr>
-        <w:t>结构，因此先(手动)将&lt;10MB的.</w:t>
-      </w:r>
-      <w:proofErr w:type="spellStart"/>
-      <w:r>
-        <w:rPr>
-          <w:rFonts w:hint="eastAsia"/>
-          <w:sz w:val="16"/>
-          <w:szCs w:val="18"/>
-        </w:rPr>
-        <w:t>cif</w:t>
-      </w:r>
-      <w:proofErr w:type="spellEnd"/>
-      <w:r>
-        <w:rPr>
-          <w:rFonts w:hint="eastAsia"/>
-          <w:sz w:val="16"/>
-          <w:szCs w:val="18"/>
-        </w:rPr>
-        <w:t>文件转换为.</w:t>
-      </w:r>
-      <w:proofErr w:type="spellStart"/>
-      <w:r>
-        <w:rPr>
-          <w:rFonts w:hint="eastAsia"/>
-          <w:sz w:val="16"/>
-          <w:szCs w:val="18"/>
-        </w:rPr>
-        <w:t>pdb</w:t>
-      </w:r>
-      <w:proofErr w:type="spellEnd"/>
-      <w:r>
-        <w:rPr>
-          <w:rFonts w:hint="eastAsia"/>
-          <w:sz w:val="16"/>
-          <w:szCs w:val="18"/>
-        </w:rPr>
-        <w:t>文件(</w:t>
+        <w:t>---在获取全图及子图的过程中，因为空腔提取函数及大部分函数都依赖于pdb结构，因此先(手动)将&lt;10MB的.cif文件转换为.pdb文件(</w:t>
       </w:r>
       <w:hyperlink r:id="rId11" w:history="1">
         <w:r>
@@ -10780,25 +8421,16 @@
           <w:sz w:val="16"/>
           <w:szCs w:val="18"/>
         </w:rPr>
-        <w:t>,之后，在提取图的过程中，为了减少计算量，大于5000残基的</w:t>
-      </w:r>
-      <w:proofErr w:type="spellStart"/>
-      <w:r>
-        <w:rPr>
-          <w:rFonts w:hint="eastAsia"/>
-          <w:sz w:val="16"/>
-          <w:szCs w:val="18"/>
-        </w:rPr>
-        <w:t>pdb</w:t>
-      </w:r>
-      <w:proofErr w:type="spellEnd"/>
-      <w:r>
-        <w:rPr>
-          <w:rFonts w:hint="eastAsia"/>
-          <w:sz w:val="16"/>
-          <w:szCs w:val="18"/>
-        </w:rPr>
-        <w:t>文件被舍弃。</w:t>
+        <w:t>,之后，在提取图的过程中，</w:t>
+      </w:r>
+      <w:r>
+        <w:rPr>
+          <w:rFonts w:hint="eastAsia"/>
+          <w:sz w:val="16"/>
+          <w:szCs w:val="18"/>
+        </w:rPr>
+        <w:lastRenderedPageBreak/>
+        <w:t>为了减少计算量，大于5000残基的pdb文件被舍弃。</w:t>
       </w:r>
     </w:p>
     <w:p>
@@ -10817,7 +8449,6 @@
           <w:sz w:val="16"/>
           <w:szCs w:val="18"/>
         </w:rPr>
-        <w:lastRenderedPageBreak/>
         <w:t>7.</w:t>
       </w:r>
       <w:r>
@@ -10826,16 +8457,7 @@
           <w:sz w:val="16"/>
           <w:szCs w:val="18"/>
         </w:rPr>
-        <w:t>关于</w:t>
-      </w:r>
-      <w:proofErr w:type="spellStart"/>
-      <w:r>
-        <w:rPr>
-          <w:rFonts w:hint="eastAsia"/>
-          <w:sz w:val="16"/>
-          <w:szCs w:val="18"/>
-        </w:rPr>
-        <w:t>gold</w:t>
+        <w:t>关于gold</w:t>
       </w:r>
       <w:r>
         <w:rPr>
@@ -10850,16 +8472,7 @@
           <w:sz w:val="16"/>
           <w:szCs w:val="18"/>
         </w:rPr>
-        <w:t>bindingdb</w:t>
-      </w:r>
-      <w:proofErr w:type="spellEnd"/>
-      <w:r>
-        <w:rPr>
-          <w:rFonts w:hint="eastAsia"/>
-          <w:sz w:val="16"/>
-          <w:szCs w:val="18"/>
-        </w:rPr>
-        <w:t>数据集</w:t>
+        <w:t>bindingdb数据集</w:t>
       </w:r>
       <w:r>
         <w:rPr>
@@ -10875,12 +8488,10 @@
         <w:spacing w:after="0" w:line="240" w:lineRule="auto"/>
         <w:jc w:val="both"/>
         <w:rPr>
-          <w:rFonts w:hint="eastAsia"/>
           <w:sz w:val="16"/>
           <w:szCs w:val="18"/>
         </w:rPr>
       </w:pPr>
-      <w:proofErr w:type="spellStart"/>
       <w:r>
         <w:rPr>
           <w:rFonts w:hint="eastAsia"/>
@@ -10902,34 +8513,7 @@
           <w:sz w:val="16"/>
           <w:szCs w:val="18"/>
         </w:rPr>
-        <w:t>bindingdb</w:t>
-      </w:r>
-      <w:proofErr w:type="spellEnd"/>
-      <w:r>
-        <w:rPr>
-          <w:rFonts w:hint="eastAsia"/>
-          <w:sz w:val="16"/>
-          <w:szCs w:val="18"/>
-        </w:rPr>
-        <w:t>数据集只用于本文模型，因为其包含了更多的输入知识(</w:t>
-      </w:r>
-      <w:proofErr w:type="spellStart"/>
-      <w:r>
-        <w:rPr>
-          <w:rFonts w:hint="eastAsia"/>
-          <w:sz w:val="16"/>
-          <w:szCs w:val="18"/>
-        </w:rPr>
-        <w:t>Temp,PH</w:t>
-      </w:r>
-      <w:proofErr w:type="spellEnd"/>
-      <w:r>
-        <w:rPr>
-          <w:rFonts w:hint="eastAsia"/>
-          <w:sz w:val="16"/>
-          <w:szCs w:val="18"/>
-        </w:rPr>
-        <w:t>)，同时，其可以使本文模型获得更多的预测能力(动力学常数预测)</w:t>
+        <w:t>bindingdb数据集只用于本文模型，因为其包含了更多的输入知识(Temp,PH)，同时，其可以使本文模型获得更多的预测能力(动力学常数预测)</w:t>
       </w:r>
       <w:r>
         <w:rPr>
@@ -10945,147 +8529,62 @@
         <w:spacing w:after="0" w:line="240" w:lineRule="auto"/>
         <w:jc w:val="both"/>
         <w:rPr>
-          <w:rFonts w:hint="eastAsia"/>
           <w:sz w:val="16"/>
           <w:szCs w:val="18"/>
         </w:rPr>
       </w:pPr>
       <w:r>
         <w:rPr>
-          <w:rFonts w:hint="eastAsia"/>
-          <w:sz w:val="16"/>
-          <w:szCs w:val="18"/>
-        </w:rPr>
-        <w:t>Gold数据集中包含了</w:t>
-      </w:r>
-      <w:proofErr w:type="spellStart"/>
-      <w:r>
-        <w:rPr>
-          <w:rFonts w:hint="eastAsia"/>
-          <w:sz w:val="16"/>
-          <w:szCs w:val="18"/>
-        </w:rPr>
-        <w:t>biosnap</w:t>
-      </w:r>
-      <w:proofErr w:type="spellEnd"/>
-      <w:r>
-        <w:rPr>
-          <w:rFonts w:hint="eastAsia"/>
-          <w:sz w:val="16"/>
-          <w:szCs w:val="18"/>
-        </w:rPr>
-        <w:t>基础数据集中的若干DT对（由</w:t>
-      </w:r>
-      <w:proofErr w:type="spellStart"/>
-      <w:r>
-        <w:rPr>
-          <w:rFonts w:hint="eastAsia"/>
-          <w:sz w:val="16"/>
-          <w:szCs w:val="18"/>
-        </w:rPr>
-        <w:t>MYmlanDTI</w:t>
-      </w:r>
-      <w:proofErr w:type="spellEnd"/>
-      <w:r>
-        <w:rPr>
-          <w:rFonts w:hint="eastAsia"/>
-          <w:sz w:val="16"/>
-          <w:szCs w:val="18"/>
-        </w:rPr>
-        <w:t>/</w:t>
-      </w:r>
-      <w:r>
-        <w:rPr>
-          <w:rFonts w:hint="eastAsia"/>
-          <w:sz w:val="16"/>
-          <w:szCs w:val="18"/>
-        </w:rPr>
-        <w:t>uniSmile_with_cluster.csv</w:t>
-      </w:r>
-      <w:r>
-        <w:rPr>
-          <w:rFonts w:hint="eastAsia"/>
-          <w:sz w:val="16"/>
-          <w:szCs w:val="18"/>
-        </w:rPr>
-        <w:t>在生成后缺乏部分</w:t>
-      </w:r>
-      <w:proofErr w:type="spellStart"/>
-      <w:r>
-        <w:rPr>
-          <w:rFonts w:hint="eastAsia"/>
-          <w:sz w:val="16"/>
-          <w:szCs w:val="18"/>
-        </w:rPr>
-        <w:t>drug_cluster</w:t>
-      </w:r>
-      <w:proofErr w:type="spellEnd"/>
-      <w:r>
-        <w:rPr>
-          <w:rFonts w:hint="eastAsia"/>
-          <w:sz w:val="16"/>
-          <w:szCs w:val="18"/>
-        </w:rPr>
-        <w:t>可知），因此，为了契合binding浓缩集中的cluster实验模式的进行，在生成</w:t>
-      </w:r>
-      <w:proofErr w:type="spellStart"/>
-      <w:r>
-        <w:rPr>
-          <w:rFonts w:hint="eastAsia"/>
-          <w:sz w:val="16"/>
-          <w:szCs w:val="18"/>
-        </w:rPr>
-        <w:t>gold</w:t>
-      </w:r>
-      <w:r>
-        <w:rPr>
-          <w:sz w:val="16"/>
-          <w:szCs w:val="18"/>
-        </w:rPr>
-        <w:t>_</w:t>
-      </w:r>
-      <w:r>
-        <w:rPr>
-          <w:rFonts w:hint="eastAsia"/>
-          <w:sz w:val="16"/>
-          <w:szCs w:val="18"/>
-        </w:rPr>
-        <w:t>bindingdb</w:t>
-      </w:r>
-      <w:proofErr w:type="spellEnd"/>
-      <w:r>
-        <w:rPr>
-          <w:rFonts w:hint="eastAsia"/>
-          <w:sz w:val="16"/>
-          <w:szCs w:val="18"/>
-        </w:rPr>
-        <w:t>数据集的生成时，第一步是将gold数据集中关于这些缺乏</w:t>
-      </w:r>
-      <w:proofErr w:type="spellStart"/>
-      <w:r>
-        <w:rPr>
-          <w:rFonts w:hint="eastAsia"/>
-          <w:sz w:val="16"/>
-          <w:szCs w:val="18"/>
-        </w:rPr>
-        <w:t>drug_cluster</w:t>
-      </w:r>
-      <w:proofErr w:type="spellEnd"/>
-      <w:r>
-        <w:rPr>
-          <w:rFonts w:hint="eastAsia"/>
-          <w:sz w:val="16"/>
-          <w:szCs w:val="18"/>
-        </w:rPr>
-        <w:t>的药物分子相关的DT对的删除</w:t>
-      </w:r>
-      <w:r>
-        <w:rPr>
-          <w:rFonts w:hint="eastAsia"/>
-          <w:sz w:val="16"/>
-          <w:szCs w:val="18"/>
-        </w:rPr>
-        <w:t>。</w:t>
+          <w:sz w:val="16"/>
+          <w:szCs w:val="18"/>
+          <w:highlight w:val="yellow"/>
+        </w:rPr>
+        <w:t>0526</w:t>
+      </w:r>
+      <w:r>
+        <w:rPr>
+          <w:sz w:val="16"/>
+          <w:szCs w:val="18"/>
+        </w:rPr>
+        <w:t xml:space="preserve"> </w:t>
+      </w:r>
+      <w:r>
+        <w:rPr>
+          <w:rFonts w:hint="eastAsia"/>
+          <w:sz w:val="16"/>
+          <w:szCs w:val="18"/>
+        </w:rPr>
+        <w:t>由于我们已经对</w:t>
+      </w:r>
+      <w:r>
+        <w:rPr>
+          <w:sz w:val="16"/>
+          <w:szCs w:val="18"/>
+        </w:rPr>
+        <w:t>4</w:t>
+      </w:r>
+      <w:r>
+        <w:rPr>
+          <w:rFonts w:hint="eastAsia"/>
+          <w:sz w:val="16"/>
+          <w:szCs w:val="18"/>
+        </w:rPr>
+        <w:t>个原始数据集得到的精炼数据集</w:t>
+      </w:r>
+      <w:r>
+        <w:rPr>
+          <w:sz w:val="16"/>
+          <w:szCs w:val="18"/>
+        </w:rPr>
+        <w:t>ALL</w:t>
+      </w:r>
+      <w:r>
+        <w:rPr>
+          <w:rFonts w:hint="eastAsia"/>
+          <w:sz w:val="16"/>
+          <w:szCs w:val="18"/>
+        </w:rPr>
+        <w:t>进行了新的分簇编号，因此可以使用</w:t>
       </w:r>
     </w:p>
     <w:p>
@@ -11104,35 +8603,24 @@
           <w:sz w:val="16"/>
           <w:szCs w:val="18"/>
         </w:rPr>
-        <w:t>为了使生成时的条理清晰，且方便在论文中叙述。</w:t>
-      </w:r>
-      <w:proofErr w:type="spellStart"/>
-      <w:r>
-        <w:rPr>
-          <w:rFonts w:hint="eastAsia"/>
-          <w:sz w:val="16"/>
-          <w:szCs w:val="18"/>
-        </w:rPr>
-        <w:t>gold_bindingd</w:t>
-      </w:r>
-      <w:r>
-        <w:rPr>
-          <w:rFonts w:hint="eastAsia"/>
-          <w:sz w:val="16"/>
-          <w:szCs w:val="18"/>
-        </w:rPr>
-        <w:t>b</w:t>
-      </w:r>
-      <w:proofErr w:type="spellEnd"/>
-      <w:r>
-        <w:rPr>
-          <w:rFonts w:hint="eastAsia"/>
-          <w:sz w:val="16"/>
-          <w:szCs w:val="18"/>
-        </w:rPr>
-        <w:t>数据集生成的流程如下。首先，将gold数据集进一步减少，即将缺乏</w:t>
-      </w:r>
-      <w:proofErr w:type="spellStart"/>
+        <w:t>Gold数据集中包含了biosnap基础数据集中的若干DT对（由MYmlanDTI/</w:t>
+      </w:r>
+      <w:r>
+        <w:rPr>
+          <w:rFonts w:hint="eastAsia"/>
+          <w:sz w:val="16"/>
+          <w:szCs w:val="18"/>
+        </w:rPr>
+        <w:t>uniSmile_with_cluster.csv</w:t>
+      </w:r>
+      <w:r>
+        <w:rPr>
+          <w:rFonts w:hint="eastAsia"/>
+          <w:sz w:val="16"/>
+          <w:szCs w:val="18"/>
+        </w:rPr>
+        <w:t>在生成后缺乏部分</w:t>
+      </w:r>
       <w:r>
         <w:rPr>
           <w:rFonts w:hint="eastAsia"/>
@@ -11141,131 +8629,44 @@
         </w:rPr>
         <w:t>drug_cluster</w:t>
       </w:r>
-      <w:proofErr w:type="spellEnd"/>
-      <w:r>
-        <w:rPr>
-          <w:rFonts w:hint="eastAsia"/>
-          <w:sz w:val="16"/>
-          <w:szCs w:val="18"/>
-        </w:rPr>
-        <w:t>的药物分子相关的DT对删除，获得的精简的gold仍然称为gold（因为只在此处用到了gold）。然后，在</w:t>
-      </w:r>
-      <w:proofErr w:type="spellStart"/>
-      <w:r>
-        <w:rPr>
-          <w:rFonts w:hint="eastAsia"/>
-          <w:sz w:val="16"/>
-          <w:szCs w:val="18"/>
-        </w:rPr>
-        <w:t>bindingdbdb</w:t>
-      </w:r>
-      <w:proofErr w:type="spellEnd"/>
-      <w:r>
-        <w:rPr>
-          <w:rFonts w:hint="eastAsia"/>
-          <w:sz w:val="16"/>
-          <w:szCs w:val="18"/>
-        </w:rPr>
-        <w:t>浓缩集</w:t>
-      </w:r>
-      <w:r>
-        <w:rPr>
-          <w:rFonts w:hint="eastAsia"/>
-          <w:sz w:val="16"/>
-          <w:szCs w:val="18"/>
-        </w:rPr>
-        <w:t>的</w:t>
-      </w:r>
-      <w:r>
-        <w:rPr>
-          <w:sz w:val="16"/>
-          <w:szCs w:val="18"/>
-        </w:rPr>
-        <w:t>cluster/cold/random</w:t>
-      </w:r>
-      <w:r>
-        <w:rPr>
-          <w:rFonts w:hint="eastAsia"/>
-          <w:sz w:val="16"/>
-          <w:szCs w:val="18"/>
-        </w:rPr>
-        <w:t>中的</w:t>
-      </w:r>
-      <w:r>
-        <w:rPr>
-          <w:sz w:val="16"/>
-          <w:szCs w:val="18"/>
-        </w:rPr>
-        <w:t>train/valid/test</w:t>
-      </w:r>
-      <w:r>
-        <w:rPr>
-          <w:rFonts w:hint="eastAsia"/>
-          <w:sz w:val="16"/>
-          <w:szCs w:val="18"/>
-        </w:rPr>
-        <w:t>子集的</w:t>
-      </w:r>
-      <w:r>
-        <w:rPr>
-          <w:sz w:val="16"/>
-          <w:szCs w:val="18"/>
-        </w:rPr>
-        <w:t>samples.csv</w:t>
-      </w:r>
-      <w:r>
-        <w:rPr>
-          <w:rFonts w:hint="eastAsia"/>
-          <w:sz w:val="16"/>
-          <w:szCs w:val="18"/>
-        </w:rPr>
-        <w:t>中对应增加</w:t>
-      </w:r>
-      <w:r>
-        <w:rPr>
-          <w:sz w:val="16"/>
-          <w:szCs w:val="18"/>
-        </w:rPr>
-        <w:t>gold</w:t>
-      </w:r>
-      <w:r>
-        <w:rPr>
-          <w:rFonts w:hint="eastAsia"/>
-          <w:sz w:val="16"/>
-          <w:szCs w:val="18"/>
-        </w:rPr>
-        <w:t>的额外信息</w:t>
-      </w:r>
-      <w:r>
-        <w:rPr>
-          <w:rFonts w:hint="eastAsia"/>
-          <w:sz w:val="16"/>
-          <w:szCs w:val="18"/>
-        </w:rPr>
-        <w:sym w:font="Wingdings" w:char="F0E0"/>
-      </w:r>
-      <w:r>
-        <w:rPr>
-          <w:rFonts w:hint="eastAsia"/>
-          <w:sz w:val="16"/>
-          <w:szCs w:val="18"/>
-        </w:rPr>
-        <w:t>这样做，不仅方便与其他论文对比，也方便本文模型使用</w:t>
-      </w:r>
-      <w:r>
-        <w:rPr>
-          <w:sz w:val="16"/>
-          <w:szCs w:val="18"/>
-        </w:rPr>
-        <w:t>gold</w:t>
-      </w:r>
-      <w:r>
-        <w:rPr>
-          <w:rFonts w:hint="eastAsia"/>
-          <w:sz w:val="16"/>
-          <w:szCs w:val="18"/>
-        </w:rPr>
-        <w:t>的数据</w:t>
+      <w:r>
+        <w:rPr>
+          <w:rFonts w:hint="eastAsia"/>
+          <w:sz w:val="16"/>
+          <w:szCs w:val="18"/>
+        </w:rPr>
+        <w:t>可知），因此，为了契合binding浓缩集中的cluster实验模式的进行，在生成gold</w:t>
+      </w:r>
+      <w:r>
+        <w:rPr>
+          <w:sz w:val="16"/>
+          <w:szCs w:val="18"/>
+        </w:rPr>
+        <w:t>_</w:t>
+      </w:r>
+      <w:r>
+        <w:rPr>
+          <w:rFonts w:hint="eastAsia"/>
+          <w:sz w:val="16"/>
+          <w:szCs w:val="18"/>
+        </w:rPr>
+        <w:t>bindingdb数据集的生成时，第一步是将gold数据集中关于这些缺乏</w:t>
+      </w:r>
+      <w:r>
+        <w:rPr>
+          <w:rFonts w:hint="eastAsia"/>
+          <w:sz w:val="16"/>
+          <w:szCs w:val="18"/>
+        </w:rPr>
+        <w:t>drug_cluster</w:t>
+      </w:r>
+      <w:r>
+        <w:rPr>
+          <w:rFonts w:hint="eastAsia"/>
+          <w:sz w:val="16"/>
+          <w:szCs w:val="18"/>
+        </w:rPr>
+        <w:t>的药物分子相关的DT对的删除</w:t>
       </w:r>
       <w:r>
         <w:rPr>
@@ -11291,6 +8692,172 @@
           <w:rFonts w:hint="eastAsia"/>
           <w:sz w:val="16"/>
           <w:szCs w:val="18"/>
+        </w:rPr>
+        <w:t>为了使生成时的条理清晰，且方便在论文中叙述。</w:t>
+      </w:r>
+      <w:r>
+        <w:rPr>
+          <w:rFonts w:hint="eastAsia"/>
+          <w:sz w:val="16"/>
+          <w:szCs w:val="18"/>
+        </w:rPr>
+        <w:t>gold_bindingd</w:t>
+      </w:r>
+      <w:r>
+        <w:rPr>
+          <w:rFonts w:hint="eastAsia"/>
+          <w:sz w:val="16"/>
+          <w:szCs w:val="18"/>
+        </w:rPr>
+        <w:t>b数据集生成的流程如下。首先，将gold数据集进一步减少，即将缺乏</w:t>
+      </w:r>
+      <w:r>
+        <w:rPr>
+          <w:rFonts w:hint="eastAsia"/>
+          <w:sz w:val="16"/>
+          <w:szCs w:val="18"/>
+        </w:rPr>
+        <w:t>drug_cluster</w:t>
+      </w:r>
+      <w:r>
+        <w:rPr>
+          <w:rFonts w:hint="eastAsia"/>
+          <w:sz w:val="16"/>
+          <w:szCs w:val="18"/>
+        </w:rPr>
+        <w:t>的药物分子相关的DT对删除，获得的精简的gold仍然称为gold（因为只在此处用到了gold）。然后，在</w:t>
+      </w:r>
+      <w:r>
+        <w:rPr>
+          <w:rFonts w:hint="eastAsia"/>
+          <w:sz w:val="16"/>
+          <w:szCs w:val="18"/>
+        </w:rPr>
+        <w:t>bindingdbdb浓缩集</w:t>
+      </w:r>
+      <w:r>
+        <w:rPr>
+          <w:rFonts w:hint="eastAsia"/>
+          <w:sz w:val="16"/>
+          <w:szCs w:val="18"/>
+        </w:rPr>
+        <w:t>的</w:t>
+      </w:r>
+      <w:r>
+        <w:rPr>
+          <w:sz w:val="16"/>
+          <w:szCs w:val="18"/>
+        </w:rPr>
+        <w:t>cluster/cold/random</w:t>
+      </w:r>
+      <w:r>
+        <w:rPr>
+          <w:rFonts w:hint="eastAsia"/>
+          <w:sz w:val="16"/>
+          <w:szCs w:val="18"/>
+        </w:rPr>
+        <w:t>中的</w:t>
+      </w:r>
+      <w:r>
+        <w:rPr>
+          <w:sz w:val="16"/>
+          <w:szCs w:val="18"/>
+        </w:rPr>
+        <w:t>train/valid/test</w:t>
+      </w:r>
+      <w:r>
+        <w:rPr>
+          <w:rFonts w:hint="eastAsia"/>
+          <w:sz w:val="16"/>
+          <w:szCs w:val="18"/>
+        </w:rPr>
+        <w:t>子集的</w:t>
+      </w:r>
+      <w:r>
+        <w:rPr>
+          <w:sz w:val="16"/>
+          <w:szCs w:val="18"/>
+        </w:rPr>
+        <w:t>samples.csv</w:t>
+      </w:r>
+      <w:r>
+        <w:rPr>
+          <w:rFonts w:hint="eastAsia"/>
+          <w:sz w:val="16"/>
+          <w:szCs w:val="18"/>
+        </w:rPr>
+        <w:t>中对应增加</w:t>
+      </w:r>
+      <w:r>
+        <w:rPr>
+          <w:sz w:val="16"/>
+          <w:szCs w:val="18"/>
+        </w:rPr>
+        <w:t>gold</w:t>
+      </w:r>
+      <w:r>
+        <w:rPr>
+          <w:rFonts w:hint="eastAsia"/>
+          <w:sz w:val="16"/>
+          <w:szCs w:val="18"/>
+        </w:rPr>
+        <w:t>的额外信息</w:t>
+      </w:r>
+      <w:r>
+        <w:rPr>
+          <w:rFonts w:hint="eastAsia"/>
+          <w:sz w:val="16"/>
+          <w:szCs w:val="18"/>
+        </w:rPr>
+        <w:sym w:font="Wingdings" w:char="F0E0"/>
+      </w:r>
+      <w:r>
+        <w:rPr>
+          <w:rFonts w:hint="eastAsia"/>
+          <w:sz w:val="16"/>
+          <w:szCs w:val="18"/>
+        </w:rPr>
+        <w:t>这样做，不仅方便与其他论文对比，也方便本文模型使用</w:t>
+      </w:r>
+      <w:r>
+        <w:rPr>
+          <w:sz w:val="16"/>
+          <w:szCs w:val="18"/>
+        </w:rPr>
+        <w:t>gold</w:t>
+      </w:r>
+      <w:r>
+        <w:rPr>
+          <w:rFonts w:hint="eastAsia"/>
+          <w:sz w:val="16"/>
+          <w:szCs w:val="18"/>
+        </w:rPr>
+        <w:t>的数据</w:t>
+      </w:r>
+      <w:r>
+        <w:rPr>
+          <w:rFonts w:hint="eastAsia"/>
+          <w:sz w:val="16"/>
+          <w:szCs w:val="18"/>
+        </w:rPr>
+        <w:t>。</w:t>
+      </w:r>
+    </w:p>
+    <w:p>
+      <w:pPr>
+        <w:spacing w:after="0" w:line="240" w:lineRule="auto"/>
+        <w:jc w:val="both"/>
+        <w:rPr>
+          <w:rFonts w:hint="eastAsia"/>
+          <w:sz w:val="16"/>
+          <w:szCs w:val="18"/>
+        </w:rPr>
+      </w:pPr>
+      <w:r>
+        <w:rPr>
+          <w:rFonts w:hint="eastAsia"/>
+          <w:sz w:val="16"/>
+          <w:szCs w:val="18"/>
           <w:highlight w:val="yellow"/>
         </w:rPr>
         <w:t>由于</w:t>
@@ -11301,25 +8868,7 @@
           <w:sz w:val="16"/>
           <w:szCs w:val="18"/>
         </w:rPr>
-        <w:t xml:space="preserve"> </w:t>
-      </w:r>
-      <w:proofErr w:type="spellStart"/>
-      <w:r>
-        <w:rPr>
-          <w:rFonts w:hint="eastAsia"/>
-          <w:sz w:val="16"/>
-          <w:szCs w:val="18"/>
-        </w:rPr>
-        <w:t>bindingdb</w:t>
-      </w:r>
-      <w:proofErr w:type="spellEnd"/>
-      <w:r>
-        <w:rPr>
-          <w:rFonts w:hint="eastAsia"/>
-          <w:sz w:val="16"/>
-          <w:szCs w:val="18"/>
-        </w:rPr>
-        <w:t>浓缩集与gold所包含的DT对之间的关系是1对多的关系，因此，将</w:t>
+        <w:t xml:space="preserve"> bindingdb浓缩集与gold所包含的DT对之间的关系是1对多的关系，因此，将</w:t>
       </w:r>
       <w:r>
         <w:rPr>
@@ -11516,16 +9065,15 @@
                 <w:sz w:val="16"/>
                 <w:szCs w:val="18"/>
               </w:rPr>
-              <w:t>新</w:t>
-            </w:r>
-            <w:proofErr w:type="gramStart"/>
+              <w:t>新增值</w:t>
+            </w:r>
             <w:r>
               <w:rPr>
                 <w:rFonts w:hint="eastAsia"/>
                 <w:sz w:val="16"/>
                 <w:szCs w:val="18"/>
               </w:rPr>
-              <w:t>增值</w:t>
+              <w:t>占</w:t>
             </w:r>
             <w:r>
               <w:rPr>
@@ -11533,7 +9081,7 @@
                 <w:sz w:val="16"/>
                 <w:szCs w:val="18"/>
               </w:rPr>
-              <w:t>占</w:t>
+              <w:t>训练集</w:t>
             </w:r>
             <w:r>
               <w:rPr>
@@ -11541,24 +9089,7 @@
                 <w:sz w:val="16"/>
                 <w:szCs w:val="18"/>
               </w:rPr>
-              <w:t>训练集</w:t>
-            </w:r>
-            <w:r>
-              <w:rPr>
-                <w:rFonts w:hint="eastAsia"/>
-                <w:sz w:val="16"/>
-                <w:szCs w:val="18"/>
-              </w:rPr>
-              <w:t>总数</w:t>
-            </w:r>
-            <w:proofErr w:type="gramEnd"/>
-            <w:r>
-              <w:rPr>
-                <w:rFonts w:hint="eastAsia"/>
-                <w:sz w:val="16"/>
-                <w:szCs w:val="18"/>
-              </w:rPr>
-              <w:t>比率</w:t>
+              <w:t>总数比率</w:t>
             </w:r>
             <w:r>
               <w:rPr>
@@ -11748,7 +9279,6 @@
                 <w:szCs w:val="18"/>
               </w:rPr>
             </w:pPr>
-            <w:proofErr w:type="spellStart"/>
             <w:r>
               <w:rPr>
                 <w:rFonts w:hint="eastAsia"/>
@@ -11757,7 +9287,6 @@
               </w:rPr>
               <w:t>Cold_both</w:t>
             </w:r>
-            <w:proofErr w:type="spellEnd"/>
           </w:p>
         </w:tc>
         <w:tc>
@@ -11904,7 +9433,6 @@
                 <w:szCs w:val="18"/>
               </w:rPr>
             </w:pPr>
-            <w:proofErr w:type="spellStart"/>
             <w:r>
               <w:rPr>
                 <w:rFonts w:hint="eastAsia"/>
@@ -11913,7 +9441,6 @@
               </w:rPr>
               <w:t>Cold_protein</w:t>
             </w:r>
-            <w:proofErr w:type="spellEnd"/>
           </w:p>
         </w:tc>
         <w:tc>
@@ -12068,7 +9595,6 @@
                 <w:szCs w:val="18"/>
               </w:rPr>
             </w:pPr>
-            <w:proofErr w:type="spellStart"/>
             <w:r>
               <w:rPr>
                 <w:rFonts w:hint="eastAsia"/>
@@ -12077,7 +9603,6 @@
               </w:rPr>
               <w:t>Cold_smiles</w:t>
             </w:r>
-            <w:proofErr w:type="spellEnd"/>
           </w:p>
         </w:tc>
         <w:tc>
@@ -12391,87 +9916,15 @@
           <w:sz w:val="16"/>
           <w:szCs w:val="18"/>
         </w:rPr>
-        <w:t>由前面Gold的生成过程可知，其是根据</w:t>
-      </w:r>
-      <w:proofErr w:type="spellStart"/>
-      <w:r>
-        <w:rPr>
-          <w:rFonts w:hint="eastAsia"/>
-          <w:sz w:val="16"/>
-          <w:szCs w:val="18"/>
-        </w:rPr>
-        <w:t>Bingdingdb</w:t>
-      </w:r>
-      <w:proofErr w:type="spellEnd"/>
-      <w:r>
-        <w:rPr>
-          <w:rFonts w:hint="eastAsia"/>
-          <w:sz w:val="16"/>
-          <w:szCs w:val="18"/>
-        </w:rPr>
-        <w:t>与</w:t>
-      </w:r>
-      <w:proofErr w:type="spellStart"/>
-      <w:r>
-        <w:rPr>
-          <w:rFonts w:hint="eastAsia"/>
-          <w:sz w:val="16"/>
-          <w:szCs w:val="18"/>
-        </w:rPr>
-        <w:t>bingdingdb</w:t>
-      </w:r>
-      <w:proofErr w:type="spellEnd"/>
-      <w:r>
-        <w:rPr>
-          <w:rFonts w:hint="eastAsia"/>
-          <w:sz w:val="16"/>
-          <w:szCs w:val="18"/>
-        </w:rPr>
-        <w:t>的药物分子与蛋白质序列的完全一致性生成的，因此</w:t>
-      </w:r>
-      <w:r>
-        <w:rPr>
-          <w:rFonts w:hint="eastAsia"/>
-          <w:sz w:val="16"/>
-          <w:szCs w:val="18"/>
-        </w:rPr>
-        <w:t>Gold中的DT对相关的蛋白质的一维编码，</w:t>
-      </w:r>
-      <w:proofErr w:type="gramStart"/>
-      <w:r>
-        <w:rPr>
-          <w:rFonts w:hint="eastAsia"/>
-          <w:sz w:val="16"/>
-          <w:szCs w:val="18"/>
-        </w:rPr>
-        <w:t>二维图及</w:t>
-      </w:r>
-      <w:proofErr w:type="gramEnd"/>
-      <w:r>
-        <w:rPr>
-          <w:rFonts w:hint="eastAsia"/>
-          <w:sz w:val="16"/>
-          <w:szCs w:val="18"/>
-        </w:rPr>
-        <w:t>接触矩阵，以及药物的一维编码，二维图，都包含在</w:t>
-      </w:r>
-      <w:proofErr w:type="spellStart"/>
-      <w:r>
-        <w:rPr>
-          <w:rFonts w:hint="eastAsia"/>
-          <w:sz w:val="16"/>
-          <w:szCs w:val="18"/>
-        </w:rPr>
-        <w:t>bingdingdb</w:t>
-      </w:r>
-      <w:proofErr w:type="spellEnd"/>
-      <w:r>
-        <w:rPr>
-          <w:rFonts w:hint="eastAsia"/>
-          <w:sz w:val="16"/>
-          <w:szCs w:val="18"/>
-        </w:rPr>
-        <w:t>浓缩集对应的特征中。</w:t>
+        <w:t>由前面Gold的生成过程可知，其是根据Bingdingdb与bingdingdb的药物分子与蛋白质序列的完全一致性生成的，因此</w:t>
+      </w:r>
+      <w:r>
+        <w:rPr>
+          <w:rFonts w:hint="eastAsia"/>
+          <w:sz w:val="16"/>
+          <w:szCs w:val="18"/>
+        </w:rPr>
+        <w:t>Gold中的DT对相关的蛋白质的一维编码，二维图及接触矩阵，以及药物的一维编码，二维图，都包含在bingdingdb浓缩集对应的特征中。</w:t>
       </w:r>
       <w:r>
         <w:rPr>
@@ -12481,7 +9934,6 @@
         </w:rPr>
         <w:t>因此，可以使用上述生成的samples2中的</w:t>
       </w:r>
-      <w:proofErr w:type="gramStart"/>
       <w:r>
         <w:rPr>
           <w:sz w:val="16"/>
@@ -12489,8 +9941,6 @@
         </w:rPr>
         <w:t>’</w:t>
       </w:r>
-      <w:proofErr w:type="spellStart"/>
-      <w:proofErr w:type="gramEnd"/>
       <w:r>
         <w:rPr>
           <w:rFonts w:hint="eastAsia"/>
@@ -12499,8 +9949,6 @@
         </w:rPr>
         <w:t>smIndex</w:t>
       </w:r>
-      <w:proofErr w:type="spellEnd"/>
-      <w:proofErr w:type="gramStart"/>
       <w:r>
         <w:rPr>
           <w:sz w:val="16"/>
@@ -12508,7 +9956,6 @@
         </w:rPr>
         <w:t>’</w:t>
       </w:r>
-      <w:proofErr w:type="gramEnd"/>
       <w:r>
         <w:rPr>
           <w:rFonts w:hint="eastAsia"/>
@@ -12517,7 +9964,6 @@
         </w:rPr>
         <w:t>及</w:t>
       </w:r>
-      <w:proofErr w:type="gramStart"/>
       <w:r>
         <w:rPr>
           <w:sz w:val="16"/>
@@ -12525,8 +9971,6 @@
         </w:rPr>
         <w:t>’</w:t>
       </w:r>
-      <w:proofErr w:type="spellStart"/>
-      <w:proofErr w:type="gramEnd"/>
       <w:r>
         <w:rPr>
           <w:rFonts w:hint="eastAsia"/>
@@ -12535,8 +9979,6 @@
         </w:rPr>
         <w:t>seqIndex</w:t>
       </w:r>
-      <w:proofErr w:type="spellEnd"/>
-      <w:proofErr w:type="gramStart"/>
       <w:r>
         <w:rPr>
           <w:sz w:val="16"/>
@@ -12544,7 +9986,6 @@
         </w:rPr>
         <w:t>’</w:t>
       </w:r>
-      <w:proofErr w:type="gramEnd"/>
       <w:r>
         <w:rPr>
           <w:rFonts w:hint="eastAsia"/>
@@ -12566,61 +10007,7 @@
           <w:sz w:val="16"/>
           <w:szCs w:val="18"/>
         </w:rPr>
-        <w:t>因此，在本文</w:t>
-      </w:r>
-      <w:proofErr w:type="spellStart"/>
-      <w:r>
-        <w:rPr>
-          <w:rFonts w:hint="eastAsia"/>
-          <w:sz w:val="16"/>
-          <w:szCs w:val="18"/>
-        </w:rPr>
-        <w:t>DEmlanDTI</w:t>
-      </w:r>
-      <w:proofErr w:type="spellEnd"/>
-      <w:r>
-        <w:rPr>
-          <w:rFonts w:hint="eastAsia"/>
-          <w:sz w:val="16"/>
-          <w:szCs w:val="18"/>
-        </w:rPr>
-        <w:t>的</w:t>
-      </w:r>
-      <w:proofErr w:type="spellStart"/>
-      <w:r>
-        <w:rPr>
-          <w:rFonts w:hint="eastAsia"/>
-          <w:sz w:val="16"/>
-          <w:szCs w:val="18"/>
-        </w:rPr>
-        <w:t>dataloader</w:t>
-      </w:r>
-      <w:proofErr w:type="spellEnd"/>
-      <w:r>
-        <w:rPr>
-          <w:rFonts w:hint="eastAsia"/>
-          <w:sz w:val="16"/>
-          <w:szCs w:val="18"/>
-        </w:rPr>
-        <w:t>生成过程中，可以直接将Gold相关的所有samples2放入</w:t>
-      </w:r>
-      <w:proofErr w:type="spellStart"/>
-      <w:r>
-        <w:rPr>
-          <w:rFonts w:hint="eastAsia"/>
-          <w:sz w:val="16"/>
-          <w:szCs w:val="18"/>
-        </w:rPr>
-        <w:t>bindingdb</w:t>
-      </w:r>
-      <w:proofErr w:type="spellEnd"/>
-      <w:r>
-        <w:rPr>
-          <w:rFonts w:hint="eastAsia"/>
-          <w:sz w:val="16"/>
-          <w:szCs w:val="18"/>
-        </w:rPr>
-        <w:t>文件夹下以方便处理。</w:t>
+        <w:t>因此，在本文DEmlanDTI的dataloader生成过程中，可以直接将Gold相关的所有samples2放入bindingdb文件夹下以方便处理。</w:t>
       </w:r>
     </w:p>
     <w:p>
@@ -12639,61 +10026,7 @@
           <w:sz w:val="16"/>
           <w:szCs w:val="18"/>
         </w:rPr>
-        <w:t>由于PH和Temp的编码并不复杂，我们将原先在</w:t>
-      </w:r>
-      <w:proofErr w:type="spellStart"/>
-      <w:r>
-        <w:rPr>
-          <w:rFonts w:hint="eastAsia"/>
-          <w:sz w:val="16"/>
-          <w:szCs w:val="18"/>
-        </w:rPr>
-        <w:t>MYmlanDTI</w:t>
-      </w:r>
-      <w:proofErr w:type="spellEnd"/>
-      <w:r>
-        <w:rPr>
-          <w:rFonts w:hint="eastAsia"/>
-          <w:sz w:val="16"/>
-          <w:szCs w:val="18"/>
-        </w:rPr>
-        <w:t>中使用的编码方式直接放置到</w:t>
-      </w:r>
-      <w:proofErr w:type="spellStart"/>
-      <w:r>
-        <w:rPr>
-          <w:rFonts w:hint="eastAsia"/>
-          <w:sz w:val="16"/>
-          <w:szCs w:val="18"/>
-        </w:rPr>
-        <w:t>dataloader</w:t>
-      </w:r>
-      <w:proofErr w:type="spellEnd"/>
-      <w:r>
-        <w:rPr>
-          <w:rFonts w:hint="eastAsia"/>
-          <w:sz w:val="16"/>
-          <w:szCs w:val="18"/>
-        </w:rPr>
-        <w:t>的生成过程中，这样的好处是，以简便的生成过程代替了使用索引去.</w:t>
-      </w:r>
-      <w:proofErr w:type="spellStart"/>
-      <w:r>
-        <w:rPr>
-          <w:rFonts w:hint="eastAsia"/>
-          <w:sz w:val="16"/>
-          <w:szCs w:val="18"/>
-        </w:rPr>
-        <w:t>pkl</w:t>
-      </w:r>
-      <w:proofErr w:type="spellEnd"/>
-      <w:r>
-        <w:rPr>
-          <w:rFonts w:hint="eastAsia"/>
-          <w:sz w:val="16"/>
-          <w:szCs w:val="18"/>
-        </w:rPr>
-        <w:t>文件中获取编码后的PH及Temp的繁琐过程。</w:t>
+        <w:t>由于PH和Temp的编码并不复杂，我们将原先在MYmlanDTI中使用的编码方式直接放置到dataloader的生成过程中，这样的好处是，以简便的生成过程代替了使用索引去.pkl文件中获取编码后的PH及Temp的繁琐过程。</w:t>
       </w:r>
     </w:p>
     <w:p>
@@ -12712,6 +10045,7 @@
         <w:spacing w:after="0" w:line="240" w:lineRule="auto"/>
         <w:jc w:val="both"/>
         <w:rPr>
+          <w:rFonts w:hint="eastAsia"/>
           <w:sz w:val="16"/>
           <w:szCs w:val="18"/>
         </w:rPr>
@@ -12733,43 +10067,7 @@
           <w:sz w:val="16"/>
           <w:szCs w:val="18"/>
         </w:rPr>
-        <w:t>关于</w:t>
-      </w:r>
-      <w:proofErr w:type="spellStart"/>
-      <w:r>
-        <w:rPr>
-          <w:rFonts w:hint="eastAsia"/>
-          <w:sz w:val="16"/>
-          <w:szCs w:val="18"/>
-        </w:rPr>
-        <w:t>bindingdb</w:t>
-      </w:r>
-      <w:proofErr w:type="spellEnd"/>
-      <w:r>
-        <w:rPr>
-          <w:rFonts w:hint="eastAsia"/>
-          <w:sz w:val="16"/>
-          <w:szCs w:val="18"/>
-        </w:rPr>
-        <w:t xml:space="preserve"> </w:t>
-      </w:r>
-      <w:proofErr w:type="spellStart"/>
-      <w:r>
-        <w:rPr>
-          <w:rFonts w:hint="eastAsia"/>
-          <w:sz w:val="16"/>
-          <w:szCs w:val="18"/>
-        </w:rPr>
-        <w:t>cold_both</w:t>
-      </w:r>
-      <w:proofErr w:type="spellEnd"/>
-      <w:r>
-        <w:rPr>
-          <w:rFonts w:hint="eastAsia"/>
-          <w:sz w:val="16"/>
-          <w:szCs w:val="18"/>
-        </w:rPr>
-        <w:t>在各种超参数设置下的实验效果以确定超参数</w:t>
+        <w:t>关于bindingdb cold_both在各种超参数设置下的实验效果以确定超参数</w:t>
       </w:r>
     </w:p>
     <w:p>
@@ -12951,6 +10249,7 @@
         <w:spacing w:after="0" w:line="240" w:lineRule="auto"/>
         <w:jc w:val="both"/>
         <w:rPr>
+          <w:rFonts w:hint="eastAsia"/>
           <w:sz w:val="16"/>
           <w:szCs w:val="18"/>
         </w:rPr>
@@ -13109,6 +10408,7 @@
         <w:spacing w:after="0" w:line="240" w:lineRule="auto"/>
         <w:jc w:val="both"/>
         <w:rPr>
+          <w:rFonts w:hint="eastAsia"/>
           <w:sz w:val="16"/>
           <w:szCs w:val="18"/>
         </w:rPr>
@@ -13272,6 +10572,7 @@
         <w:spacing w:after="0" w:line="240" w:lineRule="auto"/>
         <w:jc w:val="both"/>
         <w:rPr>
+          <w:rFonts w:hint="eastAsia"/>
           <w:sz w:val="16"/>
           <w:szCs w:val="18"/>
         </w:rPr>
@@ -13282,6 +10583,7 @@
           <w:sz w:val="16"/>
           <w:szCs w:val="18"/>
         </w:rPr>
+        <w:lastRenderedPageBreak/>
         <w:t>4.</w:t>
       </w:r>
       <w:r>
@@ -13290,25 +10592,7 @@
           <w:sz w:val="16"/>
           <w:szCs w:val="18"/>
         </w:rPr>
-        <w:t xml:space="preserve">4060 DE关闭 </w:t>
-      </w:r>
-      <w:proofErr w:type="spellStart"/>
-      <w:r>
-        <w:rPr>
-          <w:rFonts w:hint="eastAsia"/>
-          <w:sz w:val="16"/>
-          <w:szCs w:val="18"/>
-        </w:rPr>
-        <w:t>enlayer</w:t>
-      </w:r>
-      <w:proofErr w:type="spellEnd"/>
-      <w:r>
-        <w:rPr>
-          <w:rFonts w:hint="eastAsia"/>
-          <w:sz w:val="16"/>
-          <w:szCs w:val="18"/>
-        </w:rPr>
-        <w:t>=3</w:t>
+        <w:t>4060 DE关闭 enlayer=3</w:t>
       </w:r>
     </w:p>
     <w:p>
@@ -13316,6 +10600,7 @@
         <w:spacing w:after="0" w:line="240" w:lineRule="auto"/>
         <w:jc w:val="both"/>
         <w:rPr>
+          <w:rFonts w:hint="eastAsia"/>
           <w:sz w:val="16"/>
           <w:szCs w:val="18"/>
         </w:rPr>
@@ -13325,15 +10610,7 @@
           <w:sz w:val="16"/>
           <w:szCs w:val="18"/>
         </w:rPr>
-        <w:t xml:space="preserve">7   0.8541666666666666 0.8433440109023274 0.8484661172161172 0.6111111111111112 0.9166666666666666 0.75   </w:t>
-      </w:r>
-      <w:r>
-        <w:rPr>
-          <w:sz w:val="16"/>
-          <w:szCs w:val="18"/>
-        </w:rPr>
-        <w:lastRenderedPageBreak/>
-        <w:t>0.7333285333647513</w:t>
+        <w:t>7   0.8541666666666666 0.8433440109023274 0.8484661172161172 0.6111111111111112 0.9166666666666666 0.75   0.7333285333647513</w:t>
       </w:r>
     </w:p>
     <w:p>
@@ -13341,6 +10618,7 @@
         <w:spacing w:after="0" w:line="240" w:lineRule="auto"/>
         <w:jc w:val="both"/>
         <w:rPr>
+          <w:rFonts w:hint="eastAsia"/>
           <w:sz w:val="16"/>
           <w:szCs w:val="18"/>
         </w:rPr>
@@ -13367,33 +10645,7 @@
           <w:sz w:val="16"/>
           <w:szCs w:val="18"/>
         </w:rPr>
-        <w:t xml:space="preserve">4060 DE关闭 </w:t>
-      </w:r>
-      <w:proofErr w:type="spellStart"/>
-      <w:r>
-        <w:rPr>
-          <w:rFonts w:hint="eastAsia"/>
-          <w:sz w:val="16"/>
-          <w:szCs w:val="18"/>
-        </w:rPr>
-        <w:t>enlayer</w:t>
-      </w:r>
-      <w:proofErr w:type="spellEnd"/>
-      <w:r>
-        <w:rPr>
-          <w:rFonts w:hint="eastAsia"/>
-          <w:sz w:val="16"/>
-          <w:szCs w:val="18"/>
-        </w:rPr>
-        <w:t>=3</w:t>
-      </w:r>
-      <w:r>
-        <w:rPr>
-          <w:rFonts w:hint="eastAsia"/>
-          <w:sz w:val="16"/>
-          <w:szCs w:val="18"/>
-        </w:rPr>
-        <w:t xml:space="preserve"> dropout=0.2</w:t>
+        <w:t>4060 DE关闭 enlayer=3 dropout=0.2</w:t>
       </w:r>
     </w:p>
     <w:p>
@@ -13401,6 +10653,7 @@
         <w:spacing w:after="0" w:line="240" w:lineRule="auto"/>
         <w:jc w:val="both"/>
         <w:rPr>
+          <w:rFonts w:hint="eastAsia"/>
           <w:sz w:val="16"/>
           <w:szCs w:val="18"/>
         </w:rPr>
@@ -13418,6 +10671,7 @@
         <w:spacing w:after="0" w:line="240" w:lineRule="auto"/>
         <w:jc w:val="both"/>
         <w:rPr>
+          <w:rFonts w:hint="eastAsia"/>
           <w:sz w:val="16"/>
           <w:szCs w:val="18"/>
         </w:rPr>
@@ -13461,25 +10715,17 @@
         <w:spacing w:after="0" w:line="240" w:lineRule="auto"/>
         <w:jc w:val="both"/>
         <w:rPr>
+          <w:rFonts w:hint="eastAsia"/>
           <w:sz w:val="16"/>
           <w:szCs w:val="18"/>
         </w:rPr>
       </w:pPr>
-      <w:proofErr w:type="gramStart"/>
-      <w:r>
-        <w:rPr>
-          <w:sz w:val="16"/>
-          <w:szCs w:val="18"/>
-        </w:rPr>
-        <w:t>24  0.875</w:t>
-      </w:r>
-      <w:proofErr w:type="gramEnd"/>
-      <w:r>
-        <w:rPr>
-          <w:sz w:val="16"/>
-          <w:szCs w:val="18"/>
-        </w:rPr>
-        <w:t xml:space="preserve">  0.8153986604354251 0.8234901672401672 0.7    0.5833333333333334 0.75   0.6363586777245892</w:t>
+      <w:r>
+        <w:rPr>
+          <w:sz w:val="16"/>
+          <w:szCs w:val="18"/>
+        </w:rPr>
+        <w:t>24  0.875  0.8153986604354251 0.8234901672401672 0.7    0.5833333333333334 0.75   0.6363586777245892</w:t>
       </w:r>
     </w:p>
     <w:p>
@@ -13487,6 +10733,7 @@
         <w:spacing w:after="0" w:line="240" w:lineRule="auto"/>
         <w:jc w:val="both"/>
         <w:rPr>
+          <w:rFonts w:hint="eastAsia"/>
           <w:sz w:val="16"/>
           <w:szCs w:val="18"/>
         </w:rPr>
@@ -13505,6 +10752,7 @@
         <w:spacing w:after="0" w:line="240" w:lineRule="auto"/>
         <w:jc w:val="both"/>
         <w:rPr>
+          <w:rFonts w:hint="eastAsia"/>
           <w:sz w:val="16"/>
           <w:szCs w:val="18"/>
         </w:rPr>
@@ -13578,6 +10826,7 @@
         <w:spacing w:after="0" w:line="240" w:lineRule="auto"/>
         <w:jc w:val="both"/>
         <w:rPr>
+          <w:rFonts w:hint="eastAsia"/>
           <w:sz w:val="16"/>
           <w:szCs w:val="18"/>
         </w:rPr>
@@ -13588,6 +10837,7 @@
         <w:spacing w:after="0" w:line="240" w:lineRule="auto"/>
         <w:jc w:val="both"/>
         <w:rPr>
+          <w:rFonts w:hint="eastAsia"/>
           <w:sz w:val="16"/>
           <w:szCs w:val="18"/>
         </w:rPr>
@@ -13598,25 +10848,7 @@
           <w:sz w:val="16"/>
           <w:szCs w:val="18"/>
         </w:rPr>
-        <w:t>此外,在</w:t>
-      </w:r>
-      <w:proofErr w:type="spellStart"/>
-      <w:r>
-        <w:rPr>
-          <w:rFonts w:hint="eastAsia"/>
-          <w:sz w:val="16"/>
-          <w:szCs w:val="18"/>
-        </w:rPr>
-        <w:t>bindingdb</w:t>
-      </w:r>
-      <w:proofErr w:type="spellEnd"/>
-      <w:r>
-        <w:rPr>
-          <w:rFonts w:hint="eastAsia"/>
-          <w:sz w:val="16"/>
-          <w:szCs w:val="18"/>
-        </w:rPr>
-        <w:t xml:space="preserve"> cluster上的超参数设置实验确定</w:t>
+        <w:t>此外,在bindingdb cluster上的超参数设置实验确定</w:t>
       </w:r>
     </w:p>
     <w:p>
@@ -13624,6 +10856,7 @@
         <w:spacing w:after="0" w:line="240" w:lineRule="auto"/>
         <w:jc w:val="both"/>
         <w:rPr>
+          <w:rFonts w:hint="eastAsia"/>
           <w:sz w:val="16"/>
           <w:szCs w:val="18"/>
         </w:rPr>
@@ -13658,57 +10891,17 @@
         <w:spacing w:after="0" w:line="240" w:lineRule="auto"/>
         <w:jc w:val="both"/>
         <w:rPr>
+          <w:rFonts w:hint="eastAsia"/>
           <w:sz w:val="16"/>
           <w:szCs w:val="18"/>
         </w:rPr>
       </w:pPr>
-      <w:proofErr w:type="gramStart"/>
-      <w:r>
-        <w:rPr>
-          <w:sz w:val="16"/>
-          <w:szCs w:val="18"/>
-        </w:rPr>
-        <w:t>13  0.8671875</w:t>
-      </w:r>
-      <w:proofErr w:type="gramEnd"/>
-      <w:r>
-        <w:rPr>
-          <w:sz w:val="16"/>
-          <w:szCs w:val="18"/>
-        </w:rPr>
-        <w:t xml:space="preserve">  </w:t>
-      </w:r>
-      <w:proofErr w:type="gramStart"/>
-      <w:r>
-        <w:rPr>
-          <w:sz w:val="16"/>
-          <w:szCs w:val="18"/>
-        </w:rPr>
-        <w:t>0.887569140174439  0.8908390726121704</w:t>
-      </w:r>
-      <w:proofErr w:type="gramEnd"/>
-      <w:r>
-        <w:rPr>
-          <w:sz w:val="16"/>
-          <w:szCs w:val="18"/>
-        </w:rPr>
-        <w:t xml:space="preserve"> 0.6363636363636364 </w:t>
-      </w:r>
-      <w:proofErr w:type="gramStart"/>
-      <w:r>
-        <w:rPr>
-          <w:sz w:val="16"/>
-          <w:szCs w:val="18"/>
-        </w:rPr>
-        <w:t>0.875  0.6875</w:t>
-      </w:r>
-      <w:proofErr w:type="gramEnd"/>
-      <w:r>
-        <w:rPr>
-          <w:sz w:val="16"/>
-          <w:szCs w:val="18"/>
-        </w:rPr>
-        <w:t xml:space="preserve"> 0.7368372299491552</w:t>
+      <w:r>
+        <w:rPr>
+          <w:sz w:val="16"/>
+          <w:szCs w:val="18"/>
+        </w:rPr>
+        <w:t>13  0.8671875  0.887569140174439  0.8908390726121704 0.6363636363636364 0.875  0.6875 0.7368372299491552</w:t>
       </w:r>
     </w:p>
     <w:p>
@@ -13716,6 +10909,7 @@
         <w:spacing w:after="0" w:line="240" w:lineRule="auto"/>
         <w:jc w:val="both"/>
         <w:rPr>
+          <w:rFonts w:hint="eastAsia"/>
           <w:sz w:val="16"/>
           <w:szCs w:val="18"/>
         </w:rPr>
@@ -13832,6 +11026,7 @@
         <w:spacing w:after="0" w:line="240" w:lineRule="auto"/>
         <w:jc w:val="both"/>
         <w:rPr>
+          <w:rFonts w:hint="eastAsia"/>
           <w:sz w:val="16"/>
           <w:szCs w:val="18"/>
         </w:rPr>
@@ -13842,6 +11037,7 @@
         <w:spacing w:after="0" w:line="240" w:lineRule="auto"/>
         <w:jc w:val="both"/>
         <w:rPr>
+          <w:rFonts w:hint="eastAsia"/>
           <w:sz w:val="16"/>
           <w:szCs w:val="18"/>
         </w:rPr>
@@ -13852,43 +11048,7 @@
           <w:sz w:val="16"/>
           <w:szCs w:val="18"/>
         </w:rPr>
-        <w:t>在</w:t>
-      </w:r>
-      <w:proofErr w:type="spellStart"/>
-      <w:r>
-        <w:rPr>
-          <w:rFonts w:hint="eastAsia"/>
-          <w:sz w:val="16"/>
-          <w:szCs w:val="18"/>
-        </w:rPr>
-        <w:t>bindingdb</w:t>
-      </w:r>
-      <w:proofErr w:type="spellEnd"/>
-      <w:r>
-        <w:rPr>
-          <w:rFonts w:hint="eastAsia"/>
-          <w:sz w:val="16"/>
-          <w:szCs w:val="18"/>
-        </w:rPr>
-        <w:t xml:space="preserve"> </w:t>
-      </w:r>
-      <w:proofErr w:type="spellStart"/>
-      <w:r>
-        <w:rPr>
-          <w:rFonts w:hint="eastAsia"/>
-          <w:sz w:val="16"/>
-          <w:szCs w:val="18"/>
-        </w:rPr>
-        <w:t>cold_protein</w:t>
-      </w:r>
-      <w:proofErr w:type="spellEnd"/>
-      <w:r>
-        <w:rPr>
-          <w:rFonts w:hint="eastAsia"/>
-          <w:sz w:val="16"/>
-          <w:szCs w:val="18"/>
-        </w:rPr>
-        <w:t>上由于DE3,3运行时间每个epoch会达到1小时，所以进行了2,1和1,1的实验，这些只需要20分钟1个epoch</w:t>
+        <w:t>在bindingdb cold_protein上由于DE3,3运行时间每个epoch会达到1小时，所以进行了2,1和1,1的实验，这些只需要20分钟1个epoch</w:t>
       </w:r>
     </w:p>
     <w:p>
@@ -13896,6 +11056,7 @@
         <w:spacing w:after="0" w:line="240" w:lineRule="auto"/>
         <w:jc w:val="both"/>
         <w:rPr>
+          <w:rFonts w:hint="eastAsia"/>
           <w:sz w:val="16"/>
           <w:szCs w:val="18"/>
         </w:rPr>
@@ -13915,21 +11076,12 @@
         </w:rPr>
         <w:br/>
       </w:r>
-      <w:proofErr w:type="gramStart"/>
-      <w:r>
-        <w:rPr>
-          <w:sz w:val="16"/>
-          <w:szCs w:val="18"/>
-        </w:rPr>
-        <w:t>10  0.8416666666666666</w:t>
-      </w:r>
-      <w:proofErr w:type="gramEnd"/>
-      <w:r>
-        <w:rPr>
-          <w:sz w:val="16"/>
-          <w:szCs w:val="18"/>
-        </w:rPr>
-        <w:t xml:space="preserve"> 0.8221213200379867 0.8280626780626781 0.75   0.5    0.75   0.5999952000383997</w:t>
+      <w:r>
+        <w:rPr>
+          <w:sz w:val="16"/>
+          <w:szCs w:val="18"/>
+        </w:rPr>
+        <w:t>10  0.8416666666666666 0.8221213200379867 0.8280626780626781 0.75   0.5    0.75   0.5999952000383997</w:t>
       </w:r>
     </w:p>
     <w:p>
@@ -13964,6 +11116,7 @@
         <w:spacing w:after="0" w:line="240" w:lineRule="auto"/>
         <w:jc w:val="both"/>
         <w:rPr>
+          <w:rFonts w:hint="eastAsia"/>
           <w:sz w:val="16"/>
           <w:szCs w:val="18"/>
         </w:rPr>
@@ -14045,6 +11198,7 @@
         <w:spacing w:after="0" w:line="240" w:lineRule="auto"/>
         <w:jc w:val="both"/>
         <w:rPr>
+          <w:rFonts w:hint="eastAsia"/>
           <w:sz w:val="16"/>
           <w:szCs w:val="18"/>
         </w:rPr>
@@ -14063,6 +11217,7 @@
         <w:spacing w:after="0" w:line="240" w:lineRule="auto"/>
         <w:jc w:val="both"/>
         <w:rPr>
+          <w:rFonts w:hint="eastAsia"/>
           <w:color w:val="EE0000"/>
           <w:sz w:val="16"/>
           <w:szCs w:val="18"/>
@@ -14074,25 +11229,7 @@
           <w:sz w:val="16"/>
           <w:szCs w:val="18"/>
         </w:rPr>
-        <w:t>8   0.8875 0.8878105590062111 0.8907004830917874 0.</w:t>
-      </w:r>
-      <w:proofErr w:type="gramStart"/>
-      <w:r>
-        <w:rPr>
-          <w:color w:val="EE0000"/>
-          <w:sz w:val="16"/>
-          <w:szCs w:val="18"/>
-        </w:rPr>
-        <w:t>625  0.8333333333333334</w:t>
-      </w:r>
-      <w:proofErr w:type="gramEnd"/>
-      <w:r>
-        <w:rPr>
-          <w:color w:val="EE0000"/>
-          <w:sz w:val="16"/>
-          <w:szCs w:val="18"/>
-        </w:rPr>
-        <w:t xml:space="preserve"> 0.75   0.7142808163601163</w:t>
+        <w:t>8   0.8875 0.8878105590062111 0.8907004830917874 0.625  0.8333333333333334 0.75   0.7142808163601163</w:t>
       </w:r>
     </w:p>
     <w:p>
@@ -14151,6 +11288,7 @@
         <w:spacing w:after="0" w:line="240" w:lineRule="auto"/>
         <w:jc w:val="both"/>
         <w:rPr>
+          <w:rFonts w:hint="eastAsia"/>
           <w:sz w:val="16"/>
           <w:szCs w:val="18"/>
         </w:rPr>
@@ -14161,6 +11299,7 @@
         <w:spacing w:after="0" w:line="240" w:lineRule="auto"/>
         <w:jc w:val="both"/>
         <w:rPr>
+          <w:rFonts w:hint="eastAsia"/>
           <w:sz w:val="16"/>
           <w:szCs w:val="18"/>
         </w:rPr>
@@ -14187,23 +11326,13 @@
           <w:szCs w:val="18"/>
         </w:rPr>
       </w:pPr>
-      <w:proofErr w:type="gramStart"/>
-      <w:r>
-        <w:rPr>
-          <w:rFonts w:hint="eastAsia"/>
-          <w:sz w:val="16"/>
-          <w:szCs w:val="18"/>
-        </w:rPr>
-        <w:t>【</w:t>
-      </w:r>
-      <w:proofErr w:type="gramEnd"/>
-      <w:r>
-        <w:rPr>
-          <w:rFonts w:hint="eastAsia"/>
-          <w:sz w:val="16"/>
-          <w:szCs w:val="18"/>
-        </w:rPr>
-        <w:t>random划分仅用到../samples.csv,</w:t>
+      <w:r>
+        <w:rPr>
+          <w:rFonts w:hint="eastAsia"/>
+          <w:sz w:val="16"/>
+          <w:szCs w:val="18"/>
+        </w:rPr>
+        <w:t>【random划分仅用到../samples.csv,</w:t>
       </w:r>
     </w:p>
     <w:p>
@@ -14344,7 +11473,6 @@
           <w:szCs w:val="18"/>
         </w:rPr>
       </w:pPr>
-      <w:proofErr w:type="gramStart"/>
       <w:r>
         <w:rPr>
           <w:rFonts w:hint="eastAsia"/>
@@ -14353,7 +11481,6 @@
         </w:rPr>
         <w:t>【</w:t>
       </w:r>
-      <w:proofErr w:type="gramEnd"/>
       <w:r>
         <w:rPr>
           <w:rFonts w:hint="eastAsia"/>
@@ -14455,36 +11582,8 @@
           <w:sz w:val="16"/>
           <w:szCs w:val="18"/>
         </w:rPr>
-        <w:t>以及.</w:t>
-      </w:r>
-      <w:proofErr w:type="spellStart"/>
-      <w:r>
-        <w:rPr>
-          <w:rFonts w:hint="eastAsia"/>
-          <w:sz w:val="16"/>
-          <w:szCs w:val="18"/>
-        </w:rPr>
-        <w:t>pkl</w:t>
-      </w:r>
-      <w:proofErr w:type="spellEnd"/>
-      <w:r>
-        <w:rPr>
-          <w:rFonts w:hint="eastAsia"/>
-          <w:sz w:val="16"/>
-          <w:szCs w:val="18"/>
-        </w:rPr>
-        <w:t>和.</w:t>
-      </w:r>
-      <w:proofErr w:type="spellStart"/>
-      <w:r>
-        <w:rPr>
-          <w:rFonts w:hint="eastAsia"/>
-          <w:sz w:val="16"/>
-          <w:szCs w:val="18"/>
-        </w:rPr>
-        <w:t>npy</w:t>
-      </w:r>
-      <w:proofErr w:type="spellEnd"/>
+        <w:t>以及.pkl和.npy</w:t>
+      </w:r>
       <w:r>
         <w:rPr>
           <w:sz w:val="16"/>
@@ -14581,7 +11680,6 @@
         </w:rPr>
         <w:t>中缺失</w:t>
       </w:r>
-      <w:proofErr w:type="gramStart"/>
       <w:r>
         <w:rPr>
           <w:sz w:val="16"/>
@@ -14589,8 +11687,6 @@
         </w:rPr>
         <w:t>’</w:t>
       </w:r>
-      <w:proofErr w:type="spellStart"/>
-      <w:proofErr w:type="gramEnd"/>
       <w:r>
         <w:rPr>
           <w:sz w:val="16"/>
@@ -14598,8 +11694,6 @@
         </w:rPr>
         <w:t>drug_cluster</w:t>
       </w:r>
-      <w:proofErr w:type="spellEnd"/>
-      <w:proofErr w:type="gramStart"/>
       <w:r>
         <w:rPr>
           <w:sz w:val="16"/>
@@ -14613,18 +11707,8 @@
           <w:sz w:val="16"/>
           <w:szCs w:val="18"/>
         </w:rPr>
-        <w:t>列信息</w:t>
-      </w:r>
-      <w:proofErr w:type="gramEnd"/>
-      <w:r>
-        <w:rPr>
-          <w:rFonts w:hint="eastAsia"/>
-          <w:sz w:val="16"/>
-          <w:szCs w:val="18"/>
-        </w:rPr>
-        <w:t>的</w:t>
-      </w:r>
-      <w:proofErr w:type="gramStart"/>
+        <w:t>列信息的</w:t>
+      </w:r>
       <w:r>
         <w:rPr>
           <w:sz w:val="16"/>
@@ -14632,7 +11716,6 @@
         </w:rPr>
         <w:t>’</w:t>
       </w:r>
-      <w:proofErr w:type="gramEnd"/>
       <w:r>
         <w:rPr>
           <w:rFonts w:ascii="JetBrains Mono" w:eastAsia="宋体" w:hAnsi="JetBrains Mono" w:cs="宋体"/>
@@ -14651,7 +11734,6 @@
         </w:rPr>
         <w:t>smiles</w:t>
       </w:r>
-      <w:proofErr w:type="gramStart"/>
       <w:r>
         <w:rPr>
           <w:sz w:val="16"/>
@@ -14659,7 +11741,6 @@
         </w:rPr>
         <w:t>’</w:t>
       </w:r>
-      <w:proofErr w:type="gramEnd"/>
       <w:r>
         <w:rPr>
           <w:rFonts w:hint="eastAsia"/>
@@ -14681,25 +11762,7 @@
           <w:sz w:val="16"/>
           <w:szCs w:val="18"/>
         </w:rPr>
-        <w:t>进行精简，之后，重</w:t>
-      </w:r>
-      <w:proofErr w:type="gramStart"/>
-      <w:r>
-        <w:rPr>
-          <w:rFonts w:hint="eastAsia"/>
-          <w:sz w:val="16"/>
-          <w:szCs w:val="18"/>
-        </w:rPr>
-        <w:t>走上述</w:t>
-      </w:r>
-      <w:proofErr w:type="gramEnd"/>
-      <w:r>
-        <w:rPr>
-          <w:rFonts w:hint="eastAsia"/>
-          <w:sz w:val="16"/>
-          <w:szCs w:val="18"/>
-        </w:rPr>
-        <w:t>过程</w:t>
+        <w:t>进行精简，之后，重走上述过程</w:t>
       </w:r>
       <w:r>
         <w:rPr>
@@ -14709,7 +11772,6 @@
         </w:rPr>
         <w:t>，除了【</w:t>
       </w:r>
-      <w:proofErr w:type="spellStart"/>
       <w:r>
         <w:rPr>
           <w:rFonts w:hint="eastAsia"/>
@@ -14718,32 +11780,13 @@
         </w:rPr>
         <w:t>protein_graph</w:t>
       </w:r>
-      <w:proofErr w:type="spellEnd"/>
-      <w:r>
-        <w:rPr>
-          <w:rFonts w:hint="eastAsia"/>
-          <w:sz w:val="16"/>
-          <w:szCs w:val="18"/>
-        </w:rPr>
-        <w:t>】，其他</w:t>
-      </w:r>
-      <w:proofErr w:type="gramStart"/>
-      <w:r>
-        <w:rPr>
-          <w:rFonts w:hint="eastAsia"/>
-          <w:sz w:val="16"/>
-          <w:szCs w:val="18"/>
-        </w:rPr>
-        <w:t>均重新</w:t>
-      </w:r>
-      <w:proofErr w:type="gramEnd"/>
-      <w:r>
-        <w:rPr>
-          <w:rFonts w:hint="eastAsia"/>
-          <w:sz w:val="16"/>
-          <w:szCs w:val="18"/>
-        </w:rPr>
-        <w:t>生成</w:t>
+      <w:r>
+        <w:rPr>
+          <w:rFonts w:hint="eastAsia"/>
+          <w:sz w:val="16"/>
+          <w:szCs w:val="18"/>
+        </w:rPr>
+        <w:t>】，其他均重新生成</w:t>
       </w:r>
       <w:r>
         <w:rPr>
@@ -14912,7 +11955,6 @@
         </w:rPr>
         <w:t>每一个</w:t>
       </w:r>
-      <w:proofErr w:type="spellStart"/>
       <w:r>
         <w:rPr>
           <w:sz w:val="16"/>
@@ -14920,7 +11962,6 @@
         </w:rPr>
         <w:t>DataLoader</w:t>
       </w:r>
-      <w:proofErr w:type="spellEnd"/>
     </w:p>
     <w:p>
       <w:pPr>
@@ -14932,32 +11973,29 @@
           <w:szCs w:val="18"/>
         </w:rPr>
       </w:pPr>
-      <w:proofErr w:type="spellStart"/>
-      <w:r>
-        <w:rPr>
-          <w:rFonts w:hint="eastAsia"/>
-          <w:sz w:val="16"/>
-          <w:szCs w:val="18"/>
-        </w:rPr>
-        <w:t>batchList</w:t>
-      </w:r>
-      <w:proofErr w:type="spellEnd"/>
-      <w:r>
-        <w:rPr>
-          <w:rFonts w:hint="eastAsia"/>
-          <w:sz w:val="16"/>
-          <w:szCs w:val="18"/>
-        </w:rPr>
-        <w:t xml:space="preserve"> = </w:t>
-      </w:r>
-      <w:r>
-        <w:rPr>
-          <w:sz w:val="16"/>
-          <w:szCs w:val="18"/>
-        </w:rPr>
-        <w:t>[</w:t>
-      </w:r>
-      <w:proofErr w:type="spellStart"/>
+      <w:r>
+        <w:rPr>
+          <w:rFonts w:hint="eastAsia"/>
+          <w:sz w:val="16"/>
+          <w:szCs w:val="18"/>
+        </w:rPr>
+        <w:t xml:space="preserve">batchList = </w:t>
+      </w:r>
+      <w:r>
+        <w:rPr>
+          <w:sz w:val="16"/>
+          <w:szCs w:val="18"/>
+        </w:rPr>
+        <w:t>[tSource</w:t>
+      </w:r>
+      <w:r>
+        <w:rPr>
+          <w:rFonts w:hint="eastAsia"/>
+          <w:sz w:val="16"/>
+          <w:szCs w:val="18"/>
+        </w:rPr>
+        <w:t>(</w:t>
+      </w:r>
       <w:r>
         <w:rPr>
           <w:sz w:val="16"/>
@@ -14965,23 +12003,6 @@
         </w:rPr>
         <w:t>tSource</w:t>
       </w:r>
-      <w:proofErr w:type="spellEnd"/>
-      <w:r>
-        <w:rPr>
-          <w:rFonts w:hint="eastAsia"/>
-          <w:sz w:val="16"/>
-          <w:szCs w:val="18"/>
-        </w:rPr>
-        <w:t>(</w:t>
-      </w:r>
-      <w:proofErr w:type="spellStart"/>
-      <w:r>
-        <w:rPr>
-          <w:sz w:val="16"/>
-          <w:szCs w:val="18"/>
-        </w:rPr>
-        <w:t>tSource</w:t>
-      </w:r>
       <w:r>
         <w:rPr>
           <w:rFonts w:hint="eastAsia"/>
@@ -14990,7 +12011,6 @@
         </w:rPr>
         <w:t>.pkl</w:t>
       </w:r>
-      <w:proofErr w:type="spellEnd"/>
       <w:r>
         <w:rPr>
           <w:rFonts w:hint="eastAsia"/>
@@ -15013,25 +12033,7 @@
           <w:sz w:val="16"/>
           <w:szCs w:val="18"/>
         </w:rPr>
-        <w:t>,</w:t>
-      </w:r>
-      <w:proofErr w:type="spellStart"/>
-      <w:r>
-        <w:rPr>
-          <w:rFonts w:hint="eastAsia"/>
-          <w:sz w:val="16"/>
-          <w:szCs w:val="18"/>
-        </w:rPr>
-        <w:t>pkl</w:t>
-      </w:r>
-      <w:proofErr w:type="spellEnd"/>
-      <w:r>
-        <w:rPr>
-          <w:rFonts w:hint="eastAsia"/>
-          <w:sz w:val="16"/>
-          <w:szCs w:val="18"/>
-        </w:rPr>
-        <w:t>存储原始字符串值)</w:t>
+        <w:t>,pkl存储原始字符串值)</w:t>
       </w:r>
       <w:r>
         <w:rPr>
@@ -15066,7 +12068,6 @@
         </w:rPr>
         <w:t>（</w:t>
       </w:r>
-      <w:proofErr w:type="spellStart"/>
       <w:r>
         <w:rPr>
           <w:sz w:val="16"/>
@@ -15080,16 +12081,7 @@
           <w:sz w:val="16"/>
           <w:szCs w:val="18"/>
         </w:rPr>
-        <w:t>.pkl</w:t>
-      </w:r>
-      <w:proofErr w:type="spellEnd"/>
-      <w:r>
-        <w:rPr>
-          <w:rFonts w:hint="eastAsia"/>
-          <w:sz w:val="16"/>
-          <w:szCs w:val="18"/>
-        </w:rPr>
-        <w:t>的存储值,存储了smile的编码</w:t>
+        <w:t>.pkl的存储值,存储了smile的编码</w:t>
       </w:r>
       <w:r>
         <w:rPr>
@@ -15132,7 +12124,6 @@
         </w:rPr>
         <w:t>（</w:t>
       </w:r>
-      <w:proofErr w:type="spellStart"/>
       <w:r>
         <w:rPr>
           <w:sz w:val="16"/>
@@ -15146,16 +12137,7 @@
           <w:sz w:val="16"/>
           <w:szCs w:val="18"/>
         </w:rPr>
-        <w:t>.pkl</w:t>
-      </w:r>
-      <w:proofErr w:type="spellEnd"/>
-      <w:r>
-        <w:rPr>
-          <w:rFonts w:hint="eastAsia"/>
-          <w:sz w:val="16"/>
-          <w:szCs w:val="18"/>
-        </w:rPr>
-        <w:t>的存储值,存储了Protein的编码）</w:t>
+        <w:t>.pkl的存储值,存储了Protein的编码）</w:t>
       </w:r>
       <w:r>
         <w:rPr>
@@ -15180,17 +12162,8 @@
           <w:sz w:val="16"/>
           <w:szCs w:val="18"/>
         </w:rPr>
-        <w:t xml:space="preserve"> </w:t>
-      </w:r>
-      <w:proofErr w:type="spellStart"/>
-      <w:r>
-        <w:rPr>
-          <w:sz w:val="16"/>
-          <w:szCs w:val="18"/>
-        </w:rPr>
-        <w:t>Cov</w:t>
-      </w:r>
-      <w:proofErr w:type="spellEnd"/>
+        <w:t xml:space="preserve"> Cov</w:t>
+      </w:r>
       <w:r>
         <w:rPr>
           <w:rFonts w:hint="eastAsia"/>
@@ -15199,7 +12172,6 @@
         </w:rPr>
         <w:t>(</w:t>
       </w:r>
-      <w:proofErr w:type="spellStart"/>
       <w:r>
         <w:rPr>
           <w:sz w:val="16"/>
@@ -15213,16 +12185,7 @@
           <w:sz w:val="16"/>
           <w:szCs w:val="18"/>
         </w:rPr>
-        <w:t>.pkl</w:t>
-      </w:r>
-      <w:proofErr w:type="spellEnd"/>
-      <w:r>
-        <w:rPr>
-          <w:rFonts w:hint="eastAsia"/>
-          <w:sz w:val="16"/>
-          <w:szCs w:val="18"/>
-        </w:rPr>
-        <w:t>的存储值,存储了蛋白质堆叠</w:t>
+        <w:t>.pkl的存储值,存储了蛋白质堆叠</w:t>
       </w:r>
       <w:r>
         <w:rPr>
@@ -15273,7 +12236,6 @@
         </w:rPr>
         <w:t>（</w:t>
       </w:r>
-      <w:proofErr w:type="spellStart"/>
       <w:r>
         <w:rPr>
           <w:sz w:val="16"/>
@@ -15287,16 +12249,7 @@
           <w:sz w:val="16"/>
           <w:szCs w:val="18"/>
         </w:rPr>
-        <w:t>.pkl</w:t>
-      </w:r>
-      <w:proofErr w:type="spellEnd"/>
-      <w:r>
-        <w:rPr>
-          <w:rFonts w:hint="eastAsia"/>
-          <w:sz w:val="16"/>
-          <w:szCs w:val="18"/>
-        </w:rPr>
-        <w:t>的存储值,存储了</w:t>
+        <w:t>.pkl的存储值,存储了</w:t>
       </w:r>
       <w:r>
         <w:rPr>
@@ -15347,7 +12300,6 @@
         </w:rPr>
         <w:t>（</w:t>
       </w:r>
-      <w:proofErr w:type="spellStart"/>
       <w:r>
         <w:rPr>
           <w:sz w:val="16"/>
@@ -15361,16 +12313,7 @@
           <w:sz w:val="16"/>
           <w:szCs w:val="18"/>
         </w:rPr>
-        <w:t>.pkl</w:t>
-      </w:r>
-      <w:proofErr w:type="spellEnd"/>
-      <w:r>
-        <w:rPr>
-          <w:rFonts w:hint="eastAsia"/>
-          <w:sz w:val="16"/>
-          <w:szCs w:val="18"/>
-        </w:rPr>
-        <w:t>的存储值,存储了</w:t>
+        <w:t>.pkl的存储值,存储了</w:t>
       </w:r>
       <w:r>
         <w:rPr>
@@ -15406,7 +12349,6 @@
           <w:szCs w:val="18"/>
         </w:rPr>
       </w:pPr>
-      <w:proofErr w:type="spellStart"/>
       <w:r>
         <w:rPr>
           <w:sz w:val="16"/>
@@ -15414,7 +12356,6 @@
         </w:rPr>
         <w:t>smileNode</w:t>
       </w:r>
-      <w:proofErr w:type="spellEnd"/>
       <w:r>
         <w:rPr>
           <w:rFonts w:hint="eastAsia"/>
@@ -15423,7 +12364,6 @@
         </w:rPr>
         <w:t>（</w:t>
       </w:r>
-      <w:proofErr w:type="spellStart"/>
       <w:r>
         <w:rPr>
           <w:sz w:val="16"/>
@@ -15437,16 +12377,7 @@
           <w:sz w:val="16"/>
           <w:szCs w:val="18"/>
         </w:rPr>
-        <w:t>.pkl</w:t>
-      </w:r>
-      <w:proofErr w:type="spellEnd"/>
-      <w:r>
-        <w:rPr>
-          <w:rFonts w:hint="eastAsia"/>
-          <w:sz w:val="16"/>
-          <w:szCs w:val="18"/>
-        </w:rPr>
-        <w:t>的存储值,存储了</w:t>
+        <w:t>.pkl的存储值,存储了</w:t>
       </w:r>
       <w:r>
         <w:rPr>
@@ -15482,7 +12413,6 @@
           <w:szCs w:val="18"/>
         </w:rPr>
       </w:pPr>
-      <w:proofErr w:type="spellStart"/>
       <w:r>
         <w:rPr>
           <w:sz w:val="16"/>
@@ -15490,7 +12420,6 @@
         </w:rPr>
         <w:t>smileEdge</w:t>
       </w:r>
-      <w:proofErr w:type="spellEnd"/>
       <w:r>
         <w:rPr>
           <w:rFonts w:hint="eastAsia"/>
@@ -15499,7 +12428,6 @@
         </w:rPr>
         <w:t>（</w:t>
       </w:r>
-      <w:proofErr w:type="spellStart"/>
       <w:r>
         <w:rPr>
           <w:sz w:val="16"/>
@@ -15513,16 +12441,7 @@
           <w:sz w:val="16"/>
           <w:szCs w:val="18"/>
         </w:rPr>
-        <w:t>.pkl</w:t>
-      </w:r>
-      <w:proofErr w:type="spellEnd"/>
-      <w:r>
-        <w:rPr>
-          <w:rFonts w:hint="eastAsia"/>
-          <w:sz w:val="16"/>
-          <w:szCs w:val="18"/>
-        </w:rPr>
-        <w:t>的存储值,存储了药物</w:t>
+        <w:t>.pkl的存储值,存储了药物</w:t>
       </w:r>
       <w:r>
         <w:rPr>
@@ -15558,7 +12477,6 @@
           <w:szCs w:val="18"/>
         </w:rPr>
       </w:pPr>
-      <w:proofErr w:type="spellStart"/>
       <w:r>
         <w:rPr>
           <w:sz w:val="16"/>
@@ -15566,7 +12484,6 @@
         </w:rPr>
         <w:t>proteinFeat</w:t>
       </w:r>
-      <w:proofErr w:type="spellEnd"/>
       <w:r>
         <w:rPr>
           <w:rFonts w:hint="eastAsia"/>
@@ -15575,7 +12492,6 @@
         </w:rPr>
         <w:t>（</w:t>
       </w:r>
-      <w:proofErr w:type="spellStart"/>
       <w:r>
         <w:rPr>
           <w:sz w:val="16"/>
@@ -15589,16 +12505,7 @@
           <w:sz w:val="16"/>
           <w:szCs w:val="18"/>
         </w:rPr>
-        <w:t>.pkl</w:t>
-      </w:r>
-      <w:proofErr w:type="spellEnd"/>
-      <w:r>
-        <w:rPr>
-          <w:rFonts w:hint="eastAsia"/>
-          <w:sz w:val="16"/>
-          <w:szCs w:val="18"/>
-        </w:rPr>
-        <w:t>的存储值,存储了</w:t>
+        <w:t>.pkl的存储值,存储了</w:t>
       </w:r>
       <w:r>
         <w:rPr>
@@ -15634,7 +12541,6 @@
           <w:szCs w:val="18"/>
         </w:rPr>
       </w:pPr>
-      <w:proofErr w:type="spellStart"/>
       <w:r>
         <w:rPr>
           <w:sz w:val="16"/>
@@ -15642,32 +12548,13 @@
         </w:rPr>
         <w:t>aaNum</w:t>
       </w:r>
-      <w:proofErr w:type="spellEnd"/>
-      <w:r>
-        <w:rPr>
-          <w:rFonts w:hint="eastAsia"/>
-          <w:sz w:val="16"/>
-          <w:szCs w:val="18"/>
-        </w:rPr>
-        <w:t>(蛋白质中包含</w:t>
-      </w:r>
-      <w:proofErr w:type="gramStart"/>
-      <w:r>
-        <w:rPr>
-          <w:rFonts w:hint="eastAsia"/>
-          <w:sz w:val="16"/>
-          <w:szCs w:val="18"/>
-        </w:rPr>
-        <w:t>的子链个数</w:t>
-      </w:r>
-      <w:proofErr w:type="gramEnd"/>
-      <w:r>
-        <w:rPr>
-          <w:rFonts w:hint="eastAsia"/>
-          <w:sz w:val="16"/>
-          <w:szCs w:val="18"/>
-        </w:rPr>
-        <w:t>)</w:t>
+      <w:r>
+        <w:rPr>
+          <w:rFonts w:hint="eastAsia"/>
+          <w:sz w:val="16"/>
+          <w:szCs w:val="18"/>
+        </w:rPr>
+        <w:t>(蛋白质中包含的子链个数)</w:t>
       </w:r>
       <w:r>
         <w:rPr>
@@ -15700,25 +12587,7 @@
           <w:sz w:val="16"/>
           <w:szCs w:val="18"/>
         </w:rPr>
-        <w:t>(</w:t>
-      </w:r>
-      <w:proofErr w:type="spellStart"/>
-      <w:r>
-        <w:rPr>
-          <w:rFonts w:hint="eastAsia"/>
-          <w:sz w:val="16"/>
-          <w:szCs w:val="18"/>
-        </w:rPr>
-        <w:t>tensor_float</w:t>
-      </w:r>
-      <w:proofErr w:type="spellEnd"/>
-      <w:r>
-        <w:rPr>
-          <w:rFonts w:hint="eastAsia"/>
-          <w:sz w:val="16"/>
-          <w:szCs w:val="18"/>
-        </w:rPr>
-        <w:t xml:space="preserve"> 原始值)</w:t>
+        <w:t>(tensor_float 原始值)</w:t>
       </w:r>
       <w:r>
         <w:rPr>
@@ -15733,25 +12602,7 @@
           <w:sz w:val="16"/>
           <w:szCs w:val="18"/>
         </w:rPr>
-        <w:t>这些原始值若为空值则为</w:t>
-      </w:r>
-      <w:proofErr w:type="spellStart"/>
-      <w:r>
-        <w:rPr>
-          <w:rFonts w:hint="eastAsia"/>
-          <w:sz w:val="16"/>
-          <w:szCs w:val="18"/>
-        </w:rPr>
-        <w:t>tensor_float</w:t>
-      </w:r>
-      <w:proofErr w:type="spellEnd"/>
-      <w:r>
-        <w:rPr>
-          <w:rFonts w:hint="eastAsia"/>
-          <w:sz w:val="16"/>
-          <w:szCs w:val="18"/>
-        </w:rPr>
-        <w:t xml:space="preserve"> -inf</w:t>
+        <w:t>这些原始值若为空值则为tensor_float -inf</w:t>
       </w:r>
     </w:p>
     <w:p>
@@ -15777,25 +12628,7 @@
           <w:sz w:val="16"/>
           <w:szCs w:val="18"/>
         </w:rPr>
-        <w:t>(</w:t>
-      </w:r>
-      <w:proofErr w:type="spellStart"/>
-      <w:r>
-        <w:rPr>
-          <w:rFonts w:hint="eastAsia"/>
-          <w:sz w:val="16"/>
-          <w:szCs w:val="18"/>
-        </w:rPr>
-        <w:t>tensor_float</w:t>
-      </w:r>
-      <w:proofErr w:type="spellEnd"/>
-      <w:r>
-        <w:rPr>
-          <w:rFonts w:hint="eastAsia"/>
-          <w:sz w:val="16"/>
-          <w:szCs w:val="18"/>
-        </w:rPr>
-        <w:t xml:space="preserve"> 原始值)</w:t>
+        <w:t>(tensor_float 原始值)</w:t>
       </w:r>
       <w:r>
         <w:rPr>
@@ -15815,7 +12648,6 @@
           <w:szCs w:val="18"/>
         </w:rPr>
       </w:pPr>
-      <w:proofErr w:type="spellStart"/>
       <w:r>
         <w:rPr>
           <w:sz w:val="16"/>
@@ -15823,32 +12655,13 @@
         </w:rPr>
         <w:t>Kd</w:t>
       </w:r>
-      <w:proofErr w:type="spellEnd"/>
-      <w:r>
-        <w:rPr>
-          <w:rFonts w:hint="eastAsia"/>
-          <w:sz w:val="16"/>
-          <w:szCs w:val="18"/>
-        </w:rPr>
-        <w:t>(</w:t>
-      </w:r>
-      <w:proofErr w:type="spellStart"/>
-      <w:r>
-        <w:rPr>
-          <w:rFonts w:hint="eastAsia"/>
-          <w:sz w:val="16"/>
-          <w:szCs w:val="18"/>
-        </w:rPr>
-        <w:t>tensor_float</w:t>
-      </w:r>
-      <w:proofErr w:type="spellEnd"/>
-      <w:r>
-        <w:rPr>
-          <w:rFonts w:hint="eastAsia"/>
-          <w:sz w:val="16"/>
-          <w:szCs w:val="18"/>
-        </w:rPr>
-        <w:t xml:space="preserve"> 原始值)</w:t>
+      <w:r>
+        <w:rPr>
+          <w:rFonts w:hint="eastAsia"/>
+          <w:sz w:val="16"/>
+          <w:szCs w:val="18"/>
+        </w:rPr>
+        <w:t>(tensor_float 原始值)</w:t>
       </w:r>
       <w:r>
         <w:rPr>
@@ -15881,25 +12694,7 @@
           <w:sz w:val="16"/>
           <w:szCs w:val="18"/>
         </w:rPr>
-        <w:t>(</w:t>
-      </w:r>
-      <w:proofErr w:type="spellStart"/>
-      <w:r>
-        <w:rPr>
-          <w:rFonts w:hint="eastAsia"/>
-          <w:sz w:val="16"/>
-          <w:szCs w:val="18"/>
-        </w:rPr>
-        <w:t>tensor_float</w:t>
-      </w:r>
-      <w:proofErr w:type="spellEnd"/>
-      <w:r>
-        <w:rPr>
-          <w:rFonts w:hint="eastAsia"/>
-          <w:sz w:val="16"/>
-          <w:szCs w:val="18"/>
-        </w:rPr>
-        <w:t xml:space="preserve"> 原始值)</w:t>
+        <w:t>(tensor_float 原始值)</w:t>
       </w:r>
       <w:r>
         <w:rPr>
@@ -15932,25 +12727,7 @@
           <w:sz w:val="16"/>
           <w:szCs w:val="18"/>
         </w:rPr>
-        <w:t>(</w:t>
-      </w:r>
-      <w:proofErr w:type="spellStart"/>
-      <w:r>
-        <w:rPr>
-          <w:rFonts w:hint="eastAsia"/>
-          <w:sz w:val="16"/>
-          <w:szCs w:val="18"/>
-        </w:rPr>
-        <w:t>tensor_float</w:t>
-      </w:r>
-      <w:proofErr w:type="spellEnd"/>
-      <w:r>
-        <w:rPr>
-          <w:rFonts w:hint="eastAsia"/>
-          <w:sz w:val="16"/>
-          <w:szCs w:val="18"/>
-        </w:rPr>
-        <w:t xml:space="preserve"> 原始值)</w:t>
+        <w:t>(tensor_float 原始值)</w:t>
       </w:r>
       <w:r>
         <w:rPr>
@@ -15983,25 +12760,7 @@
           <w:sz w:val="16"/>
           <w:szCs w:val="18"/>
         </w:rPr>
-        <w:t>(</w:t>
-      </w:r>
-      <w:proofErr w:type="spellStart"/>
-      <w:r>
-        <w:rPr>
-          <w:rFonts w:hint="eastAsia"/>
-          <w:sz w:val="16"/>
-          <w:szCs w:val="18"/>
-        </w:rPr>
-        <w:t>tensor_float</w:t>
-      </w:r>
-      <w:proofErr w:type="spellEnd"/>
-      <w:r>
-        <w:rPr>
-          <w:rFonts w:hint="eastAsia"/>
-          <w:sz w:val="16"/>
-          <w:szCs w:val="18"/>
-        </w:rPr>
-        <w:t xml:space="preserve"> 原始值)</w:t>
+        <w:t>(tensor_float 原始值)</w:t>
       </w:r>
       <w:r>
         <w:rPr>
@@ -16042,25 +12801,7 @@
           <w:sz w:val="16"/>
           <w:szCs w:val="18"/>
         </w:rPr>
-        <w:t>(</w:t>
-      </w:r>
-      <w:proofErr w:type="spellStart"/>
-      <w:r>
-        <w:rPr>
-          <w:rFonts w:hint="eastAsia"/>
-          <w:sz w:val="16"/>
-          <w:szCs w:val="18"/>
-        </w:rPr>
-        <w:t>tensor_int</w:t>
-      </w:r>
-      <w:proofErr w:type="spellEnd"/>
-      <w:r>
-        <w:rPr>
-          <w:rFonts w:hint="eastAsia"/>
-          <w:sz w:val="16"/>
-          <w:szCs w:val="18"/>
-        </w:rPr>
-        <w:t xml:space="preserve"> 原始值)</w:t>
+        <w:t>(tensor_int 原始值)</w:t>
       </w:r>
       <w:r>
         <w:rPr>
@@ -16790,6 +13531,7 @@
   <w:style w:type="character" w:default="1" w:styleId="a0">
     <w:name w:val="Default Paragraph Font"/>
     <w:uiPriority w:val="1"/>
+    <w:semiHidden/>
     <w:unhideWhenUsed/>
   </w:style>
   <w:style w:type="table" w:default="1" w:styleId="a1">
@@ -17237,6 +13979,18 @@
       <w:sz w:val="24"/>
     </w:rPr>
   </w:style>
+  <w:style w:type="character" w:styleId="af4">
+    <w:name w:val="FollowedHyperlink"/>
+    <w:basedOn w:val="a0"/>
+    <w:uiPriority w:val="99"/>
+    <w:semiHidden/>
+    <w:unhideWhenUsed/>
+    <w:rsid w:val="00BE72E1"/>
+    <w:rPr>
+      <w:color w:val="96607D" w:themeColor="followedHyperlink"/>
+      <w:u w:val="single"/>
+    </w:rPr>
+  </w:style>
 </w:styles>
 </file>
 
